--- a/flutter_documents/f8_packages_tools_and_CLI/f60_vscode_for_flutter.docx
+++ b/flutter_documents/f8_packages_tools_and_CLI/f60_vscode_for_flutter.docx
@@ -61,17 +61,8 @@
           <w:sz w:val="32"/>
           <w:szCs w:val="32"/>
         </w:rPr>
-        <w:t>……</w:t>
-      </w:r>
-      <w:proofErr w:type="gramStart"/>
-      <w:r>
-        <w:rPr>
-          <w:sz w:val="32"/>
-          <w:szCs w:val="32"/>
-        </w:rPr>
-        <w:t>…..</w:t>
-      </w:r>
-      <w:proofErr w:type="gramEnd"/>
+        <w:t>………..</w:t>
+      </w:r>
       <w:r>
         <w:rPr>
           <w:sz w:val="32"/>
@@ -107,23 +98,7 @@
           <w:sz w:val="32"/>
           <w:szCs w:val="32"/>
         </w:rPr>
-        <w:t xml:space="preserve"> CLI in VS code……………………………</w:t>
-      </w:r>
-      <w:proofErr w:type="gramStart"/>
-      <w:r>
-        <w:rPr>
-          <w:sz w:val="32"/>
-          <w:szCs w:val="32"/>
-        </w:rPr>
-        <w:t>…..</w:t>
-      </w:r>
-      <w:proofErr w:type="gramEnd"/>
-      <w:r>
-        <w:rPr>
-          <w:sz w:val="32"/>
-          <w:szCs w:val="32"/>
-        </w:rPr>
-        <w:t>…………</w:t>
+        <w:t xml:space="preserve"> CLI in VS code………………………………..…………</w:t>
       </w:r>
       <w:r>
         <w:rPr>
@@ -193,23 +168,7 @@
           <w:sz w:val="32"/>
           <w:szCs w:val="32"/>
         </w:rPr>
-        <w:t xml:space="preserve">Run Time Configurations in VS Code (flavors &amp; dart </w:t>
-      </w:r>
-      <w:proofErr w:type="gramStart"/>
-      <w:r>
-        <w:rPr>
-          <w:sz w:val="32"/>
-          <w:szCs w:val="32"/>
-        </w:rPr>
-        <w:t>define)…</w:t>
-      </w:r>
-      <w:proofErr w:type="gramEnd"/>
-      <w:r>
-        <w:rPr>
-          <w:sz w:val="32"/>
-          <w:szCs w:val="32"/>
-        </w:rPr>
-        <w:t>.…6</w:t>
+        <w:t>Run Time Configurations in VS Code (flavors &amp; dart define)….…6</w:t>
       </w:r>
     </w:p>
     <w:p>
@@ -253,6 +212,13 @@
         </w:rPr>
         <w:t>Physical Device Mirroring in VS Code………………………………….</w:t>
       </w:r>
+      <w:r>
+        <w:rPr>
+          <w:sz w:val="32"/>
+          <w:szCs w:val="32"/>
+        </w:rPr>
+        <w:t>8</w:t>
+      </w:r>
     </w:p>
     <w:p>
       <w:pPr>
@@ -272,17 +238,15 @@
           <w:sz w:val="32"/>
           <w:szCs w:val="32"/>
         </w:rPr>
-        <w:t>Manage Android Emulators by Android CLI……………………</w:t>
-      </w:r>
-      <w:proofErr w:type="gramStart"/>
-      <w:r>
-        <w:rPr>
-          <w:sz w:val="32"/>
-          <w:szCs w:val="32"/>
-        </w:rPr>
-        <w:t>…..</w:t>
-      </w:r>
-      <w:proofErr w:type="gramEnd"/>
+        <w:t>Manage Android Emulators by Android CLI………………………</w:t>
+      </w:r>
+      <w:r>
+        <w:rPr>
+          <w:sz w:val="32"/>
+          <w:szCs w:val="32"/>
+        </w:rPr>
+        <w:t>….9</w:t>
+      </w:r>
     </w:p>
     <w:p>
       <w:pPr>
@@ -302,7 +266,14 @@
           <w:sz w:val="32"/>
           <w:szCs w:val="32"/>
         </w:rPr>
-        <w:t>Antigravity Extension Market Fix…………………………………………</w:t>
+        <w:t>Antigravity Extension Market Fix………………………………………</w:t>
+      </w:r>
+      <w:r>
+        <w:rPr>
+          <w:sz w:val="32"/>
+          <w:szCs w:val="32"/>
+        </w:rPr>
+        <w:t>.10</w:t>
       </w:r>
     </w:p>
     <w:p>
@@ -448,7 +419,6 @@
         </w:rPr>
         <w:t xml:space="preserve"> (for reading </w:t>
       </w:r>
-      <w:proofErr w:type="spellStart"/>
       <w:r>
         <w:rPr>
           <w:b/>
@@ -458,7 +428,6 @@
         </w:rPr>
         <w:t>build.gradle.kts</w:t>
       </w:r>
-      <w:proofErr w:type="spellEnd"/>
       <w:r>
         <w:rPr>
           <w:sz w:val="32"/>
@@ -496,25 +465,14 @@
         </w:rPr>
         <w:t xml:space="preserve"> by JetBrains (for reading </w:t>
       </w:r>
-      <w:proofErr w:type="spellStart"/>
-      <w:r>
-        <w:rPr>
-          <w:b/>
-          <w:bCs/>
-          <w:sz w:val="32"/>
-          <w:szCs w:val="32"/>
-        </w:rPr>
-        <w:t>MainActivity.kt</w:t>
-      </w:r>
-      <w:proofErr w:type="spellEnd"/>
-      <w:r>
-        <w:rPr>
-          <w:b/>
-          <w:bCs/>
-          <w:sz w:val="32"/>
-          <w:szCs w:val="32"/>
-        </w:rPr>
-        <w:t xml:space="preserve"> </w:t>
+      <w:r>
+        <w:rPr>
+          <w:b/>
+          <w:bCs/>
+          <w:sz w:val="32"/>
+          <w:szCs w:val="32"/>
+        </w:rPr>
+        <w:t xml:space="preserve">MainActivity.kt </w:t>
       </w:r>
       <w:r>
         <w:rPr>
@@ -692,7 +650,6 @@
           <w:szCs w:val="32"/>
         </w:rPr>
       </w:pPr>
-      <w:proofErr w:type="spellStart"/>
       <w:r>
         <w:rPr>
           <w:b/>
@@ -702,7 +659,6 @@
         </w:rPr>
         <w:t>GitLens</w:t>
       </w:r>
-      <w:proofErr w:type="spellEnd"/>
       <w:r>
         <w:rPr>
           <w:sz w:val="32"/>
@@ -1073,27 +1029,14 @@
         </w:rPr>
         <w:t xml:space="preserve"> project which will be our app name (like </w:t>
       </w:r>
-      <w:proofErr w:type="spellStart"/>
-      <w:proofErr w:type="gramStart"/>
-      <w:r>
-        <w:rPr>
-          <w:b/>
-          <w:bCs/>
-          <w:sz w:val="32"/>
-          <w:szCs w:val="32"/>
-        </w:rPr>
-        <w:t>android:label</w:t>
-      </w:r>
-      <w:proofErr w:type="spellEnd"/>
-      <w:proofErr w:type="gramEnd"/>
-      <w:r>
-        <w:rPr>
-          <w:b/>
-          <w:bCs/>
-          <w:sz w:val="32"/>
-          <w:szCs w:val="32"/>
-        </w:rPr>
-        <w:t>=</w:t>
+      <w:r>
+        <w:rPr>
+          <w:b/>
+          <w:bCs/>
+          <w:sz w:val="32"/>
+          <w:szCs w:val="32"/>
+        </w:rPr>
+        <w:t>android:label=</w:t>
       </w:r>
       <w:r>
         <w:rPr>
@@ -1118,7 +1061,6 @@
         </w:rPr>
         <w:t xml:space="preserve"> and </w:t>
       </w:r>
-      <w:proofErr w:type="spellStart"/>
       <w:r>
         <w:rPr>
           <w:b/>
@@ -1128,7 +1070,6 @@
         </w:rPr>
         <w:t>pubsec.yaml</w:t>
       </w:r>
-      <w:proofErr w:type="spellEnd"/>
       <w:r>
         <w:rPr>
           <w:sz w:val="32"/>
@@ -1164,7 +1105,6 @@
         </w:rPr>
         <w:t xml:space="preserve"> </w:t>
       </w:r>
-      <w:proofErr w:type="spellStart"/>
       <w:r>
         <w:rPr>
           <w:b/>
@@ -1174,7 +1114,6 @@
         </w:rPr>
         <w:t>com.example.testing_flutter</w:t>
       </w:r>
-      <w:proofErr w:type="spellEnd"/>
       <w:r>
         <w:rPr>
           <w:sz w:val="32"/>
@@ -1543,37 +1482,17 @@
           <w:sz w:val="32"/>
           <w:szCs w:val="32"/>
         </w:rPr>
-        <w:t xml:space="preserve"># If we add </w:t>
-      </w:r>
-      <w:proofErr w:type="gramStart"/>
-      <w:r>
-        <w:rPr>
-          <w:sz w:val="32"/>
-          <w:szCs w:val="32"/>
-        </w:rPr>
-        <w:t xml:space="preserve">a </w:t>
-      </w:r>
-      <w:r>
-        <w:rPr>
-          <w:b/>
-          <w:bCs/>
-          <w:sz w:val="32"/>
-          <w:szCs w:val="32"/>
-        </w:rPr>
-        <w:t>.</w:t>
-      </w:r>
-      <w:proofErr w:type="spellStart"/>
-      <w:r>
-        <w:rPr>
-          <w:b/>
-          <w:bCs/>
-          <w:sz w:val="32"/>
-          <w:szCs w:val="32"/>
-        </w:rPr>
-        <w:t>vscode</w:t>
-      </w:r>
-      <w:proofErr w:type="spellEnd"/>
-      <w:proofErr w:type="gramEnd"/>
+        <w:t xml:space="preserve"># If we add a </w:t>
+      </w:r>
+      <w:r>
+        <w:rPr>
+          <w:b/>
+          <w:bCs/>
+          <w:sz w:val="32"/>
+          <w:szCs w:val="32"/>
+        </w:rPr>
+        <w:t>.vscode</w:t>
+      </w:r>
       <w:r>
         <w:rPr>
           <w:sz w:val="32"/>
@@ -1581,47 +1500,22 @@
         </w:rPr>
         <w:t xml:space="preserve"> directory inside our (like </w:t>
       </w:r>
-      <w:proofErr w:type="spellStart"/>
-      <w:r>
-        <w:rPr>
-          <w:b/>
-          <w:bCs/>
-          <w:sz w:val="32"/>
-          <w:szCs w:val="32"/>
-        </w:rPr>
-        <w:t>project_root</w:t>
-      </w:r>
-      <w:proofErr w:type="spellEnd"/>
-      <w:r>
-        <w:rPr>
-          <w:b/>
-          <w:bCs/>
-          <w:sz w:val="32"/>
-          <w:szCs w:val="32"/>
-        </w:rPr>
-        <w:t>/.</w:t>
-      </w:r>
-      <w:proofErr w:type="spellStart"/>
-      <w:r>
-        <w:rPr>
-          <w:b/>
-          <w:bCs/>
-          <w:sz w:val="32"/>
-          <w:szCs w:val="32"/>
-        </w:rPr>
-        <w:t>vscode</w:t>
-      </w:r>
-      <w:proofErr w:type="spellEnd"/>
-      <w:r>
-        <w:rPr>
-          <w:b/>
-          <w:bCs/>
-          <w:sz w:val="32"/>
-          <w:szCs w:val="32"/>
-        </w:rPr>
-        <w:t>/</w:t>
-      </w:r>
-      <w:proofErr w:type="spellStart"/>
+      <w:r>
+        <w:rPr>
+          <w:b/>
+          <w:bCs/>
+          <w:sz w:val="32"/>
+          <w:szCs w:val="32"/>
+        </w:rPr>
+        <w:t>project_root/.vscode/settings.json</w:t>
+      </w:r>
+      <w:r>
+        <w:rPr>
+          <w:sz w:val="32"/>
+          <w:szCs w:val="32"/>
+        </w:rPr>
+        <w:t xml:space="preserve">) and it has </w:t>
+      </w:r>
       <w:r>
         <w:rPr>
           <w:b/>
@@ -1631,25 +1525,6 @@
         </w:rPr>
         <w:t>settings.json</w:t>
       </w:r>
-      <w:proofErr w:type="spellEnd"/>
-      <w:r>
-        <w:rPr>
-          <w:sz w:val="32"/>
-          <w:szCs w:val="32"/>
-        </w:rPr>
-        <w:t xml:space="preserve">) and it has </w:t>
-      </w:r>
-      <w:proofErr w:type="spellStart"/>
-      <w:r>
-        <w:rPr>
-          <w:b/>
-          <w:bCs/>
-          <w:sz w:val="32"/>
-          <w:szCs w:val="32"/>
-        </w:rPr>
-        <w:t>settings.json</w:t>
-      </w:r>
-      <w:proofErr w:type="spellEnd"/>
       <w:r>
         <w:rPr>
           <w:sz w:val="32"/>
@@ -1668,7 +1543,6 @@
           <w:szCs w:val="28"/>
         </w:rPr>
       </w:pPr>
-      <w:proofErr w:type="spellStart"/>
       <w:r>
         <w:rPr>
           <w:b/>
@@ -1676,141 +1550,140 @@
           <w:sz w:val="28"/>
           <w:szCs w:val="28"/>
         </w:rPr>
-        <w:t>my_flutter_app</w:t>
-      </w:r>
-      <w:proofErr w:type="spellEnd"/>
-      <w:r>
+        <w:t>my_flutter_app/</w:t>
+      </w:r>
+    </w:p>
+    <w:p>
+      <w:pPr>
+        <w:jc w:val="both"/>
         <w:rPr>
           <w:b/>
           <w:bCs/>
           <w:sz w:val="28"/>
           <w:szCs w:val="28"/>
         </w:rPr>
-        <w:t>/</w:t>
-      </w:r>
-    </w:p>
-    <w:p>
-      <w:pPr>
-        <w:jc w:val="both"/>
-        <w:rPr>
+      </w:pPr>
+      <w:r>
+        <w:rPr>
+          <w:rFonts w:ascii="Arial" w:hAnsi="Arial" w:cs="Arial"/>
           <w:b/>
           <w:bCs/>
           <w:sz w:val="28"/>
           <w:szCs w:val="28"/>
         </w:rPr>
-      </w:pPr>
-      <w:r>
-        <w:rPr>
-          <w:rFonts w:ascii="Arial" w:hAnsi="Arial" w:cs="Arial"/>
+        <w:t>├</w:t>
+      </w:r>
+      <w:r>
+        <w:rPr>
+          <w:rFonts w:ascii="Aptos" w:hAnsi="Aptos" w:cs="Aptos"/>
           <w:b/>
           <w:bCs/>
           <w:sz w:val="28"/>
           <w:szCs w:val="28"/>
         </w:rPr>
-        <w:t>├</w:t>
-      </w:r>
-      <w:r>
-        <w:rPr>
-          <w:rFonts w:ascii="Aptos" w:hAnsi="Aptos" w:cs="Aptos"/>
+        <w:t>──</w:t>
+      </w:r>
+      <w:r>
+        <w:rPr>
           <w:b/>
           <w:bCs/>
           <w:sz w:val="28"/>
           <w:szCs w:val="28"/>
         </w:rPr>
-        <w:t>──</w:t>
-      </w:r>
-      <w:r>
+        <w:t xml:space="preserve"> lib/</w:t>
+      </w:r>
+    </w:p>
+    <w:p>
+      <w:pPr>
+        <w:jc w:val="both"/>
         <w:rPr>
           <w:b/>
           <w:bCs/>
           <w:sz w:val="28"/>
           <w:szCs w:val="28"/>
         </w:rPr>
-        <w:t xml:space="preserve"> lib/</w:t>
-      </w:r>
-    </w:p>
-    <w:p>
-      <w:pPr>
-        <w:jc w:val="both"/>
-        <w:rPr>
+      </w:pPr>
+      <w:r>
+        <w:rPr>
+          <w:rFonts w:ascii="Arial" w:hAnsi="Arial" w:cs="Arial"/>
           <w:b/>
           <w:bCs/>
           <w:sz w:val="28"/>
           <w:szCs w:val="28"/>
         </w:rPr>
-      </w:pPr>
-      <w:r>
-        <w:rPr>
-          <w:rFonts w:ascii="Arial" w:hAnsi="Arial" w:cs="Arial"/>
+        <w:lastRenderedPageBreak/>
+        <w:t>├</w:t>
+      </w:r>
+      <w:r>
+        <w:rPr>
+          <w:rFonts w:ascii="Aptos" w:hAnsi="Aptos" w:cs="Aptos"/>
           <w:b/>
           <w:bCs/>
           <w:sz w:val="28"/>
           <w:szCs w:val="28"/>
         </w:rPr>
-        <w:lastRenderedPageBreak/>
-        <w:t>├</w:t>
-      </w:r>
-      <w:r>
-        <w:rPr>
-          <w:rFonts w:ascii="Aptos" w:hAnsi="Aptos" w:cs="Aptos"/>
+        <w:t>──</w:t>
+      </w:r>
+      <w:r>
+        <w:rPr>
           <w:b/>
           <w:bCs/>
           <w:sz w:val="28"/>
           <w:szCs w:val="28"/>
         </w:rPr>
-        <w:t>──</w:t>
-      </w:r>
-      <w:r>
+        <w:t xml:space="preserve"> android/</w:t>
+      </w:r>
+    </w:p>
+    <w:p>
+      <w:pPr>
+        <w:jc w:val="both"/>
         <w:rPr>
           <w:b/>
           <w:bCs/>
           <w:sz w:val="28"/>
           <w:szCs w:val="28"/>
         </w:rPr>
-        <w:t xml:space="preserve"> android/</w:t>
-      </w:r>
-    </w:p>
-    <w:p>
-      <w:pPr>
-        <w:jc w:val="both"/>
-        <w:rPr>
+      </w:pPr>
+      <w:r>
+        <w:rPr>
+          <w:rFonts w:ascii="Arial" w:hAnsi="Arial" w:cs="Arial"/>
           <w:b/>
           <w:bCs/>
           <w:sz w:val="28"/>
           <w:szCs w:val="28"/>
         </w:rPr>
-      </w:pPr>
-      <w:r>
-        <w:rPr>
-          <w:rFonts w:ascii="Arial" w:hAnsi="Arial" w:cs="Arial"/>
+        <w:t>├</w:t>
+      </w:r>
+      <w:r>
+        <w:rPr>
+          <w:rFonts w:ascii="Aptos" w:hAnsi="Aptos" w:cs="Aptos"/>
           <w:b/>
           <w:bCs/>
           <w:sz w:val="28"/>
           <w:szCs w:val="28"/>
         </w:rPr>
-        <w:t>├</w:t>
-      </w:r>
-      <w:r>
-        <w:rPr>
-          <w:rFonts w:ascii="Aptos" w:hAnsi="Aptos" w:cs="Aptos"/>
+        <w:t>──</w:t>
+      </w:r>
+      <w:r>
+        <w:rPr>
           <w:b/>
           <w:bCs/>
           <w:sz w:val="28"/>
           <w:szCs w:val="28"/>
         </w:rPr>
-        <w:t>──</w:t>
-      </w:r>
-      <w:r>
+        <w:t xml:space="preserve"> pubspec.yaml</w:t>
+      </w:r>
+    </w:p>
+    <w:p>
+      <w:pPr>
+        <w:jc w:val="both"/>
         <w:rPr>
           <w:b/>
           <w:bCs/>
           <w:sz w:val="28"/>
           <w:szCs w:val="28"/>
         </w:rPr>
-        <w:t xml:space="preserve"> </w:t>
-      </w:r>
-      <w:proofErr w:type="spellStart"/>
-      <w:proofErr w:type="gramStart"/>
+      </w:pPr>
       <w:r>
         <w:rPr>
           <w:b/>
@@ -1818,10 +1691,8 @@
           <w:sz w:val="28"/>
           <w:szCs w:val="28"/>
         </w:rPr>
-        <w:t>pubspec.yaml</w:t>
-      </w:r>
-      <w:proofErr w:type="spellEnd"/>
-      <w:proofErr w:type="gramEnd"/>
+        <w:t>└── .vscode/</w:t>
+      </w:r>
     </w:p>
     <w:p>
       <w:pPr>
@@ -1840,19 +1711,35 @@
           <w:sz w:val="28"/>
           <w:szCs w:val="28"/>
         </w:rPr>
-        <w:t>└─</w:t>
-      </w:r>
-      <w:proofErr w:type="gramStart"/>
-      <w:r>
+        <w:t xml:space="preserve">    └── settings.json</w:t>
+      </w:r>
+    </w:p>
+    <w:p>
+      <w:pPr>
+        <w:jc w:val="both"/>
+        <w:rPr>
+          <w:sz w:val="32"/>
+          <w:szCs w:val="32"/>
+        </w:rPr>
+      </w:pPr>
+      <w:r>
+        <w:rPr>
+          <w:sz w:val="32"/>
+          <w:szCs w:val="32"/>
+        </w:rPr>
+        <w:t># Like:</w:t>
+      </w:r>
+    </w:p>
+    <w:p>
+      <w:pPr>
+        <w:jc w:val="both"/>
         <w:rPr>
           <w:b/>
           <w:bCs/>
           <w:sz w:val="28"/>
           <w:szCs w:val="28"/>
         </w:rPr>
-        <w:t>─ .</w:t>
-      </w:r>
-      <w:proofErr w:type="spellStart"/>
+      </w:pPr>
       <w:r>
         <w:rPr>
           <w:b/>
@@ -1860,41 +1747,39 @@
           <w:sz w:val="28"/>
           <w:szCs w:val="28"/>
         </w:rPr>
-        <w:t>vscode</w:t>
-      </w:r>
-      <w:proofErr w:type="spellEnd"/>
-      <w:proofErr w:type="gramEnd"/>
-      <w:r>
+        <w:t>{</w:t>
+      </w:r>
+    </w:p>
+    <w:p>
+      <w:pPr>
+        <w:jc w:val="both"/>
         <w:rPr>
           <w:b/>
           <w:bCs/>
           <w:sz w:val="28"/>
           <w:szCs w:val="28"/>
         </w:rPr>
-        <w:t>/</w:t>
-      </w:r>
-    </w:p>
-    <w:p>
-      <w:pPr>
-        <w:jc w:val="both"/>
+      </w:pPr>
+      <w:r>
         <w:rPr>
           <w:b/>
           <w:bCs/>
           <w:sz w:val="28"/>
           <w:szCs w:val="28"/>
         </w:rPr>
-      </w:pPr>
-      <w:r>
+        <w:t xml:space="preserve">  "editor.fontSize": 16,</w:t>
+      </w:r>
+    </w:p>
+    <w:p>
+      <w:pPr>
+        <w:jc w:val="both"/>
         <w:rPr>
           <w:b/>
           <w:bCs/>
           <w:sz w:val="28"/>
           <w:szCs w:val="28"/>
         </w:rPr>
-        <w:t xml:space="preserve">    └── </w:t>
-      </w:r>
-      <w:proofErr w:type="spellStart"/>
-      <w:proofErr w:type="gramStart"/>
+      </w:pPr>
       <w:r>
         <w:rPr>
           <w:b/>
@@ -1902,25 +1787,7 @@
           <w:sz w:val="28"/>
           <w:szCs w:val="28"/>
         </w:rPr>
-        <w:t>settings.json</w:t>
-      </w:r>
-      <w:proofErr w:type="spellEnd"/>
-      <w:proofErr w:type="gramEnd"/>
-    </w:p>
-    <w:p>
-      <w:pPr>
-        <w:jc w:val="both"/>
-        <w:rPr>
-          <w:sz w:val="32"/>
-          <w:szCs w:val="32"/>
-        </w:rPr>
-      </w:pPr>
-      <w:r>
-        <w:rPr>
-          <w:sz w:val="32"/>
-          <w:szCs w:val="32"/>
-        </w:rPr>
-        <w:t># Like:</w:t>
+        <w:t xml:space="preserve">  "cSpell.words": [</w:t>
       </w:r>
     </w:p>
     <w:p>
@@ -1940,7 +1807,7 @@
           <w:sz w:val="28"/>
           <w:szCs w:val="28"/>
         </w:rPr>
-        <w:t>{</w:t>
+        <w:t xml:space="preserve">        "playfair"</w:t>
       </w:r>
     </w:p>
     <w:p>
@@ -1960,21 +1827,19 @@
           <w:sz w:val="28"/>
           <w:szCs w:val="28"/>
         </w:rPr>
-        <w:t xml:space="preserve">  "</w:t>
-      </w:r>
-      <w:proofErr w:type="spellStart"/>
-      <w:proofErr w:type="gramStart"/>
-      <w:r>
+        <w:t xml:space="preserve">  ],</w:t>
+      </w:r>
+    </w:p>
+    <w:p>
+      <w:pPr>
+        <w:jc w:val="both"/>
         <w:rPr>
           <w:b/>
           <w:bCs/>
           <w:sz w:val="28"/>
           <w:szCs w:val="28"/>
         </w:rPr>
-        <w:t>editor.fontSize</w:t>
-      </w:r>
-      <w:proofErr w:type="spellEnd"/>
-      <w:proofErr w:type="gramEnd"/>
+      </w:pPr>
       <w:r>
         <w:rPr>
           <w:b/>
@@ -1982,7 +1847,7 @@
           <w:sz w:val="28"/>
           <w:szCs w:val="28"/>
         </w:rPr>
-        <w:t>": 16,</w:t>
+        <w:t xml:space="preserve">  "java.configuration.updateBuildConfiguration": "interactive",</w:t>
       </w:r>
     </w:p>
     <w:p>
@@ -2002,19 +1867,19 @@
           <w:sz w:val="28"/>
           <w:szCs w:val="28"/>
         </w:rPr>
-        <w:t xml:space="preserve">  "</w:t>
-      </w:r>
-      <w:proofErr w:type="spellStart"/>
-      <w:r>
+        <w:t xml:space="preserve">  "dart.previewFlutterUiGuides": true,</w:t>
+      </w:r>
+    </w:p>
+    <w:p>
+      <w:pPr>
+        <w:jc w:val="both"/>
         <w:rPr>
           <w:b/>
           <w:bCs/>
           <w:sz w:val="28"/>
           <w:szCs w:val="28"/>
         </w:rPr>
-        <w:t>cSpell.words</w:t>
-      </w:r>
-      <w:proofErr w:type="spellEnd"/>
+      </w:pPr>
       <w:r>
         <w:rPr>
           <w:b/>
@@ -2022,7 +1887,154 @@
           <w:sz w:val="28"/>
           <w:szCs w:val="28"/>
         </w:rPr>
-        <w:t>": [</w:t>
+        <w:t>}</w:t>
+      </w:r>
+    </w:p>
+    <w:p>
+      <w:pPr>
+        <w:jc w:val="both"/>
+        <w:rPr>
+          <w:sz w:val="32"/>
+          <w:szCs w:val="32"/>
+        </w:rPr>
+      </w:pPr>
+      <w:r>
+        <w:rPr>
+          <w:sz w:val="32"/>
+          <w:szCs w:val="32"/>
+        </w:rPr>
+        <w:t xml:space="preserve"># </w:t>
+      </w:r>
+      <w:r>
+        <w:rPr>
+          <w:b/>
+          <w:bCs/>
+          <w:sz w:val="32"/>
+          <w:szCs w:val="32"/>
+        </w:rPr>
+        <w:t>editor.fontSize</w:t>
+      </w:r>
+      <w:r>
+        <w:rPr>
+          <w:sz w:val="32"/>
+          <w:szCs w:val="32"/>
+        </w:rPr>
+        <w:t xml:space="preserve"> tells use font size 16 for this project</w:t>
+      </w:r>
+    </w:p>
+    <w:p>
+      <w:pPr>
+        <w:jc w:val="both"/>
+        <w:rPr>
+          <w:sz w:val="32"/>
+          <w:szCs w:val="32"/>
+        </w:rPr>
+      </w:pPr>
+      <w:r>
+        <w:rPr>
+          <w:sz w:val="32"/>
+          <w:szCs w:val="32"/>
+        </w:rPr>
+        <w:t xml:space="preserve"># </w:t>
+      </w:r>
+      <w:r>
+        <w:rPr>
+          <w:b/>
+          <w:bCs/>
+          <w:sz w:val="32"/>
+          <w:szCs w:val="32"/>
+        </w:rPr>
+        <w:t>cSpell.words</w:t>
+      </w:r>
+      <w:r>
+        <w:rPr>
+          <w:sz w:val="32"/>
+          <w:szCs w:val="32"/>
+        </w:rPr>
+        <w:t xml:space="preserve"> tells the spell checker not to flag like we know this word. Don’t complain about it (Project level dictionary)</w:t>
+      </w:r>
+    </w:p>
+    <w:p>
+      <w:pPr>
+        <w:jc w:val="both"/>
+        <w:rPr>
+          <w:sz w:val="32"/>
+          <w:szCs w:val="32"/>
+        </w:rPr>
+      </w:pPr>
+      <w:r>
+        <w:rPr>
+          <w:sz w:val="32"/>
+          <w:szCs w:val="32"/>
+        </w:rPr>
+        <w:t xml:space="preserve"># </w:t>
+      </w:r>
+      <w:r>
+        <w:rPr>
+          <w:b/>
+          <w:bCs/>
+          <w:sz w:val="32"/>
+          <w:szCs w:val="32"/>
+        </w:rPr>
+        <w:t>java.configuration.updateBuildConfiguration</w:t>
+      </w:r>
+      <w:r>
+        <w:rPr>
+          <w:sz w:val="32"/>
+          <w:szCs w:val="32"/>
+        </w:rPr>
+        <w:t xml:space="preserve"> </w:t>
+      </w:r>
+      <w:r>
+        <w:rPr>
+          <w:sz w:val="32"/>
+          <w:szCs w:val="32"/>
+        </w:rPr>
+        <w:t>controls what VS Code does when it detects that our Gradle configuration has changed.</w:t>
+      </w:r>
+      <w:r>
+        <w:rPr>
+          <w:sz w:val="32"/>
+          <w:szCs w:val="32"/>
+        </w:rPr>
+        <w:t xml:space="preserve"> </w:t>
+      </w:r>
+      <w:r>
+        <w:rPr>
+          <w:sz w:val="32"/>
+          <w:szCs w:val="32"/>
+        </w:rPr>
+        <w:t>For example,</w:t>
+      </w:r>
+      <w:r>
+        <w:rPr>
+          <w:sz w:val="32"/>
+          <w:szCs w:val="32"/>
+        </w:rPr>
+        <w:t xml:space="preserve"> </w:t>
+      </w:r>
+      <w:r>
+        <w:rPr>
+          <w:sz w:val="32"/>
+          <w:szCs w:val="32"/>
+        </w:rPr>
+        <w:t xml:space="preserve">our </w:t>
+      </w:r>
+      <w:r>
+        <w:rPr>
+          <w:b/>
+          <w:bCs/>
+          <w:sz w:val="32"/>
+          <w:szCs w:val="32"/>
+        </w:rPr>
+        <w:t>Flutter</w:t>
+      </w:r>
+      <w:r>
+        <w:rPr>
+          <w:sz w:val="32"/>
+          <w:szCs w:val="32"/>
+        </w:rPr>
+        <w:t xml:space="preserve"> project has:</w:t>
       </w:r>
     </w:p>
     <w:p>
@@ -2042,39 +2054,39 @@
           <w:sz w:val="28"/>
           <w:szCs w:val="28"/>
         </w:rPr>
-        <w:t xml:space="preserve">        "</w:t>
-      </w:r>
-      <w:proofErr w:type="spellStart"/>
-      <w:r>
+        <w:t>android/</w:t>
+      </w:r>
+    </w:p>
+    <w:p>
+      <w:pPr>
+        <w:jc w:val="both"/>
         <w:rPr>
           <w:b/>
           <w:bCs/>
           <w:sz w:val="28"/>
           <w:szCs w:val="28"/>
         </w:rPr>
-        <w:t>playfair</w:t>
-      </w:r>
-      <w:proofErr w:type="spellEnd"/>
-      <w:r>
-        <w:rPr>
+      </w:pPr>
+      <w:r>
+        <w:rPr>
+          <w:rFonts w:ascii="Arial" w:hAnsi="Arial" w:cs="Arial"/>
           <w:b/>
           <w:bCs/>
           <w:sz w:val="28"/>
           <w:szCs w:val="28"/>
         </w:rPr>
-        <w:t>"</w:t>
-      </w:r>
-    </w:p>
-    <w:p>
-      <w:pPr>
-        <w:jc w:val="both"/>
-        <w:rPr>
+        <w:t>├</w:t>
+      </w:r>
+      <w:r>
+        <w:rPr>
+          <w:rFonts w:ascii="Aptos" w:hAnsi="Aptos" w:cs="Aptos"/>
           <w:b/>
           <w:bCs/>
           <w:sz w:val="28"/>
           <w:szCs w:val="28"/>
         </w:rPr>
-      </w:pPr>
+        <w:t>──</w:t>
+      </w:r>
       <w:r>
         <w:rPr>
           <w:b/>
@@ -2082,7 +2094,7 @@
           <w:sz w:val="28"/>
           <w:szCs w:val="28"/>
         </w:rPr>
-        <w:t xml:space="preserve">  ],</w:t>
+        <w:t xml:space="preserve"> build.gradle.kts</w:t>
       </w:r>
     </w:p>
     <w:p>
@@ -2097,25 +2109,24 @@
       </w:pPr>
       <w:r>
         <w:rPr>
+          <w:rFonts w:ascii="Arial" w:hAnsi="Arial" w:cs="Arial"/>
           <w:b/>
           <w:bCs/>
           <w:sz w:val="28"/>
           <w:szCs w:val="28"/>
         </w:rPr>
-        <w:t xml:space="preserve">  "</w:t>
-      </w:r>
-      <w:proofErr w:type="spellStart"/>
-      <w:proofErr w:type="gramStart"/>
-      <w:r>
-        <w:rPr>
+        <w:t>├</w:t>
+      </w:r>
+      <w:r>
+        <w:rPr>
+          <w:rFonts w:ascii="Aptos" w:hAnsi="Aptos" w:cs="Aptos"/>
           <w:b/>
           <w:bCs/>
           <w:sz w:val="28"/>
           <w:szCs w:val="28"/>
         </w:rPr>
-        <w:t>java.configuration</w:t>
-      </w:r>
-      <w:proofErr w:type="gramEnd"/>
+        <w:t>──</w:t>
+      </w:r>
       <w:r>
         <w:rPr>
           <w:b/>
@@ -2123,40 +2134,39 @@
           <w:sz w:val="28"/>
           <w:szCs w:val="28"/>
         </w:rPr>
-        <w:t>.updateBuildConfiguration</w:t>
-      </w:r>
-      <w:proofErr w:type="spellEnd"/>
-      <w:r>
+        <w:t xml:space="preserve"> settings.gradle.kts</w:t>
+      </w:r>
+    </w:p>
+    <w:p>
+      <w:pPr>
+        <w:jc w:val="both"/>
         <w:rPr>
           <w:b/>
           <w:bCs/>
           <w:sz w:val="28"/>
           <w:szCs w:val="28"/>
         </w:rPr>
-        <w:t>": "interactive",</w:t>
-      </w:r>
-    </w:p>
-    <w:p>
-      <w:pPr>
-        <w:jc w:val="both"/>
+      </w:pPr>
+      <w:r>
         <w:rPr>
           <w:b/>
           <w:bCs/>
           <w:sz w:val="28"/>
           <w:szCs w:val="28"/>
         </w:rPr>
-      </w:pPr>
-      <w:r>
+        <w:t>└── app/</w:t>
+      </w:r>
+    </w:p>
+    <w:p>
+      <w:pPr>
+        <w:jc w:val="both"/>
         <w:rPr>
           <w:b/>
           <w:bCs/>
           <w:sz w:val="28"/>
           <w:szCs w:val="28"/>
         </w:rPr>
-        <w:t xml:space="preserve">  "</w:t>
-      </w:r>
-      <w:proofErr w:type="spellStart"/>
-      <w:proofErr w:type="gramStart"/>
+      </w:pPr>
       <w:r>
         <w:rPr>
           <w:b/>
@@ -2164,378 +2174,8 @@
           <w:sz w:val="28"/>
           <w:szCs w:val="28"/>
         </w:rPr>
-        <w:t>dart.previewFlutterUiGuides</w:t>
-      </w:r>
-      <w:proofErr w:type="spellEnd"/>
-      <w:proofErr w:type="gramEnd"/>
-      <w:r>
-        <w:rPr>
-          <w:b/>
-          <w:bCs/>
-          <w:sz w:val="28"/>
-          <w:szCs w:val="28"/>
-        </w:rPr>
-        <w:t>": true,</w:t>
-      </w:r>
-    </w:p>
-    <w:p>
-      <w:pPr>
-        <w:jc w:val="both"/>
-        <w:rPr>
-          <w:b/>
-          <w:bCs/>
-          <w:sz w:val="28"/>
-          <w:szCs w:val="28"/>
-        </w:rPr>
-      </w:pPr>
-      <w:r>
-        <w:rPr>
-          <w:b/>
-          <w:bCs/>
-          <w:sz w:val="28"/>
-          <w:szCs w:val="28"/>
-        </w:rPr>
-        <w:t>}</w:t>
-      </w:r>
-    </w:p>
-    <w:p>
-      <w:pPr>
-        <w:jc w:val="both"/>
-        <w:rPr>
-          <w:sz w:val="32"/>
-          <w:szCs w:val="32"/>
-        </w:rPr>
-      </w:pPr>
-      <w:r>
-        <w:rPr>
-          <w:sz w:val="32"/>
-          <w:szCs w:val="32"/>
-        </w:rPr>
-        <w:t xml:space="preserve"># </w:t>
-      </w:r>
-      <w:proofErr w:type="spellStart"/>
-      <w:proofErr w:type="gramStart"/>
-      <w:r>
-        <w:rPr>
-          <w:b/>
-          <w:bCs/>
-          <w:sz w:val="32"/>
-          <w:szCs w:val="32"/>
-        </w:rPr>
-        <w:t>editor.fontSize</w:t>
-      </w:r>
-      <w:proofErr w:type="spellEnd"/>
-      <w:proofErr w:type="gramEnd"/>
-      <w:r>
-        <w:rPr>
-          <w:sz w:val="32"/>
-          <w:szCs w:val="32"/>
-        </w:rPr>
-        <w:t xml:space="preserve"> tells use font size 16 for this project</w:t>
-      </w:r>
-    </w:p>
-    <w:p>
-      <w:pPr>
-        <w:jc w:val="both"/>
-        <w:rPr>
-          <w:sz w:val="32"/>
-          <w:szCs w:val="32"/>
-        </w:rPr>
-      </w:pPr>
-      <w:r>
-        <w:rPr>
-          <w:sz w:val="32"/>
-          <w:szCs w:val="32"/>
-        </w:rPr>
-        <w:t xml:space="preserve"># </w:t>
-      </w:r>
-      <w:proofErr w:type="spellStart"/>
-      <w:r>
-        <w:rPr>
-          <w:b/>
-          <w:bCs/>
-          <w:sz w:val="32"/>
-          <w:szCs w:val="32"/>
-        </w:rPr>
-        <w:t>cSpell.words</w:t>
-      </w:r>
-      <w:proofErr w:type="spellEnd"/>
-      <w:r>
-        <w:rPr>
-          <w:sz w:val="32"/>
-          <w:szCs w:val="32"/>
-        </w:rPr>
-        <w:t xml:space="preserve"> tells the spell checker not to flag like we know this word. Don’t complain about it (Project level dictionary)</w:t>
-      </w:r>
-    </w:p>
-    <w:p>
-      <w:pPr>
-        <w:jc w:val="both"/>
-        <w:rPr>
-          <w:sz w:val="32"/>
-          <w:szCs w:val="32"/>
-        </w:rPr>
-      </w:pPr>
-      <w:r>
-        <w:rPr>
-          <w:sz w:val="32"/>
-          <w:szCs w:val="32"/>
-        </w:rPr>
-        <w:t xml:space="preserve"># </w:t>
-      </w:r>
-      <w:proofErr w:type="spellStart"/>
-      <w:proofErr w:type="gramStart"/>
-      <w:r>
-        <w:rPr>
-          <w:b/>
-          <w:bCs/>
-          <w:sz w:val="32"/>
-          <w:szCs w:val="32"/>
-        </w:rPr>
-        <w:t>java.configuration</w:t>
-      </w:r>
-      <w:proofErr w:type="gramEnd"/>
-      <w:r>
-        <w:rPr>
-          <w:b/>
-          <w:bCs/>
-          <w:sz w:val="32"/>
-          <w:szCs w:val="32"/>
-        </w:rPr>
-        <w:t>.updateBuildConfiguration</w:t>
-      </w:r>
-      <w:proofErr w:type="spellEnd"/>
-      <w:r>
-        <w:rPr>
-          <w:sz w:val="32"/>
-          <w:szCs w:val="32"/>
-        </w:rPr>
-        <w:t xml:space="preserve"> </w:t>
-      </w:r>
-      <w:r>
-        <w:rPr>
-          <w:sz w:val="32"/>
-          <w:szCs w:val="32"/>
-        </w:rPr>
-        <w:t>controls what VS Code does when it detects that our Gradle configuration has changed.</w:t>
-      </w:r>
-      <w:r>
-        <w:rPr>
-          <w:sz w:val="32"/>
-          <w:szCs w:val="32"/>
-        </w:rPr>
-        <w:t xml:space="preserve"> </w:t>
-      </w:r>
-      <w:r>
-        <w:rPr>
-          <w:sz w:val="32"/>
-          <w:szCs w:val="32"/>
-        </w:rPr>
-        <w:t>For example,</w:t>
-      </w:r>
-      <w:r>
-        <w:rPr>
-          <w:sz w:val="32"/>
-          <w:szCs w:val="32"/>
-        </w:rPr>
-        <w:t xml:space="preserve"> </w:t>
-      </w:r>
-      <w:r>
-        <w:rPr>
-          <w:sz w:val="32"/>
-          <w:szCs w:val="32"/>
-        </w:rPr>
-        <w:t xml:space="preserve">our </w:t>
-      </w:r>
-      <w:r>
-        <w:rPr>
-          <w:b/>
-          <w:bCs/>
-          <w:sz w:val="32"/>
-          <w:szCs w:val="32"/>
-        </w:rPr>
-        <w:t>Flutter</w:t>
-      </w:r>
-      <w:r>
-        <w:rPr>
-          <w:sz w:val="32"/>
-          <w:szCs w:val="32"/>
-        </w:rPr>
-        <w:t xml:space="preserve"> project has:</w:t>
-      </w:r>
-    </w:p>
-    <w:p>
-      <w:pPr>
-        <w:jc w:val="both"/>
-        <w:rPr>
-          <w:b/>
-          <w:bCs/>
-          <w:sz w:val="28"/>
-          <w:szCs w:val="28"/>
-        </w:rPr>
-      </w:pPr>
-      <w:r>
-        <w:rPr>
-          <w:b/>
-          <w:bCs/>
-          <w:sz w:val="28"/>
-          <w:szCs w:val="28"/>
-        </w:rPr>
-        <w:t>android/</w:t>
-      </w:r>
-    </w:p>
-    <w:p>
-      <w:pPr>
-        <w:jc w:val="both"/>
-        <w:rPr>
-          <w:b/>
-          <w:bCs/>
-          <w:sz w:val="28"/>
-          <w:szCs w:val="28"/>
-        </w:rPr>
-      </w:pPr>
-      <w:r>
-        <w:rPr>
-          <w:rFonts w:ascii="Arial" w:hAnsi="Arial" w:cs="Arial"/>
-          <w:b/>
-          <w:bCs/>
-          <w:sz w:val="28"/>
-          <w:szCs w:val="28"/>
-        </w:rPr>
-        <w:t>├</w:t>
-      </w:r>
-      <w:r>
-        <w:rPr>
-          <w:rFonts w:ascii="Aptos" w:hAnsi="Aptos" w:cs="Aptos"/>
-          <w:b/>
-          <w:bCs/>
-          <w:sz w:val="28"/>
-          <w:szCs w:val="28"/>
-        </w:rPr>
-        <w:t>──</w:t>
-      </w:r>
-      <w:r>
-        <w:rPr>
-          <w:b/>
-          <w:bCs/>
-          <w:sz w:val="28"/>
-          <w:szCs w:val="28"/>
-        </w:rPr>
-        <w:t xml:space="preserve"> </w:t>
-      </w:r>
-      <w:proofErr w:type="spellStart"/>
-      <w:r>
-        <w:rPr>
-          <w:b/>
-          <w:bCs/>
-          <w:sz w:val="28"/>
-          <w:szCs w:val="28"/>
-        </w:rPr>
-        <w:t>build.gradle.kts</w:t>
-      </w:r>
-      <w:proofErr w:type="spellEnd"/>
-    </w:p>
-    <w:p>
-      <w:pPr>
-        <w:jc w:val="both"/>
-        <w:rPr>
-          <w:b/>
-          <w:bCs/>
-          <w:sz w:val="28"/>
-          <w:szCs w:val="28"/>
-        </w:rPr>
-      </w:pPr>
-      <w:r>
-        <w:rPr>
-          <w:rFonts w:ascii="Arial" w:hAnsi="Arial" w:cs="Arial"/>
-          <w:b/>
-          <w:bCs/>
-          <w:sz w:val="28"/>
-          <w:szCs w:val="28"/>
-        </w:rPr>
-        <w:t>├</w:t>
-      </w:r>
-      <w:r>
-        <w:rPr>
-          <w:rFonts w:ascii="Aptos" w:hAnsi="Aptos" w:cs="Aptos"/>
-          <w:b/>
-          <w:bCs/>
-          <w:sz w:val="28"/>
-          <w:szCs w:val="28"/>
-        </w:rPr>
-        <w:t>──</w:t>
-      </w:r>
-      <w:r>
-        <w:rPr>
-          <w:b/>
-          <w:bCs/>
-          <w:sz w:val="28"/>
-          <w:szCs w:val="28"/>
-        </w:rPr>
-        <w:t xml:space="preserve"> </w:t>
-      </w:r>
-      <w:proofErr w:type="spellStart"/>
-      <w:r>
-        <w:rPr>
-          <w:b/>
-          <w:bCs/>
-          <w:sz w:val="28"/>
-          <w:szCs w:val="28"/>
-        </w:rPr>
-        <w:t>settings.gradle.kts</w:t>
-      </w:r>
-      <w:proofErr w:type="spellEnd"/>
-    </w:p>
-    <w:p>
-      <w:pPr>
-        <w:jc w:val="both"/>
-        <w:rPr>
-          <w:b/>
-          <w:bCs/>
-          <w:sz w:val="28"/>
-          <w:szCs w:val="28"/>
-        </w:rPr>
-      </w:pPr>
-      <w:r>
-        <w:rPr>
-          <w:b/>
-          <w:bCs/>
-          <w:sz w:val="28"/>
-          <w:szCs w:val="28"/>
-        </w:rPr>
-        <w:t>└── app/</w:t>
-      </w:r>
-    </w:p>
-    <w:p>
-      <w:pPr>
-        <w:jc w:val="both"/>
-        <w:rPr>
-          <w:b/>
-          <w:bCs/>
-          <w:sz w:val="28"/>
-          <w:szCs w:val="28"/>
-        </w:rPr>
-      </w:pPr>
-      <w:r>
-        <w:rPr>
-          <w:b/>
-          <w:bCs/>
-          <w:sz w:val="28"/>
-          <w:szCs w:val="28"/>
-        </w:rPr>
-        <w:t xml:space="preserve">    └── </w:t>
-      </w:r>
-      <w:proofErr w:type="spellStart"/>
-      <w:r>
-        <w:rPr>
-          <w:b/>
-          <w:bCs/>
-          <w:sz w:val="28"/>
-          <w:szCs w:val="28"/>
-        </w:rPr>
-        <w:t>build.gradle.kts</w:t>
-      </w:r>
-      <w:proofErr w:type="spellEnd"/>
+        <w:t xml:space="preserve">    └── build.gradle.kts</w:t>
+      </w:r>
     </w:p>
     <w:p>
       <w:pPr>
@@ -2803,8 +2443,6 @@
         </w:rPr>
         <w:t xml:space="preserve"># It shows custom lines for better clarity of the Widget tree in Flutter. To enable this in project level just add it in </w:t>
       </w:r>
-      <w:proofErr w:type="spellStart"/>
-      <w:proofErr w:type="gramStart"/>
       <w:r>
         <w:rPr>
           <w:b/>
@@ -2814,8 +2452,6 @@
         </w:rPr>
         <w:t>settings.json</w:t>
       </w:r>
-      <w:proofErr w:type="spellEnd"/>
-      <w:proofErr w:type="gramEnd"/>
     </w:p>
     <w:p>
       <w:pPr>
@@ -2880,11 +2516,12 @@
           <w:sz w:val="32"/>
           <w:szCs w:val="32"/>
         </w:rPr>
-        <w:t>    "</w:t>
-      </w:r>
-      <w:proofErr w:type="spellStart"/>
-      <w:proofErr w:type="gramStart"/>
-      <w:r>
+        <w:t>    "dart.previewFlutterUiGuides": true,</w:t>
+      </w:r>
+    </w:p>
+    <w:p>
+      <w:pPr>
+        <w:jc w:val="both"/>
         <w:rPr>
           <w:b/>
           <w:bCs/>
@@ -2892,10 +2529,7 @@
           <w:sz w:val="32"/>
           <w:szCs w:val="32"/>
         </w:rPr>
-        <w:t>dart.previewFlutterUiGuides</w:t>
-      </w:r>
-      <w:proofErr w:type="spellEnd"/>
-      <w:proofErr w:type="gramEnd"/>
+      </w:pPr>
       <w:r>
         <w:rPr>
           <w:b/>
@@ -2904,28 +2538,6 @@
           <w:sz w:val="32"/>
           <w:szCs w:val="32"/>
         </w:rPr>
-        <w:t>": true,</w:t>
-      </w:r>
-    </w:p>
-    <w:p>
-      <w:pPr>
-        <w:jc w:val="both"/>
-        <w:rPr>
-          <w:b/>
-          <w:bCs/>
-          <w:color w:val="D86DCB" w:themeColor="accent5" w:themeTint="99"/>
-          <w:sz w:val="32"/>
-          <w:szCs w:val="32"/>
-        </w:rPr>
-      </w:pPr>
-      <w:r>
-        <w:rPr>
-          <w:b/>
-          <w:bCs/>
-          <w:color w:val="D86DCB" w:themeColor="accent5" w:themeTint="99"/>
-          <w:sz w:val="32"/>
-          <w:szCs w:val="32"/>
-        </w:rPr>
         <w:t>}</w:t>
       </w:r>
     </w:p>
@@ -3034,7 +2646,6 @@
         </w:rPr>
         <w:t xml:space="preserve"> or workspace (applicable to all projects) and User settings (applicable for only that user). And project level settings (</w:t>
       </w:r>
-      <w:proofErr w:type="spellStart"/>
       <w:r>
         <w:rPr>
           <w:b/>
@@ -3044,43 +2655,22 @@
         </w:rPr>
         <w:t>settings.json</w:t>
       </w:r>
-      <w:proofErr w:type="spellEnd"/>
-      <w:r>
-        <w:rPr>
-          <w:sz w:val="32"/>
-          <w:szCs w:val="32"/>
-        </w:rPr>
-        <w:t xml:space="preserve"> file </w:t>
-      </w:r>
-      <w:proofErr w:type="gramStart"/>
-      <w:r>
-        <w:rPr>
-          <w:sz w:val="32"/>
-          <w:szCs w:val="32"/>
-        </w:rPr>
-        <w:t xml:space="preserve">in </w:t>
-      </w:r>
-      <w:r>
-        <w:rPr>
-          <w:b/>
-          <w:bCs/>
-          <w:sz w:val="32"/>
-          <w:szCs w:val="32"/>
-        </w:rPr>
-        <w:t>.</w:t>
-      </w:r>
-      <w:proofErr w:type="spellStart"/>
-      <w:r>
-        <w:rPr>
-          <w:b/>
-          <w:bCs/>
-          <w:sz w:val="32"/>
-          <w:szCs w:val="32"/>
-        </w:rPr>
-        <w:t>vscode</w:t>
-      </w:r>
-      <w:proofErr w:type="spellEnd"/>
-      <w:proofErr w:type="gramEnd"/>
+      <w:r>
+        <w:rPr>
+          <w:sz w:val="32"/>
+          <w:szCs w:val="32"/>
+        </w:rPr>
+        <w:t xml:space="preserve"> file in </w:t>
+      </w:r>
+      <w:r>
+        <w:rPr>
+          <w:b/>
+          <w:bCs/>
+          <w:sz w:val="32"/>
+          <w:szCs w:val="32"/>
+        </w:rPr>
+        <w:t>.vscode</w:t>
+      </w:r>
       <w:r>
         <w:rPr>
           <w:sz w:val="32"/>
@@ -3189,63 +2779,23 @@
           <w:sz w:val="32"/>
           <w:szCs w:val="32"/>
         </w:rPr>
-        <w:t xml:space="preserve"> </w:t>
-      </w:r>
-      <w:proofErr w:type="spellStart"/>
-      <w:r>
-        <w:rPr>
-          <w:b/>
-          <w:bCs/>
-          <w:sz w:val="32"/>
-          <w:szCs w:val="32"/>
-        </w:rPr>
-        <w:t>launch.json</w:t>
-      </w:r>
-      <w:proofErr w:type="spellEnd"/>
-      <w:r>
-        <w:rPr>
-          <w:sz w:val="32"/>
-          <w:szCs w:val="32"/>
-        </w:rPr>
-        <w:t xml:space="preserve"> file will be added in </w:t>
-      </w:r>
-      <w:proofErr w:type="gramStart"/>
-      <w:r>
-        <w:rPr>
-          <w:sz w:val="32"/>
-          <w:szCs w:val="32"/>
-        </w:rPr>
-        <w:t xml:space="preserve">the </w:t>
-      </w:r>
-      <w:r>
-        <w:rPr>
-          <w:b/>
-          <w:bCs/>
-          <w:sz w:val="32"/>
-          <w:szCs w:val="32"/>
-        </w:rPr>
-        <w:t>.</w:t>
-      </w:r>
-      <w:proofErr w:type="spellStart"/>
-      <w:r>
-        <w:rPr>
-          <w:b/>
-          <w:bCs/>
-          <w:sz w:val="32"/>
-          <w:szCs w:val="32"/>
-        </w:rPr>
-        <w:t>vscode</w:t>
-      </w:r>
-      <w:proofErr w:type="spellEnd"/>
-      <w:proofErr w:type="gramEnd"/>
-      <w:r>
-        <w:rPr>
-          <w:b/>
-          <w:bCs/>
-          <w:sz w:val="32"/>
-          <w:szCs w:val="32"/>
-        </w:rPr>
-        <w:t>/</w:t>
+        <w:t xml:space="preserve"> launch.json</w:t>
+      </w:r>
+      <w:r>
+        <w:rPr>
+          <w:sz w:val="32"/>
+          <w:szCs w:val="32"/>
+        </w:rPr>
+        <w:t xml:space="preserve"> file will be added in the </w:t>
+      </w:r>
+      <w:r>
+        <w:rPr>
+          <w:b/>
+          <w:bCs/>
+          <w:sz w:val="32"/>
+          <w:szCs w:val="32"/>
+        </w:rPr>
+        <w:t>.vscode/</w:t>
       </w:r>
       <w:r>
         <w:rPr>
@@ -3341,19 +2891,8 @@
           <w:sz w:val="32"/>
           <w:szCs w:val="32"/>
         </w:rPr>
-        <w:t xml:space="preserve"> </w:t>
-      </w:r>
-      <w:proofErr w:type="spellStart"/>
-      <w:r>
-        <w:rPr>
-          <w:b/>
-          <w:bCs/>
-          <w:sz w:val="32"/>
-          <w:szCs w:val="32"/>
-        </w:rPr>
-        <w:t>launch.json</w:t>
-      </w:r>
-      <w:proofErr w:type="spellEnd"/>
+        <w:t xml:space="preserve"> launch.json</w:t>
+      </w:r>
       <w:r>
         <w:rPr>
           <w:sz w:val="32"/>
@@ -3370,25 +2909,14 @@
         </w:rPr>
         <w:t xml:space="preserve"> flutter run --flavor staging --dart-define=API_URL=</w:t>
       </w:r>
-      <w:proofErr w:type="spellStart"/>
-      <w:r>
-        <w:rPr>
-          <w:b/>
-          <w:bCs/>
-          <w:sz w:val="32"/>
-          <w:szCs w:val="32"/>
-        </w:rPr>
-        <w:t>htt</w:t>
-      </w:r>
-      <w:proofErr w:type="spellEnd"/>
-      <w:r>
-        <w:rPr>
-          <w:b/>
-          <w:bCs/>
-          <w:sz w:val="32"/>
-          <w:szCs w:val="32"/>
-        </w:rPr>
-        <w:t xml:space="preserve">… </w:t>
+      <w:r>
+        <w:rPr>
+          <w:b/>
+          <w:bCs/>
+          <w:sz w:val="32"/>
+          <w:szCs w:val="32"/>
+        </w:rPr>
+        <w:t xml:space="preserve">htt… </w:t>
       </w:r>
       <w:r>
         <w:rPr>
@@ -3571,10 +3099,12 @@
           <w:sz w:val="32"/>
           <w:szCs w:val="32"/>
         </w:rPr>
-        <w:t xml:space="preserve">            "</w:t>
-      </w:r>
-      <w:proofErr w:type="spellStart"/>
-      <w:r>
+        <w:t xml:space="preserve">            "flutterMode": "debug",</w:t>
+      </w:r>
+    </w:p>
+    <w:p>
+      <w:pPr>
+        <w:jc w:val="both"/>
         <w:rPr>
           <w:b/>
           <w:bCs/>
@@ -3582,9 +3112,7 @@
           <w:sz w:val="32"/>
           <w:szCs w:val="32"/>
         </w:rPr>
-        <w:t>flutterMode</w:t>
-      </w:r>
-      <w:proofErr w:type="spellEnd"/>
+      </w:pPr>
       <w:r>
         <w:rPr>
           <w:b/>
@@ -3593,51 +3121,7 @@
           <w:sz w:val="32"/>
           <w:szCs w:val="32"/>
         </w:rPr>
-        <w:t>": "debug",</w:t>
-      </w:r>
-    </w:p>
-    <w:p>
-      <w:pPr>
-        <w:jc w:val="both"/>
-        <w:rPr>
-          <w:b/>
-          <w:bCs/>
-          <w:color w:val="D86DCB" w:themeColor="accent5" w:themeTint="99"/>
-          <w:sz w:val="32"/>
-          <w:szCs w:val="32"/>
-        </w:rPr>
-      </w:pPr>
-      <w:r>
-        <w:rPr>
-          <w:b/>
-          <w:bCs/>
-          <w:color w:val="D86DCB" w:themeColor="accent5" w:themeTint="99"/>
-          <w:sz w:val="32"/>
-          <w:szCs w:val="32"/>
-        </w:rPr>
-        <w:t xml:space="preserve">            "</w:t>
-      </w:r>
-      <w:proofErr w:type="spellStart"/>
-      <w:r>
-        <w:rPr>
-          <w:b/>
-          <w:bCs/>
-          <w:color w:val="D86DCB" w:themeColor="accent5" w:themeTint="99"/>
-          <w:sz w:val="32"/>
-          <w:szCs w:val="32"/>
-        </w:rPr>
-        <w:t>args</w:t>
-      </w:r>
-      <w:proofErr w:type="spellEnd"/>
-      <w:r>
-        <w:rPr>
-          <w:b/>
-          <w:bCs/>
-          <w:color w:val="D86DCB" w:themeColor="accent5" w:themeTint="99"/>
-          <w:sz w:val="32"/>
-          <w:szCs w:val="32"/>
-        </w:rPr>
-        <w:t>": [</w:t>
+        <w:t xml:space="preserve">            "args": [</w:t>
       </w:r>
     </w:p>
     <w:p>
@@ -3907,25 +3391,14 @@
         </w:rPr>
         <w:t xml:space="preserve">in </w:t>
       </w:r>
-      <w:proofErr w:type="spellStart"/>
-      <w:r>
-        <w:rPr>
-          <w:b/>
-          <w:bCs/>
-          <w:sz w:val="32"/>
-          <w:szCs w:val="32"/>
-        </w:rPr>
-        <w:t>flutterMode</w:t>
-      </w:r>
-      <w:proofErr w:type="spellEnd"/>
-      <w:r>
-        <w:rPr>
-          <w:b/>
-          <w:bCs/>
-          <w:sz w:val="32"/>
-          <w:szCs w:val="32"/>
-        </w:rPr>
-        <w:t xml:space="preserve">: </w:t>
+      <w:r>
+        <w:rPr>
+          <w:b/>
+          <w:bCs/>
+          <w:sz w:val="32"/>
+          <w:szCs w:val="32"/>
+        </w:rPr>
+        <w:t xml:space="preserve">flutterMode: </w:t>
       </w:r>
       <w:r>
         <w:rPr>
@@ -4031,29 +3504,8 @@
           <w:sz w:val="32"/>
           <w:szCs w:val="32"/>
         </w:rPr>
-        <w:t>"</w:t>
-      </w:r>
-      <w:proofErr w:type="spellStart"/>
-      <w:r>
-        <w:rPr>
-          <w:b/>
-          <w:bCs/>
-          <w:sz w:val="32"/>
-          <w:szCs w:val="32"/>
-        </w:rPr>
-        <w:t>cwd</w:t>
-      </w:r>
-      <w:proofErr w:type="spellEnd"/>
-      <w:r>
-        <w:rPr>
-          <w:b/>
-          <w:bCs/>
-          <w:sz w:val="32"/>
-          <w:szCs w:val="32"/>
-        </w:rPr>
-        <w:t>": "</w:t>
-      </w:r>
-      <w:proofErr w:type="spellStart"/>
+        <w:t>"cwd": "</w:t>
+      </w:r>
       <w:r>
         <w:rPr>
           <w:b/>
@@ -4063,7 +3515,6 @@
         </w:rPr>
         <w:t>project_name</w:t>
       </w:r>
-      <w:proofErr w:type="spellEnd"/>
       <w:r>
         <w:rPr>
           <w:b/>
@@ -4196,7 +3647,6 @@
         </w:rPr>
         <w:t xml:space="preserve"> Select </w:t>
       </w:r>
-      <w:proofErr w:type="spellStart"/>
       <w:r>
         <w:rPr>
           <w:b/>
@@ -4206,7 +3656,6 @@
         </w:rPr>
         <w:t>afterDelay</w:t>
       </w:r>
-      <w:proofErr w:type="spellEnd"/>
       <w:r>
         <w:rPr>
           <w:sz w:val="32"/>
@@ -4237,39 +3686,8 @@
           <w:sz w:val="32"/>
           <w:szCs w:val="32"/>
         </w:rPr>
-        <w:t>.</w:t>
-      </w:r>
-      <w:proofErr w:type="spellStart"/>
-      <w:r>
-        <w:rPr>
-          <w:b/>
-          <w:bCs/>
-          <w:sz w:val="32"/>
-          <w:szCs w:val="32"/>
-        </w:rPr>
-        <w:t>vscode</w:t>
-      </w:r>
-      <w:proofErr w:type="spellEnd"/>
-      <w:r>
-        <w:rPr>
-          <w:b/>
-          <w:bCs/>
-          <w:sz w:val="32"/>
-          <w:szCs w:val="32"/>
-        </w:rPr>
-        <w:t>/</w:t>
-      </w:r>
-      <w:proofErr w:type="spellStart"/>
-      <w:r>
-        <w:rPr>
-          <w:b/>
-          <w:bCs/>
-          <w:sz w:val="32"/>
-          <w:szCs w:val="32"/>
-        </w:rPr>
-        <w:t>settings.json</w:t>
-      </w:r>
-      <w:proofErr w:type="spellEnd"/>
+        <w:t>.vscode/settings.json</w:t>
+      </w:r>
       <w:r>
         <w:rPr>
           <w:sz w:val="32"/>
@@ -4319,11 +3737,12 @@
           <w:sz w:val="32"/>
           <w:szCs w:val="32"/>
         </w:rPr>
-        <w:t xml:space="preserve">    "</w:t>
-      </w:r>
-      <w:proofErr w:type="spellStart"/>
-      <w:proofErr w:type="gramStart"/>
-      <w:r>
+        <w:t xml:space="preserve">    "files.autoSave": "afterDelay",</w:t>
+      </w:r>
+    </w:p>
+    <w:p>
+      <w:pPr>
+        <w:jc w:val="both"/>
         <w:rPr>
           <w:b/>
           <w:bCs/>
@@ -4331,10 +3750,7 @@
           <w:sz w:val="32"/>
           <w:szCs w:val="32"/>
         </w:rPr>
-        <w:t>files.autoSave</w:t>
-      </w:r>
-      <w:proofErr w:type="spellEnd"/>
-      <w:proofErr w:type="gramEnd"/>
+      </w:pPr>
       <w:r>
         <w:rPr>
           <w:b/>
@@ -4343,75 +3759,7 @@
           <w:sz w:val="32"/>
           <w:szCs w:val="32"/>
         </w:rPr>
-        <w:t>": "</w:t>
-      </w:r>
-      <w:proofErr w:type="spellStart"/>
-      <w:r>
-        <w:rPr>
-          <w:b/>
-          <w:bCs/>
-          <w:color w:val="D86DCB" w:themeColor="accent5" w:themeTint="99"/>
-          <w:sz w:val="32"/>
-          <w:szCs w:val="32"/>
-        </w:rPr>
-        <w:t>afterDelay</w:t>
-      </w:r>
-      <w:proofErr w:type="spellEnd"/>
-      <w:r>
-        <w:rPr>
-          <w:b/>
-          <w:bCs/>
-          <w:color w:val="D86DCB" w:themeColor="accent5" w:themeTint="99"/>
-          <w:sz w:val="32"/>
-          <w:szCs w:val="32"/>
-        </w:rPr>
-        <w:t>",</w:t>
-      </w:r>
-    </w:p>
-    <w:p>
-      <w:pPr>
-        <w:jc w:val="both"/>
-        <w:rPr>
-          <w:b/>
-          <w:bCs/>
-          <w:color w:val="D86DCB" w:themeColor="accent5" w:themeTint="99"/>
-          <w:sz w:val="32"/>
-          <w:szCs w:val="32"/>
-        </w:rPr>
-      </w:pPr>
-      <w:r>
-        <w:rPr>
-          <w:b/>
-          <w:bCs/>
-          <w:color w:val="D86DCB" w:themeColor="accent5" w:themeTint="99"/>
-          <w:sz w:val="32"/>
-          <w:szCs w:val="32"/>
-        </w:rPr>
-        <w:t xml:space="preserve">    "</w:t>
-      </w:r>
-      <w:proofErr w:type="spellStart"/>
-      <w:proofErr w:type="gramStart"/>
-      <w:r>
-        <w:rPr>
-          <w:b/>
-          <w:bCs/>
-          <w:color w:val="D86DCB" w:themeColor="accent5" w:themeTint="99"/>
-          <w:sz w:val="32"/>
-          <w:szCs w:val="32"/>
-        </w:rPr>
-        <w:t>files.autoSaveDelay</w:t>
-      </w:r>
-      <w:proofErr w:type="spellEnd"/>
-      <w:proofErr w:type="gramEnd"/>
-      <w:r>
-        <w:rPr>
-          <w:b/>
-          <w:bCs/>
-          <w:color w:val="D86DCB" w:themeColor="accent5" w:themeTint="99"/>
-          <w:sz w:val="32"/>
-          <w:szCs w:val="32"/>
-        </w:rPr>
-        <w:t>": 1000</w:t>
+        <w:t xml:space="preserve">    "files.autoSaveDelay": 1000</w:t>
       </w:r>
     </w:p>
     <w:p>
@@ -4559,7 +3907,6 @@
         </w:rPr>
         <w:t xml:space="preserve"># Use </w:t>
       </w:r>
-      <w:proofErr w:type="spellStart"/>
       <w:r>
         <w:rPr>
           <w:b/>
@@ -4569,7 +3916,6 @@
         </w:rPr>
         <w:t>scrcpy</w:t>
       </w:r>
-      <w:proofErr w:type="spellEnd"/>
       <w:r>
         <w:rPr>
           <w:sz w:val="32"/>
@@ -4657,7 +4003,6 @@
           <w:szCs w:val="32"/>
         </w:rPr>
       </w:pPr>
-      <w:proofErr w:type="spellStart"/>
       <w:r>
         <w:rPr>
           <w:b/>
@@ -4666,10 +4011,28 @@
           <w:sz w:val="32"/>
           <w:szCs w:val="32"/>
         </w:rPr>
-        <w:t>winget</w:t>
-      </w:r>
-      <w:proofErr w:type="spellEnd"/>
-      <w:r>
+        <w:t>winget install --exact Genymobile.scrcpy</w:t>
+      </w:r>
+    </w:p>
+    <w:p>
+      <w:pPr>
+        <w:jc w:val="both"/>
+        <w:rPr>
+          <w:sz w:val="32"/>
+          <w:szCs w:val="32"/>
+        </w:rPr>
+      </w:pPr>
+      <w:r>
+        <w:rPr>
+          <w:sz w:val="32"/>
+          <w:szCs w:val="32"/>
+        </w:rPr>
+        <w:t># Then simply run this command in the PowerShell:</w:t>
+      </w:r>
+    </w:p>
+    <w:p>
+      <w:pPr>
+        <w:jc w:val="both"/>
         <w:rPr>
           <w:b/>
           <w:bCs/>
@@ -4677,9 +4040,7 @@
           <w:sz w:val="32"/>
           <w:szCs w:val="32"/>
         </w:rPr>
-        <w:t xml:space="preserve"> install --exact </w:t>
-      </w:r>
-      <w:proofErr w:type="spellStart"/>
+      </w:pPr>
       <w:r>
         <w:rPr>
           <w:b/>
@@ -4688,27 +4049,198 @@
           <w:sz w:val="32"/>
           <w:szCs w:val="32"/>
         </w:rPr>
-        <w:t>Genymobile.scrcpy</w:t>
-      </w:r>
-      <w:proofErr w:type="spellEnd"/>
-    </w:p>
-    <w:p>
-      <w:pPr>
-        <w:jc w:val="both"/>
-        <w:rPr>
-          <w:sz w:val="32"/>
-          <w:szCs w:val="32"/>
-        </w:rPr>
-      </w:pPr>
-    </w:p>
-    <w:p>
-      <w:pPr>
-        <w:jc w:val="both"/>
-        <w:rPr>
-          <w:sz w:val="32"/>
-          <w:szCs w:val="32"/>
-        </w:rPr>
-      </w:pPr>
+        <w:t>scrcpy</w:t>
+      </w:r>
+    </w:p>
+    <w:p>
+      <w:pPr>
+        <w:jc w:val="both"/>
+        <w:rPr>
+          <w:sz w:val="32"/>
+          <w:szCs w:val="32"/>
+        </w:rPr>
+      </w:pPr>
+      <w:r>
+        <w:rPr>
+          <w:sz w:val="32"/>
+          <w:szCs w:val="32"/>
+        </w:rPr>
+        <w:t># If we want to keep the screen awake then:</w:t>
+      </w:r>
+    </w:p>
+    <w:p>
+      <w:pPr>
+        <w:jc w:val="both"/>
+        <w:rPr>
+          <w:b/>
+          <w:bCs/>
+          <w:color w:val="60CAF3" w:themeColor="accent4" w:themeTint="99"/>
+          <w:sz w:val="32"/>
+          <w:szCs w:val="32"/>
+        </w:rPr>
+      </w:pPr>
+      <w:r>
+        <w:rPr>
+          <w:b/>
+          <w:bCs/>
+          <w:color w:val="60CAF3" w:themeColor="accent4" w:themeTint="99"/>
+          <w:sz w:val="32"/>
+          <w:szCs w:val="32"/>
+        </w:rPr>
+        <w:t>scrcpy --stay-awake</w:t>
+      </w:r>
+    </w:p>
+    <w:p>
+      <w:pPr>
+        <w:jc w:val="both"/>
+        <w:rPr>
+          <w:sz w:val="32"/>
+          <w:szCs w:val="32"/>
+        </w:rPr>
+      </w:pPr>
+    </w:p>
+    <w:p>
+      <w:pPr>
+        <w:jc w:val="both"/>
+        <w:rPr>
+          <w:sz w:val="32"/>
+          <w:szCs w:val="32"/>
+        </w:rPr>
+      </w:pPr>
+      <w:r>
+        <w:rPr>
+          <w:sz w:val="32"/>
+          <w:szCs w:val="32"/>
+        </w:rPr>
+        <w:t>VS Code Extension:</w:t>
+      </w:r>
+    </w:p>
+    <w:p>
+      <w:pPr>
+        <w:jc w:val="both"/>
+        <w:rPr>
+          <w:sz w:val="32"/>
+          <w:szCs w:val="32"/>
+        </w:rPr>
+      </w:pPr>
+      <w:r>
+        <w:rPr>
+          <w:sz w:val="32"/>
+          <w:szCs w:val="32"/>
+        </w:rPr>
+        <w:t xml:space="preserve"># Or go to the extension section of VS code and install the </w:t>
+      </w:r>
+      <w:r>
+        <w:rPr>
+          <w:b/>
+          <w:bCs/>
+          <w:sz w:val="32"/>
+          <w:szCs w:val="32"/>
+        </w:rPr>
+        <w:t xml:space="preserve">scrcpy </w:t>
+      </w:r>
+      <w:r>
+        <w:rPr>
+          <w:sz w:val="32"/>
+          <w:szCs w:val="32"/>
+        </w:rPr>
+        <w:t xml:space="preserve">extension then go to on the top left corner </w:t>
+      </w:r>
+      <w:r>
+        <w:rPr>
+          <w:b/>
+          <w:bCs/>
+          <w:sz w:val="32"/>
+          <w:szCs w:val="32"/>
+        </w:rPr>
+        <w:t>View</w:t>
+      </w:r>
+      <w:r>
+        <w:rPr>
+          <w:sz w:val="32"/>
+          <w:szCs w:val="32"/>
+        </w:rPr>
+        <w:t xml:space="preserve"> </w:t>
+      </w:r>
+      <w:r>
+        <w:rPr>
+          <w:sz w:val="32"/>
+          <w:szCs w:val="32"/>
+        </w:rPr>
+        <w:sym w:font="Wingdings" w:char="F0E0"/>
+      </w:r>
+      <w:r>
+        <w:rPr>
+          <w:sz w:val="32"/>
+          <w:szCs w:val="32"/>
+        </w:rPr>
+        <w:t xml:space="preserve"> </w:t>
+      </w:r>
+      <w:r>
+        <w:rPr>
+          <w:b/>
+          <w:bCs/>
+          <w:sz w:val="32"/>
+          <w:szCs w:val="32"/>
+        </w:rPr>
+        <w:t>Command Pallet</w:t>
+      </w:r>
+      <w:r>
+        <w:rPr>
+          <w:sz w:val="32"/>
+          <w:szCs w:val="32"/>
+        </w:rPr>
+        <w:t xml:space="preserve"> and search fo</w:t>
+      </w:r>
+      <w:r>
+        <w:rPr>
+          <w:sz w:val="32"/>
+          <w:szCs w:val="32"/>
+        </w:rPr>
+        <w:t>r</w:t>
+      </w:r>
+      <w:r>
+        <w:rPr>
+          <w:b/>
+          <w:bCs/>
+          <w:sz w:val="32"/>
+          <w:szCs w:val="32"/>
+        </w:rPr>
+        <w:t xml:space="preserve"> &gt;scrcpy</w:t>
+      </w:r>
+      <w:r>
+        <w:rPr>
+          <w:b/>
+          <w:bCs/>
+          <w:sz w:val="32"/>
+          <w:szCs w:val="32"/>
+        </w:rPr>
+        <w:t>:</w:t>
+      </w:r>
+      <w:r>
+        <w:rPr>
+          <w:sz w:val="32"/>
+          <w:szCs w:val="32"/>
+        </w:rPr>
+        <w:t xml:space="preserve"> and run it</w:t>
+      </w:r>
+    </w:p>
+    <w:p>
+      <w:pPr>
+        <w:jc w:val="both"/>
+        <w:rPr>
+          <w:sz w:val="32"/>
+          <w:szCs w:val="32"/>
+        </w:rPr>
+      </w:pPr>
+      <w:r>
+        <w:rPr>
+          <w:sz w:val="32"/>
+          <w:szCs w:val="32"/>
+        </w:rPr>
+        <w:lastRenderedPageBreak/>
+        <w:t># It will mirror our physical device without needing to open a external terminal (it saves up ram, tiny bit)</w:t>
+      </w:r>
     </w:p>
     <w:p>
       <w:pPr>
@@ -4777,8 +4309,575 @@
           <w:sz w:val="32"/>
           <w:szCs w:val="32"/>
         </w:rPr>
+        <w:t>#</w:t>
+      </w:r>
+      <w:r>
+        <w:rPr>
+          <w:sz w:val="32"/>
+          <w:szCs w:val="32"/>
+        </w:rPr>
+        <w:t xml:space="preserve"> C</w:t>
+      </w:r>
+      <w:r>
+        <w:rPr>
+          <w:sz w:val="32"/>
+          <w:szCs w:val="32"/>
+        </w:rPr>
+        <w:t>reate any device profile (Pixel 8, Nexus, custom screen dimensions) directly from our terminal using the standalone Android Command Line Tools</w:t>
+      </w:r>
+      <w:r>
+        <w:rPr>
+          <w:sz w:val="32"/>
+          <w:szCs w:val="32"/>
+        </w:rPr>
+        <w:t xml:space="preserve"> (</w:t>
+      </w:r>
+      <w:r>
+        <w:rPr>
+          <w:b/>
+          <w:bCs/>
+          <w:sz w:val="32"/>
+          <w:szCs w:val="32"/>
+        </w:rPr>
+        <w:t>avdmanager</w:t>
+      </w:r>
+      <w:r>
+        <w:rPr>
+          <w:sz w:val="32"/>
+          <w:szCs w:val="32"/>
+        </w:rPr>
+        <w:t>)</w:t>
+      </w:r>
+    </w:p>
+    <w:p>
+      <w:pPr>
+        <w:jc w:val="both"/>
+        <w:rPr>
+          <w:sz w:val="32"/>
+          <w:szCs w:val="32"/>
+        </w:rPr>
+      </w:pPr>
+      <w:r>
+        <w:rPr>
+          <w:sz w:val="32"/>
+          <w:szCs w:val="32"/>
+        </w:rPr>
         <w:t xml:space="preserve"># </w:t>
       </w:r>
+      <w:r>
+        <w:rPr>
+          <w:sz w:val="32"/>
+          <w:szCs w:val="32"/>
+        </w:rPr>
+        <w:t>Install SDK Tools &amp; Images</w:t>
+      </w:r>
+      <w:r>
+        <w:rPr>
+          <w:sz w:val="32"/>
+          <w:szCs w:val="32"/>
+        </w:rPr>
+        <w:t xml:space="preserve"> by o</w:t>
+      </w:r>
+      <w:r>
+        <w:rPr>
+          <w:sz w:val="32"/>
+          <w:szCs w:val="32"/>
+        </w:rPr>
+        <w:t>pen</w:t>
+      </w:r>
+      <w:r>
+        <w:rPr>
+          <w:sz w:val="32"/>
+          <w:szCs w:val="32"/>
+        </w:rPr>
+        <w:t>ing</w:t>
+      </w:r>
+      <w:r>
+        <w:rPr>
+          <w:sz w:val="32"/>
+          <w:szCs w:val="32"/>
+        </w:rPr>
+        <w:t xml:space="preserve"> our terminal and list/install our target system image</w:t>
+      </w:r>
+      <w:r>
+        <w:rPr>
+          <w:sz w:val="32"/>
+          <w:szCs w:val="32"/>
+        </w:rPr>
+        <w:t xml:space="preserve">. Here, downloading </w:t>
+      </w:r>
+      <w:r>
+        <w:rPr>
+          <w:sz w:val="32"/>
+          <w:szCs w:val="32"/>
+        </w:rPr>
+        <w:t>system image Android 14/API 34</w:t>
+      </w:r>
+    </w:p>
+    <w:p>
+      <w:pPr>
+        <w:jc w:val="both"/>
+        <w:rPr>
+          <w:b/>
+          <w:bCs/>
+          <w:color w:val="60CAF3" w:themeColor="accent4" w:themeTint="99"/>
+          <w:sz w:val="32"/>
+          <w:szCs w:val="32"/>
+        </w:rPr>
+      </w:pPr>
+      <w:r>
+        <w:rPr>
+          <w:b/>
+          <w:bCs/>
+          <w:color w:val="60CAF3" w:themeColor="accent4" w:themeTint="99"/>
+          <w:sz w:val="32"/>
+          <w:szCs w:val="32"/>
+        </w:rPr>
+        <w:t>sdkmanager</w:t>
+      </w:r>
+      <w:r>
+        <w:rPr>
+          <w:b/>
+          <w:bCs/>
+          <w:color w:val="60CAF3" w:themeColor="accent4" w:themeTint="99"/>
+          <w:sz w:val="32"/>
+          <w:szCs w:val="32"/>
+        </w:rPr>
+        <w:t xml:space="preserve"> \</w:t>
+      </w:r>
+    </w:p>
+    <w:p>
+      <w:pPr>
+        <w:jc w:val="both"/>
+        <w:rPr>
+          <w:b/>
+          <w:bCs/>
+          <w:color w:val="60CAF3" w:themeColor="accent4" w:themeTint="99"/>
+          <w:sz w:val="32"/>
+          <w:szCs w:val="32"/>
+        </w:rPr>
+      </w:pPr>
+      <w:r>
+        <w:rPr>
+          <w:b/>
+          <w:bCs/>
+          <w:color w:val="60CAF3" w:themeColor="accent4" w:themeTint="99"/>
+          <w:sz w:val="32"/>
+          <w:szCs w:val="32"/>
+        </w:rPr>
+        <w:t>"system-images;android-34;google_apis_playstore;x86_64" "platforms;android-34" "emulator"</w:t>
+      </w:r>
+    </w:p>
+    <w:p>
+      <w:pPr>
+        <w:jc w:val="both"/>
+        <w:rPr>
+          <w:sz w:val="32"/>
+          <w:szCs w:val="32"/>
+        </w:rPr>
+      </w:pPr>
+      <w:r>
+        <w:rPr>
+          <w:sz w:val="32"/>
+          <w:szCs w:val="32"/>
+        </w:rPr>
+        <w:t xml:space="preserve"># Create the Device. Use </w:t>
+      </w:r>
+      <w:r>
+        <w:rPr>
+          <w:b/>
+          <w:bCs/>
+          <w:sz w:val="32"/>
+          <w:szCs w:val="32"/>
+        </w:rPr>
+        <w:t>advmanager</w:t>
+      </w:r>
+      <w:r>
+        <w:rPr>
+          <w:sz w:val="32"/>
+          <w:szCs w:val="32"/>
+        </w:rPr>
+        <w:t xml:space="preserve"> to instantiate a named virtual device:</w:t>
+      </w:r>
+    </w:p>
+    <w:p>
+      <w:pPr>
+        <w:jc w:val="both"/>
+        <w:rPr>
+          <w:b/>
+          <w:bCs/>
+          <w:color w:val="60CAF3" w:themeColor="accent4" w:themeTint="99"/>
+          <w:sz w:val="32"/>
+          <w:szCs w:val="32"/>
+        </w:rPr>
+      </w:pPr>
+      <w:r>
+        <w:rPr>
+          <w:b/>
+          <w:bCs/>
+          <w:color w:val="60CAF3" w:themeColor="accent4" w:themeTint="99"/>
+          <w:sz w:val="32"/>
+          <w:szCs w:val="32"/>
+        </w:rPr>
+        <w:t>avdmanager create avd --name "Pixel_7_Pro" --package "system-images;android-34;google_apis_playstore;x86_64" --device "pixel_7_pro"</w:t>
+      </w:r>
+    </w:p>
+    <w:p>
+      <w:pPr>
+        <w:jc w:val="both"/>
+        <w:rPr>
+          <w:sz w:val="32"/>
+          <w:szCs w:val="32"/>
+        </w:rPr>
+      </w:pPr>
+      <w:r>
+        <w:rPr>
+          <w:sz w:val="32"/>
+          <w:szCs w:val="32"/>
+        </w:rPr>
+        <w:t># Launch the device. Once launched</w:t>
+      </w:r>
+      <w:r>
+        <w:rPr>
+          <w:b/>
+          <w:bCs/>
+          <w:sz w:val="32"/>
+          <w:szCs w:val="32"/>
+        </w:rPr>
+        <w:t xml:space="preserve"> Flutter</w:t>
+      </w:r>
+      <w:r>
+        <w:rPr>
+          <w:sz w:val="32"/>
+          <w:szCs w:val="32"/>
+        </w:rPr>
+        <w:t xml:space="preserve"> extensions targets will automatically detect it and running </w:t>
+      </w:r>
+      <w:r>
+        <w:rPr>
+          <w:b/>
+          <w:bCs/>
+          <w:sz w:val="32"/>
+          <w:szCs w:val="32"/>
+        </w:rPr>
+        <w:t>flutter run</w:t>
+      </w:r>
+      <w:r>
+        <w:rPr>
+          <w:sz w:val="32"/>
+          <w:szCs w:val="32"/>
+        </w:rPr>
+        <w:t xml:space="preserve"> will deploy to it seamlessly</w:t>
+      </w:r>
+    </w:p>
+    <w:p>
+      <w:pPr>
+        <w:jc w:val="both"/>
+        <w:rPr>
+          <w:b/>
+          <w:bCs/>
+          <w:color w:val="60CAF3" w:themeColor="accent4" w:themeTint="99"/>
+          <w:sz w:val="32"/>
+          <w:szCs w:val="32"/>
+        </w:rPr>
+      </w:pPr>
+      <w:r>
+        <w:rPr>
+          <w:b/>
+          <w:bCs/>
+          <w:color w:val="60CAF3" w:themeColor="accent4" w:themeTint="99"/>
+          <w:sz w:val="32"/>
+          <w:szCs w:val="32"/>
+        </w:rPr>
+        <w:t>emulator -avd Pixel_7_Pro</w:t>
+      </w:r>
+    </w:p>
+    <w:p>
+      <w:pPr>
+        <w:jc w:val="both"/>
+        <w:rPr>
+          <w:sz w:val="32"/>
+          <w:szCs w:val="32"/>
+        </w:rPr>
+      </w:pPr>
+    </w:p>
+    <w:p>
+      <w:pPr>
+        <w:jc w:val="both"/>
+        <w:rPr>
+          <w:sz w:val="32"/>
+          <w:szCs w:val="32"/>
+        </w:rPr>
+      </w:pPr>
+      <w:r>
+        <w:rPr>
+          <w:sz w:val="32"/>
+          <w:szCs w:val="32"/>
+        </w:rPr>
+        <w:t>Removing Devices using CLI:</w:t>
+      </w:r>
+    </w:p>
+    <w:p>
+      <w:pPr>
+        <w:jc w:val="both"/>
+        <w:rPr>
+          <w:sz w:val="32"/>
+          <w:szCs w:val="32"/>
+        </w:rPr>
+      </w:pPr>
+      <w:r>
+        <w:rPr>
+          <w:sz w:val="32"/>
+          <w:szCs w:val="32"/>
+        </w:rPr>
+        <w:lastRenderedPageBreak/>
+        <w:t xml:space="preserve"># </w:t>
+      </w:r>
+      <w:r>
+        <w:rPr>
+          <w:sz w:val="32"/>
+          <w:szCs w:val="32"/>
+        </w:rPr>
+        <w:t>List our current emulators to get the exact device name</w:t>
+      </w:r>
+      <w:r>
+        <w:rPr>
+          <w:sz w:val="32"/>
+          <w:szCs w:val="32"/>
+        </w:rPr>
+        <w:t xml:space="preserve"> using flutter emulators or:</w:t>
+      </w:r>
+    </w:p>
+    <w:p>
+      <w:pPr>
+        <w:jc w:val="both"/>
+        <w:rPr>
+          <w:rFonts w:ascii="Times New Roman" w:eastAsia="Times New Roman" w:hAnsi="Times New Roman" w:cs="Times New Roman"/>
+          <w:b/>
+          <w:bCs/>
+          <w:kern w:val="0"/>
+          <w14:ligatures w14:val="none"/>
+        </w:rPr>
+      </w:pPr>
+      <w:r>
+        <w:rPr>
+          <w:b/>
+          <w:bCs/>
+          <w:color w:val="60CAF3" w:themeColor="accent4" w:themeTint="99"/>
+          <w:sz w:val="32"/>
+          <w:szCs w:val="32"/>
+        </w:rPr>
+        <w:t>avdmanager list avd</w:t>
+      </w:r>
+    </w:p>
+    <w:p>
+      <w:pPr>
+        <w:jc w:val="both"/>
+        <w:rPr>
+          <w:sz w:val="32"/>
+          <w:szCs w:val="32"/>
+        </w:rPr>
+      </w:pPr>
+      <w:r>
+        <w:rPr>
+          <w:rFonts w:ascii="Times New Roman" w:eastAsia="Times New Roman" w:hAnsi="Times New Roman" w:cs="Times New Roman"/>
+          <w:kern w:val="0"/>
+          <w14:ligatures w14:val="none"/>
+        </w:rPr>
+        <w:t xml:space="preserve"># </w:t>
+      </w:r>
+      <w:r>
+        <w:rPr>
+          <w:sz w:val="32"/>
+          <w:szCs w:val="32"/>
+        </w:rPr>
+        <w:t xml:space="preserve">Delete the device using </w:t>
+      </w:r>
+      <w:r>
+        <w:rPr>
+          <w:b/>
+          <w:bCs/>
+          <w:sz w:val="32"/>
+          <w:szCs w:val="32"/>
+        </w:rPr>
+        <w:t>avdmanager</w:t>
+      </w:r>
+      <w:r>
+        <w:rPr>
+          <w:b/>
+          <w:bCs/>
+          <w:sz w:val="32"/>
+          <w:szCs w:val="32"/>
+        </w:rPr>
+        <w:t xml:space="preserve"> </w:t>
+      </w:r>
+      <w:r>
+        <w:rPr>
+          <w:sz w:val="32"/>
+          <w:szCs w:val="32"/>
+        </w:rPr>
+        <w:t>(replace Pixel_8_Api34 with emulator’s exact name)</w:t>
+      </w:r>
+      <w:r>
+        <w:rPr>
+          <w:sz w:val="32"/>
+          <w:szCs w:val="32"/>
+        </w:rPr>
+        <w:t>:</w:t>
+      </w:r>
+    </w:p>
+    <w:p>
+      <w:pPr>
+        <w:jc w:val="both"/>
+        <w:rPr>
+          <w:b/>
+          <w:bCs/>
+          <w:color w:val="60CAF3" w:themeColor="accent4" w:themeTint="99"/>
+          <w:sz w:val="32"/>
+          <w:szCs w:val="32"/>
+        </w:rPr>
+      </w:pPr>
+      <w:r>
+        <w:rPr>
+          <w:b/>
+          <w:bCs/>
+          <w:color w:val="60CAF3" w:themeColor="accent4" w:themeTint="99"/>
+          <w:sz w:val="32"/>
+          <w:szCs w:val="32"/>
+        </w:rPr>
+        <w:t>avdmanager delete avd -n Pixel_8_Api34</w:t>
+      </w:r>
+    </w:p>
+    <w:p>
+      <w:pPr>
+        <w:jc w:val="both"/>
+        <w:rPr>
+          <w:sz w:val="32"/>
+          <w:szCs w:val="32"/>
+        </w:rPr>
+      </w:pPr>
+      <w:r>
+        <w:rPr>
+          <w:sz w:val="32"/>
+          <w:szCs w:val="32"/>
+        </w:rPr>
+        <w:t xml:space="preserve"># Delete System Image, list </w:t>
+      </w:r>
+      <w:r>
+        <w:rPr>
+          <w:sz w:val="32"/>
+          <w:szCs w:val="32"/>
+        </w:rPr>
+        <w:t>all installed SDK packages to find the exact image string:</w:t>
+      </w:r>
+    </w:p>
+    <w:p>
+      <w:pPr>
+        <w:jc w:val="both"/>
+        <w:rPr>
+          <w:b/>
+          <w:bCs/>
+          <w:color w:val="60CAF3" w:themeColor="accent4" w:themeTint="99"/>
+          <w:sz w:val="32"/>
+          <w:szCs w:val="32"/>
+        </w:rPr>
+      </w:pPr>
+      <w:r>
+        <w:rPr>
+          <w:b/>
+          <w:bCs/>
+          <w:color w:val="60CAF3" w:themeColor="accent4" w:themeTint="99"/>
+          <w:sz w:val="32"/>
+          <w:szCs w:val="32"/>
+        </w:rPr>
+        <w:t>sdkmanager --list</w:t>
+      </w:r>
+    </w:p>
+    <w:p>
+      <w:pPr>
+        <w:jc w:val="both"/>
+        <w:rPr>
+          <w:sz w:val="32"/>
+          <w:szCs w:val="32"/>
+        </w:rPr>
+      </w:pPr>
+      <w:r>
+        <w:rPr>
+          <w:sz w:val="32"/>
+          <w:szCs w:val="32"/>
+        </w:rPr>
+        <w:t xml:space="preserve"># </w:t>
+      </w:r>
+      <w:r>
+        <w:rPr>
+          <w:sz w:val="32"/>
+          <w:szCs w:val="32"/>
+        </w:rPr>
+        <w:t>Uninstall the system image using the</w:t>
+      </w:r>
+      <w:r>
+        <w:rPr>
+          <w:b/>
+          <w:bCs/>
+          <w:sz w:val="32"/>
+          <w:szCs w:val="32"/>
+        </w:rPr>
+        <w:t xml:space="preserve"> --uninstall</w:t>
+      </w:r>
+      <w:r>
+        <w:rPr>
+          <w:sz w:val="32"/>
+          <w:szCs w:val="32"/>
+        </w:rPr>
+        <w:t xml:space="preserve"> flag:</w:t>
+      </w:r>
+    </w:p>
+    <w:p>
+      <w:pPr>
+        <w:jc w:val="both"/>
+        <w:rPr>
+          <w:b/>
+          <w:bCs/>
+          <w:color w:val="60CAF3" w:themeColor="accent4" w:themeTint="99"/>
+          <w:sz w:val="32"/>
+          <w:szCs w:val="32"/>
+        </w:rPr>
+      </w:pPr>
+      <w:r>
+        <w:rPr>
+          <w:b/>
+          <w:bCs/>
+          <w:color w:val="60CAF3" w:themeColor="accent4" w:themeTint="99"/>
+          <w:sz w:val="32"/>
+          <w:szCs w:val="32"/>
+        </w:rPr>
+        <w:t>sdkmanager --uninstall "system-images;android-34;google_apis;x86_64"</w:t>
+      </w:r>
+    </w:p>
+    <w:p>
+      <w:pPr>
+        <w:jc w:val="both"/>
+        <w:rPr>
+          <w:sz w:val="32"/>
+          <w:szCs w:val="32"/>
+        </w:rPr>
+      </w:pPr>
+      <w:r>
+        <w:rPr>
+          <w:b/>
+          <w:bCs/>
+          <w:sz w:val="32"/>
+          <w:szCs w:val="32"/>
+        </w:rPr>
+        <w:t xml:space="preserve">NOTE: </w:t>
+      </w:r>
+      <w:r>
+        <w:rPr>
+          <w:sz w:val="32"/>
+          <w:szCs w:val="32"/>
+        </w:rPr>
+        <w:t>Or we can manually manage it in the Android Studio IDE</w:t>
+      </w:r>
     </w:p>
     <w:p>
       <w:pPr>
@@ -4831,7 +4930,6 @@
           <w:sz w:val="32"/>
           <w:szCs w:val="32"/>
         </w:rPr>
-        <w:lastRenderedPageBreak/>
         <w:t>Antigravity Extension Market Fix:</w:t>
       </w:r>
     </w:p>
@@ -4940,21 +5038,8 @@
           <w:sz w:val="32"/>
           <w:szCs w:val="32"/>
         </w:rPr>
-        <w:t xml:space="preserve"> </w:t>
-      </w:r>
-      <w:proofErr w:type="spellStart"/>
-      <w:proofErr w:type="gramStart"/>
-      <w:r>
-        <w:rPr>
-          <w:b/>
-          <w:bCs/>
-          <w:sz w:val="32"/>
-          <w:szCs w:val="32"/>
-        </w:rPr>
-        <w:t>product.json</w:t>
-      </w:r>
-      <w:proofErr w:type="spellEnd"/>
-      <w:proofErr w:type="gramEnd"/>
+        <w:t xml:space="preserve"> product.json</w:t>
+      </w:r>
       <w:r>
         <w:rPr>
           <w:sz w:val="32"/>
@@ -4983,7 +5068,6 @@
         </w:rPr>
         <w:t xml:space="preserve">Search for </w:t>
       </w:r>
-      <w:proofErr w:type="spellStart"/>
       <w:r>
         <w:rPr>
           <w:b/>
@@ -4993,7 +5077,6 @@
         </w:rPr>
         <w:t>extensionsGallery</w:t>
       </w:r>
-      <w:proofErr w:type="spellEnd"/>
       <w:r>
         <w:rPr>
           <w:sz w:val="32"/>
@@ -5021,10 +5104,13 @@
           <w:sz w:val="32"/>
           <w:szCs w:val="32"/>
         </w:rPr>
-        <w:t>"</w:t>
-      </w:r>
-      <w:proofErr w:type="spellStart"/>
-      <w:r>
+        <w:lastRenderedPageBreak/>
+        <w:t>"extensionsGallery": {</w:t>
+      </w:r>
+    </w:p>
+    <w:p>
+      <w:pPr>
+        <w:jc w:val="both"/>
         <w:rPr>
           <w:b/>
           <w:bCs/>
@@ -5032,9 +5118,7 @@
           <w:sz w:val="32"/>
           <w:szCs w:val="32"/>
         </w:rPr>
-        <w:t>extensionsGallery</w:t>
-      </w:r>
-      <w:proofErr w:type="spellEnd"/>
+      </w:pPr>
       <w:r>
         <w:rPr>
           <w:b/>
@@ -5043,7 +5127,7 @@
           <w:sz w:val="32"/>
           <w:szCs w:val="32"/>
         </w:rPr>
-        <w:t>": {</w:t>
+        <w:t xml:space="preserve">  "serviceUrl": "https://marketplace.visualstudio.com/_apis/public/gallery",</w:t>
       </w:r>
     </w:p>
     <w:p>
@@ -5065,95 +5149,7 @@
           <w:sz w:val="32"/>
           <w:szCs w:val="32"/>
         </w:rPr>
-        <w:t xml:space="preserve">  "</w:t>
-      </w:r>
-      <w:proofErr w:type="spellStart"/>
-      <w:r>
-        <w:rPr>
-          <w:b/>
-          <w:bCs/>
-          <w:color w:val="D86DCB" w:themeColor="accent5" w:themeTint="99"/>
-          <w:sz w:val="32"/>
-          <w:szCs w:val="32"/>
-        </w:rPr>
-        <w:t>serviceUrl</w:t>
-      </w:r>
-      <w:proofErr w:type="spellEnd"/>
-      <w:r>
-        <w:rPr>
-          <w:b/>
-          <w:bCs/>
-          <w:color w:val="D86DCB" w:themeColor="accent5" w:themeTint="99"/>
-          <w:sz w:val="32"/>
-          <w:szCs w:val="32"/>
-        </w:rPr>
-        <w:t>": "https://marketplace.visualstudio.com/_</w:t>
-      </w:r>
-      <w:proofErr w:type="spellStart"/>
-      <w:r>
-        <w:rPr>
-          <w:b/>
-          <w:bCs/>
-          <w:color w:val="D86DCB" w:themeColor="accent5" w:themeTint="99"/>
-          <w:sz w:val="32"/>
-          <w:szCs w:val="32"/>
-        </w:rPr>
-        <w:t>apis</w:t>
-      </w:r>
-      <w:proofErr w:type="spellEnd"/>
-      <w:r>
-        <w:rPr>
-          <w:b/>
-          <w:bCs/>
-          <w:color w:val="D86DCB" w:themeColor="accent5" w:themeTint="99"/>
-          <w:sz w:val="32"/>
-          <w:szCs w:val="32"/>
-        </w:rPr>
-        <w:t>/public/gallery",</w:t>
-      </w:r>
-    </w:p>
-    <w:p>
-      <w:pPr>
-        <w:jc w:val="both"/>
-        <w:rPr>
-          <w:b/>
-          <w:bCs/>
-          <w:color w:val="D86DCB" w:themeColor="accent5" w:themeTint="99"/>
-          <w:sz w:val="32"/>
-          <w:szCs w:val="32"/>
-        </w:rPr>
-      </w:pPr>
-      <w:r>
-        <w:rPr>
-          <w:b/>
-          <w:bCs/>
-          <w:color w:val="D86DCB" w:themeColor="accent5" w:themeTint="99"/>
-          <w:sz w:val="32"/>
-          <w:szCs w:val="32"/>
-        </w:rPr>
-        <w:t xml:space="preserve">  "</w:t>
-      </w:r>
-      <w:proofErr w:type="spellStart"/>
-      <w:r>
-        <w:rPr>
-          <w:b/>
-          <w:bCs/>
-          <w:color w:val="D86DCB" w:themeColor="accent5" w:themeTint="99"/>
-          <w:sz w:val="32"/>
-          <w:szCs w:val="32"/>
-        </w:rPr>
-        <w:t>itemUrl</w:t>
-      </w:r>
-      <w:proofErr w:type="spellEnd"/>
-      <w:r>
-        <w:rPr>
-          <w:b/>
-          <w:bCs/>
-          <w:color w:val="D86DCB" w:themeColor="accent5" w:themeTint="99"/>
-          <w:sz w:val="32"/>
-          <w:szCs w:val="32"/>
-        </w:rPr>
-        <w:t>": "https://marketplace.visualstudio.com/items"</w:t>
+        <w:t xml:space="preserve">  "itemUrl": "https://marketplace.visualstudio.com/items"</w:t>
       </w:r>
     </w:p>
     <w:p>
@@ -7119,6 +7115,17 @@
     <w:uiPriority w:val="99"/>
     <w:rsid w:val="00571185"/>
   </w:style>
+  <w:style w:type="paragraph" w:styleId="NormalWeb">
+    <w:name w:val="Normal (Web)"/>
+    <w:basedOn w:val="Normal"/>
+    <w:uiPriority w:val="99"/>
+    <w:semiHidden/>
+    <w:unhideWhenUsed/>
+    <w:rsid w:val="00DE607E"/>
+    <w:rPr>
+      <w:rFonts w:ascii="Times New Roman" w:hAnsi="Times New Roman" w:cs="Times New Roman"/>
+    </w:rPr>
+  </w:style>
 </w:styles>
 </file>
 

--- a/flutter_documents/f8_packages_tools_and_CLI/f60_vscode_for_flutter.docx
+++ b/flutter_documents/f8_packages_tools_and_CLI/f60_vscode_for_flutter.docx
@@ -61,8 +61,17 @@
           <w:sz w:val="32"/>
           <w:szCs w:val="32"/>
         </w:rPr>
-        <w:t>………..</w:t>
-      </w:r>
+        <w:t>……</w:t>
+      </w:r>
+      <w:proofErr w:type="gramStart"/>
+      <w:r>
+        <w:rPr>
+          <w:sz w:val="32"/>
+          <w:szCs w:val="32"/>
+        </w:rPr>
+        <w:t>…..</w:t>
+      </w:r>
+      <w:proofErr w:type="gramEnd"/>
       <w:r>
         <w:rPr>
           <w:sz w:val="32"/>
@@ -98,7 +107,23 @@
           <w:sz w:val="32"/>
           <w:szCs w:val="32"/>
         </w:rPr>
-        <w:t xml:space="preserve"> CLI in VS code………………………………..…………</w:t>
+        <w:t xml:space="preserve"> CLI in VS code……………………………</w:t>
+      </w:r>
+      <w:proofErr w:type="gramStart"/>
+      <w:r>
+        <w:rPr>
+          <w:sz w:val="32"/>
+          <w:szCs w:val="32"/>
+        </w:rPr>
+        <w:t>…..</w:t>
+      </w:r>
+      <w:proofErr w:type="gramEnd"/>
+      <w:r>
+        <w:rPr>
+          <w:sz w:val="32"/>
+          <w:szCs w:val="32"/>
+        </w:rPr>
+        <w:t>…………</w:t>
       </w:r>
       <w:r>
         <w:rPr>
@@ -168,7 +193,23 @@
           <w:sz w:val="32"/>
           <w:szCs w:val="32"/>
         </w:rPr>
-        <w:t>Run Time Configurations in VS Code (flavors &amp; dart define)….…6</w:t>
+        <w:t xml:space="preserve">Run Time Configurations in VS Code (flavors &amp; dart </w:t>
+      </w:r>
+      <w:proofErr w:type="gramStart"/>
+      <w:r>
+        <w:rPr>
+          <w:sz w:val="32"/>
+          <w:szCs w:val="32"/>
+        </w:rPr>
+        <w:t>define)…</w:t>
+      </w:r>
+      <w:proofErr w:type="gramEnd"/>
+      <w:r>
+        <w:rPr>
+          <w:sz w:val="32"/>
+          <w:szCs w:val="32"/>
+        </w:rPr>
+        <w:t>.…6</w:t>
       </w:r>
     </w:p>
     <w:p>
@@ -410,98 +451,6 @@
           <w:sz w:val="32"/>
           <w:szCs w:val="32"/>
         </w:rPr>
-        <w:t>Gradle for Java</w:t>
-      </w:r>
-      <w:r>
-        <w:rPr>
-          <w:sz w:val="32"/>
-          <w:szCs w:val="32"/>
-        </w:rPr>
-        <w:t xml:space="preserve"> (for reading </w:t>
-      </w:r>
-      <w:r>
-        <w:rPr>
-          <w:b/>
-          <w:bCs/>
-          <w:sz w:val="32"/>
-          <w:szCs w:val="32"/>
-        </w:rPr>
-        <w:t>build.gradle.kts</w:t>
-      </w:r>
-      <w:r>
-        <w:rPr>
-          <w:sz w:val="32"/>
-          <w:szCs w:val="32"/>
-        </w:rPr>
-        <w:t>)</w:t>
-      </w:r>
-    </w:p>
-    <w:p>
-      <w:pPr>
-        <w:pStyle w:val="ListParagraph"/>
-        <w:numPr>
-          <w:ilvl w:val="0"/>
-          <w:numId w:val="2"/>
-        </w:numPr>
-        <w:jc w:val="both"/>
-        <w:rPr>
-          <w:sz w:val="32"/>
-          <w:szCs w:val="32"/>
-        </w:rPr>
-      </w:pPr>
-      <w:r>
-        <w:rPr>
-          <w:b/>
-          <w:bCs/>
-          <w:sz w:val="32"/>
-          <w:szCs w:val="32"/>
-        </w:rPr>
-        <w:t>Kotlin</w:t>
-      </w:r>
-      <w:r>
-        <w:rPr>
-          <w:sz w:val="32"/>
-          <w:szCs w:val="32"/>
-        </w:rPr>
-        <w:t xml:space="preserve"> by JetBrains (for reading </w:t>
-      </w:r>
-      <w:r>
-        <w:rPr>
-          <w:b/>
-          <w:bCs/>
-          <w:sz w:val="32"/>
-          <w:szCs w:val="32"/>
-        </w:rPr>
-        <w:t xml:space="preserve">MainActivity.kt </w:t>
-      </w:r>
-      <w:r>
-        <w:rPr>
-          <w:sz w:val="32"/>
-          <w:szCs w:val="32"/>
-        </w:rPr>
-        <w:t>or native configurations),</w:t>
-      </w:r>
-    </w:p>
-    <w:p>
-      <w:pPr>
-        <w:pStyle w:val="ListParagraph"/>
-        <w:numPr>
-          <w:ilvl w:val="0"/>
-          <w:numId w:val="2"/>
-        </w:numPr>
-        <w:jc w:val="both"/>
-        <w:rPr>
-          <w:sz w:val="32"/>
-          <w:szCs w:val="32"/>
-        </w:rPr>
-      </w:pPr>
-      <w:r>
-        <w:rPr>
-          <w:b/>
-          <w:bCs/>
-          <w:sz w:val="32"/>
-          <w:szCs w:val="32"/>
-        </w:rPr>
         <w:t>XML</w:t>
       </w:r>
       <w:r>
@@ -650,6 +599,7 @@
           <w:szCs w:val="32"/>
         </w:rPr>
       </w:pPr>
+      <w:proofErr w:type="spellStart"/>
       <w:r>
         <w:rPr>
           <w:b/>
@@ -659,6 +609,7 @@
         </w:rPr>
         <w:t>GitLens</w:t>
       </w:r>
+      <w:proofErr w:type="spellEnd"/>
       <w:r>
         <w:rPr>
           <w:sz w:val="32"/>
@@ -705,6 +656,316 @@
           <w:szCs w:val="32"/>
         </w:rPr>
       </w:pPr>
+      <w:r>
+        <w:rPr>
+          <w:sz w:val="32"/>
+          <w:szCs w:val="32"/>
+        </w:rPr>
+        <w:t xml:space="preserve"># To customize theme to like IntelliJ IDEA use font size </w:t>
+      </w:r>
+      <w:r>
+        <w:rPr>
+          <w:b/>
+          <w:bCs/>
+          <w:sz w:val="32"/>
+          <w:szCs w:val="32"/>
+        </w:rPr>
+        <w:t>17.5</w:t>
+      </w:r>
+      <w:r>
+        <w:rPr>
+          <w:sz w:val="32"/>
+          <w:szCs w:val="32"/>
+        </w:rPr>
+        <w:t xml:space="preserve"> and select theme to</w:t>
+      </w:r>
+      <w:r>
+        <w:rPr>
+          <w:b/>
+          <w:bCs/>
+          <w:sz w:val="32"/>
+          <w:szCs w:val="32"/>
+        </w:rPr>
+        <w:t xml:space="preserve"> IntelliJ IDEA Class Dark</w:t>
+      </w:r>
+      <w:r>
+        <w:rPr>
+          <w:sz w:val="32"/>
+          <w:szCs w:val="32"/>
+        </w:rPr>
+        <w:t xml:space="preserve">. Then prese </w:t>
+      </w:r>
+      <w:r>
+        <w:rPr>
+          <w:b/>
+          <w:bCs/>
+          <w:sz w:val="32"/>
+          <w:szCs w:val="32"/>
+        </w:rPr>
+        <w:t>Ctrl + Shift + P</w:t>
+      </w:r>
+      <w:r>
+        <w:rPr>
+          <w:sz w:val="32"/>
+          <w:szCs w:val="32"/>
+        </w:rPr>
+        <w:t xml:space="preserve"> and search for</w:t>
+      </w:r>
+      <w:r>
+        <w:rPr>
+          <w:b/>
+          <w:bCs/>
+          <w:sz w:val="32"/>
+          <w:szCs w:val="32"/>
+        </w:rPr>
+        <w:t xml:space="preserve"> Preferences: Open User Settings (JSON)</w:t>
+      </w:r>
+      <w:r>
+        <w:rPr>
+          <w:sz w:val="32"/>
+          <w:szCs w:val="32"/>
+        </w:rPr>
+        <w:t xml:space="preserve"> then open it and add this block to get grayish background</w:t>
+      </w:r>
+      <w:r>
+        <w:rPr>
+          <w:sz w:val="32"/>
+          <w:szCs w:val="32"/>
+        </w:rPr>
+        <w:t xml:space="preserve"> (</w:t>
+      </w:r>
+      <w:r>
+        <w:rPr>
+          <w:b/>
+          <w:bCs/>
+          <w:sz w:val="32"/>
+          <w:szCs w:val="32"/>
+        </w:rPr>
+        <w:t>#1F2023</w:t>
+      </w:r>
+      <w:r>
+        <w:rPr>
+          <w:sz w:val="32"/>
+          <w:szCs w:val="32"/>
+        </w:rPr>
+        <w:t xml:space="preserve"> is the closest)</w:t>
+      </w:r>
+      <w:r>
+        <w:rPr>
+          <w:sz w:val="32"/>
+          <w:szCs w:val="32"/>
+        </w:rPr>
+        <w:t xml:space="preserve"> for code:</w:t>
+      </w:r>
+    </w:p>
+    <w:p>
+      <w:pPr>
+        <w:jc w:val="both"/>
+        <w:rPr>
+          <w:b/>
+          <w:bCs/>
+          <w:color w:val="D86DCB" w:themeColor="accent5" w:themeTint="99"/>
+          <w:sz w:val="32"/>
+          <w:szCs w:val="32"/>
+        </w:rPr>
+      </w:pPr>
+      <w:r>
+        <w:rPr>
+          <w:b/>
+          <w:bCs/>
+          <w:color w:val="D86DCB" w:themeColor="accent5" w:themeTint="99"/>
+          <w:sz w:val="32"/>
+          <w:szCs w:val="32"/>
+        </w:rPr>
+        <w:t>{</w:t>
+      </w:r>
+    </w:p>
+    <w:p>
+      <w:pPr>
+        <w:jc w:val="both"/>
+        <w:rPr>
+          <w:b/>
+          <w:bCs/>
+          <w:color w:val="D86DCB" w:themeColor="accent5" w:themeTint="99"/>
+          <w:sz w:val="32"/>
+          <w:szCs w:val="32"/>
+        </w:rPr>
+      </w:pPr>
+      <w:r>
+        <w:rPr>
+          <w:b/>
+          <w:bCs/>
+          <w:color w:val="D86DCB" w:themeColor="accent5" w:themeTint="99"/>
+          <w:sz w:val="32"/>
+          <w:szCs w:val="32"/>
+        </w:rPr>
+        <w:t xml:space="preserve">    …</w:t>
+      </w:r>
+    </w:p>
+    <w:p>
+      <w:pPr>
+        <w:jc w:val="both"/>
+        <w:rPr>
+          <w:b/>
+          <w:bCs/>
+          <w:color w:val="D86DCB" w:themeColor="accent5" w:themeTint="99"/>
+          <w:sz w:val="32"/>
+          <w:szCs w:val="32"/>
+        </w:rPr>
+      </w:pPr>
+      <w:r>
+        <w:rPr>
+          <w:b/>
+          <w:bCs/>
+          <w:color w:val="D86DCB" w:themeColor="accent5" w:themeTint="99"/>
+          <w:sz w:val="32"/>
+          <w:szCs w:val="32"/>
+        </w:rPr>
+        <w:t xml:space="preserve">    "</w:t>
+      </w:r>
+      <w:proofErr w:type="spellStart"/>
+      <w:proofErr w:type="gramStart"/>
+      <w:r>
+        <w:rPr>
+          <w:b/>
+          <w:bCs/>
+          <w:color w:val="D86DCB" w:themeColor="accent5" w:themeTint="99"/>
+          <w:sz w:val="32"/>
+          <w:szCs w:val="32"/>
+        </w:rPr>
+        <w:t>workbench.colorCustomizations</w:t>
+      </w:r>
+      <w:proofErr w:type="spellEnd"/>
+      <w:proofErr w:type="gramEnd"/>
+      <w:r>
+        <w:rPr>
+          <w:b/>
+          <w:bCs/>
+          <w:color w:val="D86DCB" w:themeColor="accent5" w:themeTint="99"/>
+          <w:sz w:val="32"/>
+          <w:szCs w:val="32"/>
+        </w:rPr>
+        <w:t>": {</w:t>
+      </w:r>
+    </w:p>
+    <w:p>
+      <w:pPr>
+        <w:jc w:val="both"/>
+        <w:rPr>
+          <w:b/>
+          <w:bCs/>
+          <w:color w:val="D86DCB" w:themeColor="accent5" w:themeTint="99"/>
+          <w:sz w:val="32"/>
+          <w:szCs w:val="32"/>
+        </w:rPr>
+      </w:pPr>
+      <w:r>
+        <w:rPr>
+          <w:b/>
+          <w:bCs/>
+          <w:color w:val="D86DCB" w:themeColor="accent5" w:themeTint="99"/>
+          <w:sz w:val="32"/>
+          <w:szCs w:val="32"/>
+        </w:rPr>
+        <w:t xml:space="preserve">        "</w:t>
+      </w:r>
+      <w:proofErr w:type="spellStart"/>
+      <w:proofErr w:type="gramStart"/>
+      <w:r>
+        <w:rPr>
+          <w:b/>
+          <w:bCs/>
+          <w:color w:val="D86DCB" w:themeColor="accent5" w:themeTint="99"/>
+          <w:sz w:val="32"/>
+          <w:szCs w:val="32"/>
+        </w:rPr>
+        <w:t>editor.background</w:t>
+      </w:r>
+      <w:proofErr w:type="spellEnd"/>
+      <w:proofErr w:type="gramEnd"/>
+      <w:r>
+        <w:rPr>
+          <w:b/>
+          <w:bCs/>
+          <w:color w:val="D86DCB" w:themeColor="accent5" w:themeTint="99"/>
+          <w:sz w:val="32"/>
+          <w:szCs w:val="32"/>
+        </w:rPr>
+        <w:t>": "#1</w:t>
+      </w:r>
+      <w:r>
+        <w:rPr>
+          <w:b/>
+          <w:bCs/>
+          <w:color w:val="D86DCB" w:themeColor="accent5" w:themeTint="99"/>
+          <w:sz w:val="32"/>
+          <w:szCs w:val="32"/>
+        </w:rPr>
+        <w:t>F2023</w:t>
+      </w:r>
+      <w:r>
+        <w:rPr>
+          <w:b/>
+          <w:bCs/>
+          <w:color w:val="D86DCB" w:themeColor="accent5" w:themeTint="99"/>
+          <w:sz w:val="32"/>
+          <w:szCs w:val="32"/>
+        </w:rPr>
+        <w:t>"</w:t>
+      </w:r>
+    </w:p>
+    <w:p>
+      <w:pPr>
+        <w:jc w:val="both"/>
+        <w:rPr>
+          <w:b/>
+          <w:bCs/>
+          <w:color w:val="D86DCB" w:themeColor="accent5" w:themeTint="99"/>
+          <w:sz w:val="32"/>
+          <w:szCs w:val="32"/>
+        </w:rPr>
+      </w:pPr>
+      <w:r>
+        <w:rPr>
+          <w:b/>
+          <w:bCs/>
+          <w:color w:val="D86DCB" w:themeColor="accent5" w:themeTint="99"/>
+          <w:sz w:val="32"/>
+          <w:szCs w:val="32"/>
+        </w:rPr>
+        <w:t xml:space="preserve">    }</w:t>
+      </w:r>
+    </w:p>
+    <w:p>
+      <w:pPr>
+        <w:jc w:val="both"/>
+        <w:rPr>
+          <w:b/>
+          <w:bCs/>
+          <w:color w:val="D86DCB" w:themeColor="accent5" w:themeTint="99"/>
+          <w:sz w:val="32"/>
+          <w:szCs w:val="32"/>
+        </w:rPr>
+      </w:pPr>
+      <w:r>
+        <w:rPr>
+          <w:b/>
+          <w:bCs/>
+          <w:color w:val="D86DCB" w:themeColor="accent5" w:themeTint="99"/>
+          <w:sz w:val="32"/>
+          <w:szCs w:val="32"/>
+        </w:rPr>
+        <w:t>}</w:t>
+      </w:r>
+    </w:p>
+    <w:p>
+      <w:pPr>
+        <w:jc w:val="both"/>
+        <w:rPr>
+          <w:sz w:val="32"/>
+          <w:szCs w:val="32"/>
+        </w:rPr>
+      </w:pPr>
     </w:p>
     <w:p>
       <w:pPr>
@@ -826,6 +1087,7 @@
           <w:sz w:val="32"/>
           <w:szCs w:val="32"/>
         </w:rPr>
+        <w:lastRenderedPageBreak/>
         <w:t>View</w:t>
       </w:r>
       <w:r>
@@ -1029,14 +1291,27 @@
         </w:rPr>
         <w:t xml:space="preserve"> project which will be our app name (like </w:t>
       </w:r>
-      <w:r>
-        <w:rPr>
-          <w:b/>
-          <w:bCs/>
-          <w:sz w:val="32"/>
-          <w:szCs w:val="32"/>
-        </w:rPr>
-        <w:t>android:label=</w:t>
+      <w:proofErr w:type="spellStart"/>
+      <w:proofErr w:type="gramStart"/>
+      <w:r>
+        <w:rPr>
+          <w:b/>
+          <w:bCs/>
+          <w:sz w:val="32"/>
+          <w:szCs w:val="32"/>
+        </w:rPr>
+        <w:t>android:label</w:t>
+      </w:r>
+      <w:proofErr w:type="spellEnd"/>
+      <w:proofErr w:type="gramEnd"/>
+      <w:r>
+        <w:rPr>
+          <w:b/>
+          <w:bCs/>
+          <w:sz w:val="32"/>
+          <w:szCs w:val="32"/>
+        </w:rPr>
+        <w:t>=</w:t>
       </w:r>
       <w:r>
         <w:rPr>
@@ -1061,6 +1336,7 @@
         </w:rPr>
         <w:t xml:space="preserve"> and </w:t>
       </w:r>
+      <w:proofErr w:type="spellStart"/>
       <w:r>
         <w:rPr>
           <w:b/>
@@ -1070,6 +1346,7 @@
         </w:rPr>
         <w:t>pubsec.yaml</w:t>
       </w:r>
+      <w:proofErr w:type="spellEnd"/>
       <w:r>
         <w:rPr>
           <w:sz w:val="32"/>
@@ -1105,6 +1382,7 @@
         </w:rPr>
         <w:t xml:space="preserve"> </w:t>
       </w:r>
+      <w:proofErr w:type="spellStart"/>
       <w:r>
         <w:rPr>
           <w:b/>
@@ -1114,6 +1392,7 @@
         </w:rPr>
         <w:t>com.example.testing_flutter</w:t>
       </w:r>
+      <w:proofErr w:type="spellEnd"/>
       <w:r>
         <w:rPr>
           <w:sz w:val="32"/>
@@ -1140,7 +1419,6 @@
           <w:sz w:val="32"/>
           <w:szCs w:val="32"/>
         </w:rPr>
-        <w:lastRenderedPageBreak/>
         <w:t>After that select platforms for this project like (applicable for Android, iOS, web etc.)</w:t>
       </w:r>
     </w:p>
@@ -1435,37 +1713,20 @@
       <w:pPr>
         <w:jc w:val="both"/>
         <w:rPr>
-          <w:sz w:val="32"/>
-          <w:szCs w:val="32"/>
-        </w:rPr>
-      </w:pPr>
-    </w:p>
-    <w:p>
-      <w:pPr>
-        <w:jc w:val="both"/>
-        <w:rPr>
-          <w:sz w:val="32"/>
-          <w:szCs w:val="32"/>
-        </w:rPr>
-      </w:pPr>
-    </w:p>
-    <w:p>
-      <w:pPr>
-        <w:jc w:val="both"/>
-        <w:rPr>
-          <w:b/>
-          <w:bCs/>
-          <w:sz w:val="32"/>
-          <w:szCs w:val="32"/>
-        </w:rPr>
-      </w:pPr>
-      <w:r>
-        <w:rPr>
-          <w:b/>
-          <w:bCs/>
-          <w:sz w:val="32"/>
-          <w:szCs w:val="32"/>
-        </w:rPr>
+          <w:b/>
+          <w:bCs/>
+          <w:sz w:val="32"/>
+          <w:szCs w:val="32"/>
+        </w:rPr>
+      </w:pPr>
+      <w:r>
+        <w:rPr>
+          <w:b/>
+          <w:bCs/>
+          <w:sz w:val="32"/>
+          <w:szCs w:val="32"/>
+        </w:rPr>
+        <w:lastRenderedPageBreak/>
         <w:t>Project Level Settings in VS Code:</w:t>
       </w:r>
     </w:p>
@@ -1482,17 +1743,37 @@
           <w:sz w:val="32"/>
           <w:szCs w:val="32"/>
         </w:rPr>
-        <w:t xml:space="preserve"># If we add a </w:t>
-      </w:r>
-      <w:r>
-        <w:rPr>
-          <w:b/>
-          <w:bCs/>
-          <w:sz w:val="32"/>
-          <w:szCs w:val="32"/>
-        </w:rPr>
-        <w:t>.vscode</w:t>
-      </w:r>
+        <w:t xml:space="preserve"># If we add </w:t>
+      </w:r>
+      <w:proofErr w:type="gramStart"/>
+      <w:r>
+        <w:rPr>
+          <w:sz w:val="32"/>
+          <w:szCs w:val="32"/>
+        </w:rPr>
+        <w:t xml:space="preserve">a </w:t>
+      </w:r>
+      <w:r>
+        <w:rPr>
+          <w:b/>
+          <w:bCs/>
+          <w:sz w:val="32"/>
+          <w:szCs w:val="32"/>
+        </w:rPr>
+        <w:t>.</w:t>
+      </w:r>
+      <w:proofErr w:type="spellStart"/>
+      <w:r>
+        <w:rPr>
+          <w:b/>
+          <w:bCs/>
+          <w:sz w:val="32"/>
+          <w:szCs w:val="32"/>
+        </w:rPr>
+        <w:t>vscode</w:t>
+      </w:r>
+      <w:proofErr w:type="spellEnd"/>
+      <w:proofErr w:type="gramEnd"/>
       <w:r>
         <w:rPr>
           <w:sz w:val="32"/>
@@ -1500,15 +1781,57 @@
         </w:rPr>
         <w:t xml:space="preserve"> directory inside our (like </w:t>
       </w:r>
-      <w:r>
-        <w:rPr>
-          <w:b/>
-          <w:bCs/>
-          <w:sz w:val="32"/>
-          <w:szCs w:val="32"/>
-        </w:rPr>
-        <w:t>project_root/.vscode/settings.json</w:t>
-      </w:r>
+      <w:proofErr w:type="spellStart"/>
+      <w:r>
+        <w:rPr>
+          <w:b/>
+          <w:bCs/>
+          <w:sz w:val="32"/>
+          <w:szCs w:val="32"/>
+        </w:rPr>
+        <w:t>project_root</w:t>
+      </w:r>
+      <w:proofErr w:type="spellEnd"/>
+      <w:r>
+        <w:rPr>
+          <w:b/>
+          <w:bCs/>
+          <w:sz w:val="32"/>
+          <w:szCs w:val="32"/>
+        </w:rPr>
+        <w:t>/.</w:t>
+      </w:r>
+      <w:proofErr w:type="spellStart"/>
+      <w:r>
+        <w:rPr>
+          <w:b/>
+          <w:bCs/>
+          <w:sz w:val="32"/>
+          <w:szCs w:val="32"/>
+        </w:rPr>
+        <w:t>vscode</w:t>
+      </w:r>
+      <w:proofErr w:type="spellEnd"/>
+      <w:r>
+        <w:rPr>
+          <w:b/>
+          <w:bCs/>
+          <w:sz w:val="32"/>
+          <w:szCs w:val="32"/>
+        </w:rPr>
+        <w:t>/</w:t>
+      </w:r>
+      <w:proofErr w:type="spellStart"/>
+      <w:r>
+        <w:rPr>
+          <w:b/>
+          <w:bCs/>
+          <w:sz w:val="32"/>
+          <w:szCs w:val="32"/>
+        </w:rPr>
+        <w:t>settings.json</w:t>
+      </w:r>
+      <w:proofErr w:type="spellEnd"/>
       <w:r>
         <w:rPr>
           <w:sz w:val="32"/>
@@ -1516,6 +1839,7 @@
         </w:rPr>
         <w:t xml:space="preserve">) and it has </w:t>
       </w:r>
+      <w:proofErr w:type="spellStart"/>
       <w:r>
         <w:rPr>
           <w:b/>
@@ -1525,6 +1849,7 @@
         </w:rPr>
         <w:t>settings.json</w:t>
       </w:r>
+      <w:proofErr w:type="spellEnd"/>
       <w:r>
         <w:rPr>
           <w:sz w:val="32"/>
@@ -1543,6 +1868,7 @@
           <w:szCs w:val="28"/>
         </w:rPr>
       </w:pPr>
+      <w:proofErr w:type="spellStart"/>
       <w:r>
         <w:rPr>
           <w:b/>
@@ -1550,140 +1876,140 @@
           <w:sz w:val="28"/>
           <w:szCs w:val="28"/>
         </w:rPr>
-        <w:t>my_flutter_app/</w:t>
-      </w:r>
-    </w:p>
-    <w:p>
-      <w:pPr>
-        <w:jc w:val="both"/>
+        <w:t>my_flutter_app</w:t>
+      </w:r>
+      <w:proofErr w:type="spellEnd"/>
+      <w:r>
         <w:rPr>
           <w:b/>
           <w:bCs/>
           <w:sz w:val="28"/>
           <w:szCs w:val="28"/>
         </w:rPr>
-      </w:pPr>
-      <w:r>
-        <w:rPr>
-          <w:rFonts w:ascii="Arial" w:hAnsi="Arial" w:cs="Arial"/>
+        <w:t>/</w:t>
+      </w:r>
+    </w:p>
+    <w:p>
+      <w:pPr>
+        <w:jc w:val="both"/>
+        <w:rPr>
           <w:b/>
           <w:bCs/>
           <w:sz w:val="28"/>
           <w:szCs w:val="28"/>
         </w:rPr>
-        <w:t>├</w:t>
-      </w:r>
-      <w:r>
-        <w:rPr>
-          <w:rFonts w:ascii="Aptos" w:hAnsi="Aptos" w:cs="Aptos"/>
+      </w:pPr>
+      <w:r>
+        <w:rPr>
+          <w:rFonts w:ascii="Arial" w:hAnsi="Arial" w:cs="Arial"/>
           <w:b/>
           <w:bCs/>
           <w:sz w:val="28"/>
           <w:szCs w:val="28"/>
         </w:rPr>
-        <w:t>──</w:t>
-      </w:r>
-      <w:r>
-        <w:rPr>
+        <w:t>├</w:t>
+      </w:r>
+      <w:r>
+        <w:rPr>
+          <w:rFonts w:ascii="Aptos" w:hAnsi="Aptos" w:cs="Aptos"/>
           <w:b/>
           <w:bCs/>
           <w:sz w:val="28"/>
           <w:szCs w:val="28"/>
         </w:rPr>
-        <w:t xml:space="preserve"> lib/</w:t>
-      </w:r>
-    </w:p>
-    <w:p>
-      <w:pPr>
-        <w:jc w:val="both"/>
+        <w:t>──</w:t>
+      </w:r>
+      <w:r>
         <w:rPr>
           <w:b/>
           <w:bCs/>
           <w:sz w:val="28"/>
           <w:szCs w:val="28"/>
         </w:rPr>
-      </w:pPr>
-      <w:r>
-        <w:rPr>
-          <w:rFonts w:ascii="Arial" w:hAnsi="Arial" w:cs="Arial"/>
+        <w:t xml:space="preserve"> lib/</w:t>
+      </w:r>
+    </w:p>
+    <w:p>
+      <w:pPr>
+        <w:jc w:val="both"/>
+        <w:rPr>
           <w:b/>
           <w:bCs/>
           <w:sz w:val="28"/>
           <w:szCs w:val="28"/>
         </w:rPr>
-        <w:lastRenderedPageBreak/>
-        <w:t>├</w:t>
-      </w:r>
-      <w:r>
-        <w:rPr>
-          <w:rFonts w:ascii="Aptos" w:hAnsi="Aptos" w:cs="Aptos"/>
+      </w:pPr>
+      <w:r>
+        <w:rPr>
+          <w:rFonts w:ascii="Arial" w:hAnsi="Arial" w:cs="Arial"/>
           <w:b/>
           <w:bCs/>
           <w:sz w:val="28"/>
           <w:szCs w:val="28"/>
         </w:rPr>
-        <w:t>──</w:t>
-      </w:r>
-      <w:r>
-        <w:rPr>
+        <w:t>├</w:t>
+      </w:r>
+      <w:r>
+        <w:rPr>
+          <w:rFonts w:ascii="Aptos" w:hAnsi="Aptos" w:cs="Aptos"/>
           <w:b/>
           <w:bCs/>
           <w:sz w:val="28"/>
           <w:szCs w:val="28"/>
         </w:rPr>
-        <w:t xml:space="preserve"> android/</w:t>
-      </w:r>
-    </w:p>
-    <w:p>
-      <w:pPr>
-        <w:jc w:val="both"/>
+        <w:t>──</w:t>
+      </w:r>
+      <w:r>
         <w:rPr>
           <w:b/>
           <w:bCs/>
           <w:sz w:val="28"/>
           <w:szCs w:val="28"/>
         </w:rPr>
-      </w:pPr>
-      <w:r>
-        <w:rPr>
-          <w:rFonts w:ascii="Arial" w:hAnsi="Arial" w:cs="Arial"/>
+        <w:t xml:space="preserve"> android/</w:t>
+      </w:r>
+    </w:p>
+    <w:p>
+      <w:pPr>
+        <w:jc w:val="both"/>
+        <w:rPr>
           <w:b/>
           <w:bCs/>
           <w:sz w:val="28"/>
           <w:szCs w:val="28"/>
         </w:rPr>
-        <w:t>├</w:t>
-      </w:r>
-      <w:r>
-        <w:rPr>
-          <w:rFonts w:ascii="Aptos" w:hAnsi="Aptos" w:cs="Aptos"/>
+      </w:pPr>
+      <w:r>
+        <w:rPr>
+          <w:rFonts w:ascii="Arial" w:hAnsi="Arial" w:cs="Arial"/>
           <w:b/>
           <w:bCs/>
           <w:sz w:val="28"/>
           <w:szCs w:val="28"/>
         </w:rPr>
-        <w:t>──</w:t>
-      </w:r>
-      <w:r>
-        <w:rPr>
+        <w:t>├</w:t>
+      </w:r>
+      <w:r>
+        <w:rPr>
+          <w:rFonts w:ascii="Aptos" w:hAnsi="Aptos" w:cs="Aptos"/>
           <w:b/>
           <w:bCs/>
           <w:sz w:val="28"/>
           <w:szCs w:val="28"/>
         </w:rPr>
-        <w:t xml:space="preserve"> pubspec.yaml</w:t>
-      </w:r>
-    </w:p>
-    <w:p>
-      <w:pPr>
-        <w:jc w:val="both"/>
+        <w:t>──</w:t>
+      </w:r>
+      <w:r>
         <w:rPr>
           <w:b/>
           <w:bCs/>
           <w:sz w:val="28"/>
           <w:szCs w:val="28"/>
         </w:rPr>
-      </w:pPr>
+        <w:t xml:space="preserve"> </w:t>
+      </w:r>
+      <w:proofErr w:type="spellStart"/>
+      <w:proofErr w:type="gramStart"/>
       <w:r>
         <w:rPr>
           <w:b/>
@@ -1691,8 +2017,10 @@
           <w:sz w:val="28"/>
           <w:szCs w:val="28"/>
         </w:rPr>
-        <w:t>└── .vscode/</w:t>
-      </w:r>
+        <w:t>pubspec.yaml</w:t>
+      </w:r>
+      <w:proofErr w:type="spellEnd"/>
+      <w:proofErr w:type="gramEnd"/>
     </w:p>
     <w:p>
       <w:pPr>
@@ -1711,35 +2039,19 @@
           <w:sz w:val="28"/>
           <w:szCs w:val="28"/>
         </w:rPr>
-        <w:t xml:space="preserve">    └── settings.json</w:t>
-      </w:r>
-    </w:p>
-    <w:p>
-      <w:pPr>
-        <w:jc w:val="both"/>
-        <w:rPr>
-          <w:sz w:val="32"/>
-          <w:szCs w:val="32"/>
-        </w:rPr>
-      </w:pPr>
-      <w:r>
-        <w:rPr>
-          <w:sz w:val="32"/>
-          <w:szCs w:val="32"/>
-        </w:rPr>
-        <w:t># Like:</w:t>
-      </w:r>
-    </w:p>
-    <w:p>
-      <w:pPr>
-        <w:jc w:val="both"/>
+        <w:t>└─</w:t>
+      </w:r>
+      <w:proofErr w:type="gramStart"/>
+      <w:r>
         <w:rPr>
           <w:b/>
           <w:bCs/>
           <w:sz w:val="28"/>
           <w:szCs w:val="28"/>
         </w:rPr>
-      </w:pPr>
+        <w:t>─ .</w:t>
+      </w:r>
+      <w:proofErr w:type="spellStart"/>
       <w:r>
         <w:rPr>
           <w:b/>
@@ -1747,39 +2059,41 @@
           <w:sz w:val="28"/>
           <w:szCs w:val="28"/>
         </w:rPr>
-        <w:t>{</w:t>
-      </w:r>
-    </w:p>
-    <w:p>
-      <w:pPr>
-        <w:jc w:val="both"/>
+        <w:t>vscode</w:t>
+      </w:r>
+      <w:proofErr w:type="spellEnd"/>
+      <w:proofErr w:type="gramEnd"/>
+      <w:r>
         <w:rPr>
           <w:b/>
           <w:bCs/>
           <w:sz w:val="28"/>
           <w:szCs w:val="28"/>
         </w:rPr>
-      </w:pPr>
-      <w:r>
+        <w:t>/</w:t>
+      </w:r>
+    </w:p>
+    <w:p>
+      <w:pPr>
+        <w:jc w:val="both"/>
         <w:rPr>
           <w:b/>
           <w:bCs/>
           <w:sz w:val="28"/>
           <w:szCs w:val="28"/>
         </w:rPr>
-        <w:t xml:space="preserve">  "editor.fontSize": 16,</w:t>
-      </w:r>
-    </w:p>
-    <w:p>
-      <w:pPr>
-        <w:jc w:val="both"/>
+      </w:pPr>
+      <w:r>
         <w:rPr>
           <w:b/>
           <w:bCs/>
           <w:sz w:val="28"/>
           <w:szCs w:val="28"/>
         </w:rPr>
-      </w:pPr>
+        <w:t xml:space="preserve">    └── </w:t>
+      </w:r>
+      <w:proofErr w:type="spellStart"/>
+      <w:proofErr w:type="gramStart"/>
       <w:r>
         <w:rPr>
           <w:b/>
@@ -1787,7 +2101,25 @@
           <w:sz w:val="28"/>
           <w:szCs w:val="28"/>
         </w:rPr>
-        <w:t xml:space="preserve">  "cSpell.words": [</w:t>
+        <w:t>settings.json</w:t>
+      </w:r>
+      <w:proofErr w:type="spellEnd"/>
+      <w:proofErr w:type="gramEnd"/>
+    </w:p>
+    <w:p>
+      <w:pPr>
+        <w:jc w:val="both"/>
+        <w:rPr>
+          <w:sz w:val="32"/>
+          <w:szCs w:val="32"/>
+        </w:rPr>
+      </w:pPr>
+      <w:r>
+        <w:rPr>
+          <w:sz w:val="32"/>
+          <w:szCs w:val="32"/>
+        </w:rPr>
+        <w:t># Like:</w:t>
       </w:r>
     </w:p>
     <w:p>
@@ -1807,7 +2139,7 @@
           <w:sz w:val="28"/>
           <w:szCs w:val="28"/>
         </w:rPr>
-        <w:t xml:space="preserve">        "playfair"</w:t>
+        <w:t>{</w:t>
       </w:r>
     </w:p>
     <w:p>
@@ -1827,19 +2159,21 @@
           <w:sz w:val="28"/>
           <w:szCs w:val="28"/>
         </w:rPr>
-        <w:t xml:space="preserve">  ],</w:t>
-      </w:r>
-    </w:p>
-    <w:p>
-      <w:pPr>
-        <w:jc w:val="both"/>
+        <w:t xml:space="preserve">  "</w:t>
+      </w:r>
+      <w:proofErr w:type="spellStart"/>
+      <w:proofErr w:type="gramStart"/>
+      <w:r>
         <w:rPr>
           <w:b/>
           <w:bCs/>
           <w:sz w:val="28"/>
           <w:szCs w:val="28"/>
         </w:rPr>
-      </w:pPr>
+        <w:t>editor.fontSize</w:t>
+      </w:r>
+      <w:proofErr w:type="spellEnd"/>
+      <w:proofErr w:type="gramEnd"/>
       <w:r>
         <w:rPr>
           <w:b/>
@@ -1847,7 +2181,7 @@
           <w:sz w:val="28"/>
           <w:szCs w:val="28"/>
         </w:rPr>
-        <w:t xml:space="preserve">  "java.configuration.updateBuildConfiguration": "interactive",</w:t>
+        <w:t>": 16,</w:t>
       </w:r>
     </w:p>
     <w:p>
@@ -1867,19 +2201,19 @@
           <w:sz w:val="28"/>
           <w:szCs w:val="28"/>
         </w:rPr>
-        <w:t xml:space="preserve">  "dart.previewFlutterUiGuides": true,</w:t>
-      </w:r>
-    </w:p>
-    <w:p>
-      <w:pPr>
-        <w:jc w:val="both"/>
+        <w:t xml:space="preserve">  "</w:t>
+      </w:r>
+      <w:proofErr w:type="spellStart"/>
+      <w:r>
         <w:rPr>
           <w:b/>
           <w:bCs/>
           <w:sz w:val="28"/>
           <w:szCs w:val="28"/>
         </w:rPr>
-      </w:pPr>
+        <w:t>cSpell.words</w:t>
+      </w:r>
+      <w:proofErr w:type="spellEnd"/>
       <w:r>
         <w:rPr>
           <w:b/>
@@ -1887,154 +2221,7 @@
           <w:sz w:val="28"/>
           <w:szCs w:val="28"/>
         </w:rPr>
-        <w:t>}</w:t>
-      </w:r>
-    </w:p>
-    <w:p>
-      <w:pPr>
-        <w:jc w:val="both"/>
-        <w:rPr>
-          <w:sz w:val="32"/>
-          <w:szCs w:val="32"/>
-        </w:rPr>
-      </w:pPr>
-      <w:r>
-        <w:rPr>
-          <w:sz w:val="32"/>
-          <w:szCs w:val="32"/>
-        </w:rPr>
-        <w:t xml:space="preserve"># </w:t>
-      </w:r>
-      <w:r>
-        <w:rPr>
-          <w:b/>
-          <w:bCs/>
-          <w:sz w:val="32"/>
-          <w:szCs w:val="32"/>
-        </w:rPr>
-        <w:t>editor.fontSize</w:t>
-      </w:r>
-      <w:r>
-        <w:rPr>
-          <w:sz w:val="32"/>
-          <w:szCs w:val="32"/>
-        </w:rPr>
-        <w:t xml:space="preserve"> tells use font size 16 for this project</w:t>
-      </w:r>
-    </w:p>
-    <w:p>
-      <w:pPr>
-        <w:jc w:val="both"/>
-        <w:rPr>
-          <w:sz w:val="32"/>
-          <w:szCs w:val="32"/>
-        </w:rPr>
-      </w:pPr>
-      <w:r>
-        <w:rPr>
-          <w:sz w:val="32"/>
-          <w:szCs w:val="32"/>
-        </w:rPr>
-        <w:t xml:space="preserve"># </w:t>
-      </w:r>
-      <w:r>
-        <w:rPr>
-          <w:b/>
-          <w:bCs/>
-          <w:sz w:val="32"/>
-          <w:szCs w:val="32"/>
-        </w:rPr>
-        <w:t>cSpell.words</w:t>
-      </w:r>
-      <w:r>
-        <w:rPr>
-          <w:sz w:val="32"/>
-          <w:szCs w:val="32"/>
-        </w:rPr>
-        <w:t xml:space="preserve"> tells the spell checker not to flag like we know this word. Don’t complain about it (Project level dictionary)</w:t>
-      </w:r>
-    </w:p>
-    <w:p>
-      <w:pPr>
-        <w:jc w:val="both"/>
-        <w:rPr>
-          <w:sz w:val="32"/>
-          <w:szCs w:val="32"/>
-        </w:rPr>
-      </w:pPr>
-      <w:r>
-        <w:rPr>
-          <w:sz w:val="32"/>
-          <w:szCs w:val="32"/>
-        </w:rPr>
-        <w:t xml:space="preserve"># </w:t>
-      </w:r>
-      <w:r>
-        <w:rPr>
-          <w:b/>
-          <w:bCs/>
-          <w:sz w:val="32"/>
-          <w:szCs w:val="32"/>
-        </w:rPr>
-        <w:t>java.configuration.updateBuildConfiguration</w:t>
-      </w:r>
-      <w:r>
-        <w:rPr>
-          <w:sz w:val="32"/>
-          <w:szCs w:val="32"/>
-        </w:rPr>
-        <w:t xml:space="preserve"> </w:t>
-      </w:r>
-      <w:r>
-        <w:rPr>
-          <w:sz w:val="32"/>
-          <w:szCs w:val="32"/>
-        </w:rPr>
-        <w:t>controls what VS Code does when it detects that our Gradle configuration has changed.</w:t>
-      </w:r>
-      <w:r>
-        <w:rPr>
-          <w:sz w:val="32"/>
-          <w:szCs w:val="32"/>
-        </w:rPr>
-        <w:t xml:space="preserve"> </w:t>
-      </w:r>
-      <w:r>
-        <w:rPr>
-          <w:sz w:val="32"/>
-          <w:szCs w:val="32"/>
-        </w:rPr>
-        <w:t>For example,</w:t>
-      </w:r>
-      <w:r>
-        <w:rPr>
-          <w:sz w:val="32"/>
-          <w:szCs w:val="32"/>
-        </w:rPr>
-        <w:t xml:space="preserve"> </w:t>
-      </w:r>
-      <w:r>
-        <w:rPr>
-          <w:sz w:val="32"/>
-          <w:szCs w:val="32"/>
-        </w:rPr>
-        <w:t xml:space="preserve">our </w:t>
-      </w:r>
-      <w:r>
-        <w:rPr>
-          <w:b/>
-          <w:bCs/>
-          <w:sz w:val="32"/>
-          <w:szCs w:val="32"/>
-        </w:rPr>
-        <w:t>Flutter</w:t>
-      </w:r>
-      <w:r>
-        <w:rPr>
-          <w:sz w:val="32"/>
-          <w:szCs w:val="32"/>
-        </w:rPr>
-        <w:t xml:space="preserve"> project has:</w:t>
+        <w:t>": [</w:t>
       </w:r>
     </w:p>
     <w:p>
@@ -2054,39 +2241,39 @@
           <w:sz w:val="28"/>
           <w:szCs w:val="28"/>
         </w:rPr>
-        <w:t>android/</w:t>
-      </w:r>
-    </w:p>
-    <w:p>
-      <w:pPr>
-        <w:jc w:val="both"/>
+        <w:t xml:space="preserve">        "</w:t>
+      </w:r>
+      <w:proofErr w:type="spellStart"/>
+      <w:r>
         <w:rPr>
           <w:b/>
           <w:bCs/>
           <w:sz w:val="28"/>
           <w:szCs w:val="28"/>
         </w:rPr>
-      </w:pPr>
-      <w:r>
-        <w:rPr>
-          <w:rFonts w:ascii="Arial" w:hAnsi="Arial" w:cs="Arial"/>
+        <w:t>playfair</w:t>
+      </w:r>
+      <w:proofErr w:type="spellEnd"/>
+      <w:r>
+        <w:rPr>
           <w:b/>
           <w:bCs/>
           <w:sz w:val="28"/>
           <w:szCs w:val="28"/>
         </w:rPr>
-        <w:t>├</w:t>
-      </w:r>
-      <w:r>
-        <w:rPr>
-          <w:rFonts w:ascii="Aptos" w:hAnsi="Aptos" w:cs="Aptos"/>
+        <w:t>"</w:t>
+      </w:r>
+    </w:p>
+    <w:p>
+      <w:pPr>
+        <w:jc w:val="both"/>
+        <w:rPr>
           <w:b/>
           <w:bCs/>
           <w:sz w:val="28"/>
           <w:szCs w:val="28"/>
         </w:rPr>
-        <w:t>──</w:t>
-      </w:r>
+      </w:pPr>
       <w:r>
         <w:rPr>
           <w:b/>
@@ -2094,7 +2281,7 @@
           <w:sz w:val="28"/>
           <w:szCs w:val="28"/>
         </w:rPr>
-        <w:t xml:space="preserve"> build.gradle.kts</w:t>
+        <w:t xml:space="preserve">  ],</w:t>
       </w:r>
     </w:p>
     <w:p>
@@ -2109,24 +2296,25 @@
       </w:pPr>
       <w:r>
         <w:rPr>
-          <w:rFonts w:ascii="Arial" w:hAnsi="Arial" w:cs="Arial"/>
           <w:b/>
           <w:bCs/>
           <w:sz w:val="28"/>
           <w:szCs w:val="28"/>
         </w:rPr>
-        <w:t>├</w:t>
-      </w:r>
-      <w:r>
-        <w:rPr>
-          <w:rFonts w:ascii="Aptos" w:hAnsi="Aptos" w:cs="Aptos"/>
+        <w:t xml:space="preserve">  "</w:t>
+      </w:r>
+      <w:proofErr w:type="spellStart"/>
+      <w:proofErr w:type="gramStart"/>
+      <w:r>
+        <w:rPr>
           <w:b/>
           <w:bCs/>
           <w:sz w:val="28"/>
           <w:szCs w:val="28"/>
         </w:rPr>
-        <w:t>──</w:t>
-      </w:r>
+        <w:t>java.configuration</w:t>
+      </w:r>
+      <w:proofErr w:type="gramEnd"/>
       <w:r>
         <w:rPr>
           <w:b/>
@@ -2134,39 +2322,40 @@
           <w:sz w:val="28"/>
           <w:szCs w:val="28"/>
         </w:rPr>
-        <w:t xml:space="preserve"> settings.gradle.kts</w:t>
-      </w:r>
-    </w:p>
-    <w:p>
-      <w:pPr>
-        <w:jc w:val="both"/>
+        <w:t>.updateBuildConfiguration</w:t>
+      </w:r>
+      <w:proofErr w:type="spellEnd"/>
+      <w:r>
         <w:rPr>
           <w:b/>
           <w:bCs/>
           <w:sz w:val="28"/>
           <w:szCs w:val="28"/>
         </w:rPr>
-      </w:pPr>
-      <w:r>
+        <w:t>": "interactive",</w:t>
+      </w:r>
+    </w:p>
+    <w:p>
+      <w:pPr>
+        <w:jc w:val="both"/>
         <w:rPr>
           <w:b/>
           <w:bCs/>
           <w:sz w:val="28"/>
           <w:szCs w:val="28"/>
         </w:rPr>
-        <w:t>└── app/</w:t>
-      </w:r>
-    </w:p>
-    <w:p>
-      <w:pPr>
-        <w:jc w:val="both"/>
+      </w:pPr>
+      <w:r>
         <w:rPr>
           <w:b/>
           <w:bCs/>
           <w:sz w:val="28"/>
           <w:szCs w:val="28"/>
         </w:rPr>
-      </w:pPr>
+        <w:t xml:space="preserve">  "</w:t>
+      </w:r>
+      <w:proofErr w:type="spellStart"/>
+      <w:proofErr w:type="gramStart"/>
       <w:r>
         <w:rPr>
           <w:b/>
@@ -2174,23 +2363,393 @@
           <w:sz w:val="28"/>
           <w:szCs w:val="28"/>
         </w:rPr>
-        <w:t xml:space="preserve">    └── build.gradle.kts</w:t>
-      </w:r>
-    </w:p>
-    <w:p>
-      <w:pPr>
-        <w:jc w:val="both"/>
-        <w:rPr>
-          <w:sz w:val="32"/>
-          <w:szCs w:val="32"/>
-        </w:rPr>
-      </w:pPr>
-      <w:r>
-        <w:rPr>
-          <w:sz w:val="32"/>
-          <w:szCs w:val="32"/>
+        <w:t>dart.previewFlutterUiGuides</w:t>
+      </w:r>
+      <w:proofErr w:type="spellEnd"/>
+      <w:proofErr w:type="gramEnd"/>
+      <w:r>
+        <w:rPr>
+          <w:b/>
+          <w:bCs/>
+          <w:sz w:val="28"/>
+          <w:szCs w:val="28"/>
+        </w:rPr>
+        <w:t>": true,</w:t>
+      </w:r>
+    </w:p>
+    <w:p>
+      <w:pPr>
+        <w:jc w:val="both"/>
+        <w:rPr>
+          <w:b/>
+          <w:bCs/>
+          <w:sz w:val="28"/>
+          <w:szCs w:val="28"/>
+        </w:rPr>
+      </w:pPr>
+      <w:r>
+        <w:rPr>
+          <w:b/>
+          <w:bCs/>
+          <w:sz w:val="28"/>
+          <w:szCs w:val="28"/>
+        </w:rPr>
+        <w:t>}</w:t>
+      </w:r>
+    </w:p>
+    <w:p>
+      <w:pPr>
+        <w:jc w:val="both"/>
+        <w:rPr>
+          <w:sz w:val="32"/>
+          <w:szCs w:val="32"/>
+        </w:rPr>
+      </w:pPr>
+      <w:r>
+        <w:rPr>
+          <w:sz w:val="32"/>
+          <w:szCs w:val="32"/>
+        </w:rPr>
+        <w:t xml:space="preserve"># </w:t>
+      </w:r>
+      <w:proofErr w:type="spellStart"/>
+      <w:proofErr w:type="gramStart"/>
+      <w:r>
+        <w:rPr>
+          <w:b/>
+          <w:bCs/>
+          <w:sz w:val="32"/>
+          <w:szCs w:val="32"/>
+        </w:rPr>
+        <w:t>editor.fontSize</w:t>
+      </w:r>
+      <w:proofErr w:type="spellEnd"/>
+      <w:proofErr w:type="gramEnd"/>
+      <w:r>
+        <w:rPr>
+          <w:sz w:val="32"/>
+          <w:szCs w:val="32"/>
+        </w:rPr>
+        <w:t xml:space="preserve"> tells use font size 16 for this project</w:t>
+      </w:r>
+    </w:p>
+    <w:p>
+      <w:pPr>
+        <w:jc w:val="both"/>
+        <w:rPr>
+          <w:sz w:val="32"/>
+          <w:szCs w:val="32"/>
+        </w:rPr>
+      </w:pPr>
+      <w:r>
+        <w:rPr>
+          <w:sz w:val="32"/>
+          <w:szCs w:val="32"/>
+        </w:rPr>
+        <w:t xml:space="preserve"># </w:t>
+      </w:r>
+      <w:proofErr w:type="spellStart"/>
+      <w:r>
+        <w:rPr>
+          <w:b/>
+          <w:bCs/>
+          <w:sz w:val="32"/>
+          <w:szCs w:val="32"/>
+        </w:rPr>
+        <w:t>cSpell.words</w:t>
+      </w:r>
+      <w:proofErr w:type="spellEnd"/>
+      <w:r>
+        <w:rPr>
+          <w:sz w:val="32"/>
+          <w:szCs w:val="32"/>
+        </w:rPr>
+        <w:t xml:space="preserve"> tells the spell checker not to flag like we know this word. Don’t complain about it (Project level dictionary)</w:t>
+      </w:r>
+    </w:p>
+    <w:p>
+      <w:pPr>
+        <w:jc w:val="both"/>
+        <w:rPr>
+          <w:sz w:val="32"/>
+          <w:szCs w:val="32"/>
+        </w:rPr>
+      </w:pPr>
+      <w:r>
+        <w:rPr>
+          <w:sz w:val="32"/>
+          <w:szCs w:val="32"/>
+        </w:rPr>
+        <w:t xml:space="preserve"># </w:t>
+      </w:r>
+      <w:proofErr w:type="spellStart"/>
+      <w:proofErr w:type="gramStart"/>
+      <w:r>
+        <w:rPr>
+          <w:b/>
+          <w:bCs/>
+          <w:sz w:val="32"/>
+          <w:szCs w:val="32"/>
+        </w:rPr>
+        <w:t>java.configuration</w:t>
+      </w:r>
+      <w:proofErr w:type="gramEnd"/>
+      <w:r>
+        <w:rPr>
+          <w:b/>
+          <w:bCs/>
+          <w:sz w:val="32"/>
+          <w:szCs w:val="32"/>
+        </w:rPr>
+        <w:t>.updateBuildConfiguration</w:t>
+      </w:r>
+      <w:proofErr w:type="spellEnd"/>
+      <w:r>
+        <w:rPr>
+          <w:sz w:val="32"/>
+          <w:szCs w:val="32"/>
+        </w:rPr>
+        <w:t xml:space="preserve"> </w:t>
+      </w:r>
+      <w:r>
+        <w:rPr>
+          <w:sz w:val="32"/>
+          <w:szCs w:val="32"/>
+        </w:rPr>
+        <w:t>controls what VS Code does when it detects that our Gradle configuration has changed.</w:t>
+      </w:r>
+      <w:r>
+        <w:rPr>
+          <w:sz w:val="32"/>
+          <w:szCs w:val="32"/>
+        </w:rPr>
+        <w:t xml:space="preserve"> </w:t>
+      </w:r>
+      <w:r>
+        <w:rPr>
+          <w:sz w:val="32"/>
+          <w:szCs w:val="32"/>
+        </w:rPr>
+        <w:t>For example,</w:t>
+      </w:r>
+      <w:r>
+        <w:rPr>
+          <w:sz w:val="32"/>
+          <w:szCs w:val="32"/>
+        </w:rPr>
+        <w:t xml:space="preserve"> </w:t>
+      </w:r>
+      <w:r>
+        <w:rPr>
+          <w:sz w:val="32"/>
+          <w:szCs w:val="32"/>
+        </w:rPr>
+        <w:t xml:space="preserve">our </w:t>
+      </w:r>
+      <w:r>
+        <w:rPr>
+          <w:b/>
+          <w:bCs/>
+          <w:sz w:val="32"/>
+          <w:szCs w:val="32"/>
+        </w:rPr>
+        <w:t>Flutter</w:t>
+      </w:r>
+      <w:r>
+        <w:rPr>
+          <w:sz w:val="32"/>
+          <w:szCs w:val="32"/>
+        </w:rPr>
+        <w:t xml:space="preserve"> project has:</w:t>
+      </w:r>
+    </w:p>
+    <w:p>
+      <w:pPr>
+        <w:jc w:val="both"/>
+        <w:rPr>
+          <w:b/>
+          <w:bCs/>
+          <w:sz w:val="28"/>
+          <w:szCs w:val="28"/>
+        </w:rPr>
+      </w:pPr>
+      <w:r>
+        <w:rPr>
+          <w:b/>
+          <w:bCs/>
+          <w:sz w:val="28"/>
+          <w:szCs w:val="28"/>
         </w:rPr>
         <w:lastRenderedPageBreak/>
+        <w:t>android/</w:t>
+      </w:r>
+    </w:p>
+    <w:p>
+      <w:pPr>
+        <w:jc w:val="both"/>
+        <w:rPr>
+          <w:b/>
+          <w:bCs/>
+          <w:sz w:val="28"/>
+          <w:szCs w:val="28"/>
+        </w:rPr>
+      </w:pPr>
+      <w:r>
+        <w:rPr>
+          <w:rFonts w:ascii="Arial" w:hAnsi="Arial" w:cs="Arial"/>
+          <w:b/>
+          <w:bCs/>
+          <w:sz w:val="28"/>
+          <w:szCs w:val="28"/>
+        </w:rPr>
+        <w:t>├</w:t>
+      </w:r>
+      <w:r>
+        <w:rPr>
+          <w:rFonts w:ascii="Aptos" w:hAnsi="Aptos" w:cs="Aptos"/>
+          <w:b/>
+          <w:bCs/>
+          <w:sz w:val="28"/>
+          <w:szCs w:val="28"/>
+        </w:rPr>
+        <w:t>──</w:t>
+      </w:r>
+      <w:r>
+        <w:rPr>
+          <w:b/>
+          <w:bCs/>
+          <w:sz w:val="28"/>
+          <w:szCs w:val="28"/>
+        </w:rPr>
+        <w:t xml:space="preserve"> </w:t>
+      </w:r>
+      <w:proofErr w:type="spellStart"/>
+      <w:r>
+        <w:rPr>
+          <w:b/>
+          <w:bCs/>
+          <w:sz w:val="28"/>
+          <w:szCs w:val="28"/>
+        </w:rPr>
+        <w:t>build.gradle.kts</w:t>
+      </w:r>
+      <w:proofErr w:type="spellEnd"/>
+    </w:p>
+    <w:p>
+      <w:pPr>
+        <w:jc w:val="both"/>
+        <w:rPr>
+          <w:b/>
+          <w:bCs/>
+          <w:sz w:val="28"/>
+          <w:szCs w:val="28"/>
+        </w:rPr>
+      </w:pPr>
+      <w:r>
+        <w:rPr>
+          <w:rFonts w:ascii="Arial" w:hAnsi="Arial" w:cs="Arial"/>
+          <w:b/>
+          <w:bCs/>
+          <w:sz w:val="28"/>
+          <w:szCs w:val="28"/>
+        </w:rPr>
+        <w:t>├</w:t>
+      </w:r>
+      <w:r>
+        <w:rPr>
+          <w:rFonts w:ascii="Aptos" w:hAnsi="Aptos" w:cs="Aptos"/>
+          <w:b/>
+          <w:bCs/>
+          <w:sz w:val="28"/>
+          <w:szCs w:val="28"/>
+        </w:rPr>
+        <w:t>──</w:t>
+      </w:r>
+      <w:r>
+        <w:rPr>
+          <w:b/>
+          <w:bCs/>
+          <w:sz w:val="28"/>
+          <w:szCs w:val="28"/>
+        </w:rPr>
+        <w:t xml:space="preserve"> </w:t>
+      </w:r>
+      <w:proofErr w:type="spellStart"/>
+      <w:r>
+        <w:rPr>
+          <w:b/>
+          <w:bCs/>
+          <w:sz w:val="28"/>
+          <w:szCs w:val="28"/>
+        </w:rPr>
+        <w:t>settings.gradle.kts</w:t>
+      </w:r>
+      <w:proofErr w:type="spellEnd"/>
+    </w:p>
+    <w:p>
+      <w:pPr>
+        <w:jc w:val="both"/>
+        <w:rPr>
+          <w:b/>
+          <w:bCs/>
+          <w:sz w:val="28"/>
+          <w:szCs w:val="28"/>
+        </w:rPr>
+      </w:pPr>
+      <w:r>
+        <w:rPr>
+          <w:b/>
+          <w:bCs/>
+          <w:sz w:val="28"/>
+          <w:szCs w:val="28"/>
+        </w:rPr>
+        <w:t>└── app/</w:t>
+      </w:r>
+    </w:p>
+    <w:p>
+      <w:pPr>
+        <w:jc w:val="both"/>
+        <w:rPr>
+          <w:b/>
+          <w:bCs/>
+          <w:sz w:val="28"/>
+          <w:szCs w:val="28"/>
+        </w:rPr>
+      </w:pPr>
+      <w:r>
+        <w:rPr>
+          <w:b/>
+          <w:bCs/>
+          <w:sz w:val="28"/>
+          <w:szCs w:val="28"/>
+        </w:rPr>
+        <w:t xml:space="preserve">    └── </w:t>
+      </w:r>
+      <w:proofErr w:type="spellStart"/>
+      <w:r>
+        <w:rPr>
+          <w:b/>
+          <w:bCs/>
+          <w:sz w:val="28"/>
+          <w:szCs w:val="28"/>
+        </w:rPr>
+        <w:t>build.gradle.kts</w:t>
+      </w:r>
+      <w:proofErr w:type="spellEnd"/>
+    </w:p>
+    <w:p>
+      <w:pPr>
+        <w:jc w:val="both"/>
+        <w:rPr>
+          <w:sz w:val="32"/>
+          <w:szCs w:val="32"/>
+        </w:rPr>
+      </w:pPr>
+      <w:r>
+        <w:rPr>
+          <w:sz w:val="32"/>
+          <w:szCs w:val="32"/>
+        </w:rPr>
         <w:t>#</w:t>
       </w:r>
       <w:r>
@@ -2443,6 +3002,8 @@
         </w:rPr>
         <w:t xml:space="preserve"># It shows custom lines for better clarity of the Widget tree in Flutter. To enable this in project level just add it in </w:t>
       </w:r>
+      <w:proofErr w:type="spellStart"/>
+      <w:proofErr w:type="gramStart"/>
       <w:r>
         <w:rPr>
           <w:b/>
@@ -2452,6 +3013,8 @@
         </w:rPr>
         <w:t>settings.json</w:t>
       </w:r>
+      <w:proofErr w:type="spellEnd"/>
+      <w:proofErr w:type="gramEnd"/>
     </w:p>
     <w:p>
       <w:pPr>
@@ -2516,7 +3079,31 @@
           <w:sz w:val="32"/>
           <w:szCs w:val="32"/>
         </w:rPr>
-        <w:t>    "dart.previewFlutterUiGuides": true,</w:t>
+        <w:t>    "</w:t>
+      </w:r>
+      <w:proofErr w:type="spellStart"/>
+      <w:proofErr w:type="gramStart"/>
+      <w:r>
+        <w:rPr>
+          <w:b/>
+          <w:bCs/>
+          <w:color w:val="D86DCB" w:themeColor="accent5" w:themeTint="99"/>
+          <w:sz w:val="32"/>
+          <w:szCs w:val="32"/>
+        </w:rPr>
+        <w:t>dart.previewFlutterUiGuides</w:t>
+      </w:r>
+      <w:proofErr w:type="spellEnd"/>
+      <w:proofErr w:type="gramEnd"/>
+      <w:r>
+        <w:rPr>
+          <w:b/>
+          <w:bCs/>
+          <w:color w:val="D86DCB" w:themeColor="accent5" w:themeTint="99"/>
+          <w:sz w:val="32"/>
+          <w:szCs w:val="32"/>
+        </w:rPr>
+        <w:t>": true,</w:t>
       </w:r>
     </w:p>
     <w:p>
@@ -2615,2006 +3202,6 @@
           <w:szCs w:val="32"/>
         </w:rPr>
         <w:t xml:space="preserve"> Settings: </w:t>
-      </w:r>
-    </w:p>
-    <w:p>
-      <w:pPr>
-        <w:jc w:val="both"/>
-        <w:rPr>
-          <w:sz w:val="32"/>
-          <w:szCs w:val="32"/>
-        </w:rPr>
-      </w:pPr>
-      <w:r>
-        <w:rPr>
-          <w:sz w:val="32"/>
-          <w:szCs w:val="32"/>
-        </w:rPr>
-        <w:t xml:space="preserve"># </w:t>
-      </w:r>
-      <w:r>
-        <w:rPr>
-          <w:sz w:val="32"/>
-          <w:szCs w:val="32"/>
-        </w:rPr>
-        <w:t>Global User Settings</w:t>
-      </w:r>
-      <w:r>
-        <w:rPr>
-          <w:sz w:val="32"/>
-          <w:szCs w:val="32"/>
-        </w:rPr>
-        <w:t xml:space="preserve"> or workspace (applicable to all projects) and User settings (applicable for only that user). And project level settings (</w:t>
-      </w:r>
-      <w:r>
-        <w:rPr>
-          <w:b/>
-          <w:bCs/>
-          <w:sz w:val="32"/>
-          <w:szCs w:val="32"/>
-        </w:rPr>
-        <w:t>settings.json</w:t>
-      </w:r>
-      <w:r>
-        <w:rPr>
-          <w:sz w:val="32"/>
-          <w:szCs w:val="32"/>
-        </w:rPr>
-        <w:t xml:space="preserve"> file in </w:t>
-      </w:r>
-      <w:r>
-        <w:rPr>
-          <w:b/>
-          <w:bCs/>
-          <w:sz w:val="32"/>
-          <w:szCs w:val="32"/>
-        </w:rPr>
-        <w:t>.vscode</w:t>
-      </w:r>
-      <w:r>
-        <w:rPr>
-          <w:sz w:val="32"/>
-          <w:szCs w:val="32"/>
-        </w:rPr>
-        <w:t>)</w:t>
-      </w:r>
-    </w:p>
-    <w:p>
-      <w:pPr>
-        <w:jc w:val="both"/>
-        <w:rPr>
-          <w:sz w:val="32"/>
-          <w:szCs w:val="32"/>
-        </w:rPr>
-      </w:pPr>
-    </w:p>
-    <w:p>
-      <w:pPr>
-        <w:jc w:val="center"/>
-        <w:rPr>
-          <w:sz w:val="32"/>
-          <w:szCs w:val="32"/>
-        </w:rPr>
-      </w:pPr>
-      <w:r>
-        <w:rPr>
-          <w:sz w:val="32"/>
-          <w:szCs w:val="32"/>
-        </w:rPr>
-        <w:t>Break</w:t>
-      </w:r>
-    </w:p>
-    <w:p>
-      <w:pPr>
-        <w:jc w:val="both"/>
-        <w:rPr>
-          <w:sz w:val="32"/>
-          <w:szCs w:val="32"/>
-        </w:rPr>
-      </w:pPr>
-    </w:p>
-    <w:p>
-      <w:pPr>
-        <w:jc w:val="both"/>
-        <w:rPr>
-          <w:sz w:val="32"/>
-          <w:szCs w:val="32"/>
-        </w:rPr>
-      </w:pPr>
-    </w:p>
-    <w:p>
-      <w:pPr>
-        <w:jc w:val="both"/>
-        <w:rPr>
-          <w:b/>
-          <w:bCs/>
-          <w:sz w:val="32"/>
-          <w:szCs w:val="32"/>
-        </w:rPr>
-      </w:pPr>
-      <w:r>
-        <w:rPr>
-          <w:b/>
-          <w:bCs/>
-          <w:sz w:val="32"/>
-          <w:szCs w:val="32"/>
-        </w:rPr>
-        <w:lastRenderedPageBreak/>
-        <w:t>Run Time Configurations in VS Code:</w:t>
-      </w:r>
-    </w:p>
-    <w:p>
-      <w:pPr>
-        <w:jc w:val="both"/>
-        <w:rPr>
-          <w:sz w:val="32"/>
-          <w:szCs w:val="32"/>
-        </w:rPr>
-      </w:pPr>
-      <w:r>
-        <w:rPr>
-          <w:sz w:val="32"/>
-          <w:szCs w:val="32"/>
-        </w:rPr>
-        <w:t xml:space="preserve"># Go to Run </w:t>
-      </w:r>
-      <w:r>
-        <w:rPr>
-          <w:sz w:val="32"/>
-          <w:szCs w:val="32"/>
-        </w:rPr>
-        <w:sym w:font="Wingdings" w:char="F0E0"/>
-      </w:r>
-      <w:r>
-        <w:rPr>
-          <w:sz w:val="32"/>
-          <w:szCs w:val="32"/>
-        </w:rPr>
-        <w:t xml:space="preserve"> Configurations and a</w:t>
-      </w:r>
-      <w:r>
-        <w:rPr>
-          <w:b/>
-          <w:bCs/>
-          <w:sz w:val="32"/>
-          <w:szCs w:val="32"/>
-        </w:rPr>
-        <w:t xml:space="preserve"> launch.json</w:t>
-      </w:r>
-      <w:r>
-        <w:rPr>
-          <w:sz w:val="32"/>
-          <w:szCs w:val="32"/>
-        </w:rPr>
-        <w:t xml:space="preserve"> file will be added in the </w:t>
-      </w:r>
-      <w:r>
-        <w:rPr>
-          <w:b/>
-          <w:bCs/>
-          <w:sz w:val="32"/>
-          <w:szCs w:val="32"/>
-        </w:rPr>
-        <w:t>.vscode/</w:t>
-      </w:r>
-      <w:r>
-        <w:rPr>
-          <w:sz w:val="32"/>
-          <w:szCs w:val="32"/>
-        </w:rPr>
-        <w:t xml:space="preserve"> directory.</w:t>
-      </w:r>
-    </w:p>
-    <w:p>
-      <w:pPr>
-        <w:jc w:val="both"/>
-        <w:rPr>
-          <w:sz w:val="32"/>
-          <w:szCs w:val="32"/>
-        </w:rPr>
-      </w:pPr>
-      <w:r>
-        <w:rPr>
-          <w:sz w:val="32"/>
-          <w:szCs w:val="32"/>
-        </w:rPr>
-        <w:t># Here we can specify the</w:t>
-      </w:r>
-      <w:r>
-        <w:rPr>
-          <w:b/>
-          <w:bCs/>
-          <w:sz w:val="32"/>
-          <w:szCs w:val="32"/>
-        </w:rPr>
-        <w:t xml:space="preserve"> --flavor</w:t>
-      </w:r>
-      <w:r>
-        <w:rPr>
-          <w:sz w:val="32"/>
-          <w:szCs w:val="32"/>
-        </w:rPr>
-        <w:t xml:space="preserve"> and </w:t>
-      </w:r>
-      <w:r>
-        <w:rPr>
-          <w:b/>
-          <w:bCs/>
-          <w:sz w:val="32"/>
-          <w:szCs w:val="32"/>
-        </w:rPr>
-        <w:t>--dart-define</w:t>
-      </w:r>
-      <w:r>
-        <w:rPr>
-          <w:sz w:val="32"/>
-          <w:szCs w:val="32"/>
-        </w:rPr>
-        <w:t xml:space="preserve"> using the Run Time Configuration just like Android Studio (instead of manually typing command in the terminal)</w:t>
-      </w:r>
-    </w:p>
-    <w:p>
-      <w:pPr>
-        <w:jc w:val="both"/>
-        <w:rPr>
-          <w:sz w:val="32"/>
-          <w:szCs w:val="32"/>
-        </w:rPr>
-      </w:pPr>
-      <w:r>
-        <w:rPr>
-          <w:sz w:val="32"/>
-          <w:szCs w:val="32"/>
-        </w:rPr>
-        <w:t xml:space="preserve"># Just add a new configuration in the </w:t>
-      </w:r>
-      <w:r>
-        <w:rPr>
-          <w:b/>
-          <w:bCs/>
-          <w:sz w:val="32"/>
-          <w:szCs w:val="32"/>
-        </w:rPr>
-        <w:t>"configurations": []</w:t>
-      </w:r>
-      <w:r>
-        <w:rPr>
-          <w:sz w:val="32"/>
-          <w:szCs w:val="32"/>
-        </w:rPr>
-        <w:t xml:space="preserve"> list block in</w:t>
-      </w:r>
-      <w:r>
-        <w:rPr>
-          <w:b/>
-          <w:bCs/>
-          <w:sz w:val="32"/>
-          <w:szCs w:val="32"/>
-        </w:rPr>
-        <w:t xml:space="preserve"> launch.json</w:t>
-      </w:r>
-      <w:r>
-        <w:rPr>
-          <w:sz w:val="32"/>
-          <w:szCs w:val="32"/>
-        </w:rPr>
-        <w:t xml:space="preserve"> file like below so VS code essentially does this command</w:t>
-      </w:r>
-      <w:r>
-        <w:rPr>
-          <w:b/>
-          <w:bCs/>
-          <w:sz w:val="32"/>
-          <w:szCs w:val="32"/>
-        </w:rPr>
-        <w:t xml:space="preserve"> flutter run --flavor staging --dart-define=API_URL=</w:t>
-      </w:r>
-      <w:r>
-        <w:rPr>
-          <w:b/>
-          <w:bCs/>
-          <w:sz w:val="32"/>
-          <w:szCs w:val="32"/>
-        </w:rPr>
-        <w:t xml:space="preserve">htt… </w:t>
-      </w:r>
-      <w:r>
-        <w:rPr>
-          <w:sz w:val="32"/>
-          <w:szCs w:val="32"/>
-        </w:rPr>
-        <w:t xml:space="preserve">when running </w:t>
-      </w:r>
-    </w:p>
-    <w:p>
-      <w:pPr>
-        <w:jc w:val="both"/>
-        <w:rPr>
-          <w:b/>
-          <w:bCs/>
-          <w:color w:val="D86DCB" w:themeColor="accent5" w:themeTint="99"/>
-          <w:sz w:val="32"/>
-          <w:szCs w:val="32"/>
-        </w:rPr>
-      </w:pPr>
-      <w:r>
-        <w:rPr>
-          <w:b/>
-          <w:bCs/>
-          <w:color w:val="D86DCB" w:themeColor="accent5" w:themeTint="99"/>
-          <w:sz w:val="32"/>
-          <w:szCs w:val="32"/>
-        </w:rPr>
-        <w:t>{</w:t>
-      </w:r>
-    </w:p>
-    <w:p>
-      <w:pPr>
-        <w:jc w:val="both"/>
-        <w:rPr>
-          <w:b/>
-          <w:bCs/>
-          <w:color w:val="D86DCB" w:themeColor="accent5" w:themeTint="99"/>
-          <w:sz w:val="32"/>
-          <w:szCs w:val="32"/>
-        </w:rPr>
-      </w:pPr>
-      <w:r>
-        <w:rPr>
-          <w:b/>
-          <w:bCs/>
-          <w:color w:val="D86DCB" w:themeColor="accent5" w:themeTint="99"/>
-          <w:sz w:val="32"/>
-          <w:szCs w:val="32"/>
-        </w:rPr>
-        <w:t xml:space="preserve">    "version": "0.2.0",</w:t>
-      </w:r>
-    </w:p>
-    <w:p>
-      <w:pPr>
-        <w:jc w:val="both"/>
-        <w:rPr>
-          <w:b/>
-          <w:bCs/>
-          <w:color w:val="D86DCB" w:themeColor="accent5" w:themeTint="99"/>
-          <w:sz w:val="32"/>
-          <w:szCs w:val="32"/>
-        </w:rPr>
-      </w:pPr>
-      <w:r>
-        <w:rPr>
-          <w:b/>
-          <w:bCs/>
-          <w:color w:val="D86DCB" w:themeColor="accent5" w:themeTint="99"/>
-          <w:sz w:val="32"/>
-          <w:szCs w:val="32"/>
-        </w:rPr>
-        <w:t xml:space="preserve">    "configurations": [</w:t>
-      </w:r>
-    </w:p>
-    <w:p>
-      <w:pPr>
-        <w:jc w:val="both"/>
-        <w:rPr>
-          <w:b/>
-          <w:bCs/>
-          <w:color w:val="D86DCB" w:themeColor="accent5" w:themeTint="99"/>
-          <w:sz w:val="32"/>
-          <w:szCs w:val="32"/>
-        </w:rPr>
-      </w:pPr>
-      <w:r>
-        <w:rPr>
-          <w:b/>
-          <w:bCs/>
-          <w:color w:val="D86DCB" w:themeColor="accent5" w:themeTint="99"/>
-          <w:sz w:val="32"/>
-          <w:szCs w:val="32"/>
-        </w:rPr>
-        <w:t xml:space="preserve">        {</w:t>
-      </w:r>
-    </w:p>
-    <w:p>
-      <w:pPr>
-        <w:jc w:val="both"/>
-        <w:rPr>
-          <w:b/>
-          <w:bCs/>
-          <w:color w:val="D86DCB" w:themeColor="accent5" w:themeTint="99"/>
-          <w:sz w:val="32"/>
-          <w:szCs w:val="32"/>
-        </w:rPr>
-      </w:pPr>
-      <w:r>
-        <w:rPr>
-          <w:b/>
-          <w:bCs/>
-          <w:color w:val="D86DCB" w:themeColor="accent5" w:themeTint="99"/>
-          <w:sz w:val="32"/>
-          <w:szCs w:val="32"/>
-        </w:rPr>
-        <w:t xml:space="preserve">            "name": "Staging",</w:t>
-      </w:r>
-    </w:p>
-    <w:p>
-      <w:pPr>
-        <w:jc w:val="both"/>
-        <w:rPr>
-          <w:b/>
-          <w:bCs/>
-          <w:color w:val="D86DCB" w:themeColor="accent5" w:themeTint="99"/>
-          <w:sz w:val="32"/>
-          <w:szCs w:val="32"/>
-        </w:rPr>
-      </w:pPr>
-      <w:r>
-        <w:rPr>
-          <w:b/>
-          <w:bCs/>
-          <w:color w:val="D86DCB" w:themeColor="accent5" w:themeTint="99"/>
-          <w:sz w:val="32"/>
-          <w:szCs w:val="32"/>
-        </w:rPr>
-        <w:t xml:space="preserve">            "request": "launch",</w:t>
-      </w:r>
-    </w:p>
-    <w:p>
-      <w:pPr>
-        <w:jc w:val="both"/>
-        <w:rPr>
-          <w:b/>
-          <w:bCs/>
-          <w:color w:val="D86DCB" w:themeColor="accent5" w:themeTint="99"/>
-          <w:sz w:val="32"/>
-          <w:szCs w:val="32"/>
-        </w:rPr>
-      </w:pPr>
-      <w:r>
-        <w:rPr>
-          <w:b/>
-          <w:bCs/>
-          <w:color w:val="D86DCB" w:themeColor="accent5" w:themeTint="99"/>
-          <w:sz w:val="32"/>
-          <w:szCs w:val="32"/>
-        </w:rPr>
-        <w:t xml:space="preserve">            "type": "dart",</w:t>
-      </w:r>
-    </w:p>
-    <w:p>
-      <w:pPr>
-        <w:jc w:val="both"/>
-        <w:rPr>
-          <w:b/>
-          <w:bCs/>
-          <w:color w:val="D86DCB" w:themeColor="accent5" w:themeTint="99"/>
-          <w:sz w:val="32"/>
-          <w:szCs w:val="32"/>
-        </w:rPr>
-      </w:pPr>
-      <w:r>
-        <w:rPr>
-          <w:b/>
-          <w:bCs/>
-          <w:color w:val="D86DCB" w:themeColor="accent5" w:themeTint="99"/>
-          <w:sz w:val="32"/>
-          <w:szCs w:val="32"/>
-        </w:rPr>
-        <w:t xml:space="preserve">            "flutterMode": "debug",</w:t>
-      </w:r>
-    </w:p>
-    <w:p>
-      <w:pPr>
-        <w:jc w:val="both"/>
-        <w:rPr>
-          <w:b/>
-          <w:bCs/>
-          <w:color w:val="D86DCB" w:themeColor="accent5" w:themeTint="99"/>
-          <w:sz w:val="32"/>
-          <w:szCs w:val="32"/>
-        </w:rPr>
-      </w:pPr>
-      <w:r>
-        <w:rPr>
-          <w:b/>
-          <w:bCs/>
-          <w:color w:val="D86DCB" w:themeColor="accent5" w:themeTint="99"/>
-          <w:sz w:val="32"/>
-          <w:szCs w:val="32"/>
-        </w:rPr>
-        <w:t xml:space="preserve">            "args": [</w:t>
-      </w:r>
-    </w:p>
-    <w:p>
-      <w:pPr>
-        <w:jc w:val="both"/>
-        <w:rPr>
-          <w:b/>
-          <w:bCs/>
-          <w:color w:val="D86DCB" w:themeColor="accent5" w:themeTint="99"/>
-          <w:sz w:val="32"/>
-          <w:szCs w:val="32"/>
-        </w:rPr>
-      </w:pPr>
-      <w:r>
-        <w:rPr>
-          <w:b/>
-          <w:bCs/>
-          <w:color w:val="D86DCB" w:themeColor="accent5" w:themeTint="99"/>
-          <w:sz w:val="32"/>
-          <w:szCs w:val="32"/>
-        </w:rPr>
-        <w:t xml:space="preserve">                "--flavor",</w:t>
-      </w:r>
-    </w:p>
-    <w:p>
-      <w:pPr>
-        <w:jc w:val="both"/>
-        <w:rPr>
-          <w:b/>
-          <w:bCs/>
-          <w:color w:val="D86DCB" w:themeColor="accent5" w:themeTint="99"/>
-          <w:sz w:val="32"/>
-          <w:szCs w:val="32"/>
-        </w:rPr>
-      </w:pPr>
-      <w:r>
-        <w:rPr>
-          <w:b/>
-          <w:bCs/>
-          <w:color w:val="D86DCB" w:themeColor="accent5" w:themeTint="99"/>
-          <w:sz w:val="32"/>
-          <w:szCs w:val="32"/>
-        </w:rPr>
-        <w:t xml:space="preserve">                "staging",</w:t>
-      </w:r>
-    </w:p>
-    <w:p>
-      <w:pPr>
-        <w:jc w:val="both"/>
-        <w:rPr>
-          <w:b/>
-          <w:bCs/>
-          <w:color w:val="D86DCB" w:themeColor="accent5" w:themeTint="99"/>
-          <w:sz w:val="32"/>
-          <w:szCs w:val="32"/>
-        </w:rPr>
-      </w:pPr>
-      <w:r>
-        <w:rPr>
-          <w:b/>
-          <w:bCs/>
-          <w:color w:val="D86DCB" w:themeColor="accent5" w:themeTint="99"/>
-          <w:sz w:val="32"/>
-          <w:szCs w:val="32"/>
-        </w:rPr>
-        <w:t xml:space="preserve">                "--dart-define=API_URL=https://staging-api.example.com"</w:t>
-      </w:r>
-    </w:p>
-    <w:p>
-      <w:pPr>
-        <w:jc w:val="both"/>
-        <w:rPr>
-          <w:b/>
-          <w:bCs/>
-          <w:color w:val="D86DCB" w:themeColor="accent5" w:themeTint="99"/>
-          <w:sz w:val="32"/>
-          <w:szCs w:val="32"/>
-        </w:rPr>
-      </w:pPr>
-      <w:r>
-        <w:rPr>
-          <w:b/>
-          <w:bCs/>
-          <w:color w:val="D86DCB" w:themeColor="accent5" w:themeTint="99"/>
-          <w:sz w:val="32"/>
-          <w:szCs w:val="32"/>
-        </w:rPr>
-        <w:t xml:space="preserve">            ]</w:t>
-      </w:r>
-    </w:p>
-    <w:p>
-      <w:pPr>
-        <w:jc w:val="both"/>
-        <w:rPr>
-          <w:b/>
-          <w:bCs/>
-          <w:color w:val="D86DCB" w:themeColor="accent5" w:themeTint="99"/>
-          <w:sz w:val="32"/>
-          <w:szCs w:val="32"/>
-        </w:rPr>
-      </w:pPr>
-      <w:r>
-        <w:rPr>
-          <w:b/>
-          <w:bCs/>
-          <w:color w:val="D86DCB" w:themeColor="accent5" w:themeTint="99"/>
-          <w:sz w:val="32"/>
-          <w:szCs w:val="32"/>
-        </w:rPr>
-        <w:lastRenderedPageBreak/>
-        <w:t xml:space="preserve">        }</w:t>
-      </w:r>
-    </w:p>
-    <w:p>
-      <w:pPr>
-        <w:jc w:val="both"/>
-        <w:rPr>
-          <w:b/>
-          <w:bCs/>
-          <w:color w:val="D86DCB" w:themeColor="accent5" w:themeTint="99"/>
-          <w:sz w:val="32"/>
-          <w:szCs w:val="32"/>
-        </w:rPr>
-      </w:pPr>
-      <w:r>
-        <w:rPr>
-          <w:b/>
-          <w:bCs/>
-          <w:color w:val="D86DCB" w:themeColor="accent5" w:themeTint="99"/>
-          <w:sz w:val="32"/>
-          <w:szCs w:val="32"/>
-        </w:rPr>
-        <w:t xml:space="preserve">    ]</w:t>
-      </w:r>
-    </w:p>
-    <w:p>
-      <w:pPr>
-        <w:jc w:val="both"/>
-        <w:rPr>
-          <w:b/>
-          <w:bCs/>
-          <w:color w:val="D86DCB" w:themeColor="accent5" w:themeTint="99"/>
-          <w:sz w:val="32"/>
-          <w:szCs w:val="32"/>
-        </w:rPr>
-      </w:pPr>
-      <w:r>
-        <w:rPr>
-          <w:b/>
-          <w:bCs/>
-          <w:color w:val="D86DCB" w:themeColor="accent5" w:themeTint="99"/>
-          <w:sz w:val="32"/>
-          <w:szCs w:val="32"/>
-        </w:rPr>
-        <w:t xml:space="preserve">    </w:t>
-      </w:r>
-      <w:r>
-        <w:rPr>
-          <w:b/>
-          <w:bCs/>
-          <w:color w:val="D86DCB" w:themeColor="accent5" w:themeTint="99"/>
-          <w:sz w:val="32"/>
-          <w:szCs w:val="32"/>
-        </w:rPr>
-        <w:t>…</w:t>
-      </w:r>
-    </w:p>
-    <w:p>
-      <w:pPr>
-        <w:jc w:val="both"/>
-        <w:rPr>
-          <w:b/>
-          <w:bCs/>
-          <w:color w:val="D86DCB" w:themeColor="accent5" w:themeTint="99"/>
-          <w:sz w:val="32"/>
-          <w:szCs w:val="32"/>
-        </w:rPr>
-      </w:pPr>
-      <w:r>
-        <w:rPr>
-          <w:b/>
-          <w:bCs/>
-          <w:color w:val="D86DCB" w:themeColor="accent5" w:themeTint="99"/>
-          <w:sz w:val="32"/>
-          <w:szCs w:val="32"/>
-        </w:rPr>
-        <w:t>}</w:t>
-      </w:r>
-    </w:p>
-    <w:p>
-      <w:pPr>
-        <w:jc w:val="both"/>
-        <w:rPr>
-          <w:sz w:val="32"/>
-          <w:szCs w:val="32"/>
-        </w:rPr>
-      </w:pPr>
-      <w:r>
-        <w:rPr>
-          <w:sz w:val="32"/>
-          <w:szCs w:val="32"/>
-        </w:rPr>
-        <w:t xml:space="preserve"># Then just hit Ctrl + Shift + D or look at the left side and click on the </w:t>
-      </w:r>
-      <w:r>
-        <w:rPr>
-          <w:b/>
-          <w:bCs/>
-          <w:sz w:val="32"/>
-          <w:szCs w:val="32"/>
-        </w:rPr>
-        <w:t>Run and Debug</w:t>
-      </w:r>
-      <w:r>
-        <w:rPr>
-          <w:sz w:val="32"/>
-          <w:szCs w:val="32"/>
-        </w:rPr>
-        <w:t xml:space="preserve"> panel. Then by clicking on the drop down we can select the Run Time configuration we want to run (like</w:t>
-      </w:r>
-      <w:r>
-        <w:rPr>
-          <w:sz w:val="32"/>
-          <w:szCs w:val="32"/>
-        </w:rPr>
-        <w:t xml:space="preserve"> flavors, dart-define and also</w:t>
-      </w:r>
-      <w:r>
-        <w:rPr>
-          <w:sz w:val="32"/>
-          <w:szCs w:val="32"/>
-        </w:rPr>
-        <w:t xml:space="preserve"> Profile mode, </w:t>
-      </w:r>
-      <w:r>
-        <w:rPr>
-          <w:sz w:val="32"/>
-          <w:szCs w:val="32"/>
-        </w:rPr>
-        <w:t>R</w:t>
-      </w:r>
-      <w:r>
-        <w:rPr>
-          <w:sz w:val="32"/>
-          <w:szCs w:val="32"/>
-        </w:rPr>
-        <w:t>elease</w:t>
-      </w:r>
-      <w:r>
-        <w:rPr>
-          <w:sz w:val="32"/>
-          <w:szCs w:val="32"/>
-        </w:rPr>
-        <w:t>, Debug</w:t>
-      </w:r>
-      <w:r>
-        <w:rPr>
-          <w:sz w:val="32"/>
-          <w:szCs w:val="32"/>
-        </w:rPr>
-        <w:t xml:space="preserve"> mode </w:t>
-      </w:r>
-      <w:r>
-        <w:rPr>
-          <w:sz w:val="32"/>
-          <w:szCs w:val="32"/>
-        </w:rPr>
-        <w:t xml:space="preserve">in </w:t>
-      </w:r>
-      <w:r>
-        <w:rPr>
-          <w:b/>
-          <w:bCs/>
-          <w:sz w:val="32"/>
-          <w:szCs w:val="32"/>
-        </w:rPr>
-        <w:t xml:space="preserve">flutterMode: </w:t>
-      </w:r>
-      <w:r>
-        <w:rPr>
-          <w:sz w:val="32"/>
-          <w:szCs w:val="32"/>
-        </w:rPr>
-        <w:t>for deployment and performance testing</w:t>
-      </w:r>
-      <w:r>
-        <w:rPr>
-          <w:sz w:val="32"/>
-          <w:szCs w:val="32"/>
-        </w:rPr>
-        <w:t>)</w:t>
-      </w:r>
-    </w:p>
-    <w:p>
-      <w:pPr>
-        <w:jc w:val="both"/>
-        <w:rPr>
-          <w:sz w:val="32"/>
-          <w:szCs w:val="32"/>
-        </w:rPr>
-      </w:pPr>
-      <w:r>
-        <w:rPr>
-          <w:sz w:val="32"/>
-          <w:szCs w:val="32"/>
-        </w:rPr>
-        <w:t>#</w:t>
-      </w:r>
-      <w:r>
-        <w:rPr>
-          <w:b/>
-          <w:bCs/>
-          <w:sz w:val="32"/>
-          <w:szCs w:val="32"/>
-        </w:rPr>
-        <w:t xml:space="preserve"> Run and Debug</w:t>
-      </w:r>
-      <w:r>
-        <w:rPr>
-          <w:sz w:val="32"/>
-          <w:szCs w:val="32"/>
-        </w:rPr>
-        <w:t xml:space="preserve"> panel also shows variables (compile time injected by </w:t>
-      </w:r>
-      <w:r>
-        <w:rPr>
-          <w:b/>
-          <w:bCs/>
-          <w:sz w:val="32"/>
-          <w:szCs w:val="32"/>
-        </w:rPr>
-        <w:t>--dart-define</w:t>
-      </w:r>
-      <w:r>
-        <w:rPr>
-          <w:sz w:val="32"/>
-          <w:szCs w:val="32"/>
-        </w:rPr>
-        <w:t>) and Call stack etc.</w:t>
-      </w:r>
-    </w:p>
-    <w:p>
-      <w:pPr>
-        <w:jc w:val="both"/>
-        <w:rPr>
-          <w:b/>
-          <w:bCs/>
-          <w:color w:val="D86DCB" w:themeColor="accent5" w:themeTint="99"/>
-          <w:sz w:val="32"/>
-          <w:szCs w:val="32"/>
-        </w:rPr>
-      </w:pPr>
-      <w:r>
-        <w:rPr>
-          <w:b/>
-          <w:bCs/>
-          <w:sz w:val="32"/>
-          <w:szCs w:val="32"/>
-        </w:rPr>
-        <w:t>NOTE:</w:t>
-      </w:r>
-      <w:r>
-        <w:rPr>
-          <w:sz w:val="32"/>
-          <w:szCs w:val="32"/>
-        </w:rPr>
-        <w:t xml:space="preserve"> </w:t>
-      </w:r>
-      <w:r>
-        <w:rPr>
-          <w:sz w:val="32"/>
-          <w:szCs w:val="32"/>
-        </w:rPr>
-        <w:t xml:space="preserve">For Anti-Gravity we need to add </w:t>
-      </w:r>
-      <w:r>
-        <w:rPr>
-          <w:b/>
-          <w:bCs/>
-          <w:sz w:val="32"/>
-          <w:szCs w:val="32"/>
-        </w:rPr>
-        <w:t>"cwd": "</w:t>
-      </w:r>
-      <w:r>
-        <w:rPr>
-          <w:b/>
-          <w:bCs/>
-          <w:sz w:val="32"/>
-          <w:szCs w:val="32"/>
-        </w:rPr>
-        <w:t>project_name</w:t>
-      </w:r>
-      <w:r>
-        <w:rPr>
-          <w:b/>
-          <w:bCs/>
-          <w:sz w:val="32"/>
-          <w:szCs w:val="32"/>
-        </w:rPr>
-        <w:t>",</w:t>
-      </w:r>
-    </w:p>
-    <w:p>
-      <w:pPr>
-        <w:jc w:val="both"/>
-        <w:rPr>
-          <w:sz w:val="32"/>
-          <w:szCs w:val="32"/>
-        </w:rPr>
-      </w:pPr>
-      <w:r>
-        <w:rPr>
-          <w:sz w:val="32"/>
-          <w:szCs w:val="32"/>
-        </w:rPr>
-        <w:t xml:space="preserve"> This after </w:t>
-      </w:r>
-      <w:r>
-        <w:rPr>
-          <w:b/>
-          <w:bCs/>
-          <w:sz w:val="32"/>
-          <w:szCs w:val="32"/>
-        </w:rPr>
-        <w:t>"name"</w:t>
-      </w:r>
-    </w:p>
-    <w:p>
-      <w:pPr>
-        <w:jc w:val="both"/>
-        <w:rPr>
-          <w:sz w:val="32"/>
-          <w:szCs w:val="32"/>
-        </w:rPr>
-      </w:pPr>
-    </w:p>
-    <w:p>
-      <w:pPr>
-        <w:jc w:val="center"/>
-        <w:rPr>
-          <w:sz w:val="32"/>
-          <w:szCs w:val="32"/>
-        </w:rPr>
-      </w:pPr>
-      <w:r>
-        <w:rPr>
-          <w:sz w:val="32"/>
-          <w:szCs w:val="32"/>
-        </w:rPr>
-        <w:t>Break</w:t>
-      </w:r>
-    </w:p>
-    <w:p>
-      <w:pPr>
-        <w:jc w:val="both"/>
-        <w:rPr>
-          <w:sz w:val="32"/>
-          <w:szCs w:val="32"/>
-        </w:rPr>
-      </w:pPr>
-    </w:p>
-    <w:p>
-      <w:pPr>
-        <w:jc w:val="both"/>
-        <w:rPr>
-          <w:b/>
-          <w:bCs/>
-          <w:sz w:val="32"/>
-          <w:szCs w:val="32"/>
-        </w:rPr>
-      </w:pPr>
-      <w:r>
-        <w:rPr>
-          <w:b/>
-          <w:bCs/>
-          <w:sz w:val="32"/>
-          <w:szCs w:val="32"/>
-        </w:rPr>
-        <w:t>Auto Saving Files in VS Code:</w:t>
-      </w:r>
-    </w:p>
-    <w:p>
-      <w:pPr>
-        <w:jc w:val="both"/>
-        <w:rPr>
-          <w:sz w:val="32"/>
-          <w:szCs w:val="32"/>
-        </w:rPr>
-      </w:pPr>
-      <w:r>
-        <w:rPr>
-          <w:sz w:val="32"/>
-          <w:szCs w:val="32"/>
-        </w:rPr>
-        <w:t xml:space="preserve"># By default, VS code doesn’t save files we have to do it manually using Ctrl + S. To enable auto save go to Settings </w:t>
-      </w:r>
-      <w:r>
-        <w:rPr>
-          <w:sz w:val="32"/>
-          <w:szCs w:val="32"/>
-        </w:rPr>
-        <w:sym w:font="Wingdings" w:char="F0E0"/>
-      </w:r>
-      <w:r>
-        <w:rPr>
-          <w:sz w:val="32"/>
-          <w:szCs w:val="32"/>
-        </w:rPr>
-        <w:t xml:space="preserve"> Search Auto Save </w:t>
-      </w:r>
-      <w:r>
-        <w:rPr>
-          <w:sz w:val="32"/>
-          <w:szCs w:val="32"/>
-        </w:rPr>
-        <w:sym w:font="Wingdings" w:char="F0E0"/>
-      </w:r>
-      <w:r>
-        <w:rPr>
-          <w:sz w:val="32"/>
-          <w:szCs w:val="32"/>
-        </w:rPr>
-        <w:t xml:space="preserve"> Select </w:t>
-      </w:r>
-      <w:r>
-        <w:rPr>
-          <w:b/>
-          <w:bCs/>
-          <w:sz w:val="32"/>
-          <w:szCs w:val="32"/>
-        </w:rPr>
-        <w:t>afterDelay</w:t>
-      </w:r>
-      <w:r>
-        <w:rPr>
-          <w:sz w:val="32"/>
-          <w:szCs w:val="32"/>
-        </w:rPr>
-        <w:t xml:space="preserve"> option</w:t>
-      </w:r>
-    </w:p>
-    <w:p>
-      <w:pPr>
-        <w:jc w:val="both"/>
-        <w:rPr>
-          <w:sz w:val="32"/>
-          <w:szCs w:val="32"/>
-        </w:rPr>
-      </w:pPr>
-      <w:r>
-        <w:rPr>
-          <w:sz w:val="32"/>
-          <w:szCs w:val="32"/>
-        </w:rPr>
-        <w:t xml:space="preserve"># We can also turn it on as project level settings in </w:t>
-      </w:r>
-      <w:r>
-        <w:rPr>
-          <w:b/>
-          <w:bCs/>
-          <w:sz w:val="32"/>
-          <w:szCs w:val="32"/>
-        </w:rPr>
-        <w:t>.vscode/settings.json</w:t>
-      </w:r>
-      <w:r>
-        <w:rPr>
-          <w:sz w:val="32"/>
-          <w:szCs w:val="32"/>
-        </w:rPr>
-        <w:t xml:space="preserve"> file like this:</w:t>
-      </w:r>
-    </w:p>
-    <w:p>
-      <w:pPr>
-        <w:jc w:val="both"/>
-        <w:rPr>
-          <w:b/>
-          <w:bCs/>
-          <w:color w:val="D86DCB" w:themeColor="accent5" w:themeTint="99"/>
-          <w:sz w:val="32"/>
-          <w:szCs w:val="32"/>
-        </w:rPr>
-      </w:pPr>
-      <w:r>
-        <w:rPr>
-          <w:b/>
-          <w:bCs/>
-          <w:color w:val="D86DCB" w:themeColor="accent5" w:themeTint="99"/>
-          <w:sz w:val="32"/>
-          <w:szCs w:val="32"/>
-        </w:rPr>
-        <w:t>{</w:t>
-      </w:r>
-    </w:p>
-    <w:p>
-      <w:pPr>
-        <w:jc w:val="both"/>
-        <w:rPr>
-          <w:b/>
-          <w:bCs/>
-          <w:color w:val="D86DCB" w:themeColor="accent5" w:themeTint="99"/>
-          <w:sz w:val="32"/>
-          <w:szCs w:val="32"/>
-        </w:rPr>
-      </w:pPr>
-      <w:r>
-        <w:rPr>
-          <w:b/>
-          <w:bCs/>
-          <w:color w:val="D86DCB" w:themeColor="accent5" w:themeTint="99"/>
-          <w:sz w:val="32"/>
-          <w:szCs w:val="32"/>
-        </w:rPr>
-        <w:t xml:space="preserve">    "files.autoSave": "afterDelay",</w:t>
-      </w:r>
-    </w:p>
-    <w:p>
-      <w:pPr>
-        <w:jc w:val="both"/>
-        <w:rPr>
-          <w:b/>
-          <w:bCs/>
-          <w:color w:val="D86DCB" w:themeColor="accent5" w:themeTint="99"/>
-          <w:sz w:val="32"/>
-          <w:szCs w:val="32"/>
-        </w:rPr>
-      </w:pPr>
-      <w:r>
-        <w:rPr>
-          <w:b/>
-          <w:bCs/>
-          <w:color w:val="D86DCB" w:themeColor="accent5" w:themeTint="99"/>
-          <w:sz w:val="32"/>
-          <w:szCs w:val="32"/>
-        </w:rPr>
-        <w:t xml:space="preserve">    "files.autoSaveDelay": 1000</w:t>
-      </w:r>
-    </w:p>
-    <w:p>
-      <w:pPr>
-        <w:jc w:val="both"/>
-        <w:rPr>
-          <w:b/>
-          <w:bCs/>
-          <w:color w:val="D86DCB" w:themeColor="accent5" w:themeTint="99"/>
-          <w:sz w:val="32"/>
-          <w:szCs w:val="32"/>
-        </w:rPr>
-      </w:pPr>
-      <w:r>
-        <w:rPr>
-          <w:b/>
-          <w:bCs/>
-          <w:color w:val="D86DCB" w:themeColor="accent5" w:themeTint="99"/>
-          <w:sz w:val="32"/>
-          <w:szCs w:val="32"/>
-        </w:rPr>
-        <w:lastRenderedPageBreak/>
-        <w:t>}</w:t>
-      </w:r>
-    </w:p>
-    <w:p>
-      <w:pPr>
-        <w:jc w:val="both"/>
-        <w:rPr>
-          <w:sz w:val="32"/>
-          <w:szCs w:val="32"/>
-        </w:rPr>
-      </w:pPr>
-      <w:r>
-        <w:rPr>
-          <w:sz w:val="32"/>
-          <w:szCs w:val="32"/>
-        </w:rPr>
-        <w:t xml:space="preserve"># </w:t>
-      </w:r>
-      <w:r>
-        <w:rPr>
-          <w:sz w:val="32"/>
-          <w:szCs w:val="32"/>
-        </w:rPr>
-        <w:t>So,</w:t>
-      </w:r>
-      <w:r>
-        <w:rPr>
-          <w:sz w:val="32"/>
-          <w:szCs w:val="32"/>
-        </w:rPr>
-        <w:t xml:space="preserve"> after we type then 1 second later VS code automatically saves it</w:t>
-      </w:r>
-    </w:p>
-    <w:p>
-      <w:pPr>
-        <w:jc w:val="both"/>
-        <w:rPr>
-          <w:sz w:val="32"/>
-          <w:szCs w:val="32"/>
-        </w:rPr>
-      </w:pPr>
-    </w:p>
-    <w:p>
-      <w:pPr>
-        <w:jc w:val="center"/>
-        <w:rPr>
-          <w:sz w:val="32"/>
-          <w:szCs w:val="32"/>
-        </w:rPr>
-      </w:pPr>
-      <w:r>
-        <w:rPr>
-          <w:sz w:val="32"/>
-          <w:szCs w:val="32"/>
-        </w:rPr>
-        <w:t>Break</w:t>
-      </w:r>
-    </w:p>
-    <w:p>
-      <w:pPr>
-        <w:jc w:val="both"/>
-        <w:rPr>
-          <w:sz w:val="32"/>
-          <w:szCs w:val="32"/>
-        </w:rPr>
-      </w:pPr>
-    </w:p>
-    <w:p>
-      <w:pPr>
-        <w:jc w:val="both"/>
-        <w:rPr>
-          <w:b/>
-          <w:bCs/>
-          <w:sz w:val="32"/>
-          <w:szCs w:val="32"/>
-        </w:rPr>
-      </w:pPr>
-      <w:r>
-        <w:rPr>
-          <w:b/>
-          <w:bCs/>
-          <w:sz w:val="32"/>
-          <w:szCs w:val="32"/>
-        </w:rPr>
-        <w:t>Physical Device Mirroring in VS Code:</w:t>
-      </w:r>
-    </w:p>
-    <w:p>
-      <w:pPr>
-        <w:jc w:val="both"/>
-        <w:rPr>
-          <w:sz w:val="32"/>
-          <w:szCs w:val="32"/>
-        </w:rPr>
-      </w:pPr>
-      <w:r>
-        <w:rPr>
-          <w:sz w:val="32"/>
-          <w:szCs w:val="32"/>
-        </w:rPr>
-        <w:t xml:space="preserve"># </w:t>
-      </w:r>
-      <w:r>
-        <w:rPr>
-          <w:sz w:val="32"/>
-          <w:szCs w:val="32"/>
-        </w:rPr>
-        <w:t>Unlike Android Studio, VS code doesn’t have built in panel to automatically show connected physical devices</w:t>
-      </w:r>
-    </w:p>
-    <w:p>
-      <w:pPr>
-        <w:jc w:val="both"/>
-        <w:rPr>
-          <w:sz w:val="32"/>
-          <w:szCs w:val="32"/>
-        </w:rPr>
-      </w:pPr>
-      <w:r>
-        <w:rPr>
-          <w:sz w:val="32"/>
-          <w:szCs w:val="32"/>
-        </w:rPr>
-        <w:t xml:space="preserve"># Use </w:t>
-      </w:r>
-      <w:r>
-        <w:rPr>
-          <w:b/>
-          <w:bCs/>
-          <w:sz w:val="32"/>
-          <w:szCs w:val="32"/>
-        </w:rPr>
-        <w:t>scrcpy</w:t>
-      </w:r>
-      <w:r>
-        <w:rPr>
-          <w:sz w:val="32"/>
-          <w:szCs w:val="32"/>
-        </w:rPr>
-        <w:t xml:space="preserve"> (Screen Copy) CLI application for this. </w:t>
-      </w:r>
-      <w:r>
-        <w:rPr>
-          <w:sz w:val="32"/>
-          <w:szCs w:val="32"/>
-        </w:rPr>
-        <w:t>It does not require root access or</w:t>
-      </w:r>
-      <w:r>
-        <w:rPr>
-          <w:sz w:val="32"/>
-          <w:szCs w:val="32"/>
-        </w:rPr>
-        <w:t xml:space="preserve"> installing</w:t>
-      </w:r>
-      <w:r>
-        <w:rPr>
-          <w:sz w:val="32"/>
-          <w:szCs w:val="32"/>
-        </w:rPr>
-        <w:t xml:space="preserve"> an app.</w:t>
-      </w:r>
-      <w:r>
-        <w:t xml:space="preserve"> </w:t>
-      </w:r>
-      <w:r>
-        <w:rPr>
-          <w:sz w:val="32"/>
-          <w:szCs w:val="32"/>
-        </w:rPr>
-        <w:t>But m</w:t>
-      </w:r>
-      <w:r>
-        <w:rPr>
-          <w:sz w:val="32"/>
-          <w:szCs w:val="32"/>
-        </w:rPr>
-        <w:t>ake sure</w:t>
-      </w:r>
-      <w:r>
-        <w:rPr>
-          <w:sz w:val="32"/>
-          <w:szCs w:val="32"/>
-        </w:rPr>
-        <w:t xml:space="preserve"> USB debugging is</w:t>
-      </w:r>
-      <w:r>
-        <w:rPr>
-          <w:sz w:val="32"/>
-          <w:szCs w:val="32"/>
-        </w:rPr>
-        <w:t xml:space="preserve"> enabled</w:t>
-      </w:r>
-    </w:p>
-    <w:p>
-      <w:pPr>
-        <w:jc w:val="both"/>
-        <w:rPr>
-          <w:sz w:val="32"/>
-          <w:szCs w:val="32"/>
-        </w:rPr>
-      </w:pPr>
-      <w:r>
-        <w:rPr>
-          <w:sz w:val="32"/>
-          <w:szCs w:val="32"/>
-        </w:rPr>
-        <w:t># To install it run this command in the Windows PowerShell</w:t>
-      </w:r>
-    </w:p>
-    <w:p>
-      <w:pPr>
-        <w:jc w:val="both"/>
-        <w:rPr>
-          <w:b/>
-          <w:bCs/>
-          <w:color w:val="60CAF3" w:themeColor="accent4" w:themeTint="99"/>
-          <w:sz w:val="32"/>
-          <w:szCs w:val="32"/>
-        </w:rPr>
-      </w:pPr>
-      <w:r>
-        <w:rPr>
-          <w:b/>
-          <w:bCs/>
-          <w:color w:val="60CAF3" w:themeColor="accent4" w:themeTint="99"/>
-          <w:sz w:val="32"/>
-          <w:szCs w:val="32"/>
-        </w:rPr>
-        <w:t>winget install --exact Genymobile.scrcpy</w:t>
-      </w:r>
-    </w:p>
-    <w:p>
-      <w:pPr>
-        <w:jc w:val="both"/>
-        <w:rPr>
-          <w:sz w:val="32"/>
-          <w:szCs w:val="32"/>
-        </w:rPr>
-      </w:pPr>
-      <w:r>
-        <w:rPr>
-          <w:sz w:val="32"/>
-          <w:szCs w:val="32"/>
-        </w:rPr>
-        <w:t># Then simply run this command in the PowerShell:</w:t>
-      </w:r>
-    </w:p>
-    <w:p>
-      <w:pPr>
-        <w:jc w:val="both"/>
-        <w:rPr>
-          <w:b/>
-          <w:bCs/>
-          <w:color w:val="60CAF3" w:themeColor="accent4" w:themeTint="99"/>
-          <w:sz w:val="32"/>
-          <w:szCs w:val="32"/>
-        </w:rPr>
-      </w:pPr>
-      <w:r>
-        <w:rPr>
-          <w:b/>
-          <w:bCs/>
-          <w:color w:val="60CAF3" w:themeColor="accent4" w:themeTint="99"/>
-          <w:sz w:val="32"/>
-          <w:szCs w:val="32"/>
-        </w:rPr>
-        <w:t>scrcpy</w:t>
-      </w:r>
-    </w:p>
-    <w:p>
-      <w:pPr>
-        <w:jc w:val="both"/>
-        <w:rPr>
-          <w:sz w:val="32"/>
-          <w:szCs w:val="32"/>
-        </w:rPr>
-      </w:pPr>
-      <w:r>
-        <w:rPr>
-          <w:sz w:val="32"/>
-          <w:szCs w:val="32"/>
-        </w:rPr>
-        <w:t># If we want to keep the screen awake then:</w:t>
-      </w:r>
-    </w:p>
-    <w:p>
-      <w:pPr>
-        <w:jc w:val="both"/>
-        <w:rPr>
-          <w:b/>
-          <w:bCs/>
-          <w:color w:val="60CAF3" w:themeColor="accent4" w:themeTint="99"/>
-          <w:sz w:val="32"/>
-          <w:szCs w:val="32"/>
-        </w:rPr>
-      </w:pPr>
-      <w:r>
-        <w:rPr>
-          <w:b/>
-          <w:bCs/>
-          <w:color w:val="60CAF3" w:themeColor="accent4" w:themeTint="99"/>
-          <w:sz w:val="32"/>
-          <w:szCs w:val="32"/>
-        </w:rPr>
-        <w:t>scrcpy --stay-awake</w:t>
-      </w:r>
-    </w:p>
-    <w:p>
-      <w:pPr>
-        <w:jc w:val="both"/>
-        <w:rPr>
-          <w:sz w:val="32"/>
-          <w:szCs w:val="32"/>
-        </w:rPr>
-      </w:pPr>
-    </w:p>
-    <w:p>
-      <w:pPr>
-        <w:jc w:val="both"/>
-        <w:rPr>
-          <w:sz w:val="32"/>
-          <w:szCs w:val="32"/>
-        </w:rPr>
-      </w:pPr>
-      <w:r>
-        <w:rPr>
-          <w:sz w:val="32"/>
-          <w:szCs w:val="32"/>
-        </w:rPr>
-        <w:t>VS Code Extension:</w:t>
-      </w:r>
-    </w:p>
-    <w:p>
-      <w:pPr>
-        <w:jc w:val="both"/>
-        <w:rPr>
-          <w:sz w:val="32"/>
-          <w:szCs w:val="32"/>
-        </w:rPr>
-      </w:pPr>
-      <w:r>
-        <w:rPr>
-          <w:sz w:val="32"/>
-          <w:szCs w:val="32"/>
-        </w:rPr>
-        <w:t xml:space="preserve"># Or go to the extension section of VS code and install the </w:t>
-      </w:r>
-      <w:r>
-        <w:rPr>
-          <w:b/>
-          <w:bCs/>
-          <w:sz w:val="32"/>
-          <w:szCs w:val="32"/>
-        </w:rPr>
-        <w:t xml:space="preserve">scrcpy </w:t>
-      </w:r>
-      <w:r>
-        <w:rPr>
-          <w:sz w:val="32"/>
-          <w:szCs w:val="32"/>
-        </w:rPr>
-        <w:t xml:space="preserve">extension then go to on the top left corner </w:t>
-      </w:r>
-      <w:r>
-        <w:rPr>
-          <w:b/>
-          <w:bCs/>
-          <w:sz w:val="32"/>
-          <w:szCs w:val="32"/>
-        </w:rPr>
-        <w:t>View</w:t>
-      </w:r>
-      <w:r>
-        <w:rPr>
-          <w:sz w:val="32"/>
-          <w:szCs w:val="32"/>
-        </w:rPr>
-        <w:t xml:space="preserve"> </w:t>
-      </w:r>
-      <w:r>
-        <w:rPr>
-          <w:sz w:val="32"/>
-          <w:szCs w:val="32"/>
-        </w:rPr>
-        <w:sym w:font="Wingdings" w:char="F0E0"/>
-      </w:r>
-      <w:r>
-        <w:rPr>
-          <w:sz w:val="32"/>
-          <w:szCs w:val="32"/>
-        </w:rPr>
-        <w:t xml:space="preserve"> </w:t>
-      </w:r>
-      <w:r>
-        <w:rPr>
-          <w:b/>
-          <w:bCs/>
-          <w:sz w:val="32"/>
-          <w:szCs w:val="32"/>
-        </w:rPr>
-        <w:t>Command Pallet</w:t>
-      </w:r>
-      <w:r>
-        <w:rPr>
-          <w:sz w:val="32"/>
-          <w:szCs w:val="32"/>
-        </w:rPr>
-        <w:t xml:space="preserve"> and search fo</w:t>
-      </w:r>
-      <w:r>
-        <w:rPr>
-          <w:sz w:val="32"/>
-          <w:szCs w:val="32"/>
-        </w:rPr>
-        <w:t>r</w:t>
-      </w:r>
-      <w:r>
-        <w:rPr>
-          <w:b/>
-          <w:bCs/>
-          <w:sz w:val="32"/>
-          <w:szCs w:val="32"/>
-        </w:rPr>
-        <w:t xml:space="preserve"> &gt;scrcpy</w:t>
-      </w:r>
-      <w:r>
-        <w:rPr>
-          <w:b/>
-          <w:bCs/>
-          <w:sz w:val="32"/>
-          <w:szCs w:val="32"/>
-        </w:rPr>
-        <w:t>:</w:t>
-      </w:r>
-      <w:r>
-        <w:rPr>
-          <w:sz w:val="32"/>
-          <w:szCs w:val="32"/>
-        </w:rPr>
-        <w:t xml:space="preserve"> and run it</w:t>
-      </w:r>
-    </w:p>
-    <w:p>
-      <w:pPr>
-        <w:jc w:val="both"/>
-        <w:rPr>
-          <w:sz w:val="32"/>
-          <w:szCs w:val="32"/>
-        </w:rPr>
-      </w:pPr>
-      <w:r>
-        <w:rPr>
-          <w:sz w:val="32"/>
-          <w:szCs w:val="32"/>
-        </w:rPr>
-        <w:lastRenderedPageBreak/>
-        <w:t># It will mirror our physical device without needing to open a external terminal (it saves up ram, tiny bit)</w:t>
-      </w:r>
-    </w:p>
-    <w:p>
-      <w:pPr>
-        <w:jc w:val="both"/>
-        <w:rPr>
-          <w:sz w:val="32"/>
-          <w:szCs w:val="32"/>
-        </w:rPr>
-      </w:pPr>
-    </w:p>
-    <w:p>
-      <w:pPr>
-        <w:jc w:val="center"/>
-        <w:rPr>
-          <w:sz w:val="32"/>
-          <w:szCs w:val="32"/>
-        </w:rPr>
-      </w:pPr>
-      <w:r>
-        <w:rPr>
-          <w:sz w:val="32"/>
-          <w:szCs w:val="32"/>
-        </w:rPr>
-        <w:t>Break</w:t>
-      </w:r>
-    </w:p>
-    <w:p>
-      <w:pPr>
-        <w:jc w:val="both"/>
-        <w:rPr>
-          <w:sz w:val="32"/>
-          <w:szCs w:val="32"/>
-        </w:rPr>
-      </w:pPr>
-    </w:p>
-    <w:p>
-      <w:pPr>
-        <w:jc w:val="both"/>
-        <w:rPr>
-          <w:b/>
-          <w:bCs/>
-          <w:sz w:val="32"/>
-          <w:szCs w:val="32"/>
-        </w:rPr>
-      </w:pPr>
-      <w:r>
-        <w:rPr>
-          <w:b/>
-          <w:bCs/>
-          <w:sz w:val="32"/>
-          <w:szCs w:val="32"/>
-        </w:rPr>
-        <w:t>Manage Android Emulators by Android CLI:</w:t>
-      </w:r>
-    </w:p>
-    <w:p>
-      <w:pPr>
-        <w:jc w:val="both"/>
-        <w:rPr>
-          <w:sz w:val="32"/>
-          <w:szCs w:val="32"/>
-        </w:rPr>
-      </w:pPr>
-      <w:r>
-        <w:rPr>
-          <w:sz w:val="32"/>
-          <w:szCs w:val="32"/>
-        </w:rPr>
-        <w:t>#</w:t>
-      </w:r>
-      <w:r>
-        <w:rPr>
-          <w:sz w:val="32"/>
-          <w:szCs w:val="32"/>
-        </w:rPr>
-        <w:t xml:space="preserve"> C</w:t>
-      </w:r>
-      <w:r>
-        <w:rPr>
-          <w:sz w:val="32"/>
-          <w:szCs w:val="32"/>
-        </w:rPr>
-        <w:t>reate any device profile (Pixel 8, Nexus, custom screen dimensions) directly from our terminal using the standalone Android Command Line Tools</w:t>
-      </w:r>
-      <w:r>
-        <w:rPr>
-          <w:sz w:val="32"/>
-          <w:szCs w:val="32"/>
-        </w:rPr>
-        <w:t xml:space="preserve"> (</w:t>
-      </w:r>
-      <w:r>
-        <w:rPr>
-          <w:b/>
-          <w:bCs/>
-          <w:sz w:val="32"/>
-          <w:szCs w:val="32"/>
-        </w:rPr>
-        <w:t>avdmanager</w:t>
-      </w:r>
-      <w:r>
-        <w:rPr>
-          <w:sz w:val="32"/>
-          <w:szCs w:val="32"/>
-        </w:rPr>
-        <w:t>)</w:t>
-      </w:r>
-    </w:p>
-    <w:p>
-      <w:pPr>
-        <w:jc w:val="both"/>
-        <w:rPr>
-          <w:sz w:val="32"/>
-          <w:szCs w:val="32"/>
-        </w:rPr>
-      </w:pPr>
-      <w:r>
-        <w:rPr>
-          <w:sz w:val="32"/>
-          <w:szCs w:val="32"/>
-        </w:rPr>
-        <w:t xml:space="preserve"># </w:t>
-      </w:r>
-      <w:r>
-        <w:rPr>
-          <w:sz w:val="32"/>
-          <w:szCs w:val="32"/>
-        </w:rPr>
-        <w:t>Install SDK Tools &amp; Images</w:t>
-      </w:r>
-      <w:r>
-        <w:rPr>
-          <w:sz w:val="32"/>
-          <w:szCs w:val="32"/>
-        </w:rPr>
-        <w:t xml:space="preserve"> by o</w:t>
-      </w:r>
-      <w:r>
-        <w:rPr>
-          <w:sz w:val="32"/>
-          <w:szCs w:val="32"/>
-        </w:rPr>
-        <w:t>pen</w:t>
-      </w:r>
-      <w:r>
-        <w:rPr>
-          <w:sz w:val="32"/>
-          <w:szCs w:val="32"/>
-        </w:rPr>
-        <w:t>ing</w:t>
-      </w:r>
-      <w:r>
-        <w:rPr>
-          <w:sz w:val="32"/>
-          <w:szCs w:val="32"/>
-        </w:rPr>
-        <w:t xml:space="preserve"> our terminal and list/install our target system image</w:t>
-      </w:r>
-      <w:r>
-        <w:rPr>
-          <w:sz w:val="32"/>
-          <w:szCs w:val="32"/>
-        </w:rPr>
-        <w:t xml:space="preserve">. Here, downloading </w:t>
-      </w:r>
-      <w:r>
-        <w:rPr>
-          <w:sz w:val="32"/>
-          <w:szCs w:val="32"/>
-        </w:rPr>
-        <w:t>system image Android 14/API 34</w:t>
-      </w:r>
-    </w:p>
-    <w:p>
-      <w:pPr>
-        <w:jc w:val="both"/>
-        <w:rPr>
-          <w:b/>
-          <w:bCs/>
-          <w:color w:val="60CAF3" w:themeColor="accent4" w:themeTint="99"/>
-          <w:sz w:val="32"/>
-          <w:szCs w:val="32"/>
-        </w:rPr>
-      </w:pPr>
-      <w:r>
-        <w:rPr>
-          <w:b/>
-          <w:bCs/>
-          <w:color w:val="60CAF3" w:themeColor="accent4" w:themeTint="99"/>
-          <w:sz w:val="32"/>
-          <w:szCs w:val="32"/>
-        </w:rPr>
-        <w:t>sdkmanager</w:t>
-      </w:r>
-      <w:r>
-        <w:rPr>
-          <w:b/>
-          <w:bCs/>
-          <w:color w:val="60CAF3" w:themeColor="accent4" w:themeTint="99"/>
-          <w:sz w:val="32"/>
-          <w:szCs w:val="32"/>
-        </w:rPr>
-        <w:t xml:space="preserve"> \</w:t>
-      </w:r>
-    </w:p>
-    <w:p>
-      <w:pPr>
-        <w:jc w:val="both"/>
-        <w:rPr>
-          <w:b/>
-          <w:bCs/>
-          <w:color w:val="60CAF3" w:themeColor="accent4" w:themeTint="99"/>
-          <w:sz w:val="32"/>
-          <w:szCs w:val="32"/>
-        </w:rPr>
-      </w:pPr>
-      <w:r>
-        <w:rPr>
-          <w:b/>
-          <w:bCs/>
-          <w:color w:val="60CAF3" w:themeColor="accent4" w:themeTint="99"/>
-          <w:sz w:val="32"/>
-          <w:szCs w:val="32"/>
-        </w:rPr>
-        <w:t>"system-images;android-34;google_apis_playstore;x86_64" "platforms;android-34" "emulator"</w:t>
-      </w:r>
-    </w:p>
-    <w:p>
-      <w:pPr>
-        <w:jc w:val="both"/>
-        <w:rPr>
-          <w:sz w:val="32"/>
-          <w:szCs w:val="32"/>
-        </w:rPr>
-      </w:pPr>
-      <w:r>
-        <w:rPr>
-          <w:sz w:val="32"/>
-          <w:szCs w:val="32"/>
-        </w:rPr>
-        <w:t xml:space="preserve"># Create the Device. Use </w:t>
-      </w:r>
-      <w:r>
-        <w:rPr>
-          <w:b/>
-          <w:bCs/>
-          <w:sz w:val="32"/>
-          <w:szCs w:val="32"/>
-        </w:rPr>
-        <w:t>advmanager</w:t>
-      </w:r>
-      <w:r>
-        <w:rPr>
-          <w:sz w:val="32"/>
-          <w:szCs w:val="32"/>
-        </w:rPr>
-        <w:t xml:space="preserve"> to instantiate a named virtual device:</w:t>
-      </w:r>
-    </w:p>
-    <w:p>
-      <w:pPr>
-        <w:jc w:val="both"/>
-        <w:rPr>
-          <w:b/>
-          <w:bCs/>
-          <w:color w:val="60CAF3" w:themeColor="accent4" w:themeTint="99"/>
-          <w:sz w:val="32"/>
-          <w:szCs w:val="32"/>
-        </w:rPr>
-      </w:pPr>
-      <w:r>
-        <w:rPr>
-          <w:b/>
-          <w:bCs/>
-          <w:color w:val="60CAF3" w:themeColor="accent4" w:themeTint="99"/>
-          <w:sz w:val="32"/>
-          <w:szCs w:val="32"/>
-        </w:rPr>
-        <w:t>avdmanager create avd --name "Pixel_7_Pro" --package "system-images;android-34;google_apis_playstore;x86_64" --device "pixel_7_pro"</w:t>
-      </w:r>
-    </w:p>
-    <w:p>
-      <w:pPr>
-        <w:jc w:val="both"/>
-        <w:rPr>
-          <w:sz w:val="32"/>
-          <w:szCs w:val="32"/>
-        </w:rPr>
-      </w:pPr>
-      <w:r>
-        <w:rPr>
-          <w:sz w:val="32"/>
-          <w:szCs w:val="32"/>
-        </w:rPr>
-        <w:t># Launch the device. Once launched</w:t>
-      </w:r>
-      <w:r>
-        <w:rPr>
-          <w:b/>
-          <w:bCs/>
-          <w:sz w:val="32"/>
-          <w:szCs w:val="32"/>
-        </w:rPr>
-        <w:t xml:space="preserve"> Flutter</w:t>
-      </w:r>
-      <w:r>
-        <w:rPr>
-          <w:sz w:val="32"/>
-          <w:szCs w:val="32"/>
-        </w:rPr>
-        <w:t xml:space="preserve"> extensions targets will automatically detect it and running </w:t>
-      </w:r>
-      <w:r>
-        <w:rPr>
-          <w:b/>
-          <w:bCs/>
-          <w:sz w:val="32"/>
-          <w:szCs w:val="32"/>
-        </w:rPr>
-        <w:t>flutter run</w:t>
-      </w:r>
-      <w:r>
-        <w:rPr>
-          <w:sz w:val="32"/>
-          <w:szCs w:val="32"/>
-        </w:rPr>
-        <w:t xml:space="preserve"> will deploy to it seamlessly</w:t>
-      </w:r>
-    </w:p>
-    <w:p>
-      <w:pPr>
-        <w:jc w:val="both"/>
-        <w:rPr>
-          <w:b/>
-          <w:bCs/>
-          <w:color w:val="60CAF3" w:themeColor="accent4" w:themeTint="99"/>
-          <w:sz w:val="32"/>
-          <w:szCs w:val="32"/>
-        </w:rPr>
-      </w:pPr>
-      <w:r>
-        <w:rPr>
-          <w:b/>
-          <w:bCs/>
-          <w:color w:val="60CAF3" w:themeColor="accent4" w:themeTint="99"/>
-          <w:sz w:val="32"/>
-          <w:szCs w:val="32"/>
-        </w:rPr>
-        <w:t>emulator -avd Pixel_7_Pro</w:t>
-      </w:r>
-    </w:p>
-    <w:p>
-      <w:pPr>
-        <w:jc w:val="both"/>
-        <w:rPr>
-          <w:sz w:val="32"/>
-          <w:szCs w:val="32"/>
-        </w:rPr>
-      </w:pPr>
-    </w:p>
-    <w:p>
-      <w:pPr>
-        <w:jc w:val="both"/>
-        <w:rPr>
-          <w:sz w:val="32"/>
-          <w:szCs w:val="32"/>
-        </w:rPr>
-      </w:pPr>
-      <w:r>
-        <w:rPr>
-          <w:sz w:val="32"/>
-          <w:szCs w:val="32"/>
-        </w:rPr>
-        <w:t>Removing Devices using CLI:</w:t>
       </w:r>
     </w:p>
     <w:p>
@@ -4638,6 +3225,2470 @@
           <w:sz w:val="32"/>
           <w:szCs w:val="32"/>
         </w:rPr>
+        <w:t>Global User Settings</w:t>
+      </w:r>
+      <w:r>
+        <w:rPr>
+          <w:sz w:val="32"/>
+          <w:szCs w:val="32"/>
+        </w:rPr>
+        <w:t xml:space="preserve"> or workspace (applicable to all projects) and User settings (applicable for only that user). And project level settings (</w:t>
+      </w:r>
+      <w:proofErr w:type="spellStart"/>
+      <w:r>
+        <w:rPr>
+          <w:b/>
+          <w:bCs/>
+          <w:sz w:val="32"/>
+          <w:szCs w:val="32"/>
+        </w:rPr>
+        <w:t>settings.json</w:t>
+      </w:r>
+      <w:proofErr w:type="spellEnd"/>
+      <w:r>
+        <w:rPr>
+          <w:sz w:val="32"/>
+          <w:szCs w:val="32"/>
+        </w:rPr>
+        <w:t xml:space="preserve"> file </w:t>
+      </w:r>
+      <w:proofErr w:type="gramStart"/>
+      <w:r>
+        <w:rPr>
+          <w:sz w:val="32"/>
+          <w:szCs w:val="32"/>
+        </w:rPr>
+        <w:t xml:space="preserve">in </w:t>
+      </w:r>
+      <w:r>
+        <w:rPr>
+          <w:b/>
+          <w:bCs/>
+          <w:sz w:val="32"/>
+          <w:szCs w:val="32"/>
+        </w:rPr>
+        <w:t>.</w:t>
+      </w:r>
+      <w:proofErr w:type="spellStart"/>
+      <w:r>
+        <w:rPr>
+          <w:b/>
+          <w:bCs/>
+          <w:sz w:val="32"/>
+          <w:szCs w:val="32"/>
+        </w:rPr>
+        <w:t>vscode</w:t>
+      </w:r>
+      <w:proofErr w:type="spellEnd"/>
+      <w:proofErr w:type="gramEnd"/>
+      <w:r>
+        <w:rPr>
+          <w:sz w:val="32"/>
+          <w:szCs w:val="32"/>
+        </w:rPr>
+        <w:t>)</w:t>
+      </w:r>
+    </w:p>
+    <w:p>
+      <w:pPr>
+        <w:jc w:val="both"/>
+        <w:rPr>
+          <w:sz w:val="32"/>
+          <w:szCs w:val="32"/>
+        </w:rPr>
+      </w:pPr>
+    </w:p>
+    <w:p>
+      <w:pPr>
+        <w:jc w:val="center"/>
+        <w:rPr>
+          <w:sz w:val="32"/>
+          <w:szCs w:val="32"/>
+        </w:rPr>
+      </w:pPr>
+      <w:r>
+        <w:rPr>
+          <w:sz w:val="32"/>
+          <w:szCs w:val="32"/>
+        </w:rPr>
+        <w:t>Break</w:t>
+      </w:r>
+    </w:p>
+    <w:p>
+      <w:pPr>
+        <w:jc w:val="both"/>
+        <w:rPr>
+          <w:sz w:val="32"/>
+          <w:szCs w:val="32"/>
+        </w:rPr>
+      </w:pPr>
+    </w:p>
+    <w:p>
+      <w:pPr>
+        <w:jc w:val="both"/>
+        <w:rPr>
+          <w:sz w:val="32"/>
+          <w:szCs w:val="32"/>
+        </w:rPr>
+      </w:pPr>
+    </w:p>
+    <w:p>
+      <w:pPr>
+        <w:jc w:val="both"/>
+        <w:rPr>
+          <w:b/>
+          <w:bCs/>
+          <w:sz w:val="32"/>
+          <w:szCs w:val="32"/>
+        </w:rPr>
+      </w:pPr>
+      <w:r>
+        <w:rPr>
+          <w:b/>
+          <w:bCs/>
+          <w:sz w:val="32"/>
+          <w:szCs w:val="32"/>
+        </w:rPr>
+        <w:t>Run Time Configurations in VS Code:</w:t>
+      </w:r>
+    </w:p>
+    <w:p>
+      <w:pPr>
+        <w:jc w:val="both"/>
+        <w:rPr>
+          <w:sz w:val="32"/>
+          <w:szCs w:val="32"/>
+        </w:rPr>
+      </w:pPr>
+      <w:r>
+        <w:rPr>
+          <w:sz w:val="32"/>
+          <w:szCs w:val="32"/>
+        </w:rPr>
+        <w:t xml:space="preserve"># Go to Run </w:t>
+      </w:r>
+      <w:r>
+        <w:rPr>
+          <w:sz w:val="32"/>
+          <w:szCs w:val="32"/>
+        </w:rPr>
+        <w:sym w:font="Wingdings" w:char="F0E0"/>
+      </w:r>
+      <w:r>
+        <w:rPr>
+          <w:sz w:val="32"/>
+          <w:szCs w:val="32"/>
+        </w:rPr>
+        <w:t xml:space="preserve"> Configurations and a</w:t>
+      </w:r>
+      <w:r>
+        <w:rPr>
+          <w:b/>
+          <w:bCs/>
+          <w:sz w:val="32"/>
+          <w:szCs w:val="32"/>
+        </w:rPr>
+        <w:t xml:space="preserve"> </w:t>
+      </w:r>
+      <w:proofErr w:type="spellStart"/>
+      <w:r>
+        <w:rPr>
+          <w:b/>
+          <w:bCs/>
+          <w:sz w:val="32"/>
+          <w:szCs w:val="32"/>
+        </w:rPr>
+        <w:t>launch.json</w:t>
+      </w:r>
+      <w:proofErr w:type="spellEnd"/>
+      <w:r>
+        <w:rPr>
+          <w:sz w:val="32"/>
+          <w:szCs w:val="32"/>
+        </w:rPr>
+        <w:t xml:space="preserve"> file will be added in </w:t>
+      </w:r>
+      <w:proofErr w:type="gramStart"/>
+      <w:r>
+        <w:rPr>
+          <w:sz w:val="32"/>
+          <w:szCs w:val="32"/>
+        </w:rPr>
+        <w:t xml:space="preserve">the </w:t>
+      </w:r>
+      <w:r>
+        <w:rPr>
+          <w:b/>
+          <w:bCs/>
+          <w:sz w:val="32"/>
+          <w:szCs w:val="32"/>
+        </w:rPr>
+        <w:t>.</w:t>
+      </w:r>
+      <w:proofErr w:type="spellStart"/>
+      <w:r>
+        <w:rPr>
+          <w:b/>
+          <w:bCs/>
+          <w:sz w:val="32"/>
+          <w:szCs w:val="32"/>
+        </w:rPr>
+        <w:t>vscode</w:t>
+      </w:r>
+      <w:proofErr w:type="spellEnd"/>
+      <w:proofErr w:type="gramEnd"/>
+      <w:r>
+        <w:rPr>
+          <w:b/>
+          <w:bCs/>
+          <w:sz w:val="32"/>
+          <w:szCs w:val="32"/>
+        </w:rPr>
+        <w:t>/</w:t>
+      </w:r>
+      <w:r>
+        <w:rPr>
+          <w:sz w:val="32"/>
+          <w:szCs w:val="32"/>
+        </w:rPr>
+        <w:t xml:space="preserve"> directory.</w:t>
+      </w:r>
+    </w:p>
+    <w:p>
+      <w:pPr>
+        <w:jc w:val="both"/>
+        <w:rPr>
+          <w:sz w:val="32"/>
+          <w:szCs w:val="32"/>
+        </w:rPr>
+      </w:pPr>
+      <w:r>
+        <w:rPr>
+          <w:sz w:val="32"/>
+          <w:szCs w:val="32"/>
+        </w:rPr>
+        <w:t># Here we can specify the</w:t>
+      </w:r>
+      <w:r>
+        <w:rPr>
+          <w:b/>
+          <w:bCs/>
+          <w:sz w:val="32"/>
+          <w:szCs w:val="32"/>
+        </w:rPr>
+        <w:t xml:space="preserve"> --flavor</w:t>
+      </w:r>
+      <w:r>
+        <w:rPr>
+          <w:sz w:val="32"/>
+          <w:szCs w:val="32"/>
+        </w:rPr>
+        <w:t xml:space="preserve"> and </w:t>
+      </w:r>
+      <w:r>
+        <w:rPr>
+          <w:b/>
+          <w:bCs/>
+          <w:sz w:val="32"/>
+          <w:szCs w:val="32"/>
+        </w:rPr>
+        <w:t>--dart-define</w:t>
+      </w:r>
+      <w:r>
+        <w:rPr>
+          <w:sz w:val="32"/>
+          <w:szCs w:val="32"/>
+        </w:rPr>
+        <w:t xml:space="preserve"> using the Run Time Configuration just like Android Studio (instead of manually typing command in the terminal)</w:t>
+      </w:r>
+    </w:p>
+    <w:p>
+      <w:pPr>
+        <w:jc w:val="both"/>
+        <w:rPr>
+          <w:sz w:val="32"/>
+          <w:szCs w:val="32"/>
+        </w:rPr>
+      </w:pPr>
+      <w:r>
+        <w:rPr>
+          <w:sz w:val="32"/>
+          <w:szCs w:val="32"/>
+        </w:rPr>
+        <w:t xml:space="preserve"># Just add a new configuration in the </w:t>
+      </w:r>
+      <w:r>
+        <w:rPr>
+          <w:b/>
+          <w:bCs/>
+          <w:sz w:val="32"/>
+          <w:szCs w:val="32"/>
+        </w:rPr>
+        <w:t>"configurations": []</w:t>
+      </w:r>
+      <w:r>
+        <w:rPr>
+          <w:sz w:val="32"/>
+          <w:szCs w:val="32"/>
+        </w:rPr>
+        <w:t xml:space="preserve"> list block in</w:t>
+      </w:r>
+      <w:r>
+        <w:rPr>
+          <w:b/>
+          <w:bCs/>
+          <w:sz w:val="32"/>
+          <w:szCs w:val="32"/>
+        </w:rPr>
+        <w:t xml:space="preserve"> </w:t>
+      </w:r>
+      <w:proofErr w:type="spellStart"/>
+      <w:r>
+        <w:rPr>
+          <w:b/>
+          <w:bCs/>
+          <w:sz w:val="32"/>
+          <w:szCs w:val="32"/>
+        </w:rPr>
+        <w:t>launch.json</w:t>
+      </w:r>
+      <w:proofErr w:type="spellEnd"/>
+      <w:r>
+        <w:rPr>
+          <w:sz w:val="32"/>
+          <w:szCs w:val="32"/>
+        </w:rPr>
+        <w:t xml:space="preserve"> file like below so VS code essentially does this command</w:t>
+      </w:r>
+      <w:r>
+        <w:rPr>
+          <w:b/>
+          <w:bCs/>
+          <w:sz w:val="32"/>
+          <w:szCs w:val="32"/>
+        </w:rPr>
+        <w:t xml:space="preserve"> flutter run --flavor staging --dart-define=API_URL=</w:t>
+      </w:r>
+      <w:proofErr w:type="spellStart"/>
+      <w:r>
+        <w:rPr>
+          <w:b/>
+          <w:bCs/>
+          <w:sz w:val="32"/>
+          <w:szCs w:val="32"/>
+        </w:rPr>
+        <w:t>htt</w:t>
+      </w:r>
+      <w:proofErr w:type="spellEnd"/>
+      <w:r>
+        <w:rPr>
+          <w:b/>
+          <w:bCs/>
+          <w:sz w:val="32"/>
+          <w:szCs w:val="32"/>
+        </w:rPr>
+        <w:t xml:space="preserve">… </w:t>
+      </w:r>
+      <w:r>
+        <w:rPr>
+          <w:sz w:val="32"/>
+          <w:szCs w:val="32"/>
+        </w:rPr>
+        <w:t xml:space="preserve">when running </w:t>
+      </w:r>
+    </w:p>
+    <w:p>
+      <w:pPr>
+        <w:jc w:val="both"/>
+        <w:rPr>
+          <w:b/>
+          <w:bCs/>
+          <w:color w:val="D86DCB" w:themeColor="accent5" w:themeTint="99"/>
+          <w:sz w:val="32"/>
+          <w:szCs w:val="32"/>
+        </w:rPr>
+      </w:pPr>
+      <w:r>
+        <w:rPr>
+          <w:b/>
+          <w:bCs/>
+          <w:color w:val="D86DCB" w:themeColor="accent5" w:themeTint="99"/>
+          <w:sz w:val="32"/>
+          <w:szCs w:val="32"/>
+        </w:rPr>
+        <w:t>{</w:t>
+      </w:r>
+    </w:p>
+    <w:p>
+      <w:pPr>
+        <w:jc w:val="both"/>
+        <w:rPr>
+          <w:b/>
+          <w:bCs/>
+          <w:color w:val="D86DCB" w:themeColor="accent5" w:themeTint="99"/>
+          <w:sz w:val="32"/>
+          <w:szCs w:val="32"/>
+        </w:rPr>
+      </w:pPr>
+      <w:r>
+        <w:rPr>
+          <w:b/>
+          <w:bCs/>
+          <w:color w:val="D86DCB" w:themeColor="accent5" w:themeTint="99"/>
+          <w:sz w:val="32"/>
+          <w:szCs w:val="32"/>
+        </w:rPr>
+        <w:t xml:space="preserve">    "version": "0.2.0",</w:t>
+      </w:r>
+    </w:p>
+    <w:p>
+      <w:pPr>
+        <w:jc w:val="both"/>
+        <w:rPr>
+          <w:b/>
+          <w:bCs/>
+          <w:color w:val="D86DCB" w:themeColor="accent5" w:themeTint="99"/>
+          <w:sz w:val="32"/>
+          <w:szCs w:val="32"/>
+        </w:rPr>
+      </w:pPr>
+      <w:r>
+        <w:rPr>
+          <w:b/>
+          <w:bCs/>
+          <w:color w:val="D86DCB" w:themeColor="accent5" w:themeTint="99"/>
+          <w:sz w:val="32"/>
+          <w:szCs w:val="32"/>
+        </w:rPr>
+        <w:t xml:space="preserve">    "configurations": [</w:t>
+      </w:r>
+    </w:p>
+    <w:p>
+      <w:pPr>
+        <w:jc w:val="both"/>
+        <w:rPr>
+          <w:b/>
+          <w:bCs/>
+          <w:color w:val="D86DCB" w:themeColor="accent5" w:themeTint="99"/>
+          <w:sz w:val="32"/>
+          <w:szCs w:val="32"/>
+        </w:rPr>
+      </w:pPr>
+      <w:r>
+        <w:rPr>
+          <w:b/>
+          <w:bCs/>
+          <w:color w:val="D86DCB" w:themeColor="accent5" w:themeTint="99"/>
+          <w:sz w:val="32"/>
+          <w:szCs w:val="32"/>
+        </w:rPr>
+        <w:t xml:space="preserve">        {</w:t>
+      </w:r>
+    </w:p>
+    <w:p>
+      <w:pPr>
+        <w:jc w:val="both"/>
+        <w:rPr>
+          <w:b/>
+          <w:bCs/>
+          <w:color w:val="D86DCB" w:themeColor="accent5" w:themeTint="99"/>
+          <w:sz w:val="32"/>
+          <w:szCs w:val="32"/>
+        </w:rPr>
+      </w:pPr>
+      <w:r>
+        <w:rPr>
+          <w:b/>
+          <w:bCs/>
+          <w:color w:val="D86DCB" w:themeColor="accent5" w:themeTint="99"/>
+          <w:sz w:val="32"/>
+          <w:szCs w:val="32"/>
+        </w:rPr>
+        <w:t xml:space="preserve">            "name": "Staging",</w:t>
+      </w:r>
+    </w:p>
+    <w:p>
+      <w:pPr>
+        <w:jc w:val="both"/>
+        <w:rPr>
+          <w:b/>
+          <w:bCs/>
+          <w:color w:val="D86DCB" w:themeColor="accent5" w:themeTint="99"/>
+          <w:sz w:val="32"/>
+          <w:szCs w:val="32"/>
+        </w:rPr>
+      </w:pPr>
+      <w:r>
+        <w:rPr>
+          <w:b/>
+          <w:bCs/>
+          <w:color w:val="D86DCB" w:themeColor="accent5" w:themeTint="99"/>
+          <w:sz w:val="32"/>
+          <w:szCs w:val="32"/>
+        </w:rPr>
+        <w:t xml:space="preserve">            "request": "launch",</w:t>
+      </w:r>
+    </w:p>
+    <w:p>
+      <w:pPr>
+        <w:jc w:val="both"/>
+        <w:rPr>
+          <w:b/>
+          <w:bCs/>
+          <w:color w:val="D86DCB" w:themeColor="accent5" w:themeTint="99"/>
+          <w:sz w:val="32"/>
+          <w:szCs w:val="32"/>
+        </w:rPr>
+      </w:pPr>
+      <w:r>
+        <w:rPr>
+          <w:b/>
+          <w:bCs/>
+          <w:color w:val="D86DCB" w:themeColor="accent5" w:themeTint="99"/>
+          <w:sz w:val="32"/>
+          <w:szCs w:val="32"/>
+        </w:rPr>
+        <w:t xml:space="preserve">            "type": "dart",</w:t>
+      </w:r>
+    </w:p>
+    <w:p>
+      <w:pPr>
+        <w:jc w:val="both"/>
+        <w:rPr>
+          <w:b/>
+          <w:bCs/>
+          <w:color w:val="D86DCB" w:themeColor="accent5" w:themeTint="99"/>
+          <w:sz w:val="32"/>
+          <w:szCs w:val="32"/>
+        </w:rPr>
+      </w:pPr>
+      <w:r>
+        <w:rPr>
+          <w:b/>
+          <w:bCs/>
+          <w:color w:val="D86DCB" w:themeColor="accent5" w:themeTint="99"/>
+          <w:sz w:val="32"/>
+          <w:szCs w:val="32"/>
+        </w:rPr>
+        <w:t xml:space="preserve">            "</w:t>
+      </w:r>
+      <w:proofErr w:type="spellStart"/>
+      <w:r>
+        <w:rPr>
+          <w:b/>
+          <w:bCs/>
+          <w:color w:val="D86DCB" w:themeColor="accent5" w:themeTint="99"/>
+          <w:sz w:val="32"/>
+          <w:szCs w:val="32"/>
+        </w:rPr>
+        <w:t>flutterMode</w:t>
+      </w:r>
+      <w:proofErr w:type="spellEnd"/>
+      <w:r>
+        <w:rPr>
+          <w:b/>
+          <w:bCs/>
+          <w:color w:val="D86DCB" w:themeColor="accent5" w:themeTint="99"/>
+          <w:sz w:val="32"/>
+          <w:szCs w:val="32"/>
+        </w:rPr>
+        <w:t>": "debug",</w:t>
+      </w:r>
+    </w:p>
+    <w:p>
+      <w:pPr>
+        <w:jc w:val="both"/>
+        <w:rPr>
+          <w:b/>
+          <w:bCs/>
+          <w:color w:val="D86DCB" w:themeColor="accent5" w:themeTint="99"/>
+          <w:sz w:val="32"/>
+          <w:szCs w:val="32"/>
+        </w:rPr>
+      </w:pPr>
+      <w:r>
+        <w:rPr>
+          <w:b/>
+          <w:bCs/>
+          <w:color w:val="D86DCB" w:themeColor="accent5" w:themeTint="99"/>
+          <w:sz w:val="32"/>
+          <w:szCs w:val="32"/>
+        </w:rPr>
+        <w:lastRenderedPageBreak/>
+        <w:t xml:space="preserve">            "</w:t>
+      </w:r>
+      <w:proofErr w:type="spellStart"/>
+      <w:r>
+        <w:rPr>
+          <w:b/>
+          <w:bCs/>
+          <w:color w:val="D86DCB" w:themeColor="accent5" w:themeTint="99"/>
+          <w:sz w:val="32"/>
+          <w:szCs w:val="32"/>
+        </w:rPr>
+        <w:t>args</w:t>
+      </w:r>
+      <w:proofErr w:type="spellEnd"/>
+      <w:r>
+        <w:rPr>
+          <w:b/>
+          <w:bCs/>
+          <w:color w:val="D86DCB" w:themeColor="accent5" w:themeTint="99"/>
+          <w:sz w:val="32"/>
+          <w:szCs w:val="32"/>
+        </w:rPr>
+        <w:t>": [</w:t>
+      </w:r>
+    </w:p>
+    <w:p>
+      <w:pPr>
+        <w:jc w:val="both"/>
+        <w:rPr>
+          <w:b/>
+          <w:bCs/>
+          <w:color w:val="D86DCB" w:themeColor="accent5" w:themeTint="99"/>
+          <w:sz w:val="32"/>
+          <w:szCs w:val="32"/>
+        </w:rPr>
+      </w:pPr>
+      <w:r>
+        <w:rPr>
+          <w:b/>
+          <w:bCs/>
+          <w:color w:val="D86DCB" w:themeColor="accent5" w:themeTint="99"/>
+          <w:sz w:val="32"/>
+          <w:szCs w:val="32"/>
+        </w:rPr>
+        <w:t xml:space="preserve">                "--flavor",</w:t>
+      </w:r>
+    </w:p>
+    <w:p>
+      <w:pPr>
+        <w:jc w:val="both"/>
+        <w:rPr>
+          <w:b/>
+          <w:bCs/>
+          <w:color w:val="D86DCB" w:themeColor="accent5" w:themeTint="99"/>
+          <w:sz w:val="32"/>
+          <w:szCs w:val="32"/>
+        </w:rPr>
+      </w:pPr>
+      <w:r>
+        <w:rPr>
+          <w:b/>
+          <w:bCs/>
+          <w:color w:val="D86DCB" w:themeColor="accent5" w:themeTint="99"/>
+          <w:sz w:val="32"/>
+          <w:szCs w:val="32"/>
+        </w:rPr>
+        <w:t xml:space="preserve">                "staging",</w:t>
+      </w:r>
+    </w:p>
+    <w:p>
+      <w:pPr>
+        <w:jc w:val="both"/>
+        <w:rPr>
+          <w:b/>
+          <w:bCs/>
+          <w:color w:val="D86DCB" w:themeColor="accent5" w:themeTint="99"/>
+          <w:sz w:val="32"/>
+          <w:szCs w:val="32"/>
+        </w:rPr>
+      </w:pPr>
+      <w:r>
+        <w:rPr>
+          <w:b/>
+          <w:bCs/>
+          <w:color w:val="D86DCB" w:themeColor="accent5" w:themeTint="99"/>
+          <w:sz w:val="32"/>
+          <w:szCs w:val="32"/>
+        </w:rPr>
+        <w:t xml:space="preserve">                "--dart-define=API_URL=https://staging-api.example.com"</w:t>
+      </w:r>
+    </w:p>
+    <w:p>
+      <w:pPr>
+        <w:jc w:val="both"/>
+        <w:rPr>
+          <w:b/>
+          <w:bCs/>
+          <w:color w:val="D86DCB" w:themeColor="accent5" w:themeTint="99"/>
+          <w:sz w:val="32"/>
+          <w:szCs w:val="32"/>
+        </w:rPr>
+      </w:pPr>
+      <w:r>
+        <w:rPr>
+          <w:b/>
+          <w:bCs/>
+          <w:color w:val="D86DCB" w:themeColor="accent5" w:themeTint="99"/>
+          <w:sz w:val="32"/>
+          <w:szCs w:val="32"/>
+        </w:rPr>
+        <w:t xml:space="preserve">            ]</w:t>
+      </w:r>
+    </w:p>
+    <w:p>
+      <w:pPr>
+        <w:jc w:val="both"/>
+        <w:rPr>
+          <w:b/>
+          <w:bCs/>
+          <w:color w:val="D86DCB" w:themeColor="accent5" w:themeTint="99"/>
+          <w:sz w:val="32"/>
+          <w:szCs w:val="32"/>
+        </w:rPr>
+      </w:pPr>
+      <w:r>
+        <w:rPr>
+          <w:b/>
+          <w:bCs/>
+          <w:color w:val="D86DCB" w:themeColor="accent5" w:themeTint="99"/>
+          <w:sz w:val="32"/>
+          <w:szCs w:val="32"/>
+        </w:rPr>
+        <w:t xml:space="preserve">        }</w:t>
+      </w:r>
+    </w:p>
+    <w:p>
+      <w:pPr>
+        <w:jc w:val="both"/>
+        <w:rPr>
+          <w:b/>
+          <w:bCs/>
+          <w:color w:val="D86DCB" w:themeColor="accent5" w:themeTint="99"/>
+          <w:sz w:val="32"/>
+          <w:szCs w:val="32"/>
+        </w:rPr>
+      </w:pPr>
+      <w:r>
+        <w:rPr>
+          <w:b/>
+          <w:bCs/>
+          <w:color w:val="D86DCB" w:themeColor="accent5" w:themeTint="99"/>
+          <w:sz w:val="32"/>
+          <w:szCs w:val="32"/>
+        </w:rPr>
+        <w:t xml:space="preserve">    ]</w:t>
+      </w:r>
+    </w:p>
+    <w:p>
+      <w:pPr>
+        <w:jc w:val="both"/>
+        <w:rPr>
+          <w:b/>
+          <w:bCs/>
+          <w:color w:val="D86DCB" w:themeColor="accent5" w:themeTint="99"/>
+          <w:sz w:val="32"/>
+          <w:szCs w:val="32"/>
+        </w:rPr>
+      </w:pPr>
+      <w:r>
+        <w:rPr>
+          <w:b/>
+          <w:bCs/>
+          <w:color w:val="D86DCB" w:themeColor="accent5" w:themeTint="99"/>
+          <w:sz w:val="32"/>
+          <w:szCs w:val="32"/>
+        </w:rPr>
+        <w:t xml:space="preserve">    </w:t>
+      </w:r>
+      <w:r>
+        <w:rPr>
+          <w:b/>
+          <w:bCs/>
+          <w:color w:val="D86DCB" w:themeColor="accent5" w:themeTint="99"/>
+          <w:sz w:val="32"/>
+          <w:szCs w:val="32"/>
+        </w:rPr>
+        <w:t>…</w:t>
+      </w:r>
+    </w:p>
+    <w:p>
+      <w:pPr>
+        <w:jc w:val="both"/>
+        <w:rPr>
+          <w:b/>
+          <w:bCs/>
+          <w:color w:val="D86DCB" w:themeColor="accent5" w:themeTint="99"/>
+          <w:sz w:val="32"/>
+          <w:szCs w:val="32"/>
+        </w:rPr>
+      </w:pPr>
+      <w:r>
+        <w:rPr>
+          <w:b/>
+          <w:bCs/>
+          <w:color w:val="D86DCB" w:themeColor="accent5" w:themeTint="99"/>
+          <w:sz w:val="32"/>
+          <w:szCs w:val="32"/>
+        </w:rPr>
+        <w:t>}</w:t>
+      </w:r>
+    </w:p>
+    <w:p>
+      <w:pPr>
+        <w:jc w:val="both"/>
+        <w:rPr>
+          <w:sz w:val="32"/>
+          <w:szCs w:val="32"/>
+        </w:rPr>
+      </w:pPr>
+      <w:r>
+        <w:rPr>
+          <w:sz w:val="32"/>
+          <w:szCs w:val="32"/>
+        </w:rPr>
+        <w:t xml:space="preserve"># Then just hit Ctrl + Shift + D or look at the left side and click on the </w:t>
+      </w:r>
+      <w:r>
+        <w:rPr>
+          <w:b/>
+          <w:bCs/>
+          <w:sz w:val="32"/>
+          <w:szCs w:val="32"/>
+        </w:rPr>
+        <w:t>Run and Debug</w:t>
+      </w:r>
+      <w:r>
+        <w:rPr>
+          <w:sz w:val="32"/>
+          <w:szCs w:val="32"/>
+        </w:rPr>
+        <w:t xml:space="preserve"> panel. Then by clicking on the drop down we can select the Run Time configuration we want to run (like</w:t>
+      </w:r>
+      <w:r>
+        <w:rPr>
+          <w:sz w:val="32"/>
+          <w:szCs w:val="32"/>
+        </w:rPr>
+        <w:t xml:space="preserve"> flavors, dart-define and also</w:t>
+      </w:r>
+      <w:r>
+        <w:rPr>
+          <w:sz w:val="32"/>
+          <w:szCs w:val="32"/>
+        </w:rPr>
+        <w:t xml:space="preserve"> Profile mode, </w:t>
+      </w:r>
+      <w:r>
+        <w:rPr>
+          <w:sz w:val="32"/>
+          <w:szCs w:val="32"/>
+        </w:rPr>
+        <w:t>R</w:t>
+      </w:r>
+      <w:r>
+        <w:rPr>
+          <w:sz w:val="32"/>
+          <w:szCs w:val="32"/>
+        </w:rPr>
+        <w:t>elease</w:t>
+      </w:r>
+      <w:r>
+        <w:rPr>
+          <w:sz w:val="32"/>
+          <w:szCs w:val="32"/>
+        </w:rPr>
+        <w:t>, Debug</w:t>
+      </w:r>
+      <w:r>
+        <w:rPr>
+          <w:sz w:val="32"/>
+          <w:szCs w:val="32"/>
+        </w:rPr>
+        <w:t xml:space="preserve"> mode </w:t>
+      </w:r>
+      <w:r>
+        <w:rPr>
+          <w:sz w:val="32"/>
+          <w:szCs w:val="32"/>
+        </w:rPr>
+        <w:t xml:space="preserve">in </w:t>
+      </w:r>
+      <w:proofErr w:type="spellStart"/>
+      <w:r>
+        <w:rPr>
+          <w:b/>
+          <w:bCs/>
+          <w:sz w:val="32"/>
+          <w:szCs w:val="32"/>
+        </w:rPr>
+        <w:t>flutterMode</w:t>
+      </w:r>
+      <w:proofErr w:type="spellEnd"/>
+      <w:r>
+        <w:rPr>
+          <w:b/>
+          <w:bCs/>
+          <w:sz w:val="32"/>
+          <w:szCs w:val="32"/>
+        </w:rPr>
+        <w:t xml:space="preserve">: </w:t>
+      </w:r>
+      <w:r>
+        <w:rPr>
+          <w:sz w:val="32"/>
+          <w:szCs w:val="32"/>
+        </w:rPr>
+        <w:t>for deployment and performance testing</w:t>
+      </w:r>
+      <w:r>
+        <w:rPr>
+          <w:sz w:val="32"/>
+          <w:szCs w:val="32"/>
+        </w:rPr>
+        <w:t>)</w:t>
+      </w:r>
+    </w:p>
+    <w:p>
+      <w:pPr>
+        <w:jc w:val="both"/>
+        <w:rPr>
+          <w:sz w:val="32"/>
+          <w:szCs w:val="32"/>
+        </w:rPr>
+      </w:pPr>
+      <w:r>
+        <w:rPr>
+          <w:sz w:val="32"/>
+          <w:szCs w:val="32"/>
+        </w:rPr>
+        <w:t>#</w:t>
+      </w:r>
+      <w:r>
+        <w:rPr>
+          <w:b/>
+          <w:bCs/>
+          <w:sz w:val="32"/>
+          <w:szCs w:val="32"/>
+        </w:rPr>
+        <w:t xml:space="preserve"> Run and Debug</w:t>
+      </w:r>
+      <w:r>
+        <w:rPr>
+          <w:sz w:val="32"/>
+          <w:szCs w:val="32"/>
+        </w:rPr>
+        <w:t xml:space="preserve"> panel also shows variables (compile time injected by </w:t>
+      </w:r>
+      <w:r>
+        <w:rPr>
+          <w:b/>
+          <w:bCs/>
+          <w:sz w:val="32"/>
+          <w:szCs w:val="32"/>
+        </w:rPr>
+        <w:t>--dart-define</w:t>
+      </w:r>
+      <w:r>
+        <w:rPr>
+          <w:sz w:val="32"/>
+          <w:szCs w:val="32"/>
+        </w:rPr>
+        <w:t>) and Call stack etc.</w:t>
+      </w:r>
+    </w:p>
+    <w:p>
+      <w:pPr>
+        <w:jc w:val="both"/>
+        <w:rPr>
+          <w:b/>
+          <w:bCs/>
+          <w:color w:val="D86DCB" w:themeColor="accent5" w:themeTint="99"/>
+          <w:sz w:val="32"/>
+          <w:szCs w:val="32"/>
+        </w:rPr>
+      </w:pPr>
+      <w:r>
+        <w:rPr>
+          <w:b/>
+          <w:bCs/>
+          <w:sz w:val="32"/>
+          <w:szCs w:val="32"/>
+        </w:rPr>
+        <w:t>NOTE:</w:t>
+      </w:r>
+      <w:r>
+        <w:rPr>
+          <w:sz w:val="32"/>
+          <w:szCs w:val="32"/>
+        </w:rPr>
+        <w:t xml:space="preserve"> </w:t>
+      </w:r>
+      <w:r>
+        <w:rPr>
+          <w:sz w:val="32"/>
+          <w:szCs w:val="32"/>
+        </w:rPr>
+        <w:t xml:space="preserve">For Anti-Gravity we need to add </w:t>
+      </w:r>
+      <w:r>
+        <w:rPr>
+          <w:b/>
+          <w:bCs/>
+          <w:sz w:val="32"/>
+          <w:szCs w:val="32"/>
+        </w:rPr>
+        <w:t>"</w:t>
+      </w:r>
+      <w:proofErr w:type="spellStart"/>
+      <w:r>
+        <w:rPr>
+          <w:b/>
+          <w:bCs/>
+          <w:sz w:val="32"/>
+          <w:szCs w:val="32"/>
+        </w:rPr>
+        <w:t>cwd</w:t>
+      </w:r>
+      <w:proofErr w:type="spellEnd"/>
+      <w:r>
+        <w:rPr>
+          <w:b/>
+          <w:bCs/>
+          <w:sz w:val="32"/>
+          <w:szCs w:val="32"/>
+        </w:rPr>
+        <w:t>": "</w:t>
+      </w:r>
+      <w:proofErr w:type="spellStart"/>
+      <w:r>
+        <w:rPr>
+          <w:b/>
+          <w:bCs/>
+          <w:sz w:val="32"/>
+          <w:szCs w:val="32"/>
+        </w:rPr>
+        <w:t>project_name</w:t>
+      </w:r>
+      <w:proofErr w:type="spellEnd"/>
+      <w:r>
+        <w:rPr>
+          <w:b/>
+          <w:bCs/>
+          <w:sz w:val="32"/>
+          <w:szCs w:val="32"/>
+        </w:rPr>
+        <w:t>",</w:t>
+      </w:r>
+    </w:p>
+    <w:p>
+      <w:pPr>
+        <w:jc w:val="both"/>
+        <w:rPr>
+          <w:sz w:val="32"/>
+          <w:szCs w:val="32"/>
+        </w:rPr>
+      </w:pPr>
+      <w:r>
+        <w:rPr>
+          <w:sz w:val="32"/>
+          <w:szCs w:val="32"/>
+        </w:rPr>
+        <w:t xml:space="preserve"> This after </w:t>
+      </w:r>
+      <w:r>
+        <w:rPr>
+          <w:b/>
+          <w:bCs/>
+          <w:sz w:val="32"/>
+          <w:szCs w:val="32"/>
+        </w:rPr>
+        <w:t>"name"</w:t>
+      </w:r>
+    </w:p>
+    <w:p>
+      <w:pPr>
+        <w:jc w:val="both"/>
+        <w:rPr>
+          <w:sz w:val="32"/>
+          <w:szCs w:val="32"/>
+        </w:rPr>
+      </w:pPr>
+    </w:p>
+    <w:p>
+      <w:pPr>
+        <w:jc w:val="center"/>
+        <w:rPr>
+          <w:sz w:val="32"/>
+          <w:szCs w:val="32"/>
+        </w:rPr>
+      </w:pPr>
+      <w:r>
+        <w:rPr>
+          <w:sz w:val="32"/>
+          <w:szCs w:val="32"/>
+        </w:rPr>
+        <w:t>Break</w:t>
+      </w:r>
+    </w:p>
+    <w:p>
+      <w:pPr>
+        <w:jc w:val="both"/>
+        <w:rPr>
+          <w:sz w:val="32"/>
+          <w:szCs w:val="32"/>
+        </w:rPr>
+      </w:pPr>
+    </w:p>
+    <w:p>
+      <w:pPr>
+        <w:jc w:val="both"/>
+        <w:rPr>
+          <w:b/>
+          <w:bCs/>
+          <w:sz w:val="32"/>
+          <w:szCs w:val="32"/>
+        </w:rPr>
+      </w:pPr>
+      <w:r>
+        <w:rPr>
+          <w:b/>
+          <w:bCs/>
+          <w:sz w:val="32"/>
+          <w:szCs w:val="32"/>
+        </w:rPr>
+        <w:t>Auto Saving Files in VS Code:</w:t>
+      </w:r>
+    </w:p>
+    <w:p>
+      <w:pPr>
+        <w:jc w:val="both"/>
+        <w:rPr>
+          <w:sz w:val="32"/>
+          <w:szCs w:val="32"/>
+        </w:rPr>
+      </w:pPr>
+      <w:r>
+        <w:rPr>
+          <w:sz w:val="32"/>
+          <w:szCs w:val="32"/>
+        </w:rPr>
+        <w:lastRenderedPageBreak/>
+        <w:t xml:space="preserve"># By default, VS code doesn’t save files we have to do it manually using Ctrl + S. To enable auto save go to Settings </w:t>
+      </w:r>
+      <w:r>
+        <w:rPr>
+          <w:sz w:val="32"/>
+          <w:szCs w:val="32"/>
+        </w:rPr>
+        <w:sym w:font="Wingdings" w:char="F0E0"/>
+      </w:r>
+      <w:r>
+        <w:rPr>
+          <w:sz w:val="32"/>
+          <w:szCs w:val="32"/>
+        </w:rPr>
+        <w:t xml:space="preserve"> Search Auto Save </w:t>
+      </w:r>
+      <w:r>
+        <w:rPr>
+          <w:sz w:val="32"/>
+          <w:szCs w:val="32"/>
+        </w:rPr>
+        <w:sym w:font="Wingdings" w:char="F0E0"/>
+      </w:r>
+      <w:r>
+        <w:rPr>
+          <w:sz w:val="32"/>
+          <w:szCs w:val="32"/>
+        </w:rPr>
+        <w:t xml:space="preserve"> Select </w:t>
+      </w:r>
+      <w:proofErr w:type="spellStart"/>
+      <w:r>
+        <w:rPr>
+          <w:b/>
+          <w:bCs/>
+          <w:sz w:val="32"/>
+          <w:szCs w:val="32"/>
+        </w:rPr>
+        <w:t>afterDelay</w:t>
+      </w:r>
+      <w:proofErr w:type="spellEnd"/>
+      <w:r>
+        <w:rPr>
+          <w:sz w:val="32"/>
+          <w:szCs w:val="32"/>
+        </w:rPr>
+        <w:t xml:space="preserve"> option</w:t>
+      </w:r>
+    </w:p>
+    <w:p>
+      <w:pPr>
+        <w:jc w:val="both"/>
+        <w:rPr>
+          <w:sz w:val="32"/>
+          <w:szCs w:val="32"/>
+        </w:rPr>
+      </w:pPr>
+      <w:r>
+        <w:rPr>
+          <w:sz w:val="32"/>
+          <w:szCs w:val="32"/>
+        </w:rPr>
+        <w:t xml:space="preserve"># We can also turn it on as project level settings in </w:t>
+      </w:r>
+      <w:r>
+        <w:rPr>
+          <w:b/>
+          <w:bCs/>
+          <w:sz w:val="32"/>
+          <w:szCs w:val="32"/>
+        </w:rPr>
+        <w:t>.</w:t>
+      </w:r>
+      <w:proofErr w:type="spellStart"/>
+      <w:r>
+        <w:rPr>
+          <w:b/>
+          <w:bCs/>
+          <w:sz w:val="32"/>
+          <w:szCs w:val="32"/>
+        </w:rPr>
+        <w:t>vscode</w:t>
+      </w:r>
+      <w:proofErr w:type="spellEnd"/>
+      <w:r>
+        <w:rPr>
+          <w:b/>
+          <w:bCs/>
+          <w:sz w:val="32"/>
+          <w:szCs w:val="32"/>
+        </w:rPr>
+        <w:t>/</w:t>
+      </w:r>
+      <w:proofErr w:type="spellStart"/>
+      <w:r>
+        <w:rPr>
+          <w:b/>
+          <w:bCs/>
+          <w:sz w:val="32"/>
+          <w:szCs w:val="32"/>
+        </w:rPr>
+        <w:t>settings.json</w:t>
+      </w:r>
+      <w:proofErr w:type="spellEnd"/>
+      <w:r>
+        <w:rPr>
+          <w:sz w:val="32"/>
+          <w:szCs w:val="32"/>
+        </w:rPr>
+        <w:t xml:space="preserve"> file like this:</w:t>
+      </w:r>
+    </w:p>
+    <w:p>
+      <w:pPr>
+        <w:jc w:val="both"/>
+        <w:rPr>
+          <w:b/>
+          <w:bCs/>
+          <w:color w:val="D86DCB" w:themeColor="accent5" w:themeTint="99"/>
+          <w:sz w:val="32"/>
+          <w:szCs w:val="32"/>
+        </w:rPr>
+      </w:pPr>
+      <w:r>
+        <w:rPr>
+          <w:b/>
+          <w:bCs/>
+          <w:color w:val="D86DCB" w:themeColor="accent5" w:themeTint="99"/>
+          <w:sz w:val="32"/>
+          <w:szCs w:val="32"/>
+        </w:rPr>
+        <w:t>{</w:t>
+      </w:r>
+    </w:p>
+    <w:p>
+      <w:pPr>
+        <w:jc w:val="both"/>
+        <w:rPr>
+          <w:b/>
+          <w:bCs/>
+          <w:color w:val="D86DCB" w:themeColor="accent5" w:themeTint="99"/>
+          <w:sz w:val="32"/>
+          <w:szCs w:val="32"/>
+        </w:rPr>
+      </w:pPr>
+      <w:r>
+        <w:rPr>
+          <w:b/>
+          <w:bCs/>
+          <w:color w:val="D86DCB" w:themeColor="accent5" w:themeTint="99"/>
+          <w:sz w:val="32"/>
+          <w:szCs w:val="32"/>
+        </w:rPr>
+        <w:t xml:space="preserve">    "</w:t>
+      </w:r>
+      <w:proofErr w:type="spellStart"/>
+      <w:proofErr w:type="gramStart"/>
+      <w:r>
+        <w:rPr>
+          <w:b/>
+          <w:bCs/>
+          <w:color w:val="D86DCB" w:themeColor="accent5" w:themeTint="99"/>
+          <w:sz w:val="32"/>
+          <w:szCs w:val="32"/>
+        </w:rPr>
+        <w:t>files.autoSave</w:t>
+      </w:r>
+      <w:proofErr w:type="spellEnd"/>
+      <w:proofErr w:type="gramEnd"/>
+      <w:r>
+        <w:rPr>
+          <w:b/>
+          <w:bCs/>
+          <w:color w:val="D86DCB" w:themeColor="accent5" w:themeTint="99"/>
+          <w:sz w:val="32"/>
+          <w:szCs w:val="32"/>
+        </w:rPr>
+        <w:t>": "</w:t>
+      </w:r>
+      <w:proofErr w:type="spellStart"/>
+      <w:r>
+        <w:rPr>
+          <w:b/>
+          <w:bCs/>
+          <w:color w:val="D86DCB" w:themeColor="accent5" w:themeTint="99"/>
+          <w:sz w:val="32"/>
+          <w:szCs w:val="32"/>
+        </w:rPr>
+        <w:t>afterDelay</w:t>
+      </w:r>
+      <w:proofErr w:type="spellEnd"/>
+      <w:r>
+        <w:rPr>
+          <w:b/>
+          <w:bCs/>
+          <w:color w:val="D86DCB" w:themeColor="accent5" w:themeTint="99"/>
+          <w:sz w:val="32"/>
+          <w:szCs w:val="32"/>
+        </w:rPr>
+        <w:t>",</w:t>
+      </w:r>
+    </w:p>
+    <w:p>
+      <w:pPr>
+        <w:jc w:val="both"/>
+        <w:rPr>
+          <w:b/>
+          <w:bCs/>
+          <w:color w:val="D86DCB" w:themeColor="accent5" w:themeTint="99"/>
+          <w:sz w:val="32"/>
+          <w:szCs w:val="32"/>
+        </w:rPr>
+      </w:pPr>
+      <w:r>
+        <w:rPr>
+          <w:b/>
+          <w:bCs/>
+          <w:color w:val="D86DCB" w:themeColor="accent5" w:themeTint="99"/>
+          <w:sz w:val="32"/>
+          <w:szCs w:val="32"/>
+        </w:rPr>
+        <w:t xml:space="preserve">    "</w:t>
+      </w:r>
+      <w:proofErr w:type="spellStart"/>
+      <w:proofErr w:type="gramStart"/>
+      <w:r>
+        <w:rPr>
+          <w:b/>
+          <w:bCs/>
+          <w:color w:val="D86DCB" w:themeColor="accent5" w:themeTint="99"/>
+          <w:sz w:val="32"/>
+          <w:szCs w:val="32"/>
+        </w:rPr>
+        <w:t>files.autoSaveDelay</w:t>
+      </w:r>
+      <w:proofErr w:type="spellEnd"/>
+      <w:proofErr w:type="gramEnd"/>
+      <w:r>
+        <w:rPr>
+          <w:b/>
+          <w:bCs/>
+          <w:color w:val="D86DCB" w:themeColor="accent5" w:themeTint="99"/>
+          <w:sz w:val="32"/>
+          <w:szCs w:val="32"/>
+        </w:rPr>
+        <w:t>": 1000</w:t>
+      </w:r>
+    </w:p>
+    <w:p>
+      <w:pPr>
+        <w:jc w:val="both"/>
+        <w:rPr>
+          <w:b/>
+          <w:bCs/>
+          <w:color w:val="D86DCB" w:themeColor="accent5" w:themeTint="99"/>
+          <w:sz w:val="32"/>
+          <w:szCs w:val="32"/>
+        </w:rPr>
+      </w:pPr>
+      <w:r>
+        <w:rPr>
+          <w:b/>
+          <w:bCs/>
+          <w:color w:val="D86DCB" w:themeColor="accent5" w:themeTint="99"/>
+          <w:sz w:val="32"/>
+          <w:szCs w:val="32"/>
+        </w:rPr>
+        <w:t>}</w:t>
+      </w:r>
+    </w:p>
+    <w:p>
+      <w:pPr>
+        <w:jc w:val="both"/>
+        <w:rPr>
+          <w:sz w:val="32"/>
+          <w:szCs w:val="32"/>
+        </w:rPr>
+      </w:pPr>
+      <w:r>
+        <w:rPr>
+          <w:sz w:val="32"/>
+          <w:szCs w:val="32"/>
+        </w:rPr>
+        <w:t xml:space="preserve"># </w:t>
+      </w:r>
+      <w:r>
+        <w:rPr>
+          <w:sz w:val="32"/>
+          <w:szCs w:val="32"/>
+        </w:rPr>
+        <w:t>So,</w:t>
+      </w:r>
+      <w:r>
+        <w:rPr>
+          <w:sz w:val="32"/>
+          <w:szCs w:val="32"/>
+        </w:rPr>
+        <w:t xml:space="preserve"> after we type then 1 second later VS code automatically saves it</w:t>
+      </w:r>
+    </w:p>
+    <w:p>
+      <w:pPr>
+        <w:jc w:val="both"/>
+        <w:rPr>
+          <w:sz w:val="32"/>
+          <w:szCs w:val="32"/>
+        </w:rPr>
+      </w:pPr>
+    </w:p>
+    <w:p>
+      <w:pPr>
+        <w:jc w:val="center"/>
+        <w:rPr>
+          <w:sz w:val="32"/>
+          <w:szCs w:val="32"/>
+        </w:rPr>
+      </w:pPr>
+      <w:r>
+        <w:rPr>
+          <w:sz w:val="32"/>
+          <w:szCs w:val="32"/>
+        </w:rPr>
+        <w:t>Break</w:t>
+      </w:r>
+    </w:p>
+    <w:p>
+      <w:pPr>
+        <w:jc w:val="both"/>
+        <w:rPr>
+          <w:sz w:val="32"/>
+          <w:szCs w:val="32"/>
+        </w:rPr>
+      </w:pPr>
+    </w:p>
+    <w:p>
+      <w:pPr>
+        <w:jc w:val="both"/>
+        <w:rPr>
+          <w:b/>
+          <w:bCs/>
+          <w:sz w:val="32"/>
+          <w:szCs w:val="32"/>
+        </w:rPr>
+      </w:pPr>
+      <w:r>
+        <w:rPr>
+          <w:b/>
+          <w:bCs/>
+          <w:sz w:val="32"/>
+          <w:szCs w:val="32"/>
+        </w:rPr>
+        <w:t>Physical Device Mirroring in VS Code:</w:t>
+      </w:r>
+    </w:p>
+    <w:p>
+      <w:pPr>
+        <w:jc w:val="both"/>
+        <w:rPr>
+          <w:sz w:val="32"/>
+          <w:szCs w:val="32"/>
+        </w:rPr>
+      </w:pPr>
+      <w:r>
+        <w:rPr>
+          <w:sz w:val="32"/>
+          <w:szCs w:val="32"/>
+        </w:rPr>
+        <w:t xml:space="preserve"># </w:t>
+      </w:r>
+      <w:r>
+        <w:rPr>
+          <w:sz w:val="32"/>
+          <w:szCs w:val="32"/>
+        </w:rPr>
+        <w:t>Unlike Android Studio, VS code doesn’t have built in panel to automatically show connected physical devices</w:t>
+      </w:r>
+    </w:p>
+    <w:p>
+      <w:pPr>
+        <w:jc w:val="both"/>
+        <w:rPr>
+          <w:sz w:val="32"/>
+          <w:szCs w:val="32"/>
+        </w:rPr>
+      </w:pPr>
+      <w:r>
+        <w:rPr>
+          <w:sz w:val="32"/>
+          <w:szCs w:val="32"/>
+        </w:rPr>
+        <w:t xml:space="preserve"># Use </w:t>
+      </w:r>
+      <w:proofErr w:type="spellStart"/>
+      <w:r>
+        <w:rPr>
+          <w:b/>
+          <w:bCs/>
+          <w:sz w:val="32"/>
+          <w:szCs w:val="32"/>
+        </w:rPr>
+        <w:t>scrcpy</w:t>
+      </w:r>
+      <w:proofErr w:type="spellEnd"/>
+      <w:r>
+        <w:rPr>
+          <w:sz w:val="32"/>
+          <w:szCs w:val="32"/>
+        </w:rPr>
+        <w:t xml:space="preserve"> (Screen Copy) CLI application for this. </w:t>
+      </w:r>
+      <w:r>
+        <w:rPr>
+          <w:sz w:val="32"/>
+          <w:szCs w:val="32"/>
+        </w:rPr>
+        <w:t>It does not require root access or</w:t>
+      </w:r>
+      <w:r>
+        <w:rPr>
+          <w:sz w:val="32"/>
+          <w:szCs w:val="32"/>
+        </w:rPr>
+        <w:t xml:space="preserve"> installing</w:t>
+      </w:r>
+      <w:r>
+        <w:rPr>
+          <w:sz w:val="32"/>
+          <w:szCs w:val="32"/>
+        </w:rPr>
+        <w:t xml:space="preserve"> an app.</w:t>
+      </w:r>
+      <w:r>
+        <w:t xml:space="preserve"> </w:t>
+      </w:r>
+      <w:r>
+        <w:rPr>
+          <w:sz w:val="32"/>
+          <w:szCs w:val="32"/>
+        </w:rPr>
+        <w:t>But m</w:t>
+      </w:r>
+      <w:r>
+        <w:rPr>
+          <w:sz w:val="32"/>
+          <w:szCs w:val="32"/>
+        </w:rPr>
+        <w:t>ake sure</w:t>
+      </w:r>
+      <w:r>
+        <w:rPr>
+          <w:sz w:val="32"/>
+          <w:szCs w:val="32"/>
+        </w:rPr>
+        <w:t xml:space="preserve"> USB debugging is</w:t>
+      </w:r>
+      <w:r>
+        <w:rPr>
+          <w:sz w:val="32"/>
+          <w:szCs w:val="32"/>
+        </w:rPr>
+        <w:t xml:space="preserve"> enabled</w:t>
+      </w:r>
+    </w:p>
+    <w:p>
+      <w:pPr>
+        <w:jc w:val="both"/>
+        <w:rPr>
+          <w:sz w:val="32"/>
+          <w:szCs w:val="32"/>
+        </w:rPr>
+      </w:pPr>
+      <w:r>
+        <w:rPr>
+          <w:sz w:val="32"/>
+          <w:szCs w:val="32"/>
+        </w:rPr>
+        <w:t># To install it run this command in the Windows PowerShell</w:t>
+      </w:r>
+    </w:p>
+    <w:p>
+      <w:pPr>
+        <w:jc w:val="both"/>
+        <w:rPr>
+          <w:b/>
+          <w:bCs/>
+          <w:color w:val="60CAF3" w:themeColor="accent4" w:themeTint="99"/>
+          <w:sz w:val="32"/>
+          <w:szCs w:val="32"/>
+        </w:rPr>
+      </w:pPr>
+      <w:proofErr w:type="spellStart"/>
+      <w:r>
+        <w:rPr>
+          <w:b/>
+          <w:bCs/>
+          <w:color w:val="60CAF3" w:themeColor="accent4" w:themeTint="99"/>
+          <w:sz w:val="32"/>
+          <w:szCs w:val="32"/>
+        </w:rPr>
+        <w:t>winget</w:t>
+      </w:r>
+      <w:proofErr w:type="spellEnd"/>
+      <w:r>
+        <w:rPr>
+          <w:b/>
+          <w:bCs/>
+          <w:color w:val="60CAF3" w:themeColor="accent4" w:themeTint="99"/>
+          <w:sz w:val="32"/>
+          <w:szCs w:val="32"/>
+        </w:rPr>
+        <w:t xml:space="preserve"> install --exact </w:t>
+      </w:r>
+      <w:proofErr w:type="spellStart"/>
+      <w:r>
+        <w:rPr>
+          <w:b/>
+          <w:bCs/>
+          <w:color w:val="60CAF3" w:themeColor="accent4" w:themeTint="99"/>
+          <w:sz w:val="32"/>
+          <w:szCs w:val="32"/>
+        </w:rPr>
+        <w:t>Genymobile.scrcpy</w:t>
+      </w:r>
+      <w:proofErr w:type="spellEnd"/>
+    </w:p>
+    <w:p>
+      <w:pPr>
+        <w:jc w:val="both"/>
+        <w:rPr>
+          <w:sz w:val="32"/>
+          <w:szCs w:val="32"/>
+        </w:rPr>
+      </w:pPr>
+      <w:r>
+        <w:rPr>
+          <w:sz w:val="32"/>
+          <w:szCs w:val="32"/>
+        </w:rPr>
+        <w:t># Then simply run this command in the PowerShell:</w:t>
+      </w:r>
+    </w:p>
+    <w:p>
+      <w:pPr>
+        <w:jc w:val="both"/>
+        <w:rPr>
+          <w:b/>
+          <w:bCs/>
+          <w:color w:val="60CAF3" w:themeColor="accent4" w:themeTint="99"/>
+          <w:sz w:val="32"/>
+          <w:szCs w:val="32"/>
+        </w:rPr>
+      </w:pPr>
+      <w:proofErr w:type="spellStart"/>
+      <w:r>
+        <w:rPr>
+          <w:b/>
+          <w:bCs/>
+          <w:color w:val="60CAF3" w:themeColor="accent4" w:themeTint="99"/>
+          <w:sz w:val="32"/>
+          <w:szCs w:val="32"/>
+        </w:rPr>
+        <w:t>scrcpy</w:t>
+      </w:r>
+      <w:proofErr w:type="spellEnd"/>
+    </w:p>
+    <w:p>
+      <w:pPr>
+        <w:jc w:val="both"/>
+        <w:rPr>
+          <w:sz w:val="32"/>
+          <w:szCs w:val="32"/>
+        </w:rPr>
+      </w:pPr>
+      <w:r>
+        <w:rPr>
+          <w:sz w:val="32"/>
+          <w:szCs w:val="32"/>
+        </w:rPr>
+        <w:lastRenderedPageBreak/>
+        <w:t># If we want to keep the screen awake then:</w:t>
+      </w:r>
+    </w:p>
+    <w:p>
+      <w:pPr>
+        <w:jc w:val="both"/>
+        <w:rPr>
+          <w:b/>
+          <w:bCs/>
+          <w:color w:val="60CAF3" w:themeColor="accent4" w:themeTint="99"/>
+          <w:sz w:val="32"/>
+          <w:szCs w:val="32"/>
+        </w:rPr>
+      </w:pPr>
+      <w:proofErr w:type="spellStart"/>
+      <w:r>
+        <w:rPr>
+          <w:b/>
+          <w:bCs/>
+          <w:color w:val="60CAF3" w:themeColor="accent4" w:themeTint="99"/>
+          <w:sz w:val="32"/>
+          <w:szCs w:val="32"/>
+        </w:rPr>
+        <w:t>scrcpy</w:t>
+      </w:r>
+      <w:proofErr w:type="spellEnd"/>
+      <w:r>
+        <w:rPr>
+          <w:b/>
+          <w:bCs/>
+          <w:color w:val="60CAF3" w:themeColor="accent4" w:themeTint="99"/>
+          <w:sz w:val="32"/>
+          <w:szCs w:val="32"/>
+        </w:rPr>
+        <w:t xml:space="preserve"> --stay-awake</w:t>
+      </w:r>
+    </w:p>
+    <w:p>
+      <w:pPr>
+        <w:jc w:val="both"/>
+        <w:rPr>
+          <w:sz w:val="32"/>
+          <w:szCs w:val="32"/>
+        </w:rPr>
+      </w:pPr>
+    </w:p>
+    <w:p>
+      <w:pPr>
+        <w:jc w:val="both"/>
+        <w:rPr>
+          <w:sz w:val="32"/>
+          <w:szCs w:val="32"/>
+        </w:rPr>
+      </w:pPr>
+      <w:r>
+        <w:rPr>
+          <w:sz w:val="32"/>
+          <w:szCs w:val="32"/>
+        </w:rPr>
+        <w:t>VS Code Extension:</w:t>
+      </w:r>
+    </w:p>
+    <w:p>
+      <w:pPr>
+        <w:jc w:val="both"/>
+        <w:rPr>
+          <w:sz w:val="32"/>
+          <w:szCs w:val="32"/>
+        </w:rPr>
+      </w:pPr>
+      <w:r>
+        <w:rPr>
+          <w:sz w:val="32"/>
+          <w:szCs w:val="32"/>
+        </w:rPr>
+        <w:t>#</w:t>
+      </w:r>
+      <w:r>
+        <w:rPr>
+          <w:sz w:val="32"/>
+          <w:szCs w:val="32"/>
+        </w:rPr>
+        <w:t xml:space="preserve"> (Must install the CLI first)</w:t>
+      </w:r>
+      <w:r>
+        <w:rPr>
+          <w:sz w:val="32"/>
+          <w:szCs w:val="32"/>
+        </w:rPr>
+        <w:t xml:space="preserve"> Or go to the extension section of VS code and install the </w:t>
+      </w:r>
+      <w:proofErr w:type="spellStart"/>
+      <w:r>
+        <w:rPr>
+          <w:b/>
+          <w:bCs/>
+          <w:sz w:val="32"/>
+          <w:szCs w:val="32"/>
+        </w:rPr>
+        <w:t>scrcpy</w:t>
+      </w:r>
+      <w:proofErr w:type="spellEnd"/>
+      <w:r>
+        <w:rPr>
+          <w:b/>
+          <w:bCs/>
+          <w:sz w:val="32"/>
+          <w:szCs w:val="32"/>
+        </w:rPr>
+        <w:t xml:space="preserve"> </w:t>
+      </w:r>
+      <w:r>
+        <w:rPr>
+          <w:sz w:val="32"/>
+          <w:szCs w:val="32"/>
+        </w:rPr>
+        <w:t xml:space="preserve">extension then go to on the top left corner </w:t>
+      </w:r>
+      <w:r>
+        <w:rPr>
+          <w:b/>
+          <w:bCs/>
+          <w:sz w:val="32"/>
+          <w:szCs w:val="32"/>
+        </w:rPr>
+        <w:t>View</w:t>
+      </w:r>
+      <w:r>
+        <w:rPr>
+          <w:sz w:val="32"/>
+          <w:szCs w:val="32"/>
+        </w:rPr>
+        <w:t xml:space="preserve"> </w:t>
+      </w:r>
+      <w:r>
+        <w:rPr>
+          <w:sz w:val="32"/>
+          <w:szCs w:val="32"/>
+        </w:rPr>
+        <w:sym w:font="Wingdings" w:char="F0E0"/>
+      </w:r>
+      <w:r>
+        <w:rPr>
+          <w:sz w:val="32"/>
+          <w:szCs w:val="32"/>
+        </w:rPr>
+        <w:t xml:space="preserve"> </w:t>
+      </w:r>
+      <w:r>
+        <w:rPr>
+          <w:b/>
+          <w:bCs/>
+          <w:sz w:val="32"/>
+          <w:szCs w:val="32"/>
+        </w:rPr>
+        <w:t>Command Pallet</w:t>
+      </w:r>
+      <w:r>
+        <w:rPr>
+          <w:sz w:val="32"/>
+          <w:szCs w:val="32"/>
+        </w:rPr>
+        <w:t xml:space="preserve"> and search fo</w:t>
+      </w:r>
+      <w:r>
+        <w:rPr>
+          <w:sz w:val="32"/>
+          <w:szCs w:val="32"/>
+        </w:rPr>
+        <w:t>r</w:t>
+      </w:r>
+      <w:r>
+        <w:rPr>
+          <w:b/>
+          <w:bCs/>
+          <w:sz w:val="32"/>
+          <w:szCs w:val="32"/>
+        </w:rPr>
+        <w:t xml:space="preserve"> &gt;</w:t>
+      </w:r>
+      <w:proofErr w:type="spellStart"/>
+      <w:r>
+        <w:rPr>
+          <w:b/>
+          <w:bCs/>
+          <w:sz w:val="32"/>
+          <w:szCs w:val="32"/>
+        </w:rPr>
+        <w:t>scrcpy</w:t>
+      </w:r>
+      <w:proofErr w:type="spellEnd"/>
+      <w:r>
+        <w:rPr>
+          <w:b/>
+          <w:bCs/>
+          <w:sz w:val="32"/>
+          <w:szCs w:val="32"/>
+        </w:rPr>
+        <w:t>:</w:t>
+      </w:r>
+      <w:r>
+        <w:rPr>
+          <w:sz w:val="32"/>
+          <w:szCs w:val="32"/>
+        </w:rPr>
+        <w:t xml:space="preserve"> and run it</w:t>
+      </w:r>
+    </w:p>
+    <w:p>
+      <w:pPr>
+        <w:jc w:val="both"/>
+        <w:rPr>
+          <w:sz w:val="32"/>
+          <w:szCs w:val="32"/>
+        </w:rPr>
+      </w:pPr>
+      <w:r>
+        <w:rPr>
+          <w:sz w:val="32"/>
+          <w:szCs w:val="32"/>
+        </w:rPr>
+        <w:t xml:space="preserve"># It will mirror our physical device without needing to open </w:t>
+      </w:r>
+      <w:proofErr w:type="spellStart"/>
+      <w:proofErr w:type="gramStart"/>
+      <w:r>
+        <w:rPr>
+          <w:sz w:val="32"/>
+          <w:szCs w:val="32"/>
+        </w:rPr>
+        <w:t>a</w:t>
+      </w:r>
+      <w:proofErr w:type="spellEnd"/>
+      <w:proofErr w:type="gramEnd"/>
+      <w:r>
+        <w:rPr>
+          <w:sz w:val="32"/>
+          <w:szCs w:val="32"/>
+        </w:rPr>
+        <w:t xml:space="preserve"> external terminal (it saves up ram, tiny bit)</w:t>
+      </w:r>
+    </w:p>
+    <w:p>
+      <w:pPr>
+        <w:jc w:val="both"/>
+        <w:rPr>
+          <w:sz w:val="32"/>
+          <w:szCs w:val="32"/>
+        </w:rPr>
+      </w:pPr>
+    </w:p>
+    <w:p>
+      <w:pPr>
+        <w:jc w:val="center"/>
+        <w:rPr>
+          <w:sz w:val="32"/>
+          <w:szCs w:val="32"/>
+        </w:rPr>
+      </w:pPr>
+      <w:r>
+        <w:rPr>
+          <w:sz w:val="32"/>
+          <w:szCs w:val="32"/>
+        </w:rPr>
+        <w:t>Break</w:t>
+      </w:r>
+    </w:p>
+    <w:p>
+      <w:pPr>
+        <w:jc w:val="both"/>
+        <w:rPr>
+          <w:sz w:val="32"/>
+          <w:szCs w:val="32"/>
+        </w:rPr>
+      </w:pPr>
+    </w:p>
+    <w:p>
+      <w:pPr>
+        <w:jc w:val="both"/>
+        <w:rPr>
+          <w:b/>
+          <w:bCs/>
+          <w:sz w:val="32"/>
+          <w:szCs w:val="32"/>
+        </w:rPr>
+      </w:pPr>
+      <w:r>
+        <w:rPr>
+          <w:b/>
+          <w:bCs/>
+          <w:sz w:val="32"/>
+          <w:szCs w:val="32"/>
+        </w:rPr>
+        <w:t>Manage Android Emulators by Android CLI:</w:t>
+      </w:r>
+    </w:p>
+    <w:p>
+      <w:pPr>
+        <w:jc w:val="both"/>
+        <w:rPr>
+          <w:sz w:val="32"/>
+          <w:szCs w:val="32"/>
+        </w:rPr>
+      </w:pPr>
+      <w:r>
+        <w:rPr>
+          <w:sz w:val="32"/>
+          <w:szCs w:val="32"/>
+        </w:rPr>
+        <w:t>#</w:t>
+      </w:r>
+      <w:r>
+        <w:rPr>
+          <w:sz w:val="32"/>
+          <w:szCs w:val="32"/>
+        </w:rPr>
+        <w:t xml:space="preserve"> C</w:t>
+      </w:r>
+      <w:r>
+        <w:rPr>
+          <w:sz w:val="32"/>
+          <w:szCs w:val="32"/>
+        </w:rPr>
+        <w:t>reate any device profile (Pixel 8, Nexus, custom screen dimensions) directly from our terminal using the standalone Android Command Line Tools</w:t>
+      </w:r>
+      <w:r>
+        <w:rPr>
+          <w:sz w:val="32"/>
+          <w:szCs w:val="32"/>
+        </w:rPr>
+        <w:t xml:space="preserve"> (</w:t>
+      </w:r>
+      <w:proofErr w:type="spellStart"/>
+      <w:r>
+        <w:rPr>
+          <w:b/>
+          <w:bCs/>
+          <w:sz w:val="32"/>
+          <w:szCs w:val="32"/>
+        </w:rPr>
+        <w:t>avdmanager</w:t>
+      </w:r>
+      <w:proofErr w:type="spellEnd"/>
+      <w:r>
+        <w:rPr>
+          <w:sz w:val="32"/>
+          <w:szCs w:val="32"/>
+        </w:rPr>
+        <w:t>)</w:t>
+      </w:r>
+    </w:p>
+    <w:p>
+      <w:pPr>
+        <w:jc w:val="both"/>
+        <w:rPr>
+          <w:sz w:val="32"/>
+          <w:szCs w:val="32"/>
+        </w:rPr>
+      </w:pPr>
+      <w:r>
+        <w:rPr>
+          <w:sz w:val="32"/>
+          <w:szCs w:val="32"/>
+        </w:rPr>
+        <w:t xml:space="preserve"># </w:t>
+      </w:r>
+      <w:r>
+        <w:rPr>
+          <w:sz w:val="32"/>
+          <w:szCs w:val="32"/>
+        </w:rPr>
+        <w:t>Install SDK Tools &amp; Images</w:t>
+      </w:r>
+      <w:r>
+        <w:rPr>
+          <w:sz w:val="32"/>
+          <w:szCs w:val="32"/>
+        </w:rPr>
+        <w:t xml:space="preserve"> by o</w:t>
+      </w:r>
+      <w:r>
+        <w:rPr>
+          <w:sz w:val="32"/>
+          <w:szCs w:val="32"/>
+        </w:rPr>
+        <w:t>pen</w:t>
+      </w:r>
+      <w:r>
+        <w:rPr>
+          <w:sz w:val="32"/>
+          <w:szCs w:val="32"/>
+        </w:rPr>
+        <w:t>ing</w:t>
+      </w:r>
+      <w:r>
+        <w:rPr>
+          <w:sz w:val="32"/>
+          <w:szCs w:val="32"/>
+        </w:rPr>
+        <w:t xml:space="preserve"> our terminal and list/install our target system image</w:t>
+      </w:r>
+      <w:r>
+        <w:rPr>
+          <w:sz w:val="32"/>
+          <w:szCs w:val="32"/>
+        </w:rPr>
+        <w:t xml:space="preserve">. Here, downloading </w:t>
+      </w:r>
+      <w:r>
+        <w:rPr>
+          <w:sz w:val="32"/>
+          <w:szCs w:val="32"/>
+        </w:rPr>
+        <w:t>system image Android 14/API 34</w:t>
+      </w:r>
+    </w:p>
+    <w:p>
+      <w:pPr>
+        <w:jc w:val="both"/>
+        <w:rPr>
+          <w:b/>
+          <w:bCs/>
+          <w:color w:val="60CAF3" w:themeColor="accent4" w:themeTint="99"/>
+          <w:sz w:val="32"/>
+          <w:szCs w:val="32"/>
+        </w:rPr>
+      </w:pPr>
+      <w:proofErr w:type="spellStart"/>
+      <w:r>
+        <w:rPr>
+          <w:b/>
+          <w:bCs/>
+          <w:color w:val="60CAF3" w:themeColor="accent4" w:themeTint="99"/>
+          <w:sz w:val="32"/>
+          <w:szCs w:val="32"/>
+        </w:rPr>
+        <w:t>sdkmanager</w:t>
+      </w:r>
+      <w:proofErr w:type="spellEnd"/>
+      <w:r>
+        <w:rPr>
+          <w:b/>
+          <w:bCs/>
+          <w:color w:val="60CAF3" w:themeColor="accent4" w:themeTint="99"/>
+          <w:sz w:val="32"/>
+          <w:szCs w:val="32"/>
+        </w:rPr>
+        <w:t xml:space="preserve"> \</w:t>
+      </w:r>
+    </w:p>
+    <w:p>
+      <w:pPr>
+        <w:jc w:val="both"/>
+        <w:rPr>
+          <w:b/>
+          <w:bCs/>
+          <w:color w:val="60CAF3" w:themeColor="accent4" w:themeTint="99"/>
+          <w:sz w:val="32"/>
+          <w:szCs w:val="32"/>
+        </w:rPr>
+      </w:pPr>
+      <w:r>
+        <w:rPr>
+          <w:b/>
+          <w:bCs/>
+          <w:color w:val="60CAF3" w:themeColor="accent4" w:themeTint="99"/>
+          <w:sz w:val="32"/>
+          <w:szCs w:val="32"/>
+        </w:rPr>
+        <w:t>"system-</w:t>
+      </w:r>
+      <w:proofErr w:type="gramStart"/>
+      <w:r>
+        <w:rPr>
+          <w:b/>
+          <w:bCs/>
+          <w:color w:val="60CAF3" w:themeColor="accent4" w:themeTint="99"/>
+          <w:sz w:val="32"/>
+          <w:szCs w:val="32"/>
+        </w:rPr>
+        <w:t>images;android</w:t>
+      </w:r>
+      <w:proofErr w:type="gramEnd"/>
+      <w:r>
+        <w:rPr>
+          <w:b/>
+          <w:bCs/>
+          <w:color w:val="60CAF3" w:themeColor="accent4" w:themeTint="99"/>
+          <w:sz w:val="32"/>
+          <w:szCs w:val="32"/>
+        </w:rPr>
+        <w:t>-34;google_apis_playstore;x86_64" "platforms;android-34" "emulator"</w:t>
+      </w:r>
+    </w:p>
+    <w:p>
+      <w:pPr>
+        <w:jc w:val="both"/>
+        <w:rPr>
+          <w:sz w:val="32"/>
+          <w:szCs w:val="32"/>
+        </w:rPr>
+      </w:pPr>
+      <w:r>
+        <w:rPr>
+          <w:sz w:val="32"/>
+          <w:szCs w:val="32"/>
+        </w:rPr>
+        <w:t xml:space="preserve"># Create the Device. Use </w:t>
+      </w:r>
+      <w:proofErr w:type="spellStart"/>
+      <w:r>
+        <w:rPr>
+          <w:b/>
+          <w:bCs/>
+          <w:sz w:val="32"/>
+          <w:szCs w:val="32"/>
+        </w:rPr>
+        <w:t>advmanager</w:t>
+      </w:r>
+      <w:proofErr w:type="spellEnd"/>
+      <w:r>
+        <w:rPr>
+          <w:sz w:val="32"/>
+          <w:szCs w:val="32"/>
+        </w:rPr>
+        <w:t xml:space="preserve"> to instantiate a named virtual device:</w:t>
+      </w:r>
+    </w:p>
+    <w:p>
+      <w:pPr>
+        <w:jc w:val="both"/>
+        <w:rPr>
+          <w:b/>
+          <w:bCs/>
+          <w:color w:val="60CAF3" w:themeColor="accent4" w:themeTint="99"/>
+          <w:sz w:val="32"/>
+          <w:szCs w:val="32"/>
+        </w:rPr>
+      </w:pPr>
+      <w:proofErr w:type="spellStart"/>
+      <w:r>
+        <w:rPr>
+          <w:b/>
+          <w:bCs/>
+          <w:color w:val="60CAF3" w:themeColor="accent4" w:themeTint="99"/>
+          <w:sz w:val="32"/>
+          <w:szCs w:val="32"/>
+        </w:rPr>
+        <w:lastRenderedPageBreak/>
+        <w:t>avdmanager</w:t>
+      </w:r>
+      <w:proofErr w:type="spellEnd"/>
+      <w:r>
+        <w:rPr>
+          <w:b/>
+          <w:bCs/>
+          <w:color w:val="60CAF3" w:themeColor="accent4" w:themeTint="99"/>
+          <w:sz w:val="32"/>
+          <w:szCs w:val="32"/>
+        </w:rPr>
+        <w:t xml:space="preserve"> create </w:t>
+      </w:r>
+      <w:proofErr w:type="spellStart"/>
+      <w:r>
+        <w:rPr>
+          <w:b/>
+          <w:bCs/>
+          <w:color w:val="60CAF3" w:themeColor="accent4" w:themeTint="99"/>
+          <w:sz w:val="32"/>
+          <w:szCs w:val="32"/>
+        </w:rPr>
+        <w:t>avd</w:t>
+      </w:r>
+      <w:proofErr w:type="spellEnd"/>
+      <w:r>
+        <w:rPr>
+          <w:b/>
+          <w:bCs/>
+          <w:color w:val="60CAF3" w:themeColor="accent4" w:themeTint="99"/>
+          <w:sz w:val="32"/>
+          <w:szCs w:val="32"/>
+        </w:rPr>
+        <w:t xml:space="preserve"> --name "Pixel_7_Pro" --package "system-</w:t>
+      </w:r>
+      <w:proofErr w:type="gramStart"/>
+      <w:r>
+        <w:rPr>
+          <w:b/>
+          <w:bCs/>
+          <w:color w:val="60CAF3" w:themeColor="accent4" w:themeTint="99"/>
+          <w:sz w:val="32"/>
+          <w:szCs w:val="32"/>
+        </w:rPr>
+        <w:t>images;android</w:t>
+      </w:r>
+      <w:proofErr w:type="gramEnd"/>
+      <w:r>
+        <w:rPr>
+          <w:b/>
+          <w:bCs/>
+          <w:color w:val="60CAF3" w:themeColor="accent4" w:themeTint="99"/>
+          <w:sz w:val="32"/>
+          <w:szCs w:val="32"/>
+        </w:rPr>
+        <w:t>-34;google_apis_playstore;x86_64" --device "pixel_7_pro"</w:t>
+      </w:r>
+    </w:p>
+    <w:p>
+      <w:pPr>
+        <w:jc w:val="both"/>
+        <w:rPr>
+          <w:sz w:val="32"/>
+          <w:szCs w:val="32"/>
+        </w:rPr>
+      </w:pPr>
+      <w:r>
+        <w:rPr>
+          <w:sz w:val="32"/>
+          <w:szCs w:val="32"/>
+        </w:rPr>
+        <w:t># Launch the device. Once launched</w:t>
+      </w:r>
+      <w:r>
+        <w:rPr>
+          <w:b/>
+          <w:bCs/>
+          <w:sz w:val="32"/>
+          <w:szCs w:val="32"/>
+        </w:rPr>
+        <w:t xml:space="preserve"> Flutter</w:t>
+      </w:r>
+      <w:r>
+        <w:rPr>
+          <w:sz w:val="32"/>
+          <w:szCs w:val="32"/>
+        </w:rPr>
+        <w:t xml:space="preserve"> extensions targets will automatically detect it and running </w:t>
+      </w:r>
+      <w:r>
+        <w:rPr>
+          <w:b/>
+          <w:bCs/>
+          <w:sz w:val="32"/>
+          <w:szCs w:val="32"/>
+        </w:rPr>
+        <w:t>flutter run</w:t>
+      </w:r>
+      <w:r>
+        <w:rPr>
+          <w:sz w:val="32"/>
+          <w:szCs w:val="32"/>
+        </w:rPr>
+        <w:t xml:space="preserve"> will deploy to it seamlessly</w:t>
+      </w:r>
+    </w:p>
+    <w:p>
+      <w:pPr>
+        <w:jc w:val="both"/>
+        <w:rPr>
+          <w:b/>
+          <w:bCs/>
+          <w:color w:val="60CAF3" w:themeColor="accent4" w:themeTint="99"/>
+          <w:sz w:val="32"/>
+          <w:szCs w:val="32"/>
+        </w:rPr>
+      </w:pPr>
+      <w:r>
+        <w:rPr>
+          <w:b/>
+          <w:bCs/>
+          <w:color w:val="60CAF3" w:themeColor="accent4" w:themeTint="99"/>
+          <w:sz w:val="32"/>
+          <w:szCs w:val="32"/>
+        </w:rPr>
+        <w:t>emulator -</w:t>
+      </w:r>
+      <w:proofErr w:type="spellStart"/>
+      <w:r>
+        <w:rPr>
+          <w:b/>
+          <w:bCs/>
+          <w:color w:val="60CAF3" w:themeColor="accent4" w:themeTint="99"/>
+          <w:sz w:val="32"/>
+          <w:szCs w:val="32"/>
+        </w:rPr>
+        <w:t>avd</w:t>
+      </w:r>
+      <w:proofErr w:type="spellEnd"/>
+      <w:r>
+        <w:rPr>
+          <w:b/>
+          <w:bCs/>
+          <w:color w:val="60CAF3" w:themeColor="accent4" w:themeTint="99"/>
+          <w:sz w:val="32"/>
+          <w:szCs w:val="32"/>
+        </w:rPr>
+        <w:t xml:space="preserve"> Pixel_7_Pro</w:t>
+      </w:r>
+    </w:p>
+    <w:p>
+      <w:pPr>
+        <w:jc w:val="both"/>
+        <w:rPr>
+          <w:sz w:val="32"/>
+          <w:szCs w:val="32"/>
+        </w:rPr>
+      </w:pPr>
+    </w:p>
+    <w:p>
+      <w:pPr>
+        <w:jc w:val="both"/>
+        <w:rPr>
+          <w:sz w:val="32"/>
+          <w:szCs w:val="32"/>
+        </w:rPr>
+      </w:pPr>
+      <w:r>
+        <w:rPr>
+          <w:sz w:val="32"/>
+          <w:szCs w:val="32"/>
+        </w:rPr>
+        <w:t>Removing Devices using CLI:</w:t>
+      </w:r>
+    </w:p>
+    <w:p>
+      <w:pPr>
+        <w:jc w:val="both"/>
+        <w:rPr>
+          <w:sz w:val="32"/>
+          <w:szCs w:val="32"/>
+        </w:rPr>
+      </w:pPr>
+      <w:r>
+        <w:rPr>
+          <w:sz w:val="32"/>
+          <w:szCs w:val="32"/>
+        </w:rPr>
+        <w:t xml:space="preserve"># </w:t>
+      </w:r>
+      <w:r>
+        <w:rPr>
+          <w:sz w:val="32"/>
+          <w:szCs w:val="32"/>
+        </w:rPr>
         <w:t>List our current emulators to get the exact device name</w:t>
       </w:r>
       <w:r>
@@ -4659,6 +5710,7 @@
           <w14:ligatures w14:val="none"/>
         </w:rPr>
       </w:pPr>
+      <w:proofErr w:type="spellStart"/>
       <w:r>
         <w:rPr>
           <w:b/>
@@ -4667,8 +5719,31 @@
           <w:sz w:val="32"/>
           <w:szCs w:val="32"/>
         </w:rPr>
-        <w:t>avdmanager list avd</w:t>
-      </w:r>
+        <w:t>avdmanager</w:t>
+      </w:r>
+      <w:proofErr w:type="spellEnd"/>
+      <w:r>
+        <w:rPr>
+          <w:b/>
+          <w:bCs/>
+          <w:color w:val="60CAF3" w:themeColor="accent4" w:themeTint="99"/>
+          <w:sz w:val="32"/>
+          <w:szCs w:val="32"/>
+        </w:rPr>
+        <w:t xml:space="preserve"> list </w:t>
+      </w:r>
+      <w:proofErr w:type="spellStart"/>
+      <w:r>
+        <w:rPr>
+          <w:b/>
+          <w:bCs/>
+          <w:color w:val="60CAF3" w:themeColor="accent4" w:themeTint="99"/>
+          <w:sz w:val="32"/>
+          <w:szCs w:val="32"/>
+        </w:rPr>
+        <w:t>avd</w:t>
+      </w:r>
+      <w:proofErr w:type="spellEnd"/>
     </w:p>
     <w:p>
       <w:pPr>
@@ -4693,6 +5768,7 @@
         </w:rPr>
         <w:t xml:space="preserve">Delete the device using </w:t>
       </w:r>
+      <w:proofErr w:type="spellStart"/>
       <w:r>
         <w:rPr>
           <w:b/>
@@ -4702,6 +5778,7 @@
         </w:rPr>
         <w:t>avdmanager</w:t>
       </w:r>
+      <w:proofErr w:type="spellEnd"/>
       <w:r>
         <w:rPr>
           <w:b/>
@@ -4737,6 +5814,7 @@
           <w:szCs w:val="32"/>
         </w:rPr>
       </w:pPr>
+      <w:proofErr w:type="spellStart"/>
       <w:r>
         <w:rPr>
           <w:b/>
@@ -4745,7 +5823,40 @@
           <w:sz w:val="32"/>
           <w:szCs w:val="32"/>
         </w:rPr>
-        <w:t>avdmanager delete avd -n Pixel_8_Api34</w:t>
+        <w:t>avdmanager</w:t>
+      </w:r>
+      <w:proofErr w:type="spellEnd"/>
+      <w:r>
+        <w:rPr>
+          <w:b/>
+          <w:bCs/>
+          <w:color w:val="60CAF3" w:themeColor="accent4" w:themeTint="99"/>
+          <w:sz w:val="32"/>
+          <w:szCs w:val="32"/>
+        </w:rPr>
+        <w:t xml:space="preserve"> delete </w:t>
+      </w:r>
+      <w:proofErr w:type="spellStart"/>
+      <w:r>
+        <w:rPr>
+          <w:b/>
+          <w:bCs/>
+          <w:color w:val="60CAF3" w:themeColor="accent4" w:themeTint="99"/>
+          <w:sz w:val="32"/>
+          <w:szCs w:val="32"/>
+        </w:rPr>
+        <w:t>avd</w:t>
+      </w:r>
+      <w:proofErr w:type="spellEnd"/>
+      <w:r>
+        <w:rPr>
+          <w:b/>
+          <w:bCs/>
+          <w:color w:val="60CAF3" w:themeColor="accent4" w:themeTint="99"/>
+          <w:sz w:val="32"/>
+          <w:szCs w:val="32"/>
+        </w:rPr>
+        <w:t xml:space="preserve"> -n Pixel_8_Api34</w:t>
       </w:r>
     </w:p>
     <w:p>
@@ -4782,6 +5893,7 @@
           <w:szCs w:val="32"/>
         </w:rPr>
       </w:pPr>
+      <w:proofErr w:type="spellStart"/>
       <w:r>
         <w:rPr>
           <w:b/>
@@ -4790,7 +5902,18 @@
           <w:sz w:val="32"/>
           <w:szCs w:val="32"/>
         </w:rPr>
-        <w:t>sdkmanager --list</w:t>
+        <w:t>sdkmanager</w:t>
+      </w:r>
+      <w:proofErr w:type="spellEnd"/>
+      <w:r>
+        <w:rPr>
+          <w:b/>
+          <w:bCs/>
+          <w:color w:val="60CAF3" w:themeColor="accent4" w:themeTint="99"/>
+          <w:sz w:val="32"/>
+          <w:szCs w:val="32"/>
+        </w:rPr>
+        <w:t xml:space="preserve"> --list</w:t>
       </w:r>
     </w:p>
     <w:p>
@@ -4843,6 +5966,7 @@
           <w:szCs w:val="32"/>
         </w:rPr>
       </w:pPr>
+      <w:proofErr w:type="spellStart"/>
       <w:r>
         <w:rPr>
           <w:b/>
@@ -4851,7 +5975,40 @@
           <w:sz w:val="32"/>
           <w:szCs w:val="32"/>
         </w:rPr>
-        <w:t>sdkmanager --uninstall "system-images;android-34;google_apis;x86_64"</w:t>
+        <w:t>sdkmanager</w:t>
+      </w:r>
+      <w:proofErr w:type="spellEnd"/>
+      <w:r>
+        <w:rPr>
+          <w:b/>
+          <w:bCs/>
+          <w:color w:val="60CAF3" w:themeColor="accent4" w:themeTint="99"/>
+          <w:sz w:val="32"/>
+          <w:szCs w:val="32"/>
+        </w:rPr>
+        <w:t xml:space="preserve"> --uninstall "system-</w:t>
+      </w:r>
+      <w:proofErr w:type="gramStart"/>
+      <w:r>
+        <w:rPr>
+          <w:b/>
+          <w:bCs/>
+          <w:color w:val="60CAF3" w:themeColor="accent4" w:themeTint="99"/>
+          <w:sz w:val="32"/>
+          <w:szCs w:val="32"/>
+        </w:rPr>
+        <w:t>images;android</w:t>
+      </w:r>
+      <w:proofErr w:type="gramEnd"/>
+      <w:r>
+        <w:rPr>
+          <w:b/>
+          <w:bCs/>
+          <w:color w:val="60CAF3" w:themeColor="accent4" w:themeTint="99"/>
+          <w:sz w:val="32"/>
+          <w:szCs w:val="32"/>
+        </w:rPr>
+        <w:t>-34;google_apis;x86_64"</w:t>
       </w:r>
     </w:p>
     <w:p>
@@ -4930,6 +6087,7 @@
           <w:sz w:val="32"/>
           <w:szCs w:val="32"/>
         </w:rPr>
+        <w:lastRenderedPageBreak/>
         <w:t>Antigravity Extension Market Fix:</w:t>
       </w:r>
     </w:p>
@@ -5038,8 +6196,21 @@
           <w:sz w:val="32"/>
           <w:szCs w:val="32"/>
         </w:rPr>
-        <w:t xml:space="preserve"> product.json</w:t>
-      </w:r>
+        <w:t xml:space="preserve"> </w:t>
+      </w:r>
+      <w:proofErr w:type="spellStart"/>
+      <w:proofErr w:type="gramStart"/>
+      <w:r>
+        <w:rPr>
+          <w:b/>
+          <w:bCs/>
+          <w:sz w:val="32"/>
+          <w:szCs w:val="32"/>
+        </w:rPr>
+        <w:t>product.json</w:t>
+      </w:r>
+      <w:proofErr w:type="spellEnd"/>
+      <w:proofErr w:type="gramEnd"/>
       <w:r>
         <w:rPr>
           <w:sz w:val="32"/>
@@ -5068,6 +6239,7 @@
         </w:rPr>
         <w:t xml:space="preserve">Search for </w:t>
       </w:r>
+      <w:proofErr w:type="spellStart"/>
       <w:r>
         <w:rPr>
           <w:b/>
@@ -5077,6 +6249,7 @@
         </w:rPr>
         <w:t>extensionsGallery</w:t>
       </w:r>
+      <w:proofErr w:type="spellEnd"/>
       <w:r>
         <w:rPr>
           <w:sz w:val="32"/>
@@ -5104,52 +6277,139 @@
           <w:sz w:val="32"/>
           <w:szCs w:val="32"/>
         </w:rPr>
-        <w:lastRenderedPageBreak/>
-        <w:t>"extensionsGallery": {</w:t>
-      </w:r>
-    </w:p>
-    <w:p>
-      <w:pPr>
-        <w:jc w:val="both"/>
-        <w:rPr>
-          <w:b/>
-          <w:bCs/>
-          <w:color w:val="D86DCB" w:themeColor="accent5" w:themeTint="99"/>
-          <w:sz w:val="32"/>
-          <w:szCs w:val="32"/>
-        </w:rPr>
-      </w:pPr>
-      <w:r>
-        <w:rPr>
-          <w:b/>
-          <w:bCs/>
-          <w:color w:val="D86DCB" w:themeColor="accent5" w:themeTint="99"/>
-          <w:sz w:val="32"/>
-          <w:szCs w:val="32"/>
-        </w:rPr>
-        <w:t xml:space="preserve">  "serviceUrl": "https://marketplace.visualstudio.com/_apis/public/gallery",</w:t>
-      </w:r>
-    </w:p>
-    <w:p>
-      <w:pPr>
-        <w:jc w:val="both"/>
-        <w:rPr>
-          <w:b/>
-          <w:bCs/>
-          <w:color w:val="D86DCB" w:themeColor="accent5" w:themeTint="99"/>
-          <w:sz w:val="32"/>
-          <w:szCs w:val="32"/>
-        </w:rPr>
-      </w:pPr>
-      <w:r>
-        <w:rPr>
-          <w:b/>
-          <w:bCs/>
-          <w:color w:val="D86DCB" w:themeColor="accent5" w:themeTint="99"/>
-          <w:sz w:val="32"/>
-          <w:szCs w:val="32"/>
-        </w:rPr>
-        <w:t xml:space="preserve">  "itemUrl": "https://marketplace.visualstudio.com/items"</w:t>
+        <w:t>"</w:t>
+      </w:r>
+      <w:proofErr w:type="spellStart"/>
+      <w:r>
+        <w:rPr>
+          <w:b/>
+          <w:bCs/>
+          <w:color w:val="D86DCB" w:themeColor="accent5" w:themeTint="99"/>
+          <w:sz w:val="32"/>
+          <w:szCs w:val="32"/>
+        </w:rPr>
+        <w:t>extensionsGallery</w:t>
+      </w:r>
+      <w:proofErr w:type="spellEnd"/>
+      <w:r>
+        <w:rPr>
+          <w:b/>
+          <w:bCs/>
+          <w:color w:val="D86DCB" w:themeColor="accent5" w:themeTint="99"/>
+          <w:sz w:val="32"/>
+          <w:szCs w:val="32"/>
+        </w:rPr>
+        <w:t>": {</w:t>
+      </w:r>
+    </w:p>
+    <w:p>
+      <w:pPr>
+        <w:jc w:val="both"/>
+        <w:rPr>
+          <w:b/>
+          <w:bCs/>
+          <w:color w:val="D86DCB" w:themeColor="accent5" w:themeTint="99"/>
+          <w:sz w:val="32"/>
+          <w:szCs w:val="32"/>
+        </w:rPr>
+      </w:pPr>
+      <w:r>
+        <w:rPr>
+          <w:b/>
+          <w:bCs/>
+          <w:color w:val="D86DCB" w:themeColor="accent5" w:themeTint="99"/>
+          <w:sz w:val="32"/>
+          <w:szCs w:val="32"/>
+        </w:rPr>
+        <w:t xml:space="preserve">  "</w:t>
+      </w:r>
+      <w:proofErr w:type="spellStart"/>
+      <w:r>
+        <w:rPr>
+          <w:b/>
+          <w:bCs/>
+          <w:color w:val="D86DCB" w:themeColor="accent5" w:themeTint="99"/>
+          <w:sz w:val="32"/>
+          <w:szCs w:val="32"/>
+        </w:rPr>
+        <w:t>serviceUrl</w:t>
+      </w:r>
+      <w:proofErr w:type="spellEnd"/>
+      <w:r>
+        <w:rPr>
+          <w:b/>
+          <w:bCs/>
+          <w:color w:val="D86DCB" w:themeColor="accent5" w:themeTint="99"/>
+          <w:sz w:val="32"/>
+          <w:szCs w:val="32"/>
+        </w:rPr>
+        <w:t>": "https://marketplace.visualstudio.com/_</w:t>
+      </w:r>
+      <w:proofErr w:type="spellStart"/>
+      <w:r>
+        <w:rPr>
+          <w:b/>
+          <w:bCs/>
+          <w:color w:val="D86DCB" w:themeColor="accent5" w:themeTint="99"/>
+          <w:sz w:val="32"/>
+          <w:szCs w:val="32"/>
+        </w:rPr>
+        <w:t>apis</w:t>
+      </w:r>
+      <w:proofErr w:type="spellEnd"/>
+      <w:r>
+        <w:rPr>
+          <w:b/>
+          <w:bCs/>
+          <w:color w:val="D86DCB" w:themeColor="accent5" w:themeTint="99"/>
+          <w:sz w:val="32"/>
+          <w:szCs w:val="32"/>
+        </w:rPr>
+        <w:t>/public/gallery",</w:t>
+      </w:r>
+    </w:p>
+    <w:p>
+      <w:pPr>
+        <w:jc w:val="both"/>
+        <w:rPr>
+          <w:b/>
+          <w:bCs/>
+          <w:color w:val="D86DCB" w:themeColor="accent5" w:themeTint="99"/>
+          <w:sz w:val="32"/>
+          <w:szCs w:val="32"/>
+        </w:rPr>
+      </w:pPr>
+      <w:r>
+        <w:rPr>
+          <w:b/>
+          <w:bCs/>
+          <w:color w:val="D86DCB" w:themeColor="accent5" w:themeTint="99"/>
+          <w:sz w:val="32"/>
+          <w:szCs w:val="32"/>
+        </w:rPr>
+        <w:t xml:space="preserve">  "</w:t>
+      </w:r>
+      <w:proofErr w:type="spellStart"/>
+      <w:r>
+        <w:rPr>
+          <w:b/>
+          <w:bCs/>
+          <w:color w:val="D86DCB" w:themeColor="accent5" w:themeTint="99"/>
+          <w:sz w:val="32"/>
+          <w:szCs w:val="32"/>
+        </w:rPr>
+        <w:t>itemUrl</w:t>
+      </w:r>
+      <w:proofErr w:type="spellEnd"/>
+      <w:r>
+        <w:rPr>
+          <w:b/>
+          <w:bCs/>
+          <w:color w:val="D86DCB" w:themeColor="accent5" w:themeTint="99"/>
+          <w:sz w:val="32"/>
+          <w:szCs w:val="32"/>
+        </w:rPr>
+        <w:t>": "https://marketplace.visualstudio.com/items"</w:t>
       </w:r>
     </w:p>
     <w:p>
@@ -6758,6 +8018,7 @@
   <w:style w:type="character" w:default="1" w:styleId="DefaultParagraphFont">
     <w:name w:val="Default Paragraph Font"/>
     <w:uiPriority w:val="1"/>
+    <w:semiHidden/>
     <w:unhideWhenUsed/>
   </w:style>
   <w:style w:type="table" w:default="1" w:styleId="TableNormal">

--- a/flutter_documents/f8_packages_tools_and_CLI/f60_vscode_for_flutter.docx
+++ b/flutter_documents/f8_packages_tools_and_CLI/f60_vscode_for_flutter.docx
@@ -6,6 +6,7 @@
       <w:pPr>
         <w:jc w:val="center"/>
         <w:rPr>
+          <w:rFonts w:ascii="Carlito" w:hAnsi="Carlito" w:cs="Carlito"/>
           <w:b/>
           <w:bCs/>
           <w:sz w:val="40"/>
@@ -14,6 +15,7 @@
       </w:pPr>
       <w:r>
         <w:rPr>
+          <w:rFonts w:ascii="Carlito" w:hAnsi="Carlito" w:cs="Carlito"/>
           <w:b/>
           <w:bCs/>
           <w:sz w:val="40"/>
@@ -31,12 +33,14 @@
         </w:numPr>
         <w:jc w:val="both"/>
         <w:rPr>
-          <w:sz w:val="32"/>
-          <w:szCs w:val="32"/>
-        </w:rPr>
-      </w:pPr>
-      <w:r>
-        <w:rPr>
+          <w:rFonts w:ascii="Carlito" w:hAnsi="Carlito" w:cs="Carlito"/>
+          <w:sz w:val="32"/>
+          <w:szCs w:val="32"/>
+        </w:rPr>
+      </w:pPr>
+      <w:r>
+        <w:rPr>
+          <w:rFonts w:ascii="Carlito" w:hAnsi="Carlito" w:cs="Carlito"/>
           <w:sz w:val="32"/>
           <w:szCs w:val="32"/>
         </w:rPr>
@@ -44,6 +48,7 @@
       </w:r>
       <w:r>
         <w:rPr>
+          <w:rFonts w:ascii="Carlito" w:hAnsi="Carlito" w:cs="Carlito"/>
           <w:sz w:val="32"/>
           <w:szCs w:val="32"/>
         </w:rPr>
@@ -51,6 +56,7 @@
       </w:r>
       <w:r>
         <w:rPr>
+          <w:rFonts w:ascii="Carlito" w:hAnsi="Carlito" w:cs="Carlito"/>
           <w:sz w:val="32"/>
           <w:szCs w:val="32"/>
         </w:rPr>
@@ -58,22 +64,15 @@
       </w:r>
       <w:r>
         <w:rPr>
-          <w:sz w:val="32"/>
-          <w:szCs w:val="32"/>
-        </w:rPr>
-        <w:t>……</w:t>
-      </w:r>
-      <w:proofErr w:type="gramStart"/>
-      <w:r>
-        <w:rPr>
-          <w:sz w:val="32"/>
-          <w:szCs w:val="32"/>
-        </w:rPr>
-        <w:t>…..</w:t>
-      </w:r>
-      <w:proofErr w:type="gramEnd"/>
-      <w:r>
-        <w:rPr>
+          <w:rFonts w:ascii="Carlito" w:hAnsi="Carlito" w:cs="Carlito"/>
+          <w:sz w:val="32"/>
+          <w:szCs w:val="32"/>
+        </w:rPr>
+        <w:t>………..</w:t>
+      </w:r>
+      <w:r>
+        <w:rPr>
+          <w:rFonts w:ascii="Carlito" w:hAnsi="Carlito" w:cs="Carlito"/>
           <w:sz w:val="32"/>
           <w:szCs w:val="32"/>
         </w:rPr>
@@ -89,12 +88,14 @@
         </w:numPr>
         <w:jc w:val="both"/>
         <w:rPr>
-          <w:sz w:val="32"/>
-          <w:szCs w:val="32"/>
-        </w:rPr>
-      </w:pPr>
-      <w:r>
-        <w:rPr>
+          <w:rFonts w:ascii="Carlito" w:hAnsi="Carlito" w:cs="Carlito"/>
+          <w:sz w:val="32"/>
+          <w:szCs w:val="32"/>
+        </w:rPr>
+      </w:pPr>
+      <w:r>
+        <w:rPr>
+          <w:rFonts w:ascii="Carlito" w:hAnsi="Carlito" w:cs="Carlito"/>
           <w:b/>
           <w:bCs/>
           <w:sz w:val="32"/>
@@ -104,22 +105,15 @@
       </w:r>
       <w:r>
         <w:rPr>
-          <w:sz w:val="32"/>
-          <w:szCs w:val="32"/>
-        </w:rPr>
-        <w:t xml:space="preserve"> CLI in VS code……………………………</w:t>
-      </w:r>
-      <w:proofErr w:type="gramStart"/>
-      <w:r>
-        <w:rPr>
-          <w:sz w:val="32"/>
-          <w:szCs w:val="32"/>
-        </w:rPr>
-        <w:t>…..</w:t>
-      </w:r>
-      <w:proofErr w:type="gramEnd"/>
-      <w:r>
-        <w:rPr>
+          <w:rFonts w:ascii="Carlito" w:hAnsi="Carlito" w:cs="Carlito"/>
+          <w:sz w:val="32"/>
+          <w:szCs w:val="32"/>
+        </w:rPr>
+        <w:t xml:space="preserve"> CLI in VS code………………………………..…………</w:t>
+      </w:r>
+      <w:r>
+        <w:rPr>
+          <w:rFonts w:ascii="Carlito" w:hAnsi="Carlito" w:cs="Carlito"/>
           <w:sz w:val="32"/>
           <w:szCs w:val="32"/>
         </w:rPr>
@@ -127,13 +121,7 @@
       </w:r>
       <w:r>
         <w:rPr>
-          <w:sz w:val="32"/>
-          <w:szCs w:val="32"/>
-        </w:rPr>
-        <w:t>…………</w:t>
-      </w:r>
-      <w:r>
-        <w:rPr>
+          <w:rFonts w:ascii="Carlito" w:hAnsi="Carlito" w:cs="Carlito"/>
           <w:sz w:val="32"/>
           <w:szCs w:val="32"/>
         </w:rPr>
@@ -149,12 +137,14 @@
         </w:numPr>
         <w:jc w:val="both"/>
         <w:rPr>
-          <w:sz w:val="32"/>
-          <w:szCs w:val="32"/>
-        </w:rPr>
-      </w:pPr>
-      <w:r>
-        <w:rPr>
+          <w:rFonts w:ascii="Carlito" w:hAnsi="Carlito" w:cs="Carlito"/>
+          <w:sz w:val="32"/>
+          <w:szCs w:val="32"/>
+        </w:rPr>
+      </w:pPr>
+      <w:r>
+        <w:rPr>
+          <w:rFonts w:ascii="Carlito" w:hAnsi="Carlito" w:cs="Carlito"/>
           <w:sz w:val="32"/>
           <w:szCs w:val="32"/>
         </w:rPr>
@@ -162,6 +152,7 @@
       </w:r>
       <w:r>
         <w:rPr>
+          <w:rFonts w:ascii="Carlito" w:hAnsi="Carlito" w:cs="Carlito"/>
           <w:sz w:val="32"/>
           <w:szCs w:val="32"/>
         </w:rPr>
@@ -169,6 +160,7 @@
       </w:r>
       <w:r>
         <w:rPr>
+          <w:rFonts w:ascii="Carlito" w:hAnsi="Carlito" w:cs="Carlito"/>
           <w:sz w:val="32"/>
           <w:szCs w:val="32"/>
         </w:rPr>
@@ -184,32 +176,18 @@
         </w:numPr>
         <w:jc w:val="both"/>
         <w:rPr>
-          <w:sz w:val="32"/>
-          <w:szCs w:val="32"/>
-        </w:rPr>
-      </w:pPr>
-      <w:r>
-        <w:rPr>
-          <w:sz w:val="32"/>
-          <w:szCs w:val="32"/>
-        </w:rPr>
-        <w:t xml:space="preserve">Run Time Configurations in VS Code (flavors &amp; dart </w:t>
-      </w:r>
-      <w:proofErr w:type="gramStart"/>
-      <w:r>
-        <w:rPr>
-          <w:sz w:val="32"/>
-          <w:szCs w:val="32"/>
-        </w:rPr>
-        <w:t>define)…</w:t>
-      </w:r>
-      <w:proofErr w:type="gramEnd"/>
-      <w:r>
-        <w:rPr>
-          <w:sz w:val="32"/>
-          <w:szCs w:val="32"/>
-        </w:rPr>
-        <w:t>.…6</w:t>
+          <w:rFonts w:ascii="Carlito" w:hAnsi="Carlito" w:cs="Carlito"/>
+          <w:sz w:val="32"/>
+          <w:szCs w:val="32"/>
+        </w:rPr>
+      </w:pPr>
+      <w:r>
+        <w:rPr>
+          <w:rFonts w:ascii="Carlito" w:hAnsi="Carlito" w:cs="Carlito"/>
+          <w:sz w:val="32"/>
+          <w:szCs w:val="32"/>
+        </w:rPr>
+        <w:t>Run Time Configurations in VS Code (flavors &amp; dart define)….…6</w:t>
       </w:r>
     </w:p>
     <w:p>
@@ -221,12 +199,14 @@
         </w:numPr>
         <w:jc w:val="both"/>
         <w:rPr>
-          <w:sz w:val="32"/>
-          <w:szCs w:val="32"/>
-        </w:rPr>
-      </w:pPr>
-      <w:r>
-        <w:rPr>
+          <w:rFonts w:ascii="Carlito" w:hAnsi="Carlito" w:cs="Carlito"/>
+          <w:sz w:val="32"/>
+          <w:szCs w:val="32"/>
+        </w:rPr>
+      </w:pPr>
+      <w:r>
+        <w:rPr>
+          <w:rFonts w:ascii="Carlito" w:hAnsi="Carlito" w:cs="Carlito"/>
           <w:sz w:val="32"/>
           <w:szCs w:val="32"/>
         </w:rPr>
@@ -242,12 +222,14 @@
         </w:numPr>
         <w:jc w:val="both"/>
         <w:rPr>
-          <w:sz w:val="32"/>
-          <w:szCs w:val="32"/>
-        </w:rPr>
-      </w:pPr>
-      <w:r>
-        <w:rPr>
+          <w:rFonts w:ascii="Carlito" w:hAnsi="Carlito" w:cs="Carlito"/>
+          <w:sz w:val="32"/>
+          <w:szCs w:val="32"/>
+        </w:rPr>
+      </w:pPr>
+      <w:r>
+        <w:rPr>
+          <w:rFonts w:ascii="Carlito" w:hAnsi="Carlito" w:cs="Carlito"/>
           <w:sz w:val="32"/>
           <w:szCs w:val="32"/>
         </w:rPr>
@@ -255,6 +237,7 @@
       </w:r>
       <w:r>
         <w:rPr>
+          <w:rFonts w:ascii="Carlito" w:hAnsi="Carlito" w:cs="Carlito"/>
           <w:sz w:val="32"/>
           <w:szCs w:val="32"/>
         </w:rPr>
@@ -270,12 +253,14 @@
         </w:numPr>
         <w:jc w:val="both"/>
         <w:rPr>
-          <w:sz w:val="32"/>
-          <w:szCs w:val="32"/>
-        </w:rPr>
-      </w:pPr>
-      <w:r>
-        <w:rPr>
+          <w:rFonts w:ascii="Carlito" w:hAnsi="Carlito" w:cs="Carlito"/>
+          <w:sz w:val="32"/>
+          <w:szCs w:val="32"/>
+        </w:rPr>
+      </w:pPr>
+      <w:r>
+        <w:rPr>
+          <w:rFonts w:ascii="Carlito" w:hAnsi="Carlito" w:cs="Carlito"/>
           <w:sz w:val="32"/>
           <w:szCs w:val="32"/>
         </w:rPr>
@@ -283,6 +268,7 @@
       </w:r>
       <w:r>
         <w:rPr>
+          <w:rFonts w:ascii="Carlito" w:hAnsi="Carlito" w:cs="Carlito"/>
           <w:sz w:val="32"/>
           <w:szCs w:val="32"/>
         </w:rPr>
@@ -298,12 +284,14 @@
         </w:numPr>
         <w:jc w:val="both"/>
         <w:rPr>
-          <w:sz w:val="32"/>
-          <w:szCs w:val="32"/>
-        </w:rPr>
-      </w:pPr>
-      <w:r>
-        <w:rPr>
+          <w:rFonts w:ascii="Carlito" w:hAnsi="Carlito" w:cs="Carlito"/>
+          <w:sz w:val="32"/>
+          <w:szCs w:val="32"/>
+        </w:rPr>
+      </w:pPr>
+      <w:r>
+        <w:rPr>
+          <w:rFonts w:ascii="Carlito" w:hAnsi="Carlito" w:cs="Carlito"/>
           <w:sz w:val="32"/>
           <w:szCs w:val="32"/>
         </w:rPr>
@@ -311,6 +299,7 @@
       </w:r>
       <w:r>
         <w:rPr>
+          <w:rFonts w:ascii="Carlito" w:hAnsi="Carlito" w:cs="Carlito"/>
           <w:sz w:val="32"/>
           <w:szCs w:val="32"/>
         </w:rPr>
@@ -321,20 +310,23 @@
       <w:pPr>
         <w:jc w:val="both"/>
         <w:rPr>
-          <w:sz w:val="32"/>
-          <w:szCs w:val="32"/>
-        </w:rPr>
-      </w:pPr>
-    </w:p>
-    <w:p>
-      <w:pPr>
-        <w:rPr>
-          <w:sz w:val="32"/>
-          <w:szCs w:val="32"/>
-        </w:rPr>
-      </w:pPr>
-      <w:r>
-        <w:rPr>
+          <w:rFonts w:ascii="Carlito" w:hAnsi="Carlito" w:cs="Carlito"/>
+          <w:sz w:val="32"/>
+          <w:szCs w:val="32"/>
+        </w:rPr>
+      </w:pPr>
+    </w:p>
+    <w:p>
+      <w:pPr>
+        <w:rPr>
+          <w:rFonts w:ascii="Carlito" w:hAnsi="Carlito" w:cs="Carlito"/>
+          <w:sz w:val="32"/>
+          <w:szCs w:val="32"/>
+        </w:rPr>
+      </w:pPr>
+      <w:r>
+        <w:rPr>
+          <w:rFonts w:ascii="Carlito" w:hAnsi="Carlito" w:cs="Carlito"/>
           <w:sz w:val="32"/>
           <w:szCs w:val="32"/>
         </w:rPr>
@@ -345,14 +337,16 @@
       <w:pPr>
         <w:jc w:val="both"/>
         <w:rPr>
-          <w:b/>
-          <w:bCs/>
-          <w:sz w:val="32"/>
-          <w:szCs w:val="32"/>
-        </w:rPr>
-      </w:pPr>
-      <w:r>
-        <w:rPr>
+          <w:rFonts w:ascii="Carlito" w:hAnsi="Carlito" w:cs="Carlito"/>
+          <w:b/>
+          <w:bCs/>
+          <w:sz w:val="32"/>
+          <w:szCs w:val="32"/>
+        </w:rPr>
+      </w:pPr>
+      <w:r>
+        <w:rPr>
+          <w:rFonts w:ascii="Carlito" w:hAnsi="Carlito" w:cs="Carlito"/>
           <w:b/>
           <w:bCs/>
           <w:sz w:val="32"/>
@@ -366,12 +360,14 @@
       <w:pPr>
         <w:jc w:val="both"/>
         <w:rPr>
-          <w:sz w:val="32"/>
-          <w:szCs w:val="32"/>
-        </w:rPr>
-      </w:pPr>
-      <w:r>
-        <w:rPr>
+          <w:rFonts w:ascii="Carlito" w:hAnsi="Carlito" w:cs="Carlito"/>
+          <w:sz w:val="32"/>
+          <w:szCs w:val="32"/>
+        </w:rPr>
+      </w:pPr>
+      <w:r>
+        <w:rPr>
+          <w:rFonts w:ascii="Carlito" w:hAnsi="Carlito" w:cs="Carlito"/>
           <w:sz w:val="32"/>
           <w:szCs w:val="32"/>
         </w:rPr>
@@ -379,6 +375,7 @@
       </w:r>
       <w:r>
         <w:rPr>
+          <w:rFonts w:ascii="Carlito" w:hAnsi="Carlito" w:cs="Carlito"/>
           <w:sz w:val="32"/>
           <w:szCs w:val="32"/>
         </w:rPr>
@@ -394,12 +391,14 @@
         </w:numPr>
         <w:jc w:val="both"/>
         <w:rPr>
-          <w:sz w:val="32"/>
-          <w:szCs w:val="32"/>
-        </w:rPr>
-      </w:pPr>
-      <w:r>
-        <w:rPr>
+          <w:rFonts w:ascii="Carlito" w:hAnsi="Carlito" w:cs="Carlito"/>
+          <w:sz w:val="32"/>
+          <w:szCs w:val="32"/>
+        </w:rPr>
+      </w:pPr>
+      <w:r>
+        <w:rPr>
+          <w:rFonts w:ascii="Carlito" w:hAnsi="Carlito" w:cs="Carlito"/>
           <w:b/>
           <w:bCs/>
           <w:sz w:val="32"/>
@@ -409,6 +408,7 @@
       </w:r>
       <w:r>
         <w:rPr>
+          <w:rFonts w:ascii="Carlito" w:hAnsi="Carlito" w:cs="Carlito"/>
           <w:sz w:val="32"/>
           <w:szCs w:val="32"/>
         </w:rPr>
@@ -416,6 +416,7 @@
       </w:r>
       <w:r>
         <w:rPr>
+          <w:rFonts w:ascii="Carlito" w:hAnsi="Carlito" w:cs="Carlito"/>
           <w:b/>
           <w:bCs/>
           <w:sz w:val="32"/>
@@ -425,6 +426,7 @@
       </w:r>
       <w:r>
         <w:rPr>
+          <w:rFonts w:ascii="Carlito" w:hAnsi="Carlito" w:cs="Carlito"/>
           <w:sz w:val="32"/>
           <w:szCs w:val="32"/>
         </w:rPr>
@@ -440,12 +442,14 @@
         </w:numPr>
         <w:jc w:val="both"/>
         <w:rPr>
-          <w:sz w:val="32"/>
-          <w:szCs w:val="32"/>
-        </w:rPr>
-      </w:pPr>
-      <w:r>
-        <w:rPr>
+          <w:rFonts w:ascii="Carlito" w:hAnsi="Carlito" w:cs="Carlito"/>
+          <w:sz w:val="32"/>
+          <w:szCs w:val="32"/>
+        </w:rPr>
+      </w:pPr>
+      <w:r>
+        <w:rPr>
+          <w:rFonts w:ascii="Carlito" w:hAnsi="Carlito" w:cs="Carlito"/>
           <w:b/>
           <w:bCs/>
           <w:sz w:val="32"/>
@@ -455,6 +459,7 @@
       </w:r>
       <w:r>
         <w:rPr>
+          <w:rFonts w:ascii="Carlito" w:hAnsi="Carlito" w:cs="Carlito"/>
           <w:sz w:val="32"/>
           <w:szCs w:val="32"/>
         </w:rPr>
@@ -462,6 +467,7 @@
       </w:r>
       <w:r>
         <w:rPr>
+          <w:rFonts w:ascii="Carlito" w:hAnsi="Carlito" w:cs="Carlito"/>
           <w:sz w:val="32"/>
           <w:szCs w:val="32"/>
         </w:rPr>
@@ -469,6 +475,7 @@
       </w:r>
       <w:r>
         <w:rPr>
+          <w:rFonts w:ascii="Carlito" w:hAnsi="Carlito" w:cs="Carlito"/>
           <w:sz w:val="32"/>
           <w:szCs w:val="32"/>
         </w:rPr>
@@ -476,6 +483,7 @@
       </w:r>
       <w:r>
         <w:rPr>
+          <w:rFonts w:ascii="Carlito" w:hAnsi="Carlito" w:cs="Carlito"/>
           <w:sz w:val="32"/>
           <w:szCs w:val="32"/>
         </w:rPr>
@@ -483,6 +491,7 @@
       </w:r>
       <w:r>
         <w:rPr>
+          <w:rFonts w:ascii="Carlito" w:hAnsi="Carlito" w:cs="Carlito"/>
           <w:sz w:val="32"/>
           <w:szCs w:val="32"/>
         </w:rPr>
@@ -490,6 +499,7 @@
       </w:r>
       <w:r>
         <w:rPr>
+          <w:rFonts w:ascii="Carlito" w:hAnsi="Carlito" w:cs="Carlito"/>
           <w:sz w:val="32"/>
           <w:szCs w:val="32"/>
         </w:rPr>
@@ -497,6 +507,7 @@
       </w:r>
       <w:r>
         <w:rPr>
+          <w:rFonts w:ascii="Carlito" w:hAnsi="Carlito" w:cs="Carlito"/>
           <w:sz w:val="32"/>
           <w:szCs w:val="32"/>
         </w:rPr>
@@ -504,6 +515,7 @@
       </w:r>
       <w:r>
         <w:rPr>
+          <w:rFonts w:ascii="Carlito" w:hAnsi="Carlito" w:cs="Carlito"/>
           <w:sz w:val="32"/>
           <w:szCs w:val="32"/>
         </w:rPr>
@@ -511,6 +523,7 @@
       </w:r>
       <w:r>
         <w:rPr>
+          <w:rFonts w:ascii="Carlito" w:hAnsi="Carlito" w:cs="Carlito"/>
           <w:sz w:val="32"/>
           <w:szCs w:val="32"/>
         </w:rPr>
@@ -518,6 +531,7 @@
       </w:r>
       <w:r>
         <w:rPr>
+          <w:rFonts w:ascii="Carlito" w:hAnsi="Carlito" w:cs="Carlito"/>
           <w:b/>
           <w:bCs/>
           <w:sz w:val="32"/>
@@ -527,6 +541,7 @@
       </w:r>
       <w:r>
         <w:rPr>
+          <w:rFonts w:ascii="Carlito" w:hAnsi="Carlito" w:cs="Carlito"/>
           <w:sz w:val="32"/>
           <w:szCs w:val="32"/>
         </w:rPr>
@@ -537,12 +552,14 @@
       <w:pPr>
         <w:jc w:val="both"/>
         <w:rPr>
-          <w:sz w:val="32"/>
-          <w:szCs w:val="32"/>
-        </w:rPr>
-      </w:pPr>
-      <w:r>
-        <w:rPr>
+          <w:rFonts w:ascii="Carlito" w:hAnsi="Carlito" w:cs="Carlito"/>
+          <w:sz w:val="32"/>
+          <w:szCs w:val="32"/>
+        </w:rPr>
+      </w:pPr>
+      <w:r>
+        <w:rPr>
+          <w:rFonts w:ascii="Carlito" w:hAnsi="Carlito" w:cs="Carlito"/>
           <w:sz w:val="32"/>
           <w:szCs w:val="32"/>
         </w:rPr>
@@ -550,6 +567,7 @@
       </w:r>
       <w:r>
         <w:rPr>
+          <w:rFonts w:ascii="Carlito" w:hAnsi="Carlito" w:cs="Carlito"/>
           <w:sz w:val="32"/>
           <w:szCs w:val="32"/>
         </w:rPr>
@@ -557,6 +575,7 @@
       </w:r>
       <w:r>
         <w:rPr>
+          <w:rFonts w:ascii="Carlito" w:hAnsi="Carlito" w:cs="Carlito"/>
           <w:sz w:val="32"/>
           <w:szCs w:val="32"/>
         </w:rPr>
@@ -564,6 +583,7 @@
       </w:r>
       <w:r>
         <w:rPr>
+          <w:rFonts w:ascii="Carlito" w:hAnsi="Carlito" w:cs="Carlito"/>
           <w:sz w:val="32"/>
           <w:szCs w:val="32"/>
         </w:rPr>
@@ -574,12 +594,14 @@
       <w:pPr>
         <w:jc w:val="both"/>
         <w:rPr>
-          <w:sz w:val="32"/>
-          <w:szCs w:val="32"/>
-        </w:rPr>
-      </w:pPr>
-      <w:r>
-        <w:rPr>
+          <w:rFonts w:ascii="Carlito" w:hAnsi="Carlito" w:cs="Carlito"/>
+          <w:sz w:val="32"/>
+          <w:szCs w:val="32"/>
+        </w:rPr>
+      </w:pPr>
+      <w:r>
+        <w:rPr>
+          <w:rFonts w:ascii="Carlito" w:hAnsi="Carlito" w:cs="Carlito"/>
           <w:sz w:val="32"/>
           <w:szCs w:val="32"/>
         </w:rPr>
@@ -595,13 +617,14 @@
         </w:numPr>
         <w:jc w:val="both"/>
         <w:rPr>
-          <w:sz w:val="32"/>
-          <w:szCs w:val="32"/>
-        </w:rPr>
-      </w:pPr>
-      <w:proofErr w:type="spellStart"/>
-      <w:r>
-        <w:rPr>
+          <w:rFonts w:ascii="Carlito" w:hAnsi="Carlito" w:cs="Carlito"/>
+          <w:sz w:val="32"/>
+          <w:szCs w:val="32"/>
+        </w:rPr>
+      </w:pPr>
+      <w:r>
+        <w:rPr>
+          <w:rFonts w:ascii="Carlito" w:hAnsi="Carlito" w:cs="Carlito"/>
           <w:b/>
           <w:bCs/>
           <w:sz w:val="32"/>
@@ -609,9 +632,9 @@
         </w:rPr>
         <w:t>GitLens</w:t>
       </w:r>
-      <w:proofErr w:type="spellEnd"/>
-      <w:r>
-        <w:rPr>
+      <w:r>
+        <w:rPr>
+          <w:rFonts w:ascii="Carlito" w:hAnsi="Carlito" w:cs="Carlito"/>
           <w:sz w:val="32"/>
           <w:szCs w:val="32"/>
         </w:rPr>
@@ -627,12 +650,14 @@
         </w:numPr>
         <w:jc w:val="both"/>
         <w:rPr>
-          <w:sz w:val="32"/>
-          <w:szCs w:val="32"/>
-        </w:rPr>
-      </w:pPr>
-      <w:r>
-        <w:rPr>
+          <w:rFonts w:ascii="Carlito" w:hAnsi="Carlito" w:cs="Carlito"/>
+          <w:sz w:val="32"/>
+          <w:szCs w:val="32"/>
+        </w:rPr>
+      </w:pPr>
+      <w:r>
+        <w:rPr>
+          <w:rFonts w:ascii="Carlito" w:hAnsi="Carlito" w:cs="Carlito"/>
           <w:b/>
           <w:bCs/>
           <w:sz w:val="32"/>
@@ -642,6 +667,7 @@
       </w:r>
       <w:r>
         <w:rPr>
+          <w:rFonts w:ascii="Carlito" w:hAnsi="Carlito" w:cs="Carlito"/>
           <w:sz w:val="32"/>
           <w:szCs w:val="32"/>
         </w:rPr>
@@ -652,12 +678,14 @@
       <w:pPr>
         <w:jc w:val="both"/>
         <w:rPr>
-          <w:sz w:val="32"/>
-          <w:szCs w:val="32"/>
-        </w:rPr>
-      </w:pPr>
-      <w:r>
-        <w:rPr>
+          <w:rFonts w:ascii="Carlito" w:hAnsi="Carlito" w:cs="Carlito"/>
+          <w:sz w:val="32"/>
+          <w:szCs w:val="32"/>
+        </w:rPr>
+      </w:pPr>
+      <w:r>
+        <w:rPr>
+          <w:rFonts w:ascii="Carlito" w:hAnsi="Carlito" w:cs="Carlito"/>
           <w:sz w:val="32"/>
           <w:szCs w:val="32"/>
         </w:rPr>
@@ -665,15 +693,27 @@
       </w:r>
       <w:r>
         <w:rPr>
-          <w:b/>
-          <w:bCs/>
-          <w:sz w:val="32"/>
-          <w:szCs w:val="32"/>
-        </w:rPr>
-        <w:t>17.5</w:t>
-      </w:r>
-      <w:r>
-        <w:rPr>
+          <w:rFonts w:ascii="Carlito" w:hAnsi="Carlito" w:cs="Carlito"/>
+          <w:b/>
+          <w:bCs/>
+          <w:sz w:val="32"/>
+          <w:szCs w:val="32"/>
+        </w:rPr>
+        <w:t>1</w:t>
+      </w:r>
+      <w:r>
+        <w:rPr>
+          <w:rFonts w:ascii="Carlito" w:hAnsi="Carlito" w:cs="Carlito"/>
+          <w:b/>
+          <w:bCs/>
+          <w:sz w:val="32"/>
+          <w:szCs w:val="32"/>
+        </w:rPr>
+        <w:t>8</w:t>
+      </w:r>
+      <w:r>
+        <w:rPr>
+          <w:rFonts w:ascii="Carlito" w:hAnsi="Carlito" w:cs="Carlito"/>
           <w:sz w:val="32"/>
           <w:szCs w:val="32"/>
         </w:rPr>
@@ -681,6 +721,7 @@
       </w:r>
       <w:r>
         <w:rPr>
+          <w:rFonts w:ascii="Carlito" w:hAnsi="Carlito" w:cs="Carlito"/>
           <w:b/>
           <w:bCs/>
           <w:sz w:val="32"/>
@@ -690,13 +731,41 @@
       </w:r>
       <w:r>
         <w:rPr>
-          <w:sz w:val="32"/>
-          <w:szCs w:val="32"/>
-        </w:rPr>
-        <w:t xml:space="preserve">. Then prese </w:t>
-      </w:r>
-      <w:r>
-        <w:rPr>
+          <w:rFonts w:ascii="Carlito" w:hAnsi="Carlito" w:cs="Carlito"/>
+          <w:sz w:val="32"/>
+          <w:szCs w:val="32"/>
+        </w:rPr>
+        <w:t xml:space="preserve"> or install IntelliJ IDEA New UI extension and select dark mode (RECOMMENDED)</w:t>
+      </w:r>
+    </w:p>
+    <w:p>
+      <w:pPr>
+        <w:jc w:val="both"/>
+        <w:rPr>
+          <w:rFonts w:ascii="Carlito" w:hAnsi="Carlito" w:cs="Carlito"/>
+          <w:sz w:val="32"/>
+          <w:szCs w:val="32"/>
+        </w:rPr>
+      </w:pPr>
+      <w:r>
+        <w:rPr>
+          <w:rFonts w:ascii="Carlito" w:hAnsi="Carlito" w:cs="Carlito"/>
+          <w:sz w:val="32"/>
+          <w:szCs w:val="32"/>
+        </w:rPr>
+        <w:t xml:space="preserve"># </w:t>
+      </w:r>
+      <w:r>
+        <w:rPr>
+          <w:rFonts w:ascii="Carlito" w:hAnsi="Carlito" w:cs="Carlito"/>
+          <w:sz w:val="32"/>
+          <w:szCs w:val="32"/>
+        </w:rPr>
+        <w:t xml:space="preserve">Then prese </w:t>
+      </w:r>
+      <w:r>
+        <w:rPr>
+          <w:rFonts w:ascii="Carlito" w:hAnsi="Carlito" w:cs="Carlito"/>
           <w:b/>
           <w:bCs/>
           <w:sz w:val="32"/>
@@ -706,6 +775,7 @@
       </w:r>
       <w:r>
         <w:rPr>
+          <w:rFonts w:ascii="Carlito" w:hAnsi="Carlito" w:cs="Carlito"/>
           <w:sz w:val="32"/>
           <w:szCs w:val="32"/>
         </w:rPr>
@@ -713,6 +783,7 @@
       </w:r>
       <w:r>
         <w:rPr>
+          <w:rFonts w:ascii="Carlito" w:hAnsi="Carlito" w:cs="Carlito"/>
           <w:b/>
           <w:bCs/>
           <w:sz w:val="32"/>
@@ -722,6 +793,7 @@
       </w:r>
       <w:r>
         <w:rPr>
+          <w:rFonts w:ascii="Carlito" w:hAnsi="Carlito" w:cs="Carlito"/>
           <w:sz w:val="32"/>
           <w:szCs w:val="32"/>
         </w:rPr>
@@ -729,6 +801,7 @@
       </w:r>
       <w:r>
         <w:rPr>
+          <w:rFonts w:ascii="Carlito" w:hAnsi="Carlito" w:cs="Carlito"/>
           <w:sz w:val="32"/>
           <w:szCs w:val="32"/>
         </w:rPr>
@@ -736,6 +809,7 @@
       </w:r>
       <w:r>
         <w:rPr>
+          <w:rFonts w:ascii="Carlito" w:hAnsi="Carlito" w:cs="Carlito"/>
           <w:b/>
           <w:bCs/>
           <w:sz w:val="32"/>
@@ -745,6 +819,7 @@
       </w:r>
       <w:r>
         <w:rPr>
+          <w:rFonts w:ascii="Carlito" w:hAnsi="Carlito" w:cs="Carlito"/>
           <w:sz w:val="32"/>
           <w:szCs w:val="32"/>
         </w:rPr>
@@ -752,6 +827,7 @@
       </w:r>
       <w:r>
         <w:rPr>
+          <w:rFonts w:ascii="Carlito" w:hAnsi="Carlito" w:cs="Carlito"/>
           <w:sz w:val="32"/>
           <w:szCs w:val="32"/>
         </w:rPr>
@@ -762,6 +838,7 @@
       <w:pPr>
         <w:jc w:val="both"/>
         <w:rPr>
+          <w:rFonts w:ascii="Carlito" w:hAnsi="Carlito" w:cs="Carlito"/>
           <w:b/>
           <w:bCs/>
           <w:color w:val="D86DCB" w:themeColor="accent5" w:themeTint="99"/>
@@ -771,6 +848,7 @@
       </w:pPr>
       <w:r>
         <w:rPr>
+          <w:rFonts w:ascii="Carlito" w:hAnsi="Carlito" w:cs="Carlito"/>
           <w:b/>
           <w:bCs/>
           <w:color w:val="D86DCB" w:themeColor="accent5" w:themeTint="99"/>
@@ -784,6 +862,7 @@
       <w:pPr>
         <w:jc w:val="both"/>
         <w:rPr>
+          <w:rFonts w:ascii="Carlito" w:hAnsi="Carlito" w:cs="Carlito"/>
           <w:b/>
           <w:bCs/>
           <w:color w:val="D86DCB" w:themeColor="accent5" w:themeTint="99"/>
@@ -793,6 +872,7 @@
       </w:pPr>
       <w:r>
         <w:rPr>
+          <w:rFonts w:ascii="Carlito" w:hAnsi="Carlito" w:cs="Carlito"/>
           <w:b/>
           <w:bCs/>
           <w:color w:val="D86DCB" w:themeColor="accent5" w:themeTint="99"/>
@@ -806,6 +886,7 @@
       <w:pPr>
         <w:jc w:val="both"/>
         <w:rPr>
+          <w:rFonts w:ascii="Carlito" w:hAnsi="Carlito" w:cs="Carlito"/>
           <w:b/>
           <w:bCs/>
           <w:color w:val="D86DCB" w:themeColor="accent5" w:themeTint="99"/>
@@ -815,146 +896,107 @@
       </w:pPr>
       <w:r>
         <w:rPr>
+          <w:rFonts w:ascii="Carlito" w:hAnsi="Carlito" w:cs="Carlito"/>
           <w:b/>
           <w:bCs/>
           <w:color w:val="D86DCB" w:themeColor="accent5" w:themeTint="99"/>
           <w:sz w:val="32"/>
           <w:szCs w:val="32"/>
         </w:rPr>
-        <w:t xml:space="preserve">    "</w:t>
-      </w:r>
-      <w:proofErr w:type="spellStart"/>
-      <w:proofErr w:type="gramStart"/>
-      <w:r>
-        <w:rPr>
+        <w:t xml:space="preserve">    "workbench.colorCustomizations": {</w:t>
+      </w:r>
+    </w:p>
+    <w:p>
+      <w:pPr>
+        <w:jc w:val="both"/>
+        <w:rPr>
+          <w:rFonts w:ascii="Carlito" w:hAnsi="Carlito" w:cs="Carlito"/>
           <w:b/>
           <w:bCs/>
           <w:color w:val="D86DCB" w:themeColor="accent5" w:themeTint="99"/>
           <w:sz w:val="32"/>
           <w:szCs w:val="32"/>
         </w:rPr>
-        <w:t>workbench.colorCustomizations</w:t>
-      </w:r>
-      <w:proofErr w:type="spellEnd"/>
-      <w:proofErr w:type="gramEnd"/>
-      <w:r>
-        <w:rPr>
+      </w:pPr>
+      <w:r>
+        <w:rPr>
+          <w:rFonts w:ascii="Carlito" w:hAnsi="Carlito" w:cs="Carlito"/>
           <w:b/>
           <w:bCs/>
           <w:color w:val="D86DCB" w:themeColor="accent5" w:themeTint="99"/>
           <w:sz w:val="32"/>
           <w:szCs w:val="32"/>
         </w:rPr>
-        <w:t>": {</w:t>
-      </w:r>
-    </w:p>
-    <w:p>
-      <w:pPr>
-        <w:jc w:val="both"/>
-        <w:rPr>
+        <w:t xml:space="preserve">        "editor.background": "#1</w:t>
+      </w:r>
+      <w:r>
+        <w:rPr>
+          <w:rFonts w:ascii="Carlito" w:hAnsi="Carlito" w:cs="Carlito"/>
           <w:b/>
           <w:bCs/>
           <w:color w:val="D86DCB" w:themeColor="accent5" w:themeTint="99"/>
           <w:sz w:val="32"/>
           <w:szCs w:val="32"/>
         </w:rPr>
-      </w:pPr>
-      <w:r>
-        <w:rPr>
+        <w:t>F2023</w:t>
+      </w:r>
+      <w:r>
+        <w:rPr>
+          <w:rFonts w:ascii="Carlito" w:hAnsi="Carlito" w:cs="Carlito"/>
           <w:b/>
           <w:bCs/>
           <w:color w:val="D86DCB" w:themeColor="accent5" w:themeTint="99"/>
           <w:sz w:val="32"/>
           <w:szCs w:val="32"/>
         </w:rPr>
-        <w:t xml:space="preserve">        "</w:t>
-      </w:r>
-      <w:proofErr w:type="spellStart"/>
-      <w:proofErr w:type="gramStart"/>
-      <w:r>
-        <w:rPr>
+        <w:t>"</w:t>
+      </w:r>
+    </w:p>
+    <w:p>
+      <w:pPr>
+        <w:jc w:val="both"/>
+        <w:rPr>
+          <w:rFonts w:ascii="Carlito" w:hAnsi="Carlito" w:cs="Carlito"/>
           <w:b/>
           <w:bCs/>
           <w:color w:val="D86DCB" w:themeColor="accent5" w:themeTint="99"/>
           <w:sz w:val="32"/>
           <w:szCs w:val="32"/>
         </w:rPr>
-        <w:t>editor.background</w:t>
-      </w:r>
-      <w:proofErr w:type="spellEnd"/>
-      <w:proofErr w:type="gramEnd"/>
-      <w:r>
-        <w:rPr>
+      </w:pPr>
+      <w:r>
+        <w:rPr>
+          <w:rFonts w:ascii="Carlito" w:hAnsi="Carlito" w:cs="Carlito"/>
           <w:b/>
           <w:bCs/>
           <w:color w:val="D86DCB" w:themeColor="accent5" w:themeTint="99"/>
           <w:sz w:val="32"/>
           <w:szCs w:val="32"/>
         </w:rPr>
-        <w:t>": "#1</w:t>
-      </w:r>
-      <w:r>
-        <w:rPr>
+        <w:t xml:space="preserve">    }</w:t>
+      </w:r>
+    </w:p>
+    <w:p>
+      <w:pPr>
+        <w:jc w:val="both"/>
+        <w:rPr>
+          <w:rFonts w:ascii="Carlito" w:hAnsi="Carlito" w:cs="Carlito"/>
           <w:b/>
           <w:bCs/>
           <w:color w:val="D86DCB" w:themeColor="accent5" w:themeTint="99"/>
           <w:sz w:val="32"/>
           <w:szCs w:val="32"/>
         </w:rPr>
-        <w:t>F2023</w:t>
-      </w:r>
-      <w:r>
-        <w:rPr>
+      </w:pPr>
+      <w:r>
+        <w:rPr>
+          <w:rFonts w:ascii="Carlito" w:hAnsi="Carlito" w:cs="Carlito"/>
           <w:b/>
           <w:bCs/>
           <w:color w:val="D86DCB" w:themeColor="accent5" w:themeTint="99"/>
           <w:sz w:val="32"/>
           <w:szCs w:val="32"/>
         </w:rPr>
-        <w:t>"</w:t>
-      </w:r>
-    </w:p>
-    <w:p>
-      <w:pPr>
-        <w:jc w:val="both"/>
-        <w:rPr>
-          <w:b/>
-          <w:bCs/>
-          <w:color w:val="D86DCB" w:themeColor="accent5" w:themeTint="99"/>
-          <w:sz w:val="32"/>
-          <w:szCs w:val="32"/>
-        </w:rPr>
-      </w:pPr>
-      <w:r>
-        <w:rPr>
-          <w:b/>
-          <w:bCs/>
-          <w:color w:val="D86DCB" w:themeColor="accent5" w:themeTint="99"/>
-          <w:sz w:val="32"/>
-          <w:szCs w:val="32"/>
-        </w:rPr>
-        <w:t xml:space="preserve">    }</w:t>
-      </w:r>
-    </w:p>
-    <w:p>
-      <w:pPr>
-        <w:jc w:val="both"/>
-        <w:rPr>
-          <w:b/>
-          <w:bCs/>
-          <w:color w:val="D86DCB" w:themeColor="accent5" w:themeTint="99"/>
-          <w:sz w:val="32"/>
-          <w:szCs w:val="32"/>
-        </w:rPr>
-      </w:pPr>
-      <w:r>
-        <w:rPr>
-          <w:b/>
-          <w:bCs/>
-          <w:color w:val="D86DCB" w:themeColor="accent5" w:themeTint="99"/>
-          <w:sz w:val="32"/>
-          <w:szCs w:val="32"/>
-        </w:rPr>
         <w:t>}</w:t>
       </w:r>
     </w:p>
@@ -962,23 +1004,26 @@
       <w:pPr>
         <w:jc w:val="both"/>
         <w:rPr>
-          <w:sz w:val="32"/>
-          <w:szCs w:val="32"/>
-        </w:rPr>
-      </w:pPr>
-    </w:p>
-    <w:p>
-      <w:pPr>
-        <w:jc w:val="both"/>
-        <w:rPr>
-          <w:b/>
-          <w:bCs/>
-          <w:sz w:val="32"/>
-          <w:szCs w:val="32"/>
-        </w:rPr>
-      </w:pPr>
-      <w:r>
-        <w:rPr>
+          <w:rFonts w:ascii="Carlito" w:hAnsi="Carlito" w:cs="Carlito"/>
+          <w:sz w:val="32"/>
+          <w:szCs w:val="32"/>
+        </w:rPr>
+      </w:pPr>
+    </w:p>
+    <w:p>
+      <w:pPr>
+        <w:jc w:val="both"/>
+        <w:rPr>
+          <w:rFonts w:ascii="Carlito" w:hAnsi="Carlito" w:cs="Carlito"/>
+          <w:b/>
+          <w:bCs/>
+          <w:sz w:val="32"/>
+          <w:szCs w:val="32"/>
+        </w:rPr>
+      </w:pPr>
+      <w:r>
+        <w:rPr>
+          <w:rFonts w:ascii="Carlito" w:hAnsi="Carlito" w:cs="Carlito"/>
           <w:b/>
           <w:bCs/>
           <w:sz w:val="32"/>
@@ -988,6 +1033,7 @@
       </w:r>
       <w:r>
         <w:rPr>
+          <w:rFonts w:ascii="Carlito" w:hAnsi="Carlito" w:cs="Carlito"/>
           <w:b/>
           <w:bCs/>
           <w:sz w:val="32"/>
@@ -997,6 +1043,7 @@
       </w:r>
       <w:r>
         <w:rPr>
+          <w:rFonts w:ascii="Carlito" w:hAnsi="Carlito" w:cs="Carlito"/>
           <w:b/>
           <w:bCs/>
           <w:sz w:val="32"/>
@@ -1009,19 +1056,23 @@
       <w:pPr>
         <w:jc w:val="both"/>
         <w:rPr>
-          <w:sz w:val="32"/>
-          <w:szCs w:val="32"/>
-        </w:rPr>
-      </w:pPr>
-      <w:r>
-        <w:rPr>
-          <w:sz w:val="32"/>
-          <w:szCs w:val="32"/>
-        </w:rPr>
+          <w:rFonts w:ascii="Carlito" w:hAnsi="Carlito" w:cs="Carlito"/>
+          <w:sz w:val="32"/>
+          <w:szCs w:val="32"/>
+        </w:rPr>
+      </w:pPr>
+      <w:r>
+        <w:rPr>
+          <w:rFonts w:ascii="Carlito" w:hAnsi="Carlito" w:cs="Carlito"/>
+          <w:sz w:val="32"/>
+          <w:szCs w:val="32"/>
+        </w:rPr>
+        <w:lastRenderedPageBreak/>
         <w:t># S</w:t>
       </w:r>
       <w:r>
         <w:rPr>
+          <w:rFonts w:ascii="Carlito" w:hAnsi="Carlito" w:cs="Carlito"/>
           <w:sz w:val="32"/>
           <w:szCs w:val="32"/>
         </w:rPr>
@@ -1029,6 +1080,7 @@
       </w:r>
       <w:r>
         <w:rPr>
+          <w:rFonts w:ascii="Carlito" w:hAnsi="Carlito" w:cs="Carlito"/>
           <w:b/>
           <w:bCs/>
           <w:sz w:val="32"/>
@@ -1038,6 +1090,7 @@
       </w:r>
       <w:r>
         <w:rPr>
+          <w:rFonts w:ascii="Carlito" w:hAnsi="Carlito" w:cs="Carlito"/>
           <w:b/>
           <w:bCs/>
           <w:sz w:val="32"/>
@@ -1047,6 +1100,7 @@
       </w:r>
       <w:r>
         <w:rPr>
+          <w:rFonts w:ascii="Carlito" w:hAnsi="Carlito" w:cs="Carlito"/>
           <w:sz w:val="32"/>
           <w:szCs w:val="32"/>
         </w:rPr>
@@ -1054,6 +1108,7 @@
       </w:r>
       <w:r>
         <w:rPr>
+          <w:rFonts w:ascii="Carlito" w:hAnsi="Carlito" w:cs="Carlito"/>
           <w:sz w:val="32"/>
           <w:szCs w:val="32"/>
         </w:rPr>
@@ -1061,6 +1116,7 @@
       </w:r>
       <w:r>
         <w:rPr>
+          <w:rFonts w:ascii="Carlito" w:hAnsi="Carlito" w:cs="Carlito"/>
           <w:sz w:val="32"/>
           <w:szCs w:val="32"/>
         </w:rPr>
@@ -1076,32 +1132,38 @@
         </w:numPr>
         <w:jc w:val="both"/>
         <w:rPr>
-          <w:sz w:val="32"/>
-          <w:szCs w:val="32"/>
-        </w:rPr>
-      </w:pPr>
-      <w:r>
-        <w:rPr>
-          <w:b/>
-          <w:bCs/>
-          <w:sz w:val="32"/>
-          <w:szCs w:val="32"/>
-        </w:rPr>
-        <w:lastRenderedPageBreak/>
+          <w:rFonts w:ascii="Carlito" w:hAnsi="Carlito" w:cs="Carlito"/>
+          <w:sz w:val="32"/>
+          <w:szCs w:val="32"/>
+        </w:rPr>
+      </w:pPr>
+      <w:r>
+        <w:rPr>
+          <w:rFonts w:ascii="Carlito" w:hAnsi="Carlito" w:cs="Carlito"/>
+          <w:b/>
+          <w:bCs/>
+          <w:sz w:val="32"/>
+          <w:szCs w:val="32"/>
+        </w:rPr>
         <w:t>View</w:t>
       </w:r>
       <w:r>
         <w:rPr>
+          <w:rFonts w:ascii="Carlito" w:hAnsi="Carlito" w:cs="Carlito"/>
           <w:sz w:val="32"/>
           <w:szCs w:val="32"/>
         </w:rPr>
         <w:t xml:space="preserve"> </w:t>
       </w:r>
       <w:r>
+        <w:rPr>
+          <w:rFonts w:ascii="Carlito" w:hAnsi="Carlito" w:cs="Carlito"/>
+        </w:rPr>
         <w:sym w:font="Wingdings" w:char="F0E0"/>
       </w:r>
       <w:r>
         <w:rPr>
+          <w:rFonts w:ascii="Carlito" w:hAnsi="Carlito" w:cs="Carlito"/>
           <w:sz w:val="32"/>
           <w:szCs w:val="32"/>
         </w:rPr>
@@ -1109,6 +1171,7 @@
       </w:r>
       <w:r>
         <w:rPr>
+          <w:rFonts w:ascii="Carlito" w:hAnsi="Carlito" w:cs="Carlito"/>
           <w:b/>
           <w:bCs/>
           <w:sz w:val="32"/>
@@ -1118,6 +1181,7 @@
       </w:r>
       <w:r>
         <w:rPr>
+          <w:rFonts w:ascii="Carlito" w:hAnsi="Carlito" w:cs="Carlito"/>
           <w:sz w:val="32"/>
           <w:szCs w:val="32"/>
         </w:rPr>
@@ -1125,6 +1189,7 @@
       </w:r>
       <w:r>
         <w:rPr>
+          <w:rFonts w:ascii="Carlito" w:hAnsi="Carlito" w:cs="Carlito"/>
           <w:sz w:val="32"/>
           <w:szCs w:val="32"/>
         </w:rPr>
@@ -1132,6 +1197,7 @@
       </w:r>
       <w:r>
         <w:rPr>
+          <w:rFonts w:ascii="Carlito" w:hAnsi="Carlito" w:cs="Carlito"/>
           <w:b/>
           <w:bCs/>
           <w:sz w:val="32"/>
@@ -1141,6 +1207,7 @@
       </w:r>
       <w:r>
         <w:rPr>
+          <w:rFonts w:ascii="Carlito" w:hAnsi="Carlito" w:cs="Carlito"/>
           <w:sz w:val="32"/>
           <w:szCs w:val="32"/>
         </w:rPr>
@@ -1148,6 +1215,7 @@
       </w:r>
       <w:r>
         <w:rPr>
+          <w:rFonts w:ascii="Carlito" w:hAnsi="Carlito" w:cs="Carlito"/>
           <w:b/>
           <w:bCs/>
           <w:sz w:val="32"/>
@@ -1157,6 +1225,7 @@
       </w:r>
       <w:r>
         <w:rPr>
+          <w:rFonts w:ascii="Carlito" w:hAnsi="Carlito" w:cs="Carlito"/>
           <w:sz w:val="32"/>
           <w:szCs w:val="32"/>
         </w:rPr>
@@ -1164,6 +1233,7 @@
       </w:r>
       <w:r>
         <w:rPr>
+          <w:rFonts w:ascii="Carlito" w:hAnsi="Carlito" w:cs="Carlito"/>
           <w:b/>
           <w:bCs/>
           <w:sz w:val="32"/>
@@ -1173,6 +1243,7 @@
       </w:r>
       <w:r>
         <w:rPr>
+          <w:rFonts w:ascii="Carlito" w:hAnsi="Carlito" w:cs="Carlito"/>
           <w:b/>
           <w:bCs/>
           <w:sz w:val="32"/>
@@ -1182,6 +1253,7 @@
       </w:r>
       <w:r>
         <w:rPr>
+          <w:rFonts w:ascii="Carlito" w:hAnsi="Carlito" w:cs="Carlito"/>
           <w:b/>
           <w:bCs/>
           <w:sz w:val="32"/>
@@ -1191,6 +1263,7 @@
       </w:r>
       <w:r>
         <w:rPr>
+          <w:rFonts w:ascii="Carlito" w:hAnsi="Carlito" w:cs="Carlito"/>
           <w:sz w:val="32"/>
           <w:szCs w:val="32"/>
         </w:rPr>
@@ -1206,12 +1279,14 @@
         </w:numPr>
         <w:jc w:val="both"/>
         <w:rPr>
-          <w:sz w:val="32"/>
-          <w:szCs w:val="32"/>
-        </w:rPr>
-      </w:pPr>
-      <w:r>
-        <w:rPr>
+          <w:rFonts w:ascii="Carlito" w:hAnsi="Carlito" w:cs="Carlito"/>
+          <w:sz w:val="32"/>
+          <w:szCs w:val="32"/>
+        </w:rPr>
+      </w:pPr>
+      <w:r>
+        <w:rPr>
+          <w:rFonts w:ascii="Carlito" w:hAnsi="Carlito" w:cs="Carlito"/>
           <w:sz w:val="32"/>
           <w:szCs w:val="32"/>
         </w:rPr>
@@ -1219,6 +1294,7 @@
       </w:r>
       <w:r>
         <w:rPr>
+          <w:rFonts w:ascii="Carlito" w:hAnsi="Carlito" w:cs="Carlito"/>
           <w:b/>
           <w:bCs/>
           <w:sz w:val="32"/>
@@ -1228,6 +1304,7 @@
       </w:r>
       <w:r>
         <w:rPr>
+          <w:rFonts w:ascii="Carlito" w:hAnsi="Carlito" w:cs="Carlito"/>
           <w:sz w:val="32"/>
           <w:szCs w:val="32"/>
         </w:rPr>
@@ -1243,12 +1320,14 @@
         </w:numPr>
         <w:jc w:val="both"/>
         <w:rPr>
-          <w:sz w:val="32"/>
-          <w:szCs w:val="32"/>
-        </w:rPr>
-      </w:pPr>
-      <w:r>
-        <w:rPr>
+          <w:rFonts w:ascii="Carlito" w:hAnsi="Carlito" w:cs="Carlito"/>
+          <w:sz w:val="32"/>
+          <w:szCs w:val="32"/>
+        </w:rPr>
+      </w:pPr>
+      <w:r>
+        <w:rPr>
+          <w:rFonts w:ascii="Carlito" w:hAnsi="Carlito" w:cs="Carlito"/>
           <w:sz w:val="32"/>
           <w:szCs w:val="32"/>
         </w:rPr>
@@ -1264,12 +1343,14 @@
         </w:numPr>
         <w:jc w:val="both"/>
         <w:rPr>
-          <w:sz w:val="32"/>
-          <w:szCs w:val="32"/>
-        </w:rPr>
-      </w:pPr>
-      <w:r>
-        <w:rPr>
+          <w:rFonts w:ascii="Carlito" w:hAnsi="Carlito" w:cs="Carlito"/>
+          <w:sz w:val="32"/>
+          <w:szCs w:val="32"/>
+        </w:rPr>
+      </w:pPr>
+      <w:r>
+        <w:rPr>
+          <w:rFonts w:ascii="Carlito" w:hAnsi="Carlito" w:cs="Carlito"/>
           <w:sz w:val="32"/>
           <w:szCs w:val="32"/>
         </w:rPr>
@@ -1277,6 +1358,7 @@
       </w:r>
       <w:r>
         <w:rPr>
+          <w:rFonts w:ascii="Carlito" w:hAnsi="Carlito" w:cs="Carlito"/>
           <w:b/>
           <w:bCs/>
           <w:sz w:val="32"/>
@@ -1286,35 +1368,25 @@
       </w:r>
       <w:r>
         <w:rPr>
+          <w:rFonts w:ascii="Carlito" w:hAnsi="Carlito" w:cs="Carlito"/>
           <w:sz w:val="32"/>
           <w:szCs w:val="32"/>
         </w:rPr>
         <w:t xml:space="preserve"> project which will be our app name (like </w:t>
       </w:r>
-      <w:proofErr w:type="spellStart"/>
-      <w:proofErr w:type="gramStart"/>
-      <w:r>
-        <w:rPr>
-          <w:b/>
-          <w:bCs/>
-          <w:sz w:val="32"/>
-          <w:szCs w:val="32"/>
-        </w:rPr>
-        <w:t>android:label</w:t>
-      </w:r>
-      <w:proofErr w:type="spellEnd"/>
-      <w:proofErr w:type="gramEnd"/>
-      <w:r>
-        <w:rPr>
-          <w:b/>
-          <w:bCs/>
-          <w:sz w:val="32"/>
-          <w:szCs w:val="32"/>
-        </w:rPr>
-        <w:t>=</w:t>
-      </w:r>
-      <w:r>
-        <w:rPr>
+      <w:r>
+        <w:rPr>
+          <w:rFonts w:ascii="Carlito" w:hAnsi="Carlito" w:cs="Carlito"/>
+          <w:b/>
+          <w:bCs/>
+          <w:sz w:val="32"/>
+          <w:szCs w:val="32"/>
+        </w:rPr>
+        <w:t>android:label=</w:t>
+      </w:r>
+      <w:r>
+        <w:rPr>
+          <w:rFonts w:ascii="Carlito" w:hAnsi="Carlito" w:cs="Carlito"/>
           <w:sz w:val="32"/>
           <w:szCs w:val="32"/>
         </w:rPr>
@@ -1322,6 +1394,7 @@
       </w:r>
       <w:r>
         <w:rPr>
+          <w:rFonts w:ascii="Carlito" w:hAnsi="Carlito" w:cs="Carlito"/>
           <w:b/>
           <w:bCs/>
           <w:sz w:val="32"/>
@@ -1331,14 +1404,15 @@
       </w:r>
       <w:r>
         <w:rPr>
+          <w:rFonts w:ascii="Carlito" w:hAnsi="Carlito" w:cs="Carlito"/>
           <w:sz w:val="32"/>
           <w:szCs w:val="32"/>
         </w:rPr>
         <w:t xml:space="preserve"> and </w:t>
       </w:r>
-      <w:proofErr w:type="spellStart"/>
-      <w:r>
-        <w:rPr>
+      <w:r>
+        <w:rPr>
+          <w:rFonts w:ascii="Carlito" w:hAnsi="Carlito" w:cs="Carlito"/>
           <w:b/>
           <w:bCs/>
           <w:sz w:val="32"/>
@@ -1346,9 +1420,9 @@
         </w:rPr>
         <w:t>pubsec.yaml</w:t>
       </w:r>
-      <w:proofErr w:type="spellEnd"/>
-      <w:r>
-        <w:rPr>
+      <w:r>
+        <w:rPr>
+          <w:rFonts w:ascii="Carlito" w:hAnsi="Carlito" w:cs="Carlito"/>
           <w:sz w:val="32"/>
           <w:szCs w:val="32"/>
         </w:rPr>
@@ -1356,6 +1430,7 @@
       </w:r>
       <w:r>
         <w:rPr>
+          <w:rFonts w:ascii="Carlito" w:hAnsi="Carlito" w:cs="Carlito"/>
           <w:sz w:val="32"/>
           <w:szCs w:val="32"/>
         </w:rPr>
@@ -1363,6 +1438,7 @@
       </w:r>
       <w:r>
         <w:rPr>
+          <w:rFonts w:ascii="Carlito" w:hAnsi="Carlito" w:cs="Carlito"/>
           <w:sz w:val="32"/>
           <w:szCs w:val="32"/>
         </w:rPr>
@@ -1370,6 +1446,7 @@
       </w:r>
       <w:r>
         <w:rPr>
+          <w:rFonts w:ascii="Carlito" w:hAnsi="Carlito" w:cs="Carlito"/>
           <w:sz w:val="32"/>
           <w:szCs w:val="32"/>
         </w:rPr>
@@ -1377,14 +1454,15 @@
       </w:r>
       <w:r>
         <w:rPr>
+          <w:rFonts w:ascii="Carlito" w:hAnsi="Carlito" w:cs="Carlito"/>
           <w:sz w:val="32"/>
           <w:szCs w:val="32"/>
         </w:rPr>
         <w:t xml:space="preserve"> </w:t>
       </w:r>
-      <w:proofErr w:type="spellStart"/>
-      <w:r>
-        <w:rPr>
+      <w:r>
+        <w:rPr>
+          <w:rFonts w:ascii="Carlito" w:hAnsi="Carlito" w:cs="Carlito"/>
           <w:b/>
           <w:bCs/>
           <w:sz w:val="32"/>
@@ -1392,9 +1470,9 @@
         </w:rPr>
         <w:t>com.example.testing_flutter</w:t>
       </w:r>
-      <w:proofErr w:type="spellEnd"/>
-      <w:r>
-        <w:rPr>
+      <w:r>
+        <w:rPr>
+          <w:rFonts w:ascii="Carlito" w:hAnsi="Carlito" w:cs="Carlito"/>
           <w:sz w:val="32"/>
           <w:szCs w:val="32"/>
         </w:rPr>
@@ -1410,12 +1488,14 @@
         </w:numPr>
         <w:jc w:val="both"/>
         <w:rPr>
-          <w:sz w:val="32"/>
-          <w:szCs w:val="32"/>
-        </w:rPr>
-      </w:pPr>
-      <w:r>
-        <w:rPr>
+          <w:rFonts w:ascii="Carlito" w:hAnsi="Carlito" w:cs="Carlito"/>
+          <w:sz w:val="32"/>
+          <w:szCs w:val="32"/>
+        </w:rPr>
+      </w:pPr>
+      <w:r>
+        <w:rPr>
+          <w:rFonts w:ascii="Carlito" w:hAnsi="Carlito" w:cs="Carlito"/>
           <w:sz w:val="32"/>
           <w:szCs w:val="32"/>
         </w:rPr>
@@ -1431,12 +1511,14 @@
         </w:numPr>
         <w:jc w:val="both"/>
         <w:rPr>
-          <w:sz w:val="32"/>
-          <w:szCs w:val="32"/>
-        </w:rPr>
-      </w:pPr>
-      <w:r>
-        <w:rPr>
+          <w:rFonts w:ascii="Carlito" w:hAnsi="Carlito" w:cs="Carlito"/>
+          <w:sz w:val="32"/>
+          <w:szCs w:val="32"/>
+        </w:rPr>
+      </w:pPr>
+      <w:r>
+        <w:rPr>
+          <w:rFonts w:ascii="Carlito" w:hAnsi="Carlito" w:cs="Carlito"/>
           <w:sz w:val="32"/>
           <w:szCs w:val="32"/>
         </w:rPr>
@@ -1444,6 +1526,7 @@
       </w:r>
       <w:r>
         <w:rPr>
+          <w:rFonts w:ascii="Carlito" w:hAnsi="Carlito" w:cs="Carlito"/>
           <w:b/>
           <w:bCs/>
           <w:sz w:val="32"/>
@@ -1453,6 +1536,7 @@
       </w:r>
       <w:r>
         <w:rPr>
+          <w:rFonts w:ascii="Carlito" w:hAnsi="Carlito" w:cs="Carlito"/>
           <w:b/>
           <w:bCs/>
           <w:sz w:val="32"/>
@@ -1462,6 +1546,7 @@
       </w:r>
       <w:r>
         <w:rPr>
+          <w:rFonts w:ascii="Carlito" w:hAnsi="Carlito" w:cs="Carlito"/>
           <w:sz w:val="32"/>
           <w:szCs w:val="32"/>
         </w:rPr>
@@ -1472,12 +1557,14 @@
       <w:pPr>
         <w:jc w:val="both"/>
         <w:rPr>
-          <w:sz w:val="32"/>
-          <w:szCs w:val="32"/>
-        </w:rPr>
-      </w:pPr>
-      <w:r>
-        <w:rPr>
+          <w:rFonts w:ascii="Carlito" w:hAnsi="Carlito" w:cs="Carlito"/>
+          <w:sz w:val="32"/>
+          <w:szCs w:val="32"/>
+        </w:rPr>
+      </w:pPr>
+      <w:r>
+        <w:rPr>
+          <w:rFonts w:ascii="Carlito" w:hAnsi="Carlito" w:cs="Carlito"/>
           <w:b/>
           <w:bCs/>
           <w:sz w:val="32"/>
@@ -1487,6 +1574,7 @@
       </w:r>
       <w:r>
         <w:rPr>
+          <w:rFonts w:ascii="Carlito" w:hAnsi="Carlito" w:cs="Carlito"/>
           <w:sz w:val="32"/>
           <w:szCs w:val="32"/>
         </w:rPr>
@@ -1494,6 +1582,7 @@
       </w:r>
       <w:r>
         <w:rPr>
+          <w:rFonts w:ascii="Carlito" w:hAnsi="Carlito" w:cs="Carlito"/>
           <w:b/>
           <w:bCs/>
           <w:sz w:val="32"/>
@@ -1503,6 +1592,7 @@
       </w:r>
       <w:r>
         <w:rPr>
+          <w:rFonts w:ascii="Carlito" w:hAnsi="Carlito" w:cs="Carlito"/>
           <w:sz w:val="32"/>
           <w:szCs w:val="32"/>
         </w:rPr>
@@ -1510,6 +1600,7 @@
       </w:r>
       <w:r>
         <w:rPr>
+          <w:rFonts w:ascii="Carlito" w:hAnsi="Carlito" w:cs="Carlito"/>
           <w:b/>
           <w:bCs/>
           <w:sz w:val="32"/>
@@ -1519,6 +1610,7 @@
       </w:r>
       <w:r>
         <w:rPr>
+          <w:rFonts w:ascii="Carlito" w:hAnsi="Carlito" w:cs="Carlito"/>
           <w:sz w:val="32"/>
           <w:szCs w:val="32"/>
         </w:rPr>
@@ -1529,32 +1621,36 @@
       <w:pPr>
         <w:jc w:val="both"/>
         <w:rPr>
-          <w:sz w:val="32"/>
-          <w:szCs w:val="32"/>
-        </w:rPr>
-      </w:pPr>
-    </w:p>
-    <w:p>
-      <w:pPr>
-        <w:jc w:val="both"/>
-        <w:rPr>
-          <w:sz w:val="32"/>
-          <w:szCs w:val="32"/>
-        </w:rPr>
-      </w:pPr>
-    </w:p>
-    <w:p>
-      <w:pPr>
-        <w:jc w:val="both"/>
-        <w:rPr>
-          <w:b/>
-          <w:bCs/>
-          <w:sz w:val="32"/>
-          <w:szCs w:val="32"/>
-        </w:rPr>
-      </w:pPr>
-      <w:r>
-        <w:rPr>
+          <w:rFonts w:ascii="Carlito" w:hAnsi="Carlito" w:cs="Carlito"/>
+          <w:sz w:val="32"/>
+          <w:szCs w:val="32"/>
+        </w:rPr>
+      </w:pPr>
+    </w:p>
+    <w:p>
+      <w:pPr>
+        <w:jc w:val="both"/>
+        <w:rPr>
+          <w:rFonts w:ascii="Carlito" w:hAnsi="Carlito" w:cs="Carlito"/>
+          <w:sz w:val="32"/>
+          <w:szCs w:val="32"/>
+        </w:rPr>
+      </w:pPr>
+    </w:p>
+    <w:p>
+      <w:pPr>
+        <w:jc w:val="both"/>
+        <w:rPr>
+          <w:rFonts w:ascii="Carlito" w:hAnsi="Carlito" w:cs="Carlito"/>
+          <w:b/>
+          <w:bCs/>
+          <w:sz w:val="32"/>
+          <w:szCs w:val="32"/>
+        </w:rPr>
+      </w:pPr>
+      <w:r>
+        <w:rPr>
+          <w:rFonts w:ascii="Carlito" w:hAnsi="Carlito" w:cs="Carlito"/>
           <w:b/>
           <w:bCs/>
           <w:sz w:val="32"/>
@@ -1564,6 +1660,7 @@
       </w:r>
       <w:r>
         <w:rPr>
+          <w:rFonts w:ascii="Carlito" w:hAnsi="Carlito" w:cs="Carlito"/>
           <w:b/>
           <w:bCs/>
           <w:sz w:val="32"/>
@@ -1576,12 +1673,14 @@
       <w:pPr>
         <w:jc w:val="both"/>
         <w:rPr>
-          <w:sz w:val="32"/>
-          <w:szCs w:val="32"/>
-        </w:rPr>
-      </w:pPr>
-      <w:r>
-        <w:rPr>
+          <w:rFonts w:ascii="Carlito" w:hAnsi="Carlito" w:cs="Carlito"/>
+          <w:sz w:val="32"/>
+          <w:szCs w:val="32"/>
+        </w:rPr>
+      </w:pPr>
+      <w:r>
+        <w:rPr>
+          <w:rFonts w:ascii="Carlito" w:hAnsi="Carlito" w:cs="Carlito"/>
           <w:sz w:val="32"/>
           <w:szCs w:val="32"/>
         </w:rPr>
@@ -1589,6 +1688,7 @@
       </w:r>
       <w:r>
         <w:rPr>
+          <w:rFonts w:ascii="Carlito" w:hAnsi="Carlito" w:cs="Carlito"/>
           <w:b/>
           <w:bCs/>
           <w:sz w:val="32"/>
@@ -1598,6 +1698,7 @@
       </w:r>
       <w:r>
         <w:rPr>
+          <w:rFonts w:ascii="Carlito" w:hAnsi="Carlito" w:cs="Carlito"/>
           <w:sz w:val="32"/>
           <w:szCs w:val="32"/>
         </w:rPr>
@@ -1605,6 +1706,7 @@
       </w:r>
       <w:r>
         <w:rPr>
+          <w:rFonts w:ascii="Carlito" w:hAnsi="Carlito" w:cs="Carlito"/>
           <w:b/>
           <w:bCs/>
           <w:sz w:val="32"/>
@@ -1614,6 +1716,7 @@
       </w:r>
       <w:r>
         <w:rPr>
+          <w:rFonts w:ascii="Carlito" w:hAnsi="Carlito" w:cs="Carlito"/>
           <w:sz w:val="32"/>
           <w:szCs w:val="32"/>
         </w:rPr>
@@ -1624,12 +1727,14 @@
       <w:pPr>
         <w:jc w:val="both"/>
         <w:rPr>
-          <w:sz w:val="32"/>
-          <w:szCs w:val="32"/>
-        </w:rPr>
-      </w:pPr>
-      <w:r>
-        <w:rPr>
+          <w:rFonts w:ascii="Carlito" w:hAnsi="Carlito" w:cs="Carlito"/>
+          <w:sz w:val="32"/>
+          <w:szCs w:val="32"/>
+        </w:rPr>
+      </w:pPr>
+      <w:r>
+        <w:rPr>
+          <w:rFonts w:ascii="Carlito" w:hAnsi="Carlito" w:cs="Carlito"/>
           <w:sz w:val="32"/>
           <w:szCs w:val="32"/>
         </w:rPr>
@@ -1637,6 +1742,7 @@
       </w:r>
       <w:r>
         <w:rPr>
+          <w:rFonts w:ascii="Carlito" w:hAnsi="Carlito" w:cs="Carlito"/>
           <w:b/>
           <w:bCs/>
           <w:sz w:val="32"/>
@@ -1646,6 +1752,7 @@
       </w:r>
       <w:r>
         <w:rPr>
+          <w:rFonts w:ascii="Carlito" w:hAnsi="Carlito" w:cs="Carlito"/>
           <w:sz w:val="32"/>
           <w:szCs w:val="32"/>
         </w:rPr>
@@ -1653,6 +1760,7 @@
       </w:r>
       <w:r>
         <w:rPr>
+          <w:rFonts w:ascii="Carlito" w:hAnsi="Carlito" w:cs="Carlito"/>
           <w:b/>
           <w:bCs/>
           <w:sz w:val="32"/>
@@ -1662,6 +1770,7 @@
       </w:r>
       <w:r>
         <w:rPr>
+          <w:rFonts w:ascii="Carlito" w:hAnsi="Carlito" w:cs="Carlito"/>
           <w:sz w:val="32"/>
           <w:szCs w:val="32"/>
         </w:rPr>
@@ -1669,6 +1778,7 @@
       </w:r>
       <w:r>
         <w:rPr>
+          <w:rFonts w:ascii="Carlito" w:hAnsi="Carlito" w:cs="Carlito"/>
           <w:sz w:val="32"/>
           <w:szCs w:val="32"/>
         </w:rPr>
@@ -1679,6 +1789,7 @@
       <w:pPr>
         <w:jc w:val="both"/>
         <w:rPr>
+          <w:rFonts w:ascii="Carlito" w:hAnsi="Carlito" w:cs="Carlito"/>
           <w:sz w:val="32"/>
           <w:szCs w:val="32"/>
         </w:rPr>
@@ -1688,15 +1799,18 @@
       <w:pPr>
         <w:jc w:val="center"/>
         <w:rPr>
-          <w:sz w:val="32"/>
-          <w:szCs w:val="32"/>
-        </w:rPr>
-      </w:pPr>
-      <w:r>
-        <w:rPr>
-          <w:sz w:val="32"/>
-          <w:szCs w:val="32"/>
-        </w:rPr>
+          <w:rFonts w:ascii="Carlito" w:hAnsi="Carlito" w:cs="Carlito"/>
+          <w:sz w:val="32"/>
+          <w:szCs w:val="32"/>
+        </w:rPr>
+      </w:pPr>
+      <w:r>
+        <w:rPr>
+          <w:rFonts w:ascii="Carlito" w:hAnsi="Carlito" w:cs="Carlito"/>
+          <w:sz w:val="32"/>
+          <w:szCs w:val="32"/>
+        </w:rPr>
+        <w:lastRenderedPageBreak/>
         <w:t>Break</w:t>
       </w:r>
     </w:p>
@@ -1704,29 +1818,31 @@
       <w:pPr>
         <w:jc w:val="both"/>
         <w:rPr>
-          <w:sz w:val="32"/>
-          <w:szCs w:val="32"/>
-        </w:rPr>
-      </w:pPr>
-    </w:p>
-    <w:p>
-      <w:pPr>
-        <w:jc w:val="both"/>
-        <w:rPr>
-          <w:b/>
-          <w:bCs/>
-          <w:sz w:val="32"/>
-          <w:szCs w:val="32"/>
-        </w:rPr>
-      </w:pPr>
-      <w:r>
-        <w:rPr>
-          <w:b/>
-          <w:bCs/>
-          <w:sz w:val="32"/>
-          <w:szCs w:val="32"/>
-        </w:rPr>
-        <w:lastRenderedPageBreak/>
+          <w:rFonts w:ascii="Carlito" w:hAnsi="Carlito" w:cs="Carlito"/>
+          <w:sz w:val="32"/>
+          <w:szCs w:val="32"/>
+        </w:rPr>
+      </w:pPr>
+    </w:p>
+    <w:p>
+      <w:pPr>
+        <w:jc w:val="both"/>
+        <w:rPr>
+          <w:rFonts w:ascii="Carlito" w:hAnsi="Carlito" w:cs="Carlito"/>
+          <w:b/>
+          <w:bCs/>
+          <w:sz w:val="32"/>
+          <w:szCs w:val="32"/>
+        </w:rPr>
+      </w:pPr>
+      <w:r>
+        <w:rPr>
+          <w:rFonts w:ascii="Carlito" w:hAnsi="Carlito" w:cs="Carlito"/>
+          <w:b/>
+          <w:bCs/>
+          <w:sz w:val="32"/>
+          <w:szCs w:val="32"/>
+        </w:rPr>
         <w:t>Project Level Settings in VS Code:</w:t>
       </w:r>
     </w:p>
@@ -1734,96 +1850,58 @@
       <w:pPr>
         <w:jc w:val="both"/>
         <w:rPr>
-          <w:sz w:val="32"/>
-          <w:szCs w:val="32"/>
-        </w:rPr>
-      </w:pPr>
-      <w:r>
-        <w:rPr>
-          <w:sz w:val="32"/>
-          <w:szCs w:val="32"/>
-        </w:rPr>
-        <w:t xml:space="preserve"># If we add </w:t>
-      </w:r>
-      <w:proofErr w:type="gramStart"/>
-      <w:r>
-        <w:rPr>
-          <w:sz w:val="32"/>
-          <w:szCs w:val="32"/>
-        </w:rPr>
-        <w:t xml:space="preserve">a </w:t>
-      </w:r>
-      <w:r>
-        <w:rPr>
-          <w:b/>
-          <w:bCs/>
-          <w:sz w:val="32"/>
-          <w:szCs w:val="32"/>
-        </w:rPr>
-        <w:t>.</w:t>
-      </w:r>
-      <w:proofErr w:type="spellStart"/>
-      <w:r>
-        <w:rPr>
-          <w:b/>
-          <w:bCs/>
-          <w:sz w:val="32"/>
-          <w:szCs w:val="32"/>
-        </w:rPr>
-        <w:t>vscode</w:t>
-      </w:r>
-      <w:proofErr w:type="spellEnd"/>
-      <w:proofErr w:type="gramEnd"/>
-      <w:r>
-        <w:rPr>
+          <w:rFonts w:ascii="Carlito" w:hAnsi="Carlito" w:cs="Carlito"/>
+          <w:sz w:val="32"/>
+          <w:szCs w:val="32"/>
+        </w:rPr>
+      </w:pPr>
+      <w:r>
+        <w:rPr>
+          <w:rFonts w:ascii="Carlito" w:hAnsi="Carlito" w:cs="Carlito"/>
+          <w:sz w:val="32"/>
+          <w:szCs w:val="32"/>
+        </w:rPr>
+        <w:t xml:space="preserve"># If we add a </w:t>
+      </w:r>
+      <w:r>
+        <w:rPr>
+          <w:rFonts w:ascii="Carlito" w:hAnsi="Carlito" w:cs="Carlito"/>
+          <w:b/>
+          <w:bCs/>
+          <w:sz w:val="32"/>
+          <w:szCs w:val="32"/>
+        </w:rPr>
+        <w:t>.vscode</w:t>
+      </w:r>
+      <w:r>
+        <w:rPr>
+          <w:rFonts w:ascii="Carlito" w:hAnsi="Carlito" w:cs="Carlito"/>
           <w:sz w:val="32"/>
           <w:szCs w:val="32"/>
         </w:rPr>
         <w:t xml:space="preserve"> directory inside our (like </w:t>
       </w:r>
-      <w:proofErr w:type="spellStart"/>
-      <w:r>
-        <w:rPr>
-          <w:b/>
-          <w:bCs/>
-          <w:sz w:val="32"/>
-          <w:szCs w:val="32"/>
-        </w:rPr>
-        <w:t>project_root</w:t>
-      </w:r>
-      <w:proofErr w:type="spellEnd"/>
-      <w:r>
-        <w:rPr>
-          <w:b/>
-          <w:bCs/>
-          <w:sz w:val="32"/>
-          <w:szCs w:val="32"/>
-        </w:rPr>
-        <w:t>/.</w:t>
-      </w:r>
-      <w:proofErr w:type="spellStart"/>
-      <w:r>
-        <w:rPr>
-          <w:b/>
-          <w:bCs/>
-          <w:sz w:val="32"/>
-          <w:szCs w:val="32"/>
-        </w:rPr>
-        <w:t>vscode</w:t>
-      </w:r>
-      <w:proofErr w:type="spellEnd"/>
-      <w:r>
-        <w:rPr>
-          <w:b/>
-          <w:bCs/>
-          <w:sz w:val="32"/>
-          <w:szCs w:val="32"/>
-        </w:rPr>
-        <w:t>/</w:t>
-      </w:r>
-      <w:proofErr w:type="spellStart"/>
-      <w:r>
-        <w:rPr>
+      <w:r>
+        <w:rPr>
+          <w:rFonts w:ascii="Carlito" w:hAnsi="Carlito" w:cs="Carlito"/>
+          <w:b/>
+          <w:bCs/>
+          <w:sz w:val="32"/>
+          <w:szCs w:val="32"/>
+        </w:rPr>
+        <w:t>project_root/.vscode/settings.json</w:t>
+      </w:r>
+      <w:r>
+        <w:rPr>
+          <w:rFonts w:ascii="Carlito" w:hAnsi="Carlito" w:cs="Carlito"/>
+          <w:sz w:val="32"/>
+          <w:szCs w:val="32"/>
+        </w:rPr>
+        <w:t xml:space="preserve">) and it has </w:t>
+      </w:r>
+      <w:r>
+        <w:rPr>
+          <w:rFonts w:ascii="Carlito" w:hAnsi="Carlito" w:cs="Carlito"/>
           <w:b/>
           <w:bCs/>
           <w:sz w:val="32"/>
@@ -1831,27 +1909,9 @@
         </w:rPr>
         <w:t>settings.json</w:t>
       </w:r>
-      <w:proofErr w:type="spellEnd"/>
-      <w:r>
-        <w:rPr>
-          <w:sz w:val="32"/>
-          <w:szCs w:val="32"/>
-        </w:rPr>
-        <w:t xml:space="preserve">) and it has </w:t>
-      </w:r>
-      <w:proofErr w:type="spellStart"/>
-      <w:r>
-        <w:rPr>
-          <w:b/>
-          <w:bCs/>
-          <w:sz w:val="32"/>
-          <w:szCs w:val="32"/>
-        </w:rPr>
-        <w:t>settings.json</w:t>
-      </w:r>
-      <w:proofErr w:type="spellEnd"/>
-      <w:r>
-        <w:rPr>
+      <w:r>
+        <w:rPr>
+          <w:rFonts w:ascii="Carlito" w:hAnsi="Carlito" w:cs="Carlito"/>
           <w:sz w:val="32"/>
           <w:szCs w:val="32"/>
         </w:rPr>
@@ -1862,117 +1922,125 @@
       <w:pPr>
         <w:jc w:val="both"/>
         <w:rPr>
+          <w:rFonts w:ascii="Carlito" w:hAnsi="Carlito" w:cs="Carlito"/>
           <w:b/>
           <w:bCs/>
           <w:sz w:val="28"/>
           <w:szCs w:val="28"/>
         </w:rPr>
       </w:pPr>
-      <w:proofErr w:type="spellStart"/>
-      <w:r>
-        <w:rPr>
+      <w:r>
+        <w:rPr>
+          <w:rFonts w:ascii="Carlito" w:hAnsi="Carlito" w:cs="Carlito"/>
           <w:b/>
           <w:bCs/>
           <w:sz w:val="28"/>
           <w:szCs w:val="28"/>
         </w:rPr>
-        <w:t>my_flutter_app</w:t>
-      </w:r>
-      <w:proofErr w:type="spellEnd"/>
-      <w:r>
-        <w:rPr>
+        <w:t>my_flutter_app/</w:t>
+      </w:r>
+    </w:p>
+    <w:p>
+      <w:pPr>
+        <w:jc w:val="both"/>
+        <w:rPr>
+          <w:rFonts w:ascii="Carlito" w:hAnsi="Carlito" w:cs="Carlito"/>
           <w:b/>
           <w:bCs/>
           <w:sz w:val="28"/>
           <w:szCs w:val="28"/>
         </w:rPr>
-        <w:t>/</w:t>
-      </w:r>
-    </w:p>
-    <w:p>
-      <w:pPr>
-        <w:jc w:val="both"/>
-        <w:rPr>
+      </w:pPr>
+      <w:r>
+        <w:rPr>
+          <w:rFonts w:ascii="Arial" w:hAnsi="Arial" w:cs="Arial"/>
           <w:b/>
           <w:bCs/>
           <w:sz w:val="28"/>
           <w:szCs w:val="28"/>
         </w:rPr>
-      </w:pPr>
-      <w:r>
-        <w:rPr>
-          <w:rFonts w:ascii="Arial" w:hAnsi="Arial" w:cs="Arial"/>
+        <w:t>├</w:t>
+      </w:r>
+      <w:r>
+        <w:rPr>
+          <w:rFonts w:ascii="Carlito" w:hAnsi="Carlito" w:cs="Carlito"/>
           <w:b/>
           <w:bCs/>
           <w:sz w:val="28"/>
           <w:szCs w:val="28"/>
         </w:rPr>
-        <w:t>├</w:t>
-      </w:r>
-      <w:r>
-        <w:rPr>
-          <w:rFonts w:ascii="Aptos" w:hAnsi="Aptos" w:cs="Aptos"/>
+        <w:t>── lib/</w:t>
+      </w:r>
+    </w:p>
+    <w:p>
+      <w:pPr>
+        <w:jc w:val="both"/>
+        <w:rPr>
+          <w:rFonts w:ascii="Carlito" w:hAnsi="Carlito" w:cs="Carlito"/>
           <w:b/>
           <w:bCs/>
           <w:sz w:val="28"/>
           <w:szCs w:val="28"/>
         </w:rPr>
-        <w:t>──</w:t>
-      </w:r>
-      <w:r>
-        <w:rPr>
+      </w:pPr>
+      <w:r>
+        <w:rPr>
+          <w:rFonts w:ascii="Arial" w:hAnsi="Arial" w:cs="Arial"/>
           <w:b/>
           <w:bCs/>
           <w:sz w:val="28"/>
           <w:szCs w:val="28"/>
         </w:rPr>
-        <w:t xml:space="preserve"> lib/</w:t>
-      </w:r>
-    </w:p>
-    <w:p>
-      <w:pPr>
-        <w:jc w:val="both"/>
-        <w:rPr>
+        <w:t>├</w:t>
+      </w:r>
+      <w:r>
+        <w:rPr>
+          <w:rFonts w:ascii="Carlito" w:hAnsi="Carlito" w:cs="Carlito"/>
           <w:b/>
           <w:bCs/>
           <w:sz w:val="28"/>
           <w:szCs w:val="28"/>
         </w:rPr>
-      </w:pPr>
-      <w:r>
-        <w:rPr>
-          <w:rFonts w:ascii="Arial" w:hAnsi="Arial" w:cs="Arial"/>
+        <w:t>── android/</w:t>
+      </w:r>
+    </w:p>
+    <w:p>
+      <w:pPr>
+        <w:jc w:val="both"/>
+        <w:rPr>
+          <w:rFonts w:ascii="Carlito" w:hAnsi="Carlito" w:cs="Carlito"/>
           <w:b/>
           <w:bCs/>
           <w:sz w:val="28"/>
           <w:szCs w:val="28"/>
         </w:rPr>
-        <w:t>├</w:t>
-      </w:r>
-      <w:r>
-        <w:rPr>
-          <w:rFonts w:ascii="Aptos" w:hAnsi="Aptos" w:cs="Aptos"/>
+      </w:pPr>
+      <w:r>
+        <w:rPr>
+          <w:rFonts w:ascii="Arial" w:hAnsi="Arial" w:cs="Arial"/>
           <w:b/>
           <w:bCs/>
           <w:sz w:val="28"/>
           <w:szCs w:val="28"/>
         </w:rPr>
-        <w:t>──</w:t>
-      </w:r>
-      <w:r>
-        <w:rPr>
+        <w:t>├</w:t>
+      </w:r>
+      <w:r>
+        <w:rPr>
+          <w:rFonts w:ascii="Carlito" w:hAnsi="Carlito" w:cs="Carlito"/>
           <w:b/>
           <w:bCs/>
           <w:sz w:val="28"/>
           <w:szCs w:val="28"/>
         </w:rPr>
-        <w:t xml:space="preserve"> android/</w:t>
-      </w:r>
-    </w:p>
-    <w:p>
-      <w:pPr>
-        <w:jc w:val="both"/>
-        <w:rPr>
+        <w:t>── pubspec.yaml</w:t>
+      </w:r>
+    </w:p>
+    <w:p>
+      <w:pPr>
+        <w:jc w:val="both"/>
+        <w:rPr>
+          <w:rFonts w:ascii="Carlito" w:hAnsi="Carlito" w:cs="Carlito"/>
           <w:b/>
           <w:bCs/>
           <w:sz w:val="28"/>
@@ -1981,102 +2049,126 @@
       </w:pPr>
       <w:r>
         <w:rPr>
-          <w:rFonts w:ascii="Arial" w:hAnsi="Arial" w:cs="Arial"/>
+          <w:rFonts w:ascii="Carlito" w:hAnsi="Carlito" w:cs="Carlito"/>
           <w:b/>
           <w:bCs/>
           <w:sz w:val="28"/>
           <w:szCs w:val="28"/>
         </w:rPr>
-        <w:t>├</w:t>
-      </w:r>
-      <w:r>
-        <w:rPr>
-          <w:rFonts w:ascii="Aptos" w:hAnsi="Aptos" w:cs="Aptos"/>
+        <w:t>└── .vscode/</w:t>
+      </w:r>
+    </w:p>
+    <w:p>
+      <w:pPr>
+        <w:jc w:val="both"/>
+        <w:rPr>
+          <w:rFonts w:ascii="Carlito" w:hAnsi="Carlito" w:cs="Carlito"/>
           <w:b/>
           <w:bCs/>
           <w:sz w:val="28"/>
           <w:szCs w:val="28"/>
         </w:rPr>
-        <w:t>──</w:t>
-      </w:r>
-      <w:r>
-        <w:rPr>
+      </w:pPr>
+      <w:r>
+        <w:rPr>
+          <w:rFonts w:ascii="Carlito" w:hAnsi="Carlito" w:cs="Carlito"/>
           <w:b/>
           <w:bCs/>
           <w:sz w:val="28"/>
           <w:szCs w:val="28"/>
         </w:rPr>
-        <w:t xml:space="preserve"> </w:t>
-      </w:r>
-      <w:proofErr w:type="spellStart"/>
-      <w:proofErr w:type="gramStart"/>
-      <w:r>
-        <w:rPr>
+        <w:t xml:space="preserve">    └── settings.json</w:t>
+      </w:r>
+    </w:p>
+    <w:p>
+      <w:pPr>
+        <w:jc w:val="both"/>
+        <w:rPr>
+          <w:rFonts w:ascii="Carlito" w:hAnsi="Carlito" w:cs="Carlito"/>
+          <w:sz w:val="32"/>
+          <w:szCs w:val="32"/>
+        </w:rPr>
+      </w:pPr>
+      <w:r>
+        <w:rPr>
+          <w:rFonts w:ascii="Carlito" w:hAnsi="Carlito" w:cs="Carlito"/>
+          <w:sz w:val="32"/>
+          <w:szCs w:val="32"/>
+        </w:rPr>
+        <w:t># Like:</w:t>
+      </w:r>
+    </w:p>
+    <w:p>
+      <w:pPr>
+        <w:jc w:val="both"/>
+        <w:rPr>
+          <w:rFonts w:ascii="Carlito" w:hAnsi="Carlito" w:cs="Carlito"/>
           <w:b/>
           <w:bCs/>
           <w:sz w:val="28"/>
           <w:szCs w:val="28"/>
         </w:rPr>
-        <w:t>pubspec.yaml</w:t>
-      </w:r>
-      <w:proofErr w:type="spellEnd"/>
-      <w:proofErr w:type="gramEnd"/>
-    </w:p>
-    <w:p>
-      <w:pPr>
-        <w:jc w:val="both"/>
-        <w:rPr>
+      </w:pPr>
+      <w:r>
+        <w:rPr>
+          <w:rFonts w:ascii="Carlito" w:hAnsi="Carlito" w:cs="Carlito"/>
           <w:b/>
           <w:bCs/>
           <w:sz w:val="28"/>
           <w:szCs w:val="28"/>
         </w:rPr>
-      </w:pPr>
-      <w:r>
-        <w:rPr>
+        <w:t>{</w:t>
+      </w:r>
+    </w:p>
+    <w:p>
+      <w:pPr>
+        <w:jc w:val="both"/>
+        <w:rPr>
+          <w:rFonts w:ascii="Carlito" w:hAnsi="Carlito" w:cs="Carlito"/>
           <w:b/>
           <w:bCs/>
           <w:sz w:val="28"/>
           <w:szCs w:val="28"/>
         </w:rPr>
-        <w:t>└─</w:t>
-      </w:r>
-      <w:proofErr w:type="gramStart"/>
-      <w:r>
-        <w:rPr>
+      </w:pPr>
+      <w:r>
+        <w:rPr>
+          <w:rFonts w:ascii="Carlito" w:hAnsi="Carlito" w:cs="Carlito"/>
           <w:b/>
           <w:bCs/>
           <w:sz w:val="28"/>
           <w:szCs w:val="28"/>
         </w:rPr>
-        <w:t>─ .</w:t>
-      </w:r>
-      <w:proofErr w:type="spellStart"/>
-      <w:r>
-        <w:rPr>
+        <w:t xml:space="preserve">  "editor.fontSize": 16,</w:t>
+      </w:r>
+    </w:p>
+    <w:p>
+      <w:pPr>
+        <w:jc w:val="both"/>
+        <w:rPr>
+          <w:rFonts w:ascii="Carlito" w:hAnsi="Carlito" w:cs="Carlito"/>
           <w:b/>
           <w:bCs/>
           <w:sz w:val="28"/>
           <w:szCs w:val="28"/>
         </w:rPr>
-        <w:t>vscode</w:t>
-      </w:r>
-      <w:proofErr w:type="spellEnd"/>
-      <w:proofErr w:type="gramEnd"/>
-      <w:r>
-        <w:rPr>
+      </w:pPr>
+      <w:r>
+        <w:rPr>
+          <w:rFonts w:ascii="Carlito" w:hAnsi="Carlito" w:cs="Carlito"/>
           <w:b/>
           <w:bCs/>
           <w:sz w:val="28"/>
           <w:szCs w:val="28"/>
         </w:rPr>
-        <w:t>/</w:t>
-      </w:r>
-    </w:p>
-    <w:p>
-      <w:pPr>
-        <w:jc w:val="both"/>
-        <w:rPr>
+        <w:t xml:space="preserve">  "cSpell.words": [</w:t>
+      </w:r>
+    </w:p>
+    <w:p>
+      <w:pPr>
+        <w:jc w:val="both"/>
+        <w:rPr>
+          <w:rFonts w:ascii="Carlito" w:hAnsi="Carlito" w:cs="Carlito"/>
           <w:b/>
           <w:bCs/>
           <w:sz w:val="28"/>
@@ -2085,427 +2177,420 @@
       </w:pPr>
       <w:r>
         <w:rPr>
+          <w:rFonts w:ascii="Carlito" w:hAnsi="Carlito" w:cs="Carlito"/>
           <w:b/>
           <w:bCs/>
           <w:sz w:val="28"/>
           <w:szCs w:val="28"/>
         </w:rPr>
-        <w:t xml:space="preserve">    └── </w:t>
-      </w:r>
-      <w:proofErr w:type="spellStart"/>
-      <w:proofErr w:type="gramStart"/>
-      <w:r>
-        <w:rPr>
+        <w:t xml:space="preserve">        "playfair"</w:t>
+      </w:r>
+    </w:p>
+    <w:p>
+      <w:pPr>
+        <w:jc w:val="both"/>
+        <w:rPr>
+          <w:rFonts w:ascii="Carlito" w:hAnsi="Carlito" w:cs="Carlito"/>
           <w:b/>
           <w:bCs/>
           <w:sz w:val="28"/>
           <w:szCs w:val="28"/>
         </w:rPr>
-        <w:t>settings.json</w:t>
-      </w:r>
-      <w:proofErr w:type="spellEnd"/>
-      <w:proofErr w:type="gramEnd"/>
-    </w:p>
-    <w:p>
-      <w:pPr>
-        <w:jc w:val="both"/>
-        <w:rPr>
-          <w:sz w:val="32"/>
-          <w:szCs w:val="32"/>
-        </w:rPr>
-      </w:pPr>
-      <w:r>
-        <w:rPr>
-          <w:sz w:val="32"/>
-          <w:szCs w:val="32"/>
-        </w:rPr>
-        <w:t># Like:</w:t>
-      </w:r>
-    </w:p>
-    <w:p>
-      <w:pPr>
-        <w:jc w:val="both"/>
-        <w:rPr>
+      </w:pPr>
+      <w:r>
+        <w:rPr>
+          <w:rFonts w:ascii="Carlito" w:hAnsi="Carlito" w:cs="Carlito"/>
           <w:b/>
           <w:bCs/>
           <w:sz w:val="28"/>
           <w:szCs w:val="28"/>
         </w:rPr>
-      </w:pPr>
-      <w:r>
-        <w:rPr>
+        <w:t xml:space="preserve">  ],</w:t>
+      </w:r>
+    </w:p>
+    <w:p>
+      <w:pPr>
+        <w:jc w:val="both"/>
+        <w:rPr>
+          <w:rFonts w:ascii="Carlito" w:hAnsi="Carlito" w:cs="Carlito"/>
           <w:b/>
           <w:bCs/>
           <w:sz w:val="28"/>
           <w:szCs w:val="28"/>
         </w:rPr>
-        <w:t>{</w:t>
-      </w:r>
-    </w:p>
-    <w:p>
-      <w:pPr>
-        <w:jc w:val="both"/>
-        <w:rPr>
+      </w:pPr>
+      <w:r>
+        <w:rPr>
+          <w:rFonts w:ascii="Carlito" w:hAnsi="Carlito" w:cs="Carlito"/>
           <w:b/>
           <w:bCs/>
           <w:sz w:val="28"/>
           <w:szCs w:val="28"/>
         </w:rPr>
-      </w:pPr>
-      <w:r>
-        <w:rPr>
+        <w:t xml:space="preserve">  "java.configuration.updateBuildConfiguration": "interactive",</w:t>
+      </w:r>
+    </w:p>
+    <w:p>
+      <w:pPr>
+        <w:jc w:val="both"/>
+        <w:rPr>
+          <w:rFonts w:ascii="Carlito" w:hAnsi="Carlito" w:cs="Carlito"/>
           <w:b/>
           <w:bCs/>
           <w:sz w:val="28"/>
           <w:szCs w:val="28"/>
         </w:rPr>
-        <w:t xml:space="preserve">  "</w:t>
-      </w:r>
-      <w:proofErr w:type="spellStart"/>
-      <w:proofErr w:type="gramStart"/>
-      <w:r>
-        <w:rPr>
+      </w:pPr>
+      <w:r>
+        <w:rPr>
+          <w:rFonts w:ascii="Carlito" w:hAnsi="Carlito" w:cs="Carlito"/>
           <w:b/>
           <w:bCs/>
           <w:sz w:val="28"/>
           <w:szCs w:val="28"/>
         </w:rPr>
-        <w:t>editor.fontSize</w:t>
-      </w:r>
-      <w:proofErr w:type="spellEnd"/>
-      <w:proofErr w:type="gramEnd"/>
-      <w:r>
-        <w:rPr>
+        <w:t xml:space="preserve">  "dart.previewFlutterUiGuides": true,</w:t>
+      </w:r>
+    </w:p>
+    <w:p>
+      <w:pPr>
+        <w:jc w:val="both"/>
+        <w:rPr>
+          <w:rFonts w:ascii="Carlito" w:hAnsi="Carlito" w:cs="Carlito"/>
           <w:b/>
           <w:bCs/>
           <w:sz w:val="28"/>
           <w:szCs w:val="28"/>
         </w:rPr>
-        <w:t>": 16,</w:t>
-      </w:r>
-    </w:p>
-    <w:p>
-      <w:pPr>
-        <w:jc w:val="both"/>
-        <w:rPr>
+      </w:pPr>
+      <w:r>
+        <w:rPr>
+          <w:rFonts w:ascii="Carlito" w:hAnsi="Carlito" w:cs="Carlito"/>
           <w:b/>
           <w:bCs/>
           <w:sz w:val="28"/>
           <w:szCs w:val="28"/>
         </w:rPr>
-      </w:pPr>
-      <w:r>
-        <w:rPr>
+        <w:t>}</w:t>
+      </w:r>
+    </w:p>
+    <w:p>
+      <w:pPr>
+        <w:jc w:val="both"/>
+        <w:rPr>
+          <w:rFonts w:ascii="Carlito" w:hAnsi="Carlito" w:cs="Carlito"/>
+          <w:sz w:val="32"/>
+          <w:szCs w:val="32"/>
+        </w:rPr>
+      </w:pPr>
+      <w:r>
+        <w:rPr>
+          <w:rFonts w:ascii="Carlito" w:hAnsi="Carlito" w:cs="Carlito"/>
+          <w:sz w:val="32"/>
+          <w:szCs w:val="32"/>
+        </w:rPr>
+        <w:t xml:space="preserve"># </w:t>
+      </w:r>
+      <w:r>
+        <w:rPr>
+          <w:rFonts w:ascii="Carlito" w:hAnsi="Carlito" w:cs="Carlito"/>
+          <w:b/>
+          <w:bCs/>
+          <w:sz w:val="32"/>
+          <w:szCs w:val="32"/>
+        </w:rPr>
+        <w:t>editor.fontSize</w:t>
+      </w:r>
+      <w:r>
+        <w:rPr>
+          <w:rFonts w:ascii="Carlito" w:hAnsi="Carlito" w:cs="Carlito"/>
+          <w:sz w:val="32"/>
+          <w:szCs w:val="32"/>
+        </w:rPr>
+        <w:t xml:space="preserve"> tells use font size 16 for this project</w:t>
+      </w:r>
+    </w:p>
+    <w:p>
+      <w:pPr>
+        <w:jc w:val="both"/>
+        <w:rPr>
+          <w:rFonts w:ascii="Carlito" w:hAnsi="Carlito" w:cs="Carlito"/>
+          <w:sz w:val="32"/>
+          <w:szCs w:val="32"/>
+        </w:rPr>
+      </w:pPr>
+      <w:r>
+        <w:rPr>
+          <w:rFonts w:ascii="Carlito" w:hAnsi="Carlito" w:cs="Carlito"/>
+          <w:sz w:val="32"/>
+          <w:szCs w:val="32"/>
+        </w:rPr>
+        <w:t xml:space="preserve"># </w:t>
+      </w:r>
+      <w:r>
+        <w:rPr>
+          <w:rFonts w:ascii="Carlito" w:hAnsi="Carlito" w:cs="Carlito"/>
+          <w:b/>
+          <w:bCs/>
+          <w:sz w:val="32"/>
+          <w:szCs w:val="32"/>
+        </w:rPr>
+        <w:t>cSpell.words</w:t>
+      </w:r>
+      <w:r>
+        <w:rPr>
+          <w:rFonts w:ascii="Carlito" w:hAnsi="Carlito" w:cs="Carlito"/>
+          <w:sz w:val="32"/>
+          <w:szCs w:val="32"/>
+        </w:rPr>
+        <w:t xml:space="preserve"> tells the spell checker not to flag like we know this word. Don’t complain about it (Project level dictionary)</w:t>
+      </w:r>
+    </w:p>
+    <w:p>
+      <w:pPr>
+        <w:jc w:val="both"/>
+        <w:rPr>
+          <w:rFonts w:ascii="Carlito" w:hAnsi="Carlito" w:cs="Carlito"/>
+          <w:sz w:val="32"/>
+          <w:szCs w:val="32"/>
+        </w:rPr>
+      </w:pPr>
+      <w:r>
+        <w:rPr>
+          <w:rFonts w:ascii="Carlito" w:hAnsi="Carlito" w:cs="Carlito"/>
+          <w:sz w:val="32"/>
+          <w:szCs w:val="32"/>
+        </w:rPr>
+        <w:lastRenderedPageBreak/>
+        <w:t xml:space="preserve"># </w:t>
+      </w:r>
+      <w:r>
+        <w:rPr>
+          <w:rFonts w:ascii="Carlito" w:hAnsi="Carlito" w:cs="Carlito"/>
+          <w:b/>
+          <w:bCs/>
+          <w:sz w:val="32"/>
+          <w:szCs w:val="32"/>
+        </w:rPr>
+        <w:t>java.configuration.updateBuildConfiguration</w:t>
+      </w:r>
+      <w:r>
+        <w:rPr>
+          <w:rFonts w:ascii="Carlito" w:hAnsi="Carlito" w:cs="Carlito"/>
+          <w:sz w:val="32"/>
+          <w:szCs w:val="32"/>
+        </w:rPr>
+        <w:t xml:space="preserve"> </w:t>
+      </w:r>
+      <w:r>
+        <w:rPr>
+          <w:rFonts w:ascii="Carlito" w:hAnsi="Carlito" w:cs="Carlito"/>
+          <w:sz w:val="32"/>
+          <w:szCs w:val="32"/>
+        </w:rPr>
+        <w:t>controls what VS Code does when it detects that our Gradle configuration has changed.</w:t>
+      </w:r>
+      <w:r>
+        <w:rPr>
+          <w:rFonts w:ascii="Carlito" w:hAnsi="Carlito" w:cs="Carlito"/>
+          <w:sz w:val="32"/>
+          <w:szCs w:val="32"/>
+        </w:rPr>
+        <w:t xml:space="preserve"> </w:t>
+      </w:r>
+      <w:r>
+        <w:rPr>
+          <w:rFonts w:ascii="Carlito" w:hAnsi="Carlito" w:cs="Carlito"/>
+          <w:sz w:val="32"/>
+          <w:szCs w:val="32"/>
+        </w:rPr>
+        <w:t>For example,</w:t>
+      </w:r>
+      <w:r>
+        <w:rPr>
+          <w:rFonts w:ascii="Carlito" w:hAnsi="Carlito" w:cs="Carlito"/>
+          <w:sz w:val="32"/>
+          <w:szCs w:val="32"/>
+        </w:rPr>
+        <w:t xml:space="preserve"> </w:t>
+      </w:r>
+      <w:r>
+        <w:rPr>
+          <w:rFonts w:ascii="Carlito" w:hAnsi="Carlito" w:cs="Carlito"/>
+          <w:sz w:val="32"/>
+          <w:szCs w:val="32"/>
+        </w:rPr>
+        <w:t xml:space="preserve">our </w:t>
+      </w:r>
+      <w:r>
+        <w:rPr>
+          <w:rFonts w:ascii="Carlito" w:hAnsi="Carlito" w:cs="Carlito"/>
+          <w:b/>
+          <w:bCs/>
+          <w:sz w:val="32"/>
+          <w:szCs w:val="32"/>
+        </w:rPr>
+        <w:t>Flutter</w:t>
+      </w:r>
+      <w:r>
+        <w:rPr>
+          <w:rFonts w:ascii="Carlito" w:hAnsi="Carlito" w:cs="Carlito"/>
+          <w:sz w:val="32"/>
+          <w:szCs w:val="32"/>
+        </w:rPr>
+        <w:t xml:space="preserve"> project has:</w:t>
+      </w:r>
+    </w:p>
+    <w:p>
+      <w:pPr>
+        <w:jc w:val="both"/>
+        <w:rPr>
+          <w:rFonts w:ascii="Carlito" w:hAnsi="Carlito" w:cs="Carlito"/>
           <w:b/>
           <w:bCs/>
           <w:sz w:val="28"/>
           <w:szCs w:val="28"/>
         </w:rPr>
-        <w:t xml:space="preserve">  "</w:t>
-      </w:r>
-      <w:proofErr w:type="spellStart"/>
-      <w:r>
-        <w:rPr>
+      </w:pPr>
+      <w:r>
+        <w:rPr>
+          <w:rFonts w:ascii="Carlito" w:hAnsi="Carlito" w:cs="Carlito"/>
           <w:b/>
           <w:bCs/>
           <w:sz w:val="28"/>
           <w:szCs w:val="28"/>
         </w:rPr>
-        <w:t>cSpell.words</w:t>
-      </w:r>
-      <w:proofErr w:type="spellEnd"/>
-      <w:r>
-        <w:rPr>
+        <w:t>android/</w:t>
+      </w:r>
+    </w:p>
+    <w:p>
+      <w:pPr>
+        <w:jc w:val="both"/>
+        <w:rPr>
+          <w:rFonts w:ascii="Carlito" w:hAnsi="Carlito" w:cs="Carlito"/>
           <w:b/>
           <w:bCs/>
           <w:sz w:val="28"/>
           <w:szCs w:val="28"/>
         </w:rPr>
-        <w:t>": [</w:t>
-      </w:r>
-    </w:p>
-    <w:p>
-      <w:pPr>
-        <w:jc w:val="both"/>
-        <w:rPr>
+      </w:pPr>
+      <w:r>
+        <w:rPr>
+          <w:rFonts w:ascii="Arial" w:hAnsi="Arial" w:cs="Arial"/>
           <w:b/>
           <w:bCs/>
           <w:sz w:val="28"/>
           <w:szCs w:val="28"/>
         </w:rPr>
-      </w:pPr>
-      <w:r>
-        <w:rPr>
+        <w:t>├</w:t>
+      </w:r>
+      <w:r>
+        <w:rPr>
+          <w:rFonts w:ascii="Carlito" w:hAnsi="Carlito" w:cs="Carlito"/>
           <w:b/>
           <w:bCs/>
           <w:sz w:val="28"/>
           <w:szCs w:val="28"/>
         </w:rPr>
-        <w:t xml:space="preserve">        "</w:t>
-      </w:r>
-      <w:proofErr w:type="spellStart"/>
-      <w:r>
-        <w:rPr>
+        <w:t>── build.gradle.kts</w:t>
+      </w:r>
+    </w:p>
+    <w:p>
+      <w:pPr>
+        <w:jc w:val="both"/>
+        <w:rPr>
+          <w:rFonts w:ascii="Carlito" w:hAnsi="Carlito" w:cs="Carlito"/>
           <w:b/>
           <w:bCs/>
           <w:sz w:val="28"/>
           <w:szCs w:val="28"/>
         </w:rPr>
-        <w:t>playfair</w:t>
-      </w:r>
-      <w:proofErr w:type="spellEnd"/>
-      <w:r>
-        <w:rPr>
+      </w:pPr>
+      <w:r>
+        <w:rPr>
+          <w:rFonts w:ascii="Arial" w:hAnsi="Arial" w:cs="Arial"/>
           <w:b/>
           <w:bCs/>
           <w:sz w:val="28"/>
           <w:szCs w:val="28"/>
         </w:rPr>
-        <w:t>"</w:t>
-      </w:r>
-    </w:p>
-    <w:p>
-      <w:pPr>
-        <w:jc w:val="both"/>
-        <w:rPr>
+        <w:t>├</w:t>
+      </w:r>
+      <w:r>
+        <w:rPr>
+          <w:rFonts w:ascii="Carlito" w:hAnsi="Carlito" w:cs="Carlito"/>
           <w:b/>
           <w:bCs/>
           <w:sz w:val="28"/>
           <w:szCs w:val="28"/>
         </w:rPr>
-      </w:pPr>
-      <w:r>
-        <w:rPr>
+        <w:t>── settings.gradle.kts</w:t>
+      </w:r>
+    </w:p>
+    <w:p>
+      <w:pPr>
+        <w:jc w:val="both"/>
+        <w:rPr>
+          <w:rFonts w:ascii="Carlito" w:hAnsi="Carlito" w:cs="Carlito"/>
           <w:b/>
           <w:bCs/>
           <w:sz w:val="28"/>
           <w:szCs w:val="28"/>
         </w:rPr>
-        <w:t xml:space="preserve">  ],</w:t>
-      </w:r>
-    </w:p>
-    <w:p>
-      <w:pPr>
-        <w:jc w:val="both"/>
-        <w:rPr>
+      </w:pPr>
+      <w:r>
+        <w:rPr>
+          <w:rFonts w:ascii="Carlito" w:hAnsi="Carlito" w:cs="Carlito"/>
           <w:b/>
           <w:bCs/>
           <w:sz w:val="28"/>
           <w:szCs w:val="28"/>
         </w:rPr>
-      </w:pPr>
-      <w:r>
-        <w:rPr>
+        <w:t>└── app/</w:t>
+      </w:r>
+    </w:p>
+    <w:p>
+      <w:pPr>
+        <w:jc w:val="both"/>
+        <w:rPr>
+          <w:rFonts w:ascii="Carlito" w:hAnsi="Carlito" w:cs="Carlito"/>
           <w:b/>
           <w:bCs/>
           <w:sz w:val="28"/>
           <w:szCs w:val="28"/>
         </w:rPr>
-        <w:t xml:space="preserve">  "</w:t>
-      </w:r>
-      <w:proofErr w:type="spellStart"/>
-      <w:proofErr w:type="gramStart"/>
-      <w:r>
-        <w:rPr>
+      </w:pPr>
+      <w:r>
+        <w:rPr>
+          <w:rFonts w:ascii="Carlito" w:hAnsi="Carlito" w:cs="Carlito"/>
           <w:b/>
           <w:bCs/>
           <w:sz w:val="28"/>
           <w:szCs w:val="28"/>
         </w:rPr>
-        <w:t>java.configuration</w:t>
-      </w:r>
-      <w:proofErr w:type="gramEnd"/>
-      <w:r>
-        <w:rPr>
-          <w:b/>
-          <w:bCs/>
-          <w:sz w:val="28"/>
-          <w:szCs w:val="28"/>
-        </w:rPr>
-        <w:t>.updateBuildConfiguration</w:t>
-      </w:r>
-      <w:proofErr w:type="spellEnd"/>
-      <w:r>
-        <w:rPr>
-          <w:b/>
-          <w:bCs/>
-          <w:sz w:val="28"/>
-          <w:szCs w:val="28"/>
-        </w:rPr>
-        <w:t>": "interactive",</w:t>
-      </w:r>
-    </w:p>
-    <w:p>
-      <w:pPr>
-        <w:jc w:val="both"/>
-        <w:rPr>
-          <w:b/>
-          <w:bCs/>
-          <w:sz w:val="28"/>
-          <w:szCs w:val="28"/>
-        </w:rPr>
-      </w:pPr>
-      <w:r>
-        <w:rPr>
-          <w:b/>
-          <w:bCs/>
-          <w:sz w:val="28"/>
-          <w:szCs w:val="28"/>
-        </w:rPr>
-        <w:t xml:space="preserve">  "</w:t>
-      </w:r>
-      <w:proofErr w:type="spellStart"/>
-      <w:proofErr w:type="gramStart"/>
-      <w:r>
-        <w:rPr>
-          <w:b/>
-          <w:bCs/>
-          <w:sz w:val="28"/>
-          <w:szCs w:val="28"/>
-        </w:rPr>
-        <w:t>dart.previewFlutterUiGuides</w:t>
-      </w:r>
-      <w:proofErr w:type="spellEnd"/>
-      <w:proofErr w:type="gramEnd"/>
-      <w:r>
-        <w:rPr>
-          <w:b/>
-          <w:bCs/>
-          <w:sz w:val="28"/>
-          <w:szCs w:val="28"/>
-        </w:rPr>
-        <w:t>": true,</w:t>
-      </w:r>
-    </w:p>
-    <w:p>
-      <w:pPr>
-        <w:jc w:val="both"/>
-        <w:rPr>
-          <w:b/>
-          <w:bCs/>
-          <w:sz w:val="28"/>
-          <w:szCs w:val="28"/>
-        </w:rPr>
-      </w:pPr>
-      <w:r>
-        <w:rPr>
-          <w:b/>
-          <w:bCs/>
-          <w:sz w:val="28"/>
-          <w:szCs w:val="28"/>
-        </w:rPr>
-        <w:t>}</w:t>
-      </w:r>
-    </w:p>
-    <w:p>
-      <w:pPr>
-        <w:jc w:val="both"/>
-        <w:rPr>
-          <w:sz w:val="32"/>
-          <w:szCs w:val="32"/>
-        </w:rPr>
-      </w:pPr>
-      <w:r>
-        <w:rPr>
-          <w:sz w:val="32"/>
-          <w:szCs w:val="32"/>
-        </w:rPr>
-        <w:t xml:space="preserve"># </w:t>
-      </w:r>
-      <w:proofErr w:type="spellStart"/>
-      <w:proofErr w:type="gramStart"/>
-      <w:r>
-        <w:rPr>
-          <w:b/>
-          <w:bCs/>
-          <w:sz w:val="32"/>
-          <w:szCs w:val="32"/>
-        </w:rPr>
-        <w:t>editor.fontSize</w:t>
-      </w:r>
-      <w:proofErr w:type="spellEnd"/>
-      <w:proofErr w:type="gramEnd"/>
-      <w:r>
-        <w:rPr>
-          <w:sz w:val="32"/>
-          <w:szCs w:val="32"/>
-        </w:rPr>
-        <w:t xml:space="preserve"> tells use font size 16 for this project</w:t>
-      </w:r>
-    </w:p>
-    <w:p>
-      <w:pPr>
-        <w:jc w:val="both"/>
-        <w:rPr>
-          <w:sz w:val="32"/>
-          <w:szCs w:val="32"/>
-        </w:rPr>
-      </w:pPr>
-      <w:r>
-        <w:rPr>
-          <w:sz w:val="32"/>
-          <w:szCs w:val="32"/>
-        </w:rPr>
-        <w:t xml:space="preserve"># </w:t>
-      </w:r>
-      <w:proofErr w:type="spellStart"/>
-      <w:r>
-        <w:rPr>
-          <w:b/>
-          <w:bCs/>
-          <w:sz w:val="32"/>
-          <w:szCs w:val="32"/>
-        </w:rPr>
-        <w:t>cSpell.words</w:t>
-      </w:r>
-      <w:proofErr w:type="spellEnd"/>
-      <w:r>
-        <w:rPr>
-          <w:sz w:val="32"/>
-          <w:szCs w:val="32"/>
-        </w:rPr>
-        <w:t xml:space="preserve"> tells the spell checker not to flag like we know this word. Don’t complain about it (Project level dictionary)</w:t>
-      </w:r>
-    </w:p>
-    <w:p>
-      <w:pPr>
-        <w:jc w:val="both"/>
-        <w:rPr>
-          <w:sz w:val="32"/>
-          <w:szCs w:val="32"/>
-        </w:rPr>
-      </w:pPr>
-      <w:r>
-        <w:rPr>
-          <w:sz w:val="32"/>
-          <w:szCs w:val="32"/>
-        </w:rPr>
-        <w:t xml:space="preserve"># </w:t>
-      </w:r>
-      <w:proofErr w:type="spellStart"/>
-      <w:proofErr w:type="gramStart"/>
-      <w:r>
-        <w:rPr>
-          <w:b/>
-          <w:bCs/>
-          <w:sz w:val="32"/>
-          <w:szCs w:val="32"/>
-        </w:rPr>
-        <w:t>java.configuration</w:t>
-      </w:r>
-      <w:proofErr w:type="gramEnd"/>
-      <w:r>
-        <w:rPr>
-          <w:b/>
-          <w:bCs/>
-          <w:sz w:val="32"/>
-          <w:szCs w:val="32"/>
-        </w:rPr>
-        <w:t>.updateBuildConfiguration</w:t>
-      </w:r>
-      <w:proofErr w:type="spellEnd"/>
-      <w:r>
-        <w:rPr>
+        <w:t xml:space="preserve">    └── build.gradle.kts</w:t>
+      </w:r>
+    </w:p>
+    <w:p>
+      <w:pPr>
+        <w:jc w:val="both"/>
+        <w:rPr>
+          <w:rFonts w:ascii="Carlito" w:hAnsi="Carlito" w:cs="Carlito"/>
+          <w:sz w:val="32"/>
+          <w:szCs w:val="32"/>
+        </w:rPr>
+      </w:pPr>
+      <w:r>
+        <w:rPr>
+          <w:rFonts w:ascii="Carlito" w:hAnsi="Carlito" w:cs="Carlito"/>
+          <w:sz w:val="32"/>
+          <w:szCs w:val="32"/>
+        </w:rPr>
+        <w:t>#</w:t>
+      </w:r>
+      <w:r>
+        <w:rPr>
+          <w:rFonts w:ascii="Carlito" w:hAnsi="Carlito" w:cs="Carlito"/>
           <w:sz w:val="32"/>
           <w:szCs w:val="32"/>
         </w:rPr>
@@ -2513,13 +2598,15 @@
       </w:r>
       <w:r>
         <w:rPr>
-          <w:sz w:val="32"/>
-          <w:szCs w:val="32"/>
-        </w:rPr>
-        <w:t>controls what VS Code does when it detects that our Gradle configuration has changed.</w:t>
-      </w:r>
-      <w:r>
-        <w:rPr>
+          <w:rFonts w:ascii="Carlito" w:hAnsi="Carlito" w:cs="Carlito"/>
+          <w:sz w:val="32"/>
+          <w:szCs w:val="32"/>
+        </w:rPr>
+        <w:t>VS Code essentially says</w:t>
+      </w:r>
+      <w:r>
+        <w:rPr>
+          <w:rFonts w:ascii="Carlito" w:hAnsi="Carlito" w:cs="Carlito"/>
           <w:sz w:val="32"/>
           <w:szCs w:val="32"/>
         </w:rPr>
@@ -2527,13 +2614,15 @@
       </w:r>
       <w:r>
         <w:rPr>
-          <w:sz w:val="32"/>
-          <w:szCs w:val="32"/>
-        </w:rPr>
-        <w:t>For example,</w:t>
-      </w:r>
-      <w:r>
-        <w:rPr>
+          <w:rFonts w:ascii="Carlito" w:hAnsi="Carlito" w:cs="Carlito"/>
+          <w:sz w:val="32"/>
+          <w:szCs w:val="32"/>
+        </w:rPr>
+        <w:t>"I detected a Gradle build configuration change. Ask the user before updating."</w:t>
+      </w:r>
+      <w:r>
+        <w:rPr>
+          <w:rFonts w:ascii="Carlito" w:hAnsi="Carlito" w:cs="Carlito"/>
           <w:sz w:val="32"/>
           <w:szCs w:val="32"/>
         </w:rPr>
@@ -2541,254 +2630,7 @@
       </w:r>
       <w:r>
         <w:rPr>
-          <w:sz w:val="32"/>
-          <w:szCs w:val="32"/>
-        </w:rPr>
-        <w:t xml:space="preserve">our </w:t>
-      </w:r>
-      <w:r>
-        <w:rPr>
-          <w:b/>
-          <w:bCs/>
-          <w:sz w:val="32"/>
-          <w:szCs w:val="32"/>
-        </w:rPr>
-        <w:t>Flutter</w:t>
-      </w:r>
-      <w:r>
-        <w:rPr>
-          <w:sz w:val="32"/>
-          <w:szCs w:val="32"/>
-        </w:rPr>
-        <w:t xml:space="preserve"> project has:</w:t>
-      </w:r>
-    </w:p>
-    <w:p>
-      <w:pPr>
-        <w:jc w:val="both"/>
-        <w:rPr>
-          <w:b/>
-          <w:bCs/>
-          <w:sz w:val="28"/>
-          <w:szCs w:val="28"/>
-        </w:rPr>
-      </w:pPr>
-      <w:r>
-        <w:rPr>
-          <w:b/>
-          <w:bCs/>
-          <w:sz w:val="28"/>
-          <w:szCs w:val="28"/>
-        </w:rPr>
-        <w:lastRenderedPageBreak/>
-        <w:t>android/</w:t>
-      </w:r>
-    </w:p>
-    <w:p>
-      <w:pPr>
-        <w:jc w:val="both"/>
-        <w:rPr>
-          <w:b/>
-          <w:bCs/>
-          <w:sz w:val="28"/>
-          <w:szCs w:val="28"/>
-        </w:rPr>
-      </w:pPr>
-      <w:r>
-        <w:rPr>
-          <w:rFonts w:ascii="Arial" w:hAnsi="Arial" w:cs="Arial"/>
-          <w:b/>
-          <w:bCs/>
-          <w:sz w:val="28"/>
-          <w:szCs w:val="28"/>
-        </w:rPr>
-        <w:t>├</w:t>
-      </w:r>
-      <w:r>
-        <w:rPr>
-          <w:rFonts w:ascii="Aptos" w:hAnsi="Aptos" w:cs="Aptos"/>
-          <w:b/>
-          <w:bCs/>
-          <w:sz w:val="28"/>
-          <w:szCs w:val="28"/>
-        </w:rPr>
-        <w:t>──</w:t>
-      </w:r>
-      <w:r>
-        <w:rPr>
-          <w:b/>
-          <w:bCs/>
-          <w:sz w:val="28"/>
-          <w:szCs w:val="28"/>
-        </w:rPr>
-        <w:t xml:space="preserve"> </w:t>
-      </w:r>
-      <w:proofErr w:type="spellStart"/>
-      <w:r>
-        <w:rPr>
-          <w:b/>
-          <w:bCs/>
-          <w:sz w:val="28"/>
-          <w:szCs w:val="28"/>
-        </w:rPr>
-        <w:t>build.gradle.kts</w:t>
-      </w:r>
-      <w:proofErr w:type="spellEnd"/>
-    </w:p>
-    <w:p>
-      <w:pPr>
-        <w:jc w:val="both"/>
-        <w:rPr>
-          <w:b/>
-          <w:bCs/>
-          <w:sz w:val="28"/>
-          <w:szCs w:val="28"/>
-        </w:rPr>
-      </w:pPr>
-      <w:r>
-        <w:rPr>
-          <w:rFonts w:ascii="Arial" w:hAnsi="Arial" w:cs="Arial"/>
-          <w:b/>
-          <w:bCs/>
-          <w:sz w:val="28"/>
-          <w:szCs w:val="28"/>
-        </w:rPr>
-        <w:t>├</w:t>
-      </w:r>
-      <w:r>
-        <w:rPr>
-          <w:rFonts w:ascii="Aptos" w:hAnsi="Aptos" w:cs="Aptos"/>
-          <w:b/>
-          <w:bCs/>
-          <w:sz w:val="28"/>
-          <w:szCs w:val="28"/>
-        </w:rPr>
-        <w:t>──</w:t>
-      </w:r>
-      <w:r>
-        <w:rPr>
-          <w:b/>
-          <w:bCs/>
-          <w:sz w:val="28"/>
-          <w:szCs w:val="28"/>
-        </w:rPr>
-        <w:t xml:space="preserve"> </w:t>
-      </w:r>
-      <w:proofErr w:type="spellStart"/>
-      <w:r>
-        <w:rPr>
-          <w:b/>
-          <w:bCs/>
-          <w:sz w:val="28"/>
-          <w:szCs w:val="28"/>
-        </w:rPr>
-        <w:t>settings.gradle.kts</w:t>
-      </w:r>
-      <w:proofErr w:type="spellEnd"/>
-    </w:p>
-    <w:p>
-      <w:pPr>
-        <w:jc w:val="both"/>
-        <w:rPr>
-          <w:b/>
-          <w:bCs/>
-          <w:sz w:val="28"/>
-          <w:szCs w:val="28"/>
-        </w:rPr>
-      </w:pPr>
-      <w:r>
-        <w:rPr>
-          <w:b/>
-          <w:bCs/>
-          <w:sz w:val="28"/>
-          <w:szCs w:val="28"/>
-        </w:rPr>
-        <w:t>└── app/</w:t>
-      </w:r>
-    </w:p>
-    <w:p>
-      <w:pPr>
-        <w:jc w:val="both"/>
-        <w:rPr>
-          <w:b/>
-          <w:bCs/>
-          <w:sz w:val="28"/>
-          <w:szCs w:val="28"/>
-        </w:rPr>
-      </w:pPr>
-      <w:r>
-        <w:rPr>
-          <w:b/>
-          <w:bCs/>
-          <w:sz w:val="28"/>
-          <w:szCs w:val="28"/>
-        </w:rPr>
-        <w:t xml:space="preserve">    └── </w:t>
-      </w:r>
-      <w:proofErr w:type="spellStart"/>
-      <w:r>
-        <w:rPr>
-          <w:b/>
-          <w:bCs/>
-          <w:sz w:val="28"/>
-          <w:szCs w:val="28"/>
-        </w:rPr>
-        <w:t>build.gradle.kts</w:t>
-      </w:r>
-      <w:proofErr w:type="spellEnd"/>
-    </w:p>
-    <w:p>
-      <w:pPr>
-        <w:jc w:val="both"/>
-        <w:rPr>
-          <w:sz w:val="32"/>
-          <w:szCs w:val="32"/>
-        </w:rPr>
-      </w:pPr>
-      <w:r>
-        <w:rPr>
-          <w:sz w:val="32"/>
-          <w:szCs w:val="32"/>
-        </w:rPr>
-        <w:t>#</w:t>
-      </w:r>
-      <w:r>
-        <w:rPr>
-          <w:sz w:val="32"/>
-          <w:szCs w:val="32"/>
-        </w:rPr>
-        <w:t xml:space="preserve"> </w:t>
-      </w:r>
-      <w:r>
-        <w:rPr>
-          <w:sz w:val="32"/>
-          <w:szCs w:val="32"/>
-        </w:rPr>
-        <w:t>VS Code essentially says</w:t>
-      </w:r>
-      <w:r>
-        <w:rPr>
-          <w:sz w:val="32"/>
-          <w:szCs w:val="32"/>
-        </w:rPr>
-        <w:t xml:space="preserve"> </w:t>
-      </w:r>
-      <w:r>
-        <w:rPr>
-          <w:sz w:val="32"/>
-          <w:szCs w:val="32"/>
-        </w:rPr>
-        <w:t>"I detected a Gradle build configuration change. Ask the user before updating."</w:t>
-      </w:r>
-      <w:r>
-        <w:rPr>
-          <w:sz w:val="32"/>
-          <w:szCs w:val="32"/>
-        </w:rPr>
-        <w:t xml:space="preserve"> </w:t>
-      </w:r>
-      <w:r>
-        <w:rPr>
+          <w:rFonts w:ascii="Carlito" w:hAnsi="Carlito" w:cs="Carlito"/>
           <w:sz w:val="32"/>
           <w:szCs w:val="32"/>
         </w:rPr>
@@ -2804,12 +2646,14 @@
         </w:numPr>
         <w:jc w:val="both"/>
         <w:rPr>
-          <w:sz w:val="32"/>
-          <w:szCs w:val="32"/>
-        </w:rPr>
-      </w:pPr>
-      <w:r>
-        <w:rPr>
+          <w:rFonts w:ascii="Carlito" w:hAnsi="Carlito" w:cs="Carlito"/>
+          <w:sz w:val="32"/>
+          <w:szCs w:val="32"/>
+        </w:rPr>
+      </w:pPr>
+      <w:r>
+        <w:rPr>
+          <w:rFonts w:ascii="Carlito" w:hAnsi="Carlito" w:cs="Carlito"/>
           <w:b/>
           <w:bCs/>
           <w:sz w:val="32"/>
@@ -2819,6 +2663,7 @@
       </w:r>
       <w:r>
         <w:rPr>
+          <w:rFonts w:ascii="Carlito" w:hAnsi="Carlito" w:cs="Carlito"/>
           <w:b/>
           <w:bCs/>
           <w:sz w:val="32"/>
@@ -2828,6 +2673,7 @@
       </w:r>
       <w:r>
         <w:rPr>
+          <w:rFonts w:ascii="Carlito" w:hAnsi="Carlito" w:cs="Carlito"/>
           <w:b/>
           <w:bCs/>
           <w:sz w:val="32"/>
@@ -2837,16 +2683,21 @@
       </w:r>
       <w:r>
         <w:rPr>
+          <w:rFonts w:ascii="Carlito" w:hAnsi="Carlito" w:cs="Carlito"/>
           <w:sz w:val="32"/>
           <w:szCs w:val="32"/>
         </w:rPr>
         <w:t xml:space="preserve"> </w:t>
       </w:r>
       <w:r>
+        <w:rPr>
+          <w:rFonts w:ascii="Carlito" w:hAnsi="Carlito" w:cs="Carlito"/>
+        </w:rPr>
         <w:sym w:font="Wingdings" w:char="F0E0"/>
       </w:r>
       <w:r>
         <w:rPr>
+          <w:rFonts w:ascii="Carlito" w:hAnsi="Carlito" w:cs="Carlito"/>
           <w:sz w:val="32"/>
           <w:szCs w:val="32"/>
         </w:rPr>
@@ -2862,12 +2713,14 @@
         </w:numPr>
         <w:jc w:val="both"/>
         <w:rPr>
-          <w:sz w:val="32"/>
-          <w:szCs w:val="32"/>
-        </w:rPr>
-      </w:pPr>
-      <w:r>
-        <w:rPr>
+          <w:rFonts w:ascii="Carlito" w:hAnsi="Carlito" w:cs="Carlito"/>
+          <w:sz w:val="32"/>
+          <w:szCs w:val="32"/>
+        </w:rPr>
+      </w:pPr>
+      <w:r>
+        <w:rPr>
+          <w:rFonts w:ascii="Carlito" w:hAnsi="Carlito" w:cs="Carlito"/>
           <w:b/>
           <w:bCs/>
           <w:sz w:val="32"/>
@@ -2877,6 +2730,7 @@
       </w:r>
       <w:r>
         <w:rPr>
+          <w:rFonts w:ascii="Carlito" w:hAnsi="Carlito" w:cs="Carlito"/>
           <w:b/>
           <w:bCs/>
           <w:sz w:val="32"/>
@@ -2886,6 +2740,7 @@
       </w:r>
       <w:r>
         <w:rPr>
+          <w:rFonts w:ascii="Carlito" w:hAnsi="Carlito" w:cs="Carlito"/>
           <w:b/>
           <w:bCs/>
           <w:sz w:val="32"/>
@@ -2894,10 +2749,14 @@
         <w:t xml:space="preserve">" </w:t>
       </w:r>
       <w:r>
+        <w:rPr>
+          <w:rFonts w:ascii="Carlito" w:hAnsi="Carlito" w:cs="Carlito"/>
+        </w:rPr>
         <w:sym w:font="Wingdings" w:char="F0E0"/>
       </w:r>
       <w:r>
         <w:rPr>
+          <w:rFonts w:ascii="Carlito" w:hAnsi="Carlito" w:cs="Carlito"/>
           <w:sz w:val="32"/>
           <w:szCs w:val="32"/>
         </w:rPr>
@@ -2913,12 +2772,14 @@
         </w:numPr>
         <w:jc w:val="both"/>
         <w:rPr>
-          <w:sz w:val="32"/>
-          <w:szCs w:val="32"/>
-        </w:rPr>
-      </w:pPr>
-      <w:r>
-        <w:rPr>
+          <w:rFonts w:ascii="Carlito" w:hAnsi="Carlito" w:cs="Carlito"/>
+          <w:sz w:val="32"/>
+          <w:szCs w:val="32"/>
+        </w:rPr>
+      </w:pPr>
+      <w:r>
+        <w:rPr>
+          <w:rFonts w:ascii="Carlito" w:hAnsi="Carlito" w:cs="Carlito"/>
           <w:b/>
           <w:bCs/>
           <w:sz w:val="32"/>
@@ -2928,6 +2789,7 @@
       </w:r>
       <w:r>
         <w:rPr>
+          <w:rFonts w:ascii="Carlito" w:hAnsi="Carlito" w:cs="Carlito"/>
           <w:b/>
           <w:bCs/>
           <w:sz w:val="32"/>
@@ -2937,6 +2799,7 @@
       </w:r>
       <w:r>
         <w:rPr>
+          <w:rFonts w:ascii="Carlito" w:hAnsi="Carlito" w:cs="Carlito"/>
           <w:b/>
           <w:bCs/>
           <w:sz w:val="32"/>
@@ -2946,16 +2809,21 @@
       </w:r>
       <w:r>
         <w:rPr>
+          <w:rFonts w:ascii="Carlito" w:hAnsi="Carlito" w:cs="Carlito"/>
           <w:sz w:val="32"/>
           <w:szCs w:val="32"/>
         </w:rPr>
         <w:t xml:space="preserve"> </w:t>
       </w:r>
       <w:r>
+        <w:rPr>
+          <w:rFonts w:ascii="Carlito" w:hAnsi="Carlito" w:cs="Carlito"/>
+        </w:rPr>
         <w:sym w:font="Wingdings" w:char="F0E0"/>
       </w:r>
       <w:r>
         <w:rPr>
+          <w:rFonts w:ascii="Carlito" w:hAnsi="Carlito" w:cs="Carlito"/>
           <w:sz w:val="32"/>
           <w:szCs w:val="32"/>
         </w:rPr>
@@ -2966,21 +2834,24 @@
       <w:pPr>
         <w:jc w:val="both"/>
         <w:rPr>
-          <w:sz w:val="32"/>
-          <w:szCs w:val="32"/>
-        </w:rPr>
-      </w:pPr>
-    </w:p>
-    <w:p>
-      <w:pPr>
-        <w:jc w:val="both"/>
-        <w:rPr>
-          <w:sz w:val="32"/>
-          <w:szCs w:val="32"/>
-        </w:rPr>
-      </w:pPr>
-      <w:r>
-        <w:rPr>
+          <w:rFonts w:ascii="Carlito" w:hAnsi="Carlito" w:cs="Carlito"/>
+          <w:sz w:val="32"/>
+          <w:szCs w:val="32"/>
+        </w:rPr>
+      </w:pPr>
+    </w:p>
+    <w:p>
+      <w:pPr>
+        <w:jc w:val="both"/>
+        <w:rPr>
+          <w:rFonts w:ascii="Carlito" w:hAnsi="Carlito" w:cs="Carlito"/>
+          <w:sz w:val="32"/>
+          <w:szCs w:val="32"/>
+        </w:rPr>
+      </w:pPr>
+      <w:r>
+        <w:rPr>
+          <w:rFonts w:ascii="Carlito" w:hAnsi="Carlito" w:cs="Carlito"/>
           <w:sz w:val="32"/>
           <w:szCs w:val="32"/>
         </w:rPr>
@@ -2991,21 +2862,22 @@
       <w:pPr>
         <w:jc w:val="both"/>
         <w:rPr>
-          <w:sz w:val="32"/>
-          <w:szCs w:val="32"/>
-        </w:rPr>
-      </w:pPr>
-      <w:r>
-        <w:rPr>
+          <w:rFonts w:ascii="Carlito" w:hAnsi="Carlito" w:cs="Carlito"/>
+          <w:sz w:val="32"/>
+          <w:szCs w:val="32"/>
+        </w:rPr>
+      </w:pPr>
+      <w:r>
+        <w:rPr>
+          <w:rFonts w:ascii="Carlito" w:hAnsi="Carlito" w:cs="Carlito"/>
           <w:sz w:val="32"/>
           <w:szCs w:val="32"/>
         </w:rPr>
         <w:t xml:space="preserve"># It shows custom lines for better clarity of the Widget tree in Flutter. To enable this in project level just add it in </w:t>
       </w:r>
-      <w:proofErr w:type="spellStart"/>
-      <w:proofErr w:type="gramStart"/>
-      <w:r>
-        <w:rPr>
+      <w:r>
+        <w:rPr>
+          <w:rFonts w:ascii="Carlito" w:hAnsi="Carlito" w:cs="Carlito"/>
           <w:b/>
           <w:bCs/>
           <w:sz w:val="32"/>
@@ -3013,13 +2885,12 @@
         </w:rPr>
         <w:t>settings.json</w:t>
       </w:r>
-      <w:proofErr w:type="spellEnd"/>
-      <w:proofErr w:type="gramEnd"/>
-    </w:p>
-    <w:p>
-      <w:pPr>
-        <w:jc w:val="both"/>
-        <w:rPr>
+    </w:p>
+    <w:p>
+      <w:pPr>
+        <w:jc w:val="both"/>
+        <w:rPr>
+          <w:rFonts w:ascii="Carlito" w:hAnsi="Carlito" w:cs="Carlito"/>
           <w:b/>
           <w:bCs/>
           <w:color w:val="D86DCB" w:themeColor="accent5" w:themeTint="99"/>
@@ -3029,6 +2900,7 @@
       </w:pPr>
       <w:r>
         <w:rPr>
+          <w:rFonts w:ascii="Carlito" w:hAnsi="Carlito" w:cs="Carlito"/>
           <w:b/>
           <w:bCs/>
           <w:color w:val="D86DCB" w:themeColor="accent5" w:themeTint="99"/>
@@ -3042,6 +2914,7 @@
       <w:pPr>
         <w:jc w:val="both"/>
         <w:rPr>
+          <w:rFonts w:ascii="Carlito" w:hAnsi="Carlito" w:cs="Carlito"/>
           <w:b/>
           <w:bCs/>
           <w:color w:val="D86DCB" w:themeColor="accent5" w:themeTint="99"/>
@@ -3051,80 +2924,127 @@
       </w:pPr>
       <w:r>
         <w:rPr>
+          <w:rFonts w:ascii="Calibri" w:hAnsi="Calibri" w:cs="Calibri"/>
           <w:b/>
           <w:bCs/>
           <w:color w:val="D86DCB" w:themeColor="accent5" w:themeTint="99"/>
           <w:sz w:val="32"/>
           <w:szCs w:val="32"/>
         </w:rPr>
-        <w:t>    …</w:t>
-      </w:r>
-    </w:p>
-    <w:p>
-      <w:pPr>
-        <w:jc w:val="both"/>
-        <w:rPr>
+        <w:t> </w:t>
+      </w:r>
+      <w:r>
+        <w:rPr>
+          <w:rFonts w:ascii="Carlito" w:hAnsi="Carlito" w:cs="Carlito"/>
           <w:b/>
           <w:bCs/>
           <w:color w:val="D86DCB" w:themeColor="accent5" w:themeTint="99"/>
           <w:sz w:val="32"/>
           <w:szCs w:val="32"/>
         </w:rPr>
-      </w:pPr>
-      <w:r>
-        <w:rPr>
+        <w:t xml:space="preserve"> </w:t>
+      </w:r>
+      <w:r>
+        <w:rPr>
+          <w:rFonts w:ascii="Calibri" w:hAnsi="Calibri" w:cs="Calibri"/>
           <w:b/>
           <w:bCs/>
           <w:color w:val="D86DCB" w:themeColor="accent5" w:themeTint="99"/>
           <w:sz w:val="32"/>
           <w:szCs w:val="32"/>
         </w:rPr>
-        <w:t>    "</w:t>
-      </w:r>
-      <w:proofErr w:type="spellStart"/>
-      <w:proofErr w:type="gramStart"/>
-      <w:r>
-        <w:rPr>
+        <w:t> </w:t>
+      </w:r>
+      <w:r>
+        <w:rPr>
+          <w:rFonts w:ascii="Carlito" w:hAnsi="Carlito" w:cs="Carlito"/>
           <w:b/>
           <w:bCs/>
           <w:color w:val="D86DCB" w:themeColor="accent5" w:themeTint="99"/>
           <w:sz w:val="32"/>
           <w:szCs w:val="32"/>
         </w:rPr>
-        <w:t>dart.previewFlutterUiGuides</w:t>
-      </w:r>
-      <w:proofErr w:type="spellEnd"/>
-      <w:proofErr w:type="gramEnd"/>
-      <w:r>
-        <w:rPr>
+        <w:t xml:space="preserve"> …</w:t>
+      </w:r>
+    </w:p>
+    <w:p>
+      <w:pPr>
+        <w:jc w:val="both"/>
+        <w:rPr>
+          <w:rFonts w:ascii="Carlito" w:hAnsi="Carlito" w:cs="Carlito"/>
           <w:b/>
           <w:bCs/>
           <w:color w:val="D86DCB" w:themeColor="accent5" w:themeTint="99"/>
           <w:sz w:val="32"/>
           <w:szCs w:val="32"/>
         </w:rPr>
-        <w:t>": true,</w:t>
-      </w:r>
-    </w:p>
-    <w:p>
-      <w:pPr>
-        <w:jc w:val="both"/>
-        <w:rPr>
+      </w:pPr>
+      <w:r>
+        <w:rPr>
+          <w:rFonts w:ascii="Calibri" w:hAnsi="Calibri" w:cs="Calibri"/>
           <w:b/>
           <w:bCs/>
           <w:color w:val="D86DCB" w:themeColor="accent5" w:themeTint="99"/>
           <w:sz w:val="32"/>
           <w:szCs w:val="32"/>
         </w:rPr>
-      </w:pPr>
-      <w:r>
-        <w:rPr>
+        <w:t> </w:t>
+      </w:r>
+      <w:r>
+        <w:rPr>
+          <w:rFonts w:ascii="Carlito" w:hAnsi="Carlito" w:cs="Carlito"/>
           <w:b/>
           <w:bCs/>
           <w:color w:val="D86DCB" w:themeColor="accent5" w:themeTint="99"/>
           <w:sz w:val="32"/>
           <w:szCs w:val="32"/>
         </w:rPr>
+        <w:t xml:space="preserve"> </w:t>
+      </w:r>
+      <w:r>
+        <w:rPr>
+          <w:rFonts w:ascii="Calibri" w:hAnsi="Calibri" w:cs="Calibri"/>
+          <w:b/>
+          <w:bCs/>
+          <w:color w:val="D86DCB" w:themeColor="accent5" w:themeTint="99"/>
+          <w:sz w:val="32"/>
+          <w:szCs w:val="32"/>
+        </w:rPr>
+        <w:t> </w:t>
+      </w:r>
+      <w:r>
+        <w:rPr>
+          <w:rFonts w:ascii="Carlito" w:hAnsi="Carlito" w:cs="Carlito"/>
+          <w:b/>
+          <w:bCs/>
+          <w:color w:val="D86DCB" w:themeColor="accent5" w:themeTint="99"/>
+          <w:sz w:val="32"/>
+          <w:szCs w:val="32"/>
+        </w:rPr>
+        <w:t xml:space="preserve"> "dart.previewFlutterUiGuides": true,</w:t>
+      </w:r>
+    </w:p>
+    <w:p>
+      <w:pPr>
+        <w:jc w:val="both"/>
+        <w:rPr>
+          <w:rFonts w:ascii="Carlito" w:hAnsi="Carlito" w:cs="Carlito"/>
+          <w:b/>
+          <w:bCs/>
+          <w:color w:val="D86DCB" w:themeColor="accent5" w:themeTint="99"/>
+          <w:sz w:val="32"/>
+          <w:szCs w:val="32"/>
+        </w:rPr>
+      </w:pPr>
+      <w:r>
+        <w:rPr>
+          <w:rFonts w:ascii="Carlito" w:hAnsi="Carlito" w:cs="Carlito"/>
+          <w:b/>
+          <w:bCs/>
+          <w:color w:val="D86DCB" w:themeColor="accent5" w:themeTint="99"/>
+          <w:sz w:val="32"/>
+          <w:szCs w:val="32"/>
+        </w:rPr>
         <w:t>}</w:t>
       </w:r>
     </w:p>
@@ -3132,12 +3052,14 @@
       <w:pPr>
         <w:jc w:val="both"/>
         <w:rPr>
-          <w:sz w:val="32"/>
-          <w:szCs w:val="32"/>
-        </w:rPr>
-      </w:pPr>
-      <w:r>
-        <w:rPr>
+          <w:rFonts w:ascii="Carlito" w:hAnsi="Carlito" w:cs="Carlito"/>
+          <w:sz w:val="32"/>
+          <w:szCs w:val="32"/>
+        </w:rPr>
+      </w:pPr>
+      <w:r>
+        <w:rPr>
+          <w:rFonts w:ascii="Carlito" w:hAnsi="Carlito" w:cs="Carlito"/>
           <w:sz w:val="32"/>
           <w:szCs w:val="32"/>
         </w:rPr>
@@ -3145,6 +3067,7 @@
       </w:r>
       <w:r>
         <w:rPr>
+          <w:rFonts w:ascii="Carlito" w:hAnsi="Carlito" w:cs="Carlito"/>
           <w:sz w:val="32"/>
           <w:szCs w:val="32"/>
         </w:rPr>
@@ -3152,6 +3075,7 @@
       </w:r>
       <w:r>
         <w:rPr>
+          <w:rFonts w:ascii="Carlito" w:hAnsi="Carlito" w:cs="Carlito"/>
           <w:sz w:val="32"/>
           <w:szCs w:val="32"/>
         </w:rPr>
@@ -3159,6 +3083,7 @@
       </w:r>
       <w:r>
         <w:rPr>
+          <w:rFonts w:ascii="Carlito" w:hAnsi="Carlito" w:cs="Carlito"/>
           <w:sz w:val="32"/>
           <w:szCs w:val="32"/>
         </w:rPr>
@@ -3166,6 +3091,7 @@
       </w:r>
       <w:r>
         <w:rPr>
+          <w:rFonts w:ascii="Carlito" w:hAnsi="Carlito" w:cs="Carlito"/>
           <w:sz w:val="32"/>
           <w:szCs w:val="32"/>
         </w:rPr>
@@ -3176,67 +3102,51 @@
       <w:pPr>
         <w:jc w:val="both"/>
         <w:rPr>
-          <w:sz w:val="32"/>
-          <w:szCs w:val="32"/>
-        </w:rPr>
-      </w:pPr>
-    </w:p>
-    <w:p>
-      <w:pPr>
-        <w:jc w:val="both"/>
-        <w:rPr>
-          <w:sz w:val="32"/>
-          <w:szCs w:val="32"/>
-        </w:rPr>
-      </w:pPr>
-      <w:r>
-        <w:rPr>
-          <w:sz w:val="32"/>
-          <w:szCs w:val="32"/>
-        </w:rPr>
-        <w:t>User vs Workspace</w:t>
-      </w:r>
-      <w:r>
-        <w:rPr>
-          <w:sz w:val="32"/>
-          <w:szCs w:val="32"/>
-        </w:rPr>
-        <w:t xml:space="preserve"> Settings: </w:t>
-      </w:r>
-    </w:p>
-    <w:p>
-      <w:pPr>
-        <w:jc w:val="both"/>
-        <w:rPr>
-          <w:sz w:val="32"/>
-          <w:szCs w:val="32"/>
-        </w:rPr>
-      </w:pPr>
-      <w:r>
-        <w:rPr>
+          <w:rFonts w:ascii="Carlito" w:hAnsi="Carlito" w:cs="Carlito"/>
+          <w:sz w:val="32"/>
+          <w:szCs w:val="32"/>
+        </w:rPr>
+      </w:pPr>
+    </w:p>
+    <w:p>
+      <w:pPr>
+        <w:jc w:val="both"/>
+        <w:rPr>
+          <w:rFonts w:ascii="Carlito" w:hAnsi="Carlito" w:cs="Carlito"/>
+          <w:sz w:val="32"/>
+          <w:szCs w:val="32"/>
+        </w:rPr>
+      </w:pPr>
+      <w:r>
+        <w:rPr>
+          <w:rFonts w:ascii="Carlito" w:hAnsi="Carlito" w:cs="Carlito"/>
           <w:sz w:val="32"/>
           <w:szCs w:val="32"/>
         </w:rPr>
         <w:lastRenderedPageBreak/>
-        <w:t xml:space="preserve"># </w:t>
-      </w:r>
-      <w:r>
-        <w:rPr>
-          <w:sz w:val="32"/>
-          <w:szCs w:val="32"/>
-        </w:rPr>
-        <w:t>Global User Settings</w:t>
-      </w:r>
-      <w:r>
-        <w:rPr>
-          <w:sz w:val="32"/>
-          <w:szCs w:val="32"/>
-        </w:rPr>
-        <w:t xml:space="preserve"> or workspace (applicable to all projects) and User settings (applicable for only that user). And project level settings (</w:t>
-      </w:r>
-      <w:proofErr w:type="spellStart"/>
-      <w:r>
-        <w:rPr>
+        <w:t xml:space="preserve">User vs Workspace Settings: </w:t>
+      </w:r>
+    </w:p>
+    <w:p>
+      <w:pPr>
+        <w:jc w:val="both"/>
+        <w:rPr>
+          <w:rFonts w:ascii="Carlito" w:hAnsi="Carlito" w:cs="Carlito"/>
+          <w:sz w:val="32"/>
+          <w:szCs w:val="32"/>
+        </w:rPr>
+      </w:pPr>
+      <w:r>
+        <w:rPr>
+          <w:rFonts w:ascii="Carlito" w:hAnsi="Carlito" w:cs="Carlito"/>
+          <w:sz w:val="32"/>
+          <w:szCs w:val="32"/>
+        </w:rPr>
+        <w:t># Global User Settings or workspace (applicable to all projects) and User settings (applicable for only that user). And project level settings (</w:t>
+      </w:r>
+      <w:r>
+        <w:rPr>
+          <w:rFonts w:ascii="Carlito" w:hAnsi="Carlito" w:cs="Carlito"/>
           <w:b/>
           <w:bCs/>
           <w:sz w:val="32"/>
@@ -3244,17 +3154,794 @@
         </w:rPr>
         <w:t>settings.json</w:t>
       </w:r>
-      <w:proofErr w:type="spellEnd"/>
-      <w:r>
-        <w:rPr>
-          <w:sz w:val="32"/>
-          <w:szCs w:val="32"/>
-        </w:rPr>
-        <w:t xml:space="preserve"> file </w:t>
-      </w:r>
-      <w:proofErr w:type="gramStart"/>
-      <w:r>
-        <w:rPr>
+      <w:r>
+        <w:rPr>
+          <w:rFonts w:ascii="Carlito" w:hAnsi="Carlito" w:cs="Carlito"/>
+          <w:sz w:val="32"/>
+          <w:szCs w:val="32"/>
+        </w:rPr>
+        <w:t xml:space="preserve"> file in </w:t>
+      </w:r>
+      <w:r>
+        <w:rPr>
+          <w:rFonts w:ascii="Carlito" w:hAnsi="Carlito" w:cs="Carlito"/>
+          <w:b/>
+          <w:bCs/>
+          <w:sz w:val="32"/>
+          <w:szCs w:val="32"/>
+        </w:rPr>
+        <w:t>.vscode</w:t>
+      </w:r>
+      <w:r>
+        <w:rPr>
+          <w:rFonts w:ascii="Carlito" w:hAnsi="Carlito" w:cs="Carlito"/>
+          <w:sz w:val="32"/>
+          <w:szCs w:val="32"/>
+        </w:rPr>
+        <w:t>)</w:t>
+      </w:r>
+    </w:p>
+    <w:p>
+      <w:pPr>
+        <w:jc w:val="both"/>
+        <w:rPr>
+          <w:rFonts w:ascii="Carlito" w:hAnsi="Carlito" w:cs="Carlito"/>
+          <w:sz w:val="32"/>
+          <w:szCs w:val="32"/>
+        </w:rPr>
+      </w:pPr>
+    </w:p>
+    <w:p>
+      <w:pPr>
+        <w:jc w:val="center"/>
+        <w:rPr>
+          <w:rFonts w:ascii="Carlito" w:hAnsi="Carlito" w:cs="Carlito"/>
+          <w:sz w:val="32"/>
+          <w:szCs w:val="32"/>
+        </w:rPr>
+      </w:pPr>
+      <w:r>
+        <w:rPr>
+          <w:rFonts w:ascii="Carlito" w:hAnsi="Carlito" w:cs="Carlito"/>
+          <w:sz w:val="32"/>
+          <w:szCs w:val="32"/>
+        </w:rPr>
+        <w:t>Break</w:t>
+      </w:r>
+    </w:p>
+    <w:p>
+      <w:pPr>
+        <w:jc w:val="both"/>
+        <w:rPr>
+          <w:rFonts w:ascii="Carlito" w:hAnsi="Carlito" w:cs="Carlito"/>
+          <w:sz w:val="32"/>
+          <w:szCs w:val="32"/>
+        </w:rPr>
+      </w:pPr>
+    </w:p>
+    <w:p>
+      <w:pPr>
+        <w:jc w:val="both"/>
+        <w:rPr>
+          <w:rFonts w:ascii="Carlito" w:hAnsi="Carlito" w:cs="Carlito"/>
+          <w:sz w:val="32"/>
+          <w:szCs w:val="32"/>
+        </w:rPr>
+      </w:pPr>
+    </w:p>
+    <w:p>
+      <w:pPr>
+        <w:jc w:val="both"/>
+        <w:rPr>
+          <w:rFonts w:ascii="Carlito" w:hAnsi="Carlito" w:cs="Carlito"/>
+          <w:b/>
+          <w:bCs/>
+          <w:sz w:val="32"/>
+          <w:szCs w:val="32"/>
+        </w:rPr>
+      </w:pPr>
+      <w:r>
+        <w:rPr>
+          <w:rFonts w:ascii="Carlito" w:hAnsi="Carlito" w:cs="Carlito"/>
+          <w:b/>
+          <w:bCs/>
+          <w:sz w:val="32"/>
+          <w:szCs w:val="32"/>
+        </w:rPr>
+        <w:t>Run Time Configurations in VS Code:</w:t>
+      </w:r>
+    </w:p>
+    <w:p>
+      <w:pPr>
+        <w:jc w:val="both"/>
+        <w:rPr>
+          <w:rFonts w:ascii="Carlito" w:hAnsi="Carlito" w:cs="Carlito"/>
+          <w:sz w:val="32"/>
+          <w:szCs w:val="32"/>
+        </w:rPr>
+      </w:pPr>
+      <w:r>
+        <w:rPr>
+          <w:rFonts w:ascii="Carlito" w:hAnsi="Carlito" w:cs="Carlito"/>
+          <w:sz w:val="32"/>
+          <w:szCs w:val="32"/>
+        </w:rPr>
+        <w:t xml:space="preserve"># Go to Run </w:t>
+      </w:r>
+      <w:r>
+        <w:rPr>
+          <w:rFonts w:ascii="Carlito" w:hAnsi="Carlito" w:cs="Carlito"/>
+          <w:sz w:val="32"/>
+          <w:szCs w:val="32"/>
+        </w:rPr>
+        <w:sym w:font="Wingdings" w:char="F0E0"/>
+      </w:r>
+      <w:r>
+        <w:rPr>
+          <w:rFonts w:ascii="Carlito" w:hAnsi="Carlito" w:cs="Carlito"/>
+          <w:sz w:val="32"/>
+          <w:szCs w:val="32"/>
+        </w:rPr>
+        <w:t xml:space="preserve"> Configurations and a</w:t>
+      </w:r>
+      <w:r>
+        <w:rPr>
+          <w:rFonts w:ascii="Carlito" w:hAnsi="Carlito" w:cs="Carlito"/>
+          <w:b/>
+          <w:bCs/>
+          <w:sz w:val="32"/>
+          <w:szCs w:val="32"/>
+        </w:rPr>
+        <w:t xml:space="preserve"> launch.json</w:t>
+      </w:r>
+      <w:r>
+        <w:rPr>
+          <w:rFonts w:ascii="Carlito" w:hAnsi="Carlito" w:cs="Carlito"/>
+          <w:sz w:val="32"/>
+          <w:szCs w:val="32"/>
+        </w:rPr>
+        <w:t xml:space="preserve"> file will be added in the </w:t>
+      </w:r>
+      <w:r>
+        <w:rPr>
+          <w:rFonts w:ascii="Carlito" w:hAnsi="Carlito" w:cs="Carlito"/>
+          <w:b/>
+          <w:bCs/>
+          <w:sz w:val="32"/>
+          <w:szCs w:val="32"/>
+        </w:rPr>
+        <w:t>.vscode/</w:t>
+      </w:r>
+      <w:r>
+        <w:rPr>
+          <w:rFonts w:ascii="Carlito" w:hAnsi="Carlito" w:cs="Carlito"/>
+          <w:sz w:val="32"/>
+          <w:szCs w:val="32"/>
+        </w:rPr>
+        <w:t xml:space="preserve"> directory.</w:t>
+      </w:r>
+    </w:p>
+    <w:p>
+      <w:pPr>
+        <w:jc w:val="both"/>
+        <w:rPr>
+          <w:rFonts w:ascii="Carlito" w:hAnsi="Carlito" w:cs="Carlito"/>
+          <w:sz w:val="32"/>
+          <w:szCs w:val="32"/>
+        </w:rPr>
+      </w:pPr>
+      <w:r>
+        <w:rPr>
+          <w:rFonts w:ascii="Carlito" w:hAnsi="Carlito" w:cs="Carlito"/>
+          <w:sz w:val="32"/>
+          <w:szCs w:val="32"/>
+        </w:rPr>
+        <w:t># Here we can specify the</w:t>
+      </w:r>
+      <w:r>
+        <w:rPr>
+          <w:rFonts w:ascii="Carlito" w:hAnsi="Carlito" w:cs="Carlito"/>
+          <w:b/>
+          <w:bCs/>
+          <w:sz w:val="32"/>
+          <w:szCs w:val="32"/>
+        </w:rPr>
+        <w:t xml:space="preserve"> --flavor</w:t>
+      </w:r>
+      <w:r>
+        <w:rPr>
+          <w:rFonts w:ascii="Carlito" w:hAnsi="Carlito" w:cs="Carlito"/>
+          <w:sz w:val="32"/>
+          <w:szCs w:val="32"/>
+        </w:rPr>
+        <w:t xml:space="preserve"> and </w:t>
+      </w:r>
+      <w:r>
+        <w:rPr>
+          <w:rFonts w:ascii="Carlito" w:hAnsi="Carlito" w:cs="Carlito"/>
+          <w:b/>
+          <w:bCs/>
+          <w:sz w:val="32"/>
+          <w:szCs w:val="32"/>
+        </w:rPr>
+        <w:t>--dart-define</w:t>
+      </w:r>
+      <w:r>
+        <w:rPr>
+          <w:rFonts w:ascii="Carlito" w:hAnsi="Carlito" w:cs="Carlito"/>
+          <w:sz w:val="32"/>
+          <w:szCs w:val="32"/>
+        </w:rPr>
+        <w:t xml:space="preserve"> using the Run Time Configuration just like Android Studio (instead of manually typing command in the terminal)</w:t>
+      </w:r>
+    </w:p>
+    <w:p>
+      <w:pPr>
+        <w:jc w:val="both"/>
+        <w:rPr>
+          <w:rFonts w:ascii="Carlito" w:hAnsi="Carlito" w:cs="Carlito"/>
+          <w:sz w:val="32"/>
+          <w:szCs w:val="32"/>
+        </w:rPr>
+      </w:pPr>
+      <w:r>
+        <w:rPr>
+          <w:rFonts w:ascii="Carlito" w:hAnsi="Carlito" w:cs="Carlito"/>
+          <w:sz w:val="32"/>
+          <w:szCs w:val="32"/>
+        </w:rPr>
+        <w:t xml:space="preserve"># Just add a new configuration in the </w:t>
+      </w:r>
+      <w:r>
+        <w:rPr>
+          <w:rFonts w:ascii="Carlito" w:hAnsi="Carlito" w:cs="Carlito"/>
+          <w:b/>
+          <w:bCs/>
+          <w:sz w:val="32"/>
+          <w:szCs w:val="32"/>
+        </w:rPr>
+        <w:t>"configurations": []</w:t>
+      </w:r>
+      <w:r>
+        <w:rPr>
+          <w:rFonts w:ascii="Carlito" w:hAnsi="Carlito" w:cs="Carlito"/>
+          <w:sz w:val="32"/>
+          <w:szCs w:val="32"/>
+        </w:rPr>
+        <w:t xml:space="preserve"> list block in</w:t>
+      </w:r>
+      <w:r>
+        <w:rPr>
+          <w:rFonts w:ascii="Carlito" w:hAnsi="Carlito" w:cs="Carlito"/>
+          <w:b/>
+          <w:bCs/>
+          <w:sz w:val="32"/>
+          <w:szCs w:val="32"/>
+        </w:rPr>
+        <w:t xml:space="preserve"> launch.json</w:t>
+      </w:r>
+      <w:r>
+        <w:rPr>
+          <w:rFonts w:ascii="Carlito" w:hAnsi="Carlito" w:cs="Carlito"/>
+          <w:sz w:val="32"/>
+          <w:szCs w:val="32"/>
+        </w:rPr>
+        <w:t xml:space="preserve"> file like below so VS code essentially does this command</w:t>
+      </w:r>
+      <w:r>
+        <w:rPr>
+          <w:rFonts w:ascii="Carlito" w:hAnsi="Carlito" w:cs="Carlito"/>
+          <w:b/>
+          <w:bCs/>
+          <w:sz w:val="32"/>
+          <w:szCs w:val="32"/>
+        </w:rPr>
+        <w:t xml:space="preserve"> flutter run --flavor staging --dart-define=API_URL=htt… </w:t>
+      </w:r>
+      <w:r>
+        <w:rPr>
+          <w:rFonts w:ascii="Carlito" w:hAnsi="Carlito" w:cs="Carlito"/>
+          <w:sz w:val="32"/>
+          <w:szCs w:val="32"/>
+        </w:rPr>
+        <w:t xml:space="preserve">when running </w:t>
+      </w:r>
+    </w:p>
+    <w:p>
+      <w:pPr>
+        <w:jc w:val="both"/>
+        <w:rPr>
+          <w:rFonts w:ascii="Carlito" w:hAnsi="Carlito" w:cs="Carlito"/>
+          <w:b/>
+          <w:bCs/>
+          <w:color w:val="D86DCB" w:themeColor="accent5" w:themeTint="99"/>
+          <w:sz w:val="32"/>
+          <w:szCs w:val="32"/>
+        </w:rPr>
+      </w:pPr>
+      <w:r>
+        <w:rPr>
+          <w:rFonts w:ascii="Carlito" w:hAnsi="Carlito" w:cs="Carlito"/>
+          <w:b/>
+          <w:bCs/>
+          <w:color w:val="D86DCB" w:themeColor="accent5" w:themeTint="99"/>
+          <w:sz w:val="32"/>
+          <w:szCs w:val="32"/>
+        </w:rPr>
+        <w:t>{</w:t>
+      </w:r>
+    </w:p>
+    <w:p>
+      <w:pPr>
+        <w:jc w:val="both"/>
+        <w:rPr>
+          <w:rFonts w:ascii="Carlito" w:hAnsi="Carlito" w:cs="Carlito"/>
+          <w:b/>
+          <w:bCs/>
+          <w:color w:val="D86DCB" w:themeColor="accent5" w:themeTint="99"/>
+          <w:sz w:val="32"/>
+          <w:szCs w:val="32"/>
+        </w:rPr>
+      </w:pPr>
+      <w:r>
+        <w:rPr>
+          <w:rFonts w:ascii="Carlito" w:hAnsi="Carlito" w:cs="Carlito"/>
+          <w:b/>
+          <w:bCs/>
+          <w:color w:val="D86DCB" w:themeColor="accent5" w:themeTint="99"/>
+          <w:sz w:val="32"/>
+          <w:szCs w:val="32"/>
+        </w:rPr>
+        <w:t xml:space="preserve">    "version": "0.2.0",</w:t>
+      </w:r>
+    </w:p>
+    <w:p>
+      <w:pPr>
+        <w:jc w:val="both"/>
+        <w:rPr>
+          <w:rFonts w:ascii="Carlito" w:hAnsi="Carlito" w:cs="Carlito"/>
+          <w:b/>
+          <w:bCs/>
+          <w:color w:val="D86DCB" w:themeColor="accent5" w:themeTint="99"/>
+          <w:sz w:val="32"/>
+          <w:szCs w:val="32"/>
+        </w:rPr>
+      </w:pPr>
+      <w:r>
+        <w:rPr>
+          <w:rFonts w:ascii="Carlito" w:hAnsi="Carlito" w:cs="Carlito"/>
+          <w:b/>
+          <w:bCs/>
+          <w:color w:val="D86DCB" w:themeColor="accent5" w:themeTint="99"/>
+          <w:sz w:val="32"/>
+          <w:szCs w:val="32"/>
+        </w:rPr>
+        <w:t xml:space="preserve">    "configurations": [</w:t>
+      </w:r>
+    </w:p>
+    <w:p>
+      <w:pPr>
+        <w:jc w:val="both"/>
+        <w:rPr>
+          <w:rFonts w:ascii="Carlito" w:hAnsi="Carlito" w:cs="Carlito"/>
+          <w:b/>
+          <w:bCs/>
+          <w:color w:val="D86DCB" w:themeColor="accent5" w:themeTint="99"/>
+          <w:sz w:val="32"/>
+          <w:szCs w:val="32"/>
+        </w:rPr>
+      </w:pPr>
+      <w:r>
+        <w:rPr>
+          <w:rFonts w:ascii="Carlito" w:hAnsi="Carlito" w:cs="Carlito"/>
+          <w:b/>
+          <w:bCs/>
+          <w:color w:val="D86DCB" w:themeColor="accent5" w:themeTint="99"/>
+          <w:sz w:val="32"/>
+          <w:szCs w:val="32"/>
+        </w:rPr>
+        <w:t xml:space="preserve">        {</w:t>
+      </w:r>
+    </w:p>
+    <w:p>
+      <w:pPr>
+        <w:jc w:val="both"/>
+        <w:rPr>
+          <w:rFonts w:ascii="Carlito" w:hAnsi="Carlito" w:cs="Carlito"/>
+          <w:b/>
+          <w:bCs/>
+          <w:color w:val="D86DCB" w:themeColor="accent5" w:themeTint="99"/>
+          <w:sz w:val="32"/>
+          <w:szCs w:val="32"/>
+        </w:rPr>
+      </w:pPr>
+      <w:r>
+        <w:rPr>
+          <w:rFonts w:ascii="Carlito" w:hAnsi="Carlito" w:cs="Carlito"/>
+          <w:b/>
+          <w:bCs/>
+          <w:color w:val="D86DCB" w:themeColor="accent5" w:themeTint="99"/>
+          <w:sz w:val="32"/>
+          <w:szCs w:val="32"/>
+        </w:rPr>
+        <w:t xml:space="preserve">            "name": "Staging",</w:t>
+      </w:r>
+    </w:p>
+    <w:p>
+      <w:pPr>
+        <w:jc w:val="both"/>
+        <w:rPr>
+          <w:rFonts w:ascii="Carlito" w:hAnsi="Carlito" w:cs="Carlito"/>
+          <w:b/>
+          <w:bCs/>
+          <w:color w:val="D86DCB" w:themeColor="accent5" w:themeTint="99"/>
+          <w:sz w:val="32"/>
+          <w:szCs w:val="32"/>
+        </w:rPr>
+      </w:pPr>
+      <w:r>
+        <w:rPr>
+          <w:rFonts w:ascii="Carlito" w:hAnsi="Carlito" w:cs="Carlito"/>
+          <w:b/>
+          <w:bCs/>
+          <w:color w:val="D86DCB" w:themeColor="accent5" w:themeTint="99"/>
+          <w:sz w:val="32"/>
+          <w:szCs w:val="32"/>
+        </w:rPr>
+        <w:t xml:space="preserve">            "request": "launch",</w:t>
+      </w:r>
+    </w:p>
+    <w:p>
+      <w:pPr>
+        <w:jc w:val="both"/>
+        <w:rPr>
+          <w:rFonts w:ascii="Carlito" w:hAnsi="Carlito" w:cs="Carlito"/>
+          <w:b/>
+          <w:bCs/>
+          <w:color w:val="D86DCB" w:themeColor="accent5" w:themeTint="99"/>
+          <w:sz w:val="32"/>
+          <w:szCs w:val="32"/>
+        </w:rPr>
+      </w:pPr>
+      <w:r>
+        <w:rPr>
+          <w:rFonts w:ascii="Carlito" w:hAnsi="Carlito" w:cs="Carlito"/>
+          <w:b/>
+          <w:bCs/>
+          <w:color w:val="D86DCB" w:themeColor="accent5" w:themeTint="99"/>
+          <w:sz w:val="32"/>
+          <w:szCs w:val="32"/>
+        </w:rPr>
+        <w:t xml:space="preserve">            "type": "dart",</w:t>
+      </w:r>
+    </w:p>
+    <w:p>
+      <w:pPr>
+        <w:jc w:val="both"/>
+        <w:rPr>
+          <w:rFonts w:ascii="Carlito" w:hAnsi="Carlito" w:cs="Carlito"/>
+          <w:b/>
+          <w:bCs/>
+          <w:color w:val="D86DCB" w:themeColor="accent5" w:themeTint="99"/>
+          <w:sz w:val="32"/>
+          <w:szCs w:val="32"/>
+        </w:rPr>
+      </w:pPr>
+      <w:r>
+        <w:rPr>
+          <w:rFonts w:ascii="Carlito" w:hAnsi="Carlito" w:cs="Carlito"/>
+          <w:b/>
+          <w:bCs/>
+          <w:color w:val="D86DCB" w:themeColor="accent5" w:themeTint="99"/>
+          <w:sz w:val="32"/>
+          <w:szCs w:val="32"/>
+        </w:rPr>
+        <w:lastRenderedPageBreak/>
+        <w:t xml:space="preserve">            "flutterMode": "debug",</w:t>
+      </w:r>
+    </w:p>
+    <w:p>
+      <w:pPr>
+        <w:jc w:val="both"/>
+        <w:rPr>
+          <w:rFonts w:ascii="Carlito" w:hAnsi="Carlito" w:cs="Carlito"/>
+          <w:b/>
+          <w:bCs/>
+          <w:color w:val="D86DCB" w:themeColor="accent5" w:themeTint="99"/>
+          <w:sz w:val="32"/>
+          <w:szCs w:val="32"/>
+        </w:rPr>
+      </w:pPr>
+      <w:r>
+        <w:rPr>
+          <w:rFonts w:ascii="Carlito" w:hAnsi="Carlito" w:cs="Carlito"/>
+          <w:b/>
+          <w:bCs/>
+          <w:color w:val="D86DCB" w:themeColor="accent5" w:themeTint="99"/>
+          <w:sz w:val="32"/>
+          <w:szCs w:val="32"/>
+        </w:rPr>
+        <w:t xml:space="preserve">            "args": [</w:t>
+      </w:r>
+    </w:p>
+    <w:p>
+      <w:pPr>
+        <w:jc w:val="both"/>
+        <w:rPr>
+          <w:rFonts w:ascii="Carlito" w:hAnsi="Carlito" w:cs="Carlito"/>
+          <w:b/>
+          <w:bCs/>
+          <w:color w:val="D86DCB" w:themeColor="accent5" w:themeTint="99"/>
+          <w:sz w:val="32"/>
+          <w:szCs w:val="32"/>
+        </w:rPr>
+      </w:pPr>
+      <w:r>
+        <w:rPr>
+          <w:rFonts w:ascii="Carlito" w:hAnsi="Carlito" w:cs="Carlito"/>
+          <w:b/>
+          <w:bCs/>
+          <w:color w:val="D86DCB" w:themeColor="accent5" w:themeTint="99"/>
+          <w:sz w:val="32"/>
+          <w:szCs w:val="32"/>
+        </w:rPr>
+        <w:t xml:space="preserve">                "--flavor",</w:t>
+      </w:r>
+    </w:p>
+    <w:p>
+      <w:pPr>
+        <w:jc w:val="both"/>
+        <w:rPr>
+          <w:rFonts w:ascii="Carlito" w:hAnsi="Carlito" w:cs="Carlito"/>
+          <w:b/>
+          <w:bCs/>
+          <w:color w:val="D86DCB" w:themeColor="accent5" w:themeTint="99"/>
+          <w:sz w:val="32"/>
+          <w:szCs w:val="32"/>
+        </w:rPr>
+      </w:pPr>
+      <w:r>
+        <w:rPr>
+          <w:rFonts w:ascii="Carlito" w:hAnsi="Carlito" w:cs="Carlito"/>
+          <w:b/>
+          <w:bCs/>
+          <w:color w:val="D86DCB" w:themeColor="accent5" w:themeTint="99"/>
+          <w:sz w:val="32"/>
+          <w:szCs w:val="32"/>
+        </w:rPr>
+        <w:t xml:space="preserve">                "staging",</w:t>
+      </w:r>
+    </w:p>
+    <w:p>
+      <w:pPr>
+        <w:jc w:val="both"/>
+        <w:rPr>
+          <w:rFonts w:ascii="Carlito" w:hAnsi="Carlito" w:cs="Carlito"/>
+          <w:b/>
+          <w:bCs/>
+          <w:color w:val="D86DCB" w:themeColor="accent5" w:themeTint="99"/>
+          <w:sz w:val="32"/>
+          <w:szCs w:val="32"/>
+        </w:rPr>
+      </w:pPr>
+      <w:r>
+        <w:rPr>
+          <w:rFonts w:ascii="Carlito" w:hAnsi="Carlito" w:cs="Carlito"/>
+          <w:b/>
+          <w:bCs/>
+          <w:color w:val="D86DCB" w:themeColor="accent5" w:themeTint="99"/>
+          <w:sz w:val="32"/>
+          <w:szCs w:val="32"/>
+        </w:rPr>
+        <w:t xml:space="preserve">                "--dart-define=API_URL=https://staging-api.example.com"</w:t>
+      </w:r>
+    </w:p>
+    <w:p>
+      <w:pPr>
+        <w:jc w:val="both"/>
+        <w:rPr>
+          <w:rFonts w:ascii="Carlito" w:hAnsi="Carlito" w:cs="Carlito"/>
+          <w:b/>
+          <w:bCs/>
+          <w:color w:val="D86DCB" w:themeColor="accent5" w:themeTint="99"/>
+          <w:sz w:val="32"/>
+          <w:szCs w:val="32"/>
+        </w:rPr>
+      </w:pPr>
+      <w:r>
+        <w:rPr>
+          <w:rFonts w:ascii="Carlito" w:hAnsi="Carlito" w:cs="Carlito"/>
+          <w:b/>
+          <w:bCs/>
+          <w:color w:val="D86DCB" w:themeColor="accent5" w:themeTint="99"/>
+          <w:sz w:val="32"/>
+          <w:szCs w:val="32"/>
+        </w:rPr>
+        <w:t xml:space="preserve">            ]</w:t>
+      </w:r>
+    </w:p>
+    <w:p>
+      <w:pPr>
+        <w:jc w:val="both"/>
+        <w:rPr>
+          <w:rFonts w:ascii="Carlito" w:hAnsi="Carlito" w:cs="Carlito"/>
+          <w:b/>
+          <w:bCs/>
+          <w:color w:val="D86DCB" w:themeColor="accent5" w:themeTint="99"/>
+          <w:sz w:val="32"/>
+          <w:szCs w:val="32"/>
+        </w:rPr>
+      </w:pPr>
+      <w:r>
+        <w:rPr>
+          <w:rFonts w:ascii="Carlito" w:hAnsi="Carlito" w:cs="Carlito"/>
+          <w:b/>
+          <w:bCs/>
+          <w:color w:val="D86DCB" w:themeColor="accent5" w:themeTint="99"/>
+          <w:sz w:val="32"/>
+          <w:szCs w:val="32"/>
+        </w:rPr>
+        <w:t xml:space="preserve">        }</w:t>
+      </w:r>
+    </w:p>
+    <w:p>
+      <w:pPr>
+        <w:jc w:val="both"/>
+        <w:rPr>
+          <w:rFonts w:ascii="Carlito" w:hAnsi="Carlito" w:cs="Carlito"/>
+          <w:b/>
+          <w:bCs/>
+          <w:color w:val="D86DCB" w:themeColor="accent5" w:themeTint="99"/>
+          <w:sz w:val="32"/>
+          <w:szCs w:val="32"/>
+        </w:rPr>
+      </w:pPr>
+      <w:r>
+        <w:rPr>
+          <w:rFonts w:ascii="Carlito" w:hAnsi="Carlito" w:cs="Carlito"/>
+          <w:b/>
+          <w:bCs/>
+          <w:color w:val="D86DCB" w:themeColor="accent5" w:themeTint="99"/>
+          <w:sz w:val="32"/>
+          <w:szCs w:val="32"/>
+        </w:rPr>
+        <w:t xml:space="preserve">    ]</w:t>
+      </w:r>
+    </w:p>
+    <w:p>
+      <w:pPr>
+        <w:jc w:val="both"/>
+        <w:rPr>
+          <w:rFonts w:ascii="Carlito" w:hAnsi="Carlito" w:cs="Carlito"/>
+          <w:b/>
+          <w:bCs/>
+          <w:color w:val="D86DCB" w:themeColor="accent5" w:themeTint="99"/>
+          <w:sz w:val="32"/>
+          <w:szCs w:val="32"/>
+        </w:rPr>
+      </w:pPr>
+      <w:r>
+        <w:rPr>
+          <w:rFonts w:ascii="Carlito" w:hAnsi="Carlito" w:cs="Carlito"/>
+          <w:b/>
+          <w:bCs/>
+          <w:color w:val="D86DCB" w:themeColor="accent5" w:themeTint="99"/>
+          <w:sz w:val="32"/>
+          <w:szCs w:val="32"/>
+        </w:rPr>
+        <w:t xml:space="preserve">    …</w:t>
+      </w:r>
+    </w:p>
+    <w:p>
+      <w:pPr>
+        <w:jc w:val="both"/>
+        <w:rPr>
+          <w:rFonts w:ascii="Carlito" w:hAnsi="Carlito" w:cs="Carlito"/>
+          <w:b/>
+          <w:bCs/>
+          <w:color w:val="D86DCB" w:themeColor="accent5" w:themeTint="99"/>
+          <w:sz w:val="32"/>
+          <w:szCs w:val="32"/>
+        </w:rPr>
+      </w:pPr>
+      <w:r>
+        <w:rPr>
+          <w:rFonts w:ascii="Carlito" w:hAnsi="Carlito" w:cs="Carlito"/>
+          <w:b/>
+          <w:bCs/>
+          <w:color w:val="D86DCB" w:themeColor="accent5" w:themeTint="99"/>
+          <w:sz w:val="32"/>
+          <w:szCs w:val="32"/>
+        </w:rPr>
+        <w:t>}</w:t>
+      </w:r>
+    </w:p>
+    <w:p>
+      <w:pPr>
+        <w:jc w:val="both"/>
+        <w:rPr>
+          <w:rFonts w:ascii="Carlito" w:hAnsi="Carlito" w:cs="Carlito"/>
+          <w:sz w:val="32"/>
+          <w:szCs w:val="32"/>
+        </w:rPr>
+      </w:pPr>
+      <w:r>
+        <w:rPr>
+          <w:rFonts w:ascii="Carlito" w:hAnsi="Carlito" w:cs="Carlito"/>
+          <w:sz w:val="32"/>
+          <w:szCs w:val="32"/>
+        </w:rPr>
+        <w:t xml:space="preserve"># Then just hit Ctrl + Shift + D or look at the left side and click on the </w:t>
+      </w:r>
+      <w:r>
+        <w:rPr>
+          <w:rFonts w:ascii="Carlito" w:hAnsi="Carlito" w:cs="Carlito"/>
+          <w:b/>
+          <w:bCs/>
+          <w:sz w:val="32"/>
+          <w:szCs w:val="32"/>
+        </w:rPr>
+        <w:t>Run and Debug</w:t>
+      </w:r>
+      <w:r>
+        <w:rPr>
+          <w:rFonts w:ascii="Carlito" w:hAnsi="Carlito" w:cs="Carlito"/>
+          <w:sz w:val="32"/>
+          <w:szCs w:val="32"/>
+        </w:rPr>
+        <w:t xml:space="preserve"> panel. Then by clicking on the drop down we can select the Run Time configuration we want to run (like</w:t>
+      </w:r>
+      <w:r>
+        <w:rPr>
+          <w:rFonts w:ascii="Carlito" w:hAnsi="Carlito" w:cs="Carlito"/>
+          <w:sz w:val="32"/>
+          <w:szCs w:val="32"/>
+        </w:rPr>
+        <w:t xml:space="preserve"> flavors, dart-define and also</w:t>
+      </w:r>
+      <w:r>
+        <w:rPr>
+          <w:rFonts w:ascii="Carlito" w:hAnsi="Carlito" w:cs="Carlito"/>
+          <w:sz w:val="32"/>
+          <w:szCs w:val="32"/>
+        </w:rPr>
+        <w:t xml:space="preserve"> Profile mode, </w:t>
+      </w:r>
+      <w:r>
+        <w:rPr>
+          <w:rFonts w:ascii="Carlito" w:hAnsi="Carlito" w:cs="Carlito"/>
+          <w:sz w:val="32"/>
+          <w:szCs w:val="32"/>
+        </w:rPr>
+        <w:t>R</w:t>
+      </w:r>
+      <w:r>
+        <w:rPr>
+          <w:rFonts w:ascii="Carlito" w:hAnsi="Carlito" w:cs="Carlito"/>
+          <w:sz w:val="32"/>
+          <w:szCs w:val="32"/>
+        </w:rPr>
+        <w:t>elease</w:t>
+      </w:r>
+      <w:r>
+        <w:rPr>
+          <w:rFonts w:ascii="Carlito" w:hAnsi="Carlito" w:cs="Carlito"/>
+          <w:sz w:val="32"/>
+          <w:szCs w:val="32"/>
+        </w:rPr>
+        <w:t>, Debug</w:t>
+      </w:r>
+      <w:r>
+        <w:rPr>
+          <w:rFonts w:ascii="Carlito" w:hAnsi="Carlito" w:cs="Carlito"/>
+          <w:sz w:val="32"/>
+          <w:szCs w:val="32"/>
+        </w:rPr>
+        <w:t xml:space="preserve"> mode </w:t>
+      </w:r>
+      <w:r>
+        <w:rPr>
+          <w:rFonts w:ascii="Carlito" w:hAnsi="Carlito" w:cs="Carlito"/>
           <w:sz w:val="32"/>
           <w:szCs w:val="32"/>
         </w:rPr>
@@ -3262,27 +3949,25 @@
       </w:r>
       <w:r>
         <w:rPr>
-          <w:b/>
-          <w:bCs/>
-          <w:sz w:val="32"/>
-          <w:szCs w:val="32"/>
-        </w:rPr>
-        <w:t>.</w:t>
-      </w:r>
-      <w:proofErr w:type="spellStart"/>
-      <w:r>
-        <w:rPr>
-          <w:b/>
-          <w:bCs/>
-          <w:sz w:val="32"/>
-          <w:szCs w:val="32"/>
-        </w:rPr>
-        <w:t>vscode</w:t>
-      </w:r>
-      <w:proofErr w:type="spellEnd"/>
-      <w:proofErr w:type="gramEnd"/>
-      <w:r>
-        <w:rPr>
+          <w:rFonts w:ascii="Carlito" w:hAnsi="Carlito" w:cs="Carlito"/>
+          <w:b/>
+          <w:bCs/>
+          <w:sz w:val="32"/>
+          <w:szCs w:val="32"/>
+        </w:rPr>
+        <w:t xml:space="preserve">flutterMode: </w:t>
+      </w:r>
+      <w:r>
+        <w:rPr>
+          <w:rFonts w:ascii="Carlito" w:hAnsi="Carlito" w:cs="Carlito"/>
+          <w:sz w:val="32"/>
+          <w:szCs w:val="32"/>
+        </w:rPr>
+        <w:t>for deployment and performance testing</w:t>
+      </w:r>
+      <w:r>
+        <w:rPr>
+          <w:rFonts w:ascii="Carlito" w:hAnsi="Carlito" w:cs="Carlito"/>
           <w:sz w:val="32"/>
           <w:szCs w:val="32"/>
         </w:rPr>
@@ -3293,6 +3978,130 @@
       <w:pPr>
         <w:jc w:val="both"/>
         <w:rPr>
+          <w:rFonts w:ascii="Carlito" w:hAnsi="Carlito" w:cs="Carlito"/>
+          <w:sz w:val="32"/>
+          <w:szCs w:val="32"/>
+        </w:rPr>
+      </w:pPr>
+      <w:r>
+        <w:rPr>
+          <w:rFonts w:ascii="Carlito" w:hAnsi="Carlito" w:cs="Carlito"/>
+          <w:sz w:val="32"/>
+          <w:szCs w:val="32"/>
+        </w:rPr>
+        <w:t>#</w:t>
+      </w:r>
+      <w:r>
+        <w:rPr>
+          <w:rFonts w:ascii="Carlito" w:hAnsi="Carlito" w:cs="Carlito"/>
+          <w:b/>
+          <w:bCs/>
+          <w:sz w:val="32"/>
+          <w:szCs w:val="32"/>
+        </w:rPr>
+        <w:t xml:space="preserve"> Run and Debug</w:t>
+      </w:r>
+      <w:r>
+        <w:rPr>
+          <w:rFonts w:ascii="Carlito" w:hAnsi="Carlito" w:cs="Carlito"/>
+          <w:sz w:val="32"/>
+          <w:szCs w:val="32"/>
+        </w:rPr>
+        <w:t xml:space="preserve"> panel also shows variables (compile time injected by </w:t>
+      </w:r>
+      <w:r>
+        <w:rPr>
+          <w:rFonts w:ascii="Carlito" w:hAnsi="Carlito" w:cs="Carlito"/>
+          <w:b/>
+          <w:bCs/>
+          <w:sz w:val="32"/>
+          <w:szCs w:val="32"/>
+        </w:rPr>
+        <w:t>--dart-define</w:t>
+      </w:r>
+      <w:r>
+        <w:rPr>
+          <w:rFonts w:ascii="Carlito" w:hAnsi="Carlito" w:cs="Carlito"/>
+          <w:sz w:val="32"/>
+          <w:szCs w:val="32"/>
+        </w:rPr>
+        <w:t>) and Call stack etc.</w:t>
+      </w:r>
+    </w:p>
+    <w:p>
+      <w:pPr>
+        <w:jc w:val="both"/>
+        <w:rPr>
+          <w:rFonts w:ascii="Carlito" w:hAnsi="Carlito" w:cs="Carlito"/>
+          <w:b/>
+          <w:bCs/>
+          <w:color w:val="D86DCB" w:themeColor="accent5" w:themeTint="99"/>
+          <w:sz w:val="32"/>
+          <w:szCs w:val="32"/>
+        </w:rPr>
+      </w:pPr>
+      <w:r>
+        <w:rPr>
+          <w:rFonts w:ascii="Carlito" w:hAnsi="Carlito" w:cs="Carlito"/>
+          <w:b/>
+          <w:bCs/>
+          <w:sz w:val="32"/>
+          <w:szCs w:val="32"/>
+        </w:rPr>
+        <w:t>NOTE:</w:t>
+      </w:r>
+      <w:r>
+        <w:rPr>
+          <w:rFonts w:ascii="Carlito" w:hAnsi="Carlito" w:cs="Carlito"/>
+          <w:sz w:val="32"/>
+          <w:szCs w:val="32"/>
+        </w:rPr>
+        <w:t xml:space="preserve"> For Anti-Gravity we need to add </w:t>
+      </w:r>
+      <w:r>
+        <w:rPr>
+          <w:rFonts w:ascii="Carlito" w:hAnsi="Carlito" w:cs="Carlito"/>
+          <w:b/>
+          <w:bCs/>
+          <w:sz w:val="32"/>
+          <w:szCs w:val="32"/>
+        </w:rPr>
+        <w:t>"cwd": "project_name",</w:t>
+      </w:r>
+    </w:p>
+    <w:p>
+      <w:pPr>
+        <w:jc w:val="both"/>
+        <w:rPr>
+          <w:rFonts w:ascii="Carlito" w:hAnsi="Carlito" w:cs="Carlito"/>
+          <w:sz w:val="32"/>
+          <w:szCs w:val="32"/>
+        </w:rPr>
+      </w:pPr>
+      <w:r>
+        <w:rPr>
+          <w:rFonts w:ascii="Carlito" w:hAnsi="Carlito" w:cs="Carlito"/>
+          <w:sz w:val="32"/>
+          <w:szCs w:val="32"/>
+        </w:rPr>
+        <w:t xml:space="preserve"> This after </w:t>
+      </w:r>
+      <w:r>
+        <w:rPr>
+          <w:rFonts w:ascii="Carlito" w:hAnsi="Carlito" w:cs="Carlito"/>
+          <w:b/>
+          <w:bCs/>
+          <w:sz w:val="32"/>
+          <w:szCs w:val="32"/>
+        </w:rPr>
+        <w:t>"name"</w:t>
+      </w:r>
+    </w:p>
+    <w:p>
+      <w:pPr>
+        <w:jc w:val="both"/>
+        <w:rPr>
+          <w:rFonts w:ascii="Carlito" w:hAnsi="Carlito" w:cs="Carlito"/>
           <w:sz w:val="32"/>
           <w:szCs w:val="32"/>
         </w:rPr>
@@ -3302,12 +4111,14 @@
       <w:pPr>
         <w:jc w:val="center"/>
         <w:rPr>
-          <w:sz w:val="32"/>
-          <w:szCs w:val="32"/>
-        </w:rPr>
-      </w:pPr>
-      <w:r>
-        <w:rPr>
+          <w:rFonts w:ascii="Carlito" w:hAnsi="Carlito" w:cs="Carlito"/>
+          <w:sz w:val="32"/>
+          <w:szCs w:val="32"/>
+        </w:rPr>
+      </w:pPr>
+      <w:r>
+        <w:rPr>
+          <w:rFonts w:ascii="Carlito" w:hAnsi="Carlito" w:cs="Carlito"/>
           <w:sz w:val="32"/>
           <w:szCs w:val="32"/>
         </w:rPr>
@@ -3318,1032 +4129,26 @@
       <w:pPr>
         <w:jc w:val="both"/>
         <w:rPr>
-          <w:sz w:val="32"/>
-          <w:szCs w:val="32"/>
-        </w:rPr>
-      </w:pPr>
-    </w:p>
-    <w:p>
-      <w:pPr>
-        <w:jc w:val="both"/>
-        <w:rPr>
-          <w:sz w:val="32"/>
-          <w:szCs w:val="32"/>
-        </w:rPr>
-      </w:pPr>
-    </w:p>
-    <w:p>
-      <w:pPr>
-        <w:jc w:val="both"/>
-        <w:rPr>
-          <w:b/>
-          <w:bCs/>
-          <w:sz w:val="32"/>
-          <w:szCs w:val="32"/>
-        </w:rPr>
-      </w:pPr>
-      <w:r>
-        <w:rPr>
-          <w:b/>
-          <w:bCs/>
-          <w:sz w:val="32"/>
-          <w:szCs w:val="32"/>
-        </w:rPr>
-        <w:t>Run Time Configurations in VS Code:</w:t>
-      </w:r>
-    </w:p>
-    <w:p>
-      <w:pPr>
-        <w:jc w:val="both"/>
-        <w:rPr>
-          <w:sz w:val="32"/>
-          <w:szCs w:val="32"/>
-        </w:rPr>
-      </w:pPr>
-      <w:r>
-        <w:rPr>
-          <w:sz w:val="32"/>
-          <w:szCs w:val="32"/>
-        </w:rPr>
-        <w:t xml:space="preserve"># Go to Run </w:t>
-      </w:r>
-      <w:r>
-        <w:rPr>
-          <w:sz w:val="32"/>
-          <w:szCs w:val="32"/>
-        </w:rPr>
-        <w:sym w:font="Wingdings" w:char="F0E0"/>
-      </w:r>
-      <w:r>
-        <w:rPr>
-          <w:sz w:val="32"/>
-          <w:szCs w:val="32"/>
-        </w:rPr>
-        <w:t xml:space="preserve"> Configurations and a</w:t>
-      </w:r>
-      <w:r>
-        <w:rPr>
-          <w:b/>
-          <w:bCs/>
-          <w:sz w:val="32"/>
-          <w:szCs w:val="32"/>
-        </w:rPr>
-        <w:t xml:space="preserve"> </w:t>
-      </w:r>
-      <w:proofErr w:type="spellStart"/>
-      <w:r>
-        <w:rPr>
-          <w:b/>
-          <w:bCs/>
-          <w:sz w:val="32"/>
-          <w:szCs w:val="32"/>
-        </w:rPr>
-        <w:t>launch.json</w:t>
-      </w:r>
-      <w:proofErr w:type="spellEnd"/>
-      <w:r>
-        <w:rPr>
-          <w:sz w:val="32"/>
-          <w:szCs w:val="32"/>
-        </w:rPr>
-        <w:t xml:space="preserve"> file will be added in </w:t>
-      </w:r>
-      <w:proofErr w:type="gramStart"/>
-      <w:r>
-        <w:rPr>
-          <w:sz w:val="32"/>
-          <w:szCs w:val="32"/>
-        </w:rPr>
-        <w:t xml:space="preserve">the </w:t>
-      </w:r>
-      <w:r>
-        <w:rPr>
-          <w:b/>
-          <w:bCs/>
-          <w:sz w:val="32"/>
-          <w:szCs w:val="32"/>
-        </w:rPr>
-        <w:t>.</w:t>
-      </w:r>
-      <w:proofErr w:type="spellStart"/>
-      <w:r>
-        <w:rPr>
-          <w:b/>
-          <w:bCs/>
-          <w:sz w:val="32"/>
-          <w:szCs w:val="32"/>
-        </w:rPr>
-        <w:t>vscode</w:t>
-      </w:r>
-      <w:proofErr w:type="spellEnd"/>
-      <w:proofErr w:type="gramEnd"/>
-      <w:r>
-        <w:rPr>
-          <w:b/>
-          <w:bCs/>
-          <w:sz w:val="32"/>
-          <w:szCs w:val="32"/>
-        </w:rPr>
-        <w:t>/</w:t>
-      </w:r>
-      <w:r>
-        <w:rPr>
-          <w:sz w:val="32"/>
-          <w:szCs w:val="32"/>
-        </w:rPr>
-        <w:t xml:space="preserve"> directory.</w:t>
-      </w:r>
-    </w:p>
-    <w:p>
-      <w:pPr>
-        <w:jc w:val="both"/>
-        <w:rPr>
-          <w:sz w:val="32"/>
-          <w:szCs w:val="32"/>
-        </w:rPr>
-      </w:pPr>
-      <w:r>
-        <w:rPr>
-          <w:sz w:val="32"/>
-          <w:szCs w:val="32"/>
-        </w:rPr>
-        <w:t># Here we can specify the</w:t>
-      </w:r>
-      <w:r>
-        <w:rPr>
-          <w:b/>
-          <w:bCs/>
-          <w:sz w:val="32"/>
-          <w:szCs w:val="32"/>
-        </w:rPr>
-        <w:t xml:space="preserve"> --flavor</w:t>
-      </w:r>
-      <w:r>
-        <w:rPr>
-          <w:sz w:val="32"/>
-          <w:szCs w:val="32"/>
-        </w:rPr>
-        <w:t xml:space="preserve"> and </w:t>
-      </w:r>
-      <w:r>
-        <w:rPr>
-          <w:b/>
-          <w:bCs/>
-          <w:sz w:val="32"/>
-          <w:szCs w:val="32"/>
-        </w:rPr>
-        <w:t>--dart-define</w:t>
-      </w:r>
-      <w:r>
-        <w:rPr>
-          <w:sz w:val="32"/>
-          <w:szCs w:val="32"/>
-        </w:rPr>
-        <w:t xml:space="preserve"> using the Run Time Configuration just like Android Studio (instead of manually typing command in the terminal)</w:t>
-      </w:r>
-    </w:p>
-    <w:p>
-      <w:pPr>
-        <w:jc w:val="both"/>
-        <w:rPr>
-          <w:sz w:val="32"/>
-          <w:szCs w:val="32"/>
-        </w:rPr>
-      </w:pPr>
-      <w:r>
-        <w:rPr>
-          <w:sz w:val="32"/>
-          <w:szCs w:val="32"/>
-        </w:rPr>
-        <w:t xml:space="preserve"># Just add a new configuration in the </w:t>
-      </w:r>
-      <w:r>
-        <w:rPr>
-          <w:b/>
-          <w:bCs/>
-          <w:sz w:val="32"/>
-          <w:szCs w:val="32"/>
-        </w:rPr>
-        <w:t>"configurations": []</w:t>
-      </w:r>
-      <w:r>
-        <w:rPr>
-          <w:sz w:val="32"/>
-          <w:szCs w:val="32"/>
-        </w:rPr>
-        <w:t xml:space="preserve"> list block in</w:t>
-      </w:r>
-      <w:r>
-        <w:rPr>
-          <w:b/>
-          <w:bCs/>
-          <w:sz w:val="32"/>
-          <w:szCs w:val="32"/>
-        </w:rPr>
-        <w:t xml:space="preserve"> </w:t>
-      </w:r>
-      <w:proofErr w:type="spellStart"/>
-      <w:r>
-        <w:rPr>
-          <w:b/>
-          <w:bCs/>
-          <w:sz w:val="32"/>
-          <w:szCs w:val="32"/>
-        </w:rPr>
-        <w:t>launch.json</w:t>
-      </w:r>
-      <w:proofErr w:type="spellEnd"/>
-      <w:r>
-        <w:rPr>
-          <w:sz w:val="32"/>
-          <w:szCs w:val="32"/>
-        </w:rPr>
-        <w:t xml:space="preserve"> file like below so VS code essentially does this command</w:t>
-      </w:r>
-      <w:r>
-        <w:rPr>
-          <w:b/>
-          <w:bCs/>
-          <w:sz w:val="32"/>
-          <w:szCs w:val="32"/>
-        </w:rPr>
-        <w:t xml:space="preserve"> flutter run --flavor staging --dart-define=API_URL=</w:t>
-      </w:r>
-      <w:proofErr w:type="spellStart"/>
-      <w:r>
-        <w:rPr>
-          <w:b/>
-          <w:bCs/>
-          <w:sz w:val="32"/>
-          <w:szCs w:val="32"/>
-        </w:rPr>
-        <w:t>htt</w:t>
-      </w:r>
-      <w:proofErr w:type="spellEnd"/>
-      <w:r>
-        <w:rPr>
-          <w:b/>
-          <w:bCs/>
-          <w:sz w:val="32"/>
-          <w:szCs w:val="32"/>
-        </w:rPr>
-        <w:t xml:space="preserve">… </w:t>
-      </w:r>
-      <w:r>
-        <w:rPr>
-          <w:sz w:val="32"/>
-          <w:szCs w:val="32"/>
-        </w:rPr>
-        <w:t xml:space="preserve">when running </w:t>
-      </w:r>
-    </w:p>
-    <w:p>
-      <w:pPr>
-        <w:jc w:val="both"/>
-        <w:rPr>
-          <w:b/>
-          <w:bCs/>
-          <w:color w:val="D86DCB" w:themeColor="accent5" w:themeTint="99"/>
-          <w:sz w:val="32"/>
-          <w:szCs w:val="32"/>
-        </w:rPr>
-      </w:pPr>
-      <w:r>
-        <w:rPr>
-          <w:b/>
-          <w:bCs/>
-          <w:color w:val="D86DCB" w:themeColor="accent5" w:themeTint="99"/>
-          <w:sz w:val="32"/>
-          <w:szCs w:val="32"/>
-        </w:rPr>
-        <w:t>{</w:t>
-      </w:r>
-    </w:p>
-    <w:p>
-      <w:pPr>
-        <w:jc w:val="both"/>
-        <w:rPr>
-          <w:b/>
-          <w:bCs/>
-          <w:color w:val="D86DCB" w:themeColor="accent5" w:themeTint="99"/>
-          <w:sz w:val="32"/>
-          <w:szCs w:val="32"/>
-        </w:rPr>
-      </w:pPr>
-      <w:r>
-        <w:rPr>
-          <w:b/>
-          <w:bCs/>
-          <w:color w:val="D86DCB" w:themeColor="accent5" w:themeTint="99"/>
-          <w:sz w:val="32"/>
-          <w:szCs w:val="32"/>
-        </w:rPr>
-        <w:t xml:space="preserve">    "version": "0.2.0",</w:t>
-      </w:r>
-    </w:p>
-    <w:p>
-      <w:pPr>
-        <w:jc w:val="both"/>
-        <w:rPr>
-          <w:b/>
-          <w:bCs/>
-          <w:color w:val="D86DCB" w:themeColor="accent5" w:themeTint="99"/>
-          <w:sz w:val="32"/>
-          <w:szCs w:val="32"/>
-        </w:rPr>
-      </w:pPr>
-      <w:r>
-        <w:rPr>
-          <w:b/>
-          <w:bCs/>
-          <w:color w:val="D86DCB" w:themeColor="accent5" w:themeTint="99"/>
-          <w:sz w:val="32"/>
-          <w:szCs w:val="32"/>
-        </w:rPr>
-        <w:t xml:space="preserve">    "configurations": [</w:t>
-      </w:r>
-    </w:p>
-    <w:p>
-      <w:pPr>
-        <w:jc w:val="both"/>
-        <w:rPr>
-          <w:b/>
-          <w:bCs/>
-          <w:color w:val="D86DCB" w:themeColor="accent5" w:themeTint="99"/>
-          <w:sz w:val="32"/>
-          <w:szCs w:val="32"/>
-        </w:rPr>
-      </w:pPr>
-      <w:r>
-        <w:rPr>
-          <w:b/>
-          <w:bCs/>
-          <w:color w:val="D86DCB" w:themeColor="accent5" w:themeTint="99"/>
-          <w:sz w:val="32"/>
-          <w:szCs w:val="32"/>
-        </w:rPr>
-        <w:t xml:space="preserve">        {</w:t>
-      </w:r>
-    </w:p>
-    <w:p>
-      <w:pPr>
-        <w:jc w:val="both"/>
-        <w:rPr>
-          <w:b/>
-          <w:bCs/>
-          <w:color w:val="D86DCB" w:themeColor="accent5" w:themeTint="99"/>
-          <w:sz w:val="32"/>
-          <w:szCs w:val="32"/>
-        </w:rPr>
-      </w:pPr>
-      <w:r>
-        <w:rPr>
-          <w:b/>
-          <w:bCs/>
-          <w:color w:val="D86DCB" w:themeColor="accent5" w:themeTint="99"/>
-          <w:sz w:val="32"/>
-          <w:szCs w:val="32"/>
-        </w:rPr>
-        <w:t xml:space="preserve">            "name": "Staging",</w:t>
-      </w:r>
-    </w:p>
-    <w:p>
-      <w:pPr>
-        <w:jc w:val="both"/>
-        <w:rPr>
-          <w:b/>
-          <w:bCs/>
-          <w:color w:val="D86DCB" w:themeColor="accent5" w:themeTint="99"/>
-          <w:sz w:val="32"/>
-          <w:szCs w:val="32"/>
-        </w:rPr>
-      </w:pPr>
-      <w:r>
-        <w:rPr>
-          <w:b/>
-          <w:bCs/>
-          <w:color w:val="D86DCB" w:themeColor="accent5" w:themeTint="99"/>
-          <w:sz w:val="32"/>
-          <w:szCs w:val="32"/>
-        </w:rPr>
-        <w:t xml:space="preserve">            "request": "launch",</w:t>
-      </w:r>
-    </w:p>
-    <w:p>
-      <w:pPr>
-        <w:jc w:val="both"/>
-        <w:rPr>
-          <w:b/>
-          <w:bCs/>
-          <w:color w:val="D86DCB" w:themeColor="accent5" w:themeTint="99"/>
-          <w:sz w:val="32"/>
-          <w:szCs w:val="32"/>
-        </w:rPr>
-      </w:pPr>
-      <w:r>
-        <w:rPr>
-          <w:b/>
-          <w:bCs/>
-          <w:color w:val="D86DCB" w:themeColor="accent5" w:themeTint="99"/>
-          <w:sz w:val="32"/>
-          <w:szCs w:val="32"/>
-        </w:rPr>
-        <w:t xml:space="preserve">            "type": "dart",</w:t>
-      </w:r>
-    </w:p>
-    <w:p>
-      <w:pPr>
-        <w:jc w:val="both"/>
-        <w:rPr>
-          <w:b/>
-          <w:bCs/>
-          <w:color w:val="D86DCB" w:themeColor="accent5" w:themeTint="99"/>
-          <w:sz w:val="32"/>
-          <w:szCs w:val="32"/>
-        </w:rPr>
-      </w:pPr>
-      <w:r>
-        <w:rPr>
-          <w:b/>
-          <w:bCs/>
-          <w:color w:val="D86DCB" w:themeColor="accent5" w:themeTint="99"/>
-          <w:sz w:val="32"/>
-          <w:szCs w:val="32"/>
-        </w:rPr>
-        <w:t xml:space="preserve">            "</w:t>
-      </w:r>
-      <w:proofErr w:type="spellStart"/>
-      <w:r>
-        <w:rPr>
-          <w:b/>
-          <w:bCs/>
-          <w:color w:val="D86DCB" w:themeColor="accent5" w:themeTint="99"/>
-          <w:sz w:val="32"/>
-          <w:szCs w:val="32"/>
-        </w:rPr>
-        <w:t>flutterMode</w:t>
-      </w:r>
-      <w:proofErr w:type="spellEnd"/>
-      <w:r>
-        <w:rPr>
-          <w:b/>
-          <w:bCs/>
-          <w:color w:val="D86DCB" w:themeColor="accent5" w:themeTint="99"/>
-          <w:sz w:val="32"/>
-          <w:szCs w:val="32"/>
-        </w:rPr>
-        <w:t>": "debug",</w:t>
-      </w:r>
-    </w:p>
-    <w:p>
-      <w:pPr>
-        <w:jc w:val="both"/>
-        <w:rPr>
-          <w:b/>
-          <w:bCs/>
-          <w:color w:val="D86DCB" w:themeColor="accent5" w:themeTint="99"/>
-          <w:sz w:val="32"/>
-          <w:szCs w:val="32"/>
-        </w:rPr>
-      </w:pPr>
-      <w:r>
-        <w:rPr>
-          <w:b/>
-          <w:bCs/>
-          <w:color w:val="D86DCB" w:themeColor="accent5" w:themeTint="99"/>
-          <w:sz w:val="32"/>
-          <w:szCs w:val="32"/>
-        </w:rPr>
-        <w:lastRenderedPageBreak/>
-        <w:t xml:space="preserve">            "</w:t>
-      </w:r>
-      <w:proofErr w:type="spellStart"/>
-      <w:r>
-        <w:rPr>
-          <w:b/>
-          <w:bCs/>
-          <w:color w:val="D86DCB" w:themeColor="accent5" w:themeTint="99"/>
-          <w:sz w:val="32"/>
-          <w:szCs w:val="32"/>
-        </w:rPr>
-        <w:t>args</w:t>
-      </w:r>
-      <w:proofErr w:type="spellEnd"/>
-      <w:r>
-        <w:rPr>
-          <w:b/>
-          <w:bCs/>
-          <w:color w:val="D86DCB" w:themeColor="accent5" w:themeTint="99"/>
-          <w:sz w:val="32"/>
-          <w:szCs w:val="32"/>
-        </w:rPr>
-        <w:t>": [</w:t>
-      </w:r>
-    </w:p>
-    <w:p>
-      <w:pPr>
-        <w:jc w:val="both"/>
-        <w:rPr>
-          <w:b/>
-          <w:bCs/>
-          <w:color w:val="D86DCB" w:themeColor="accent5" w:themeTint="99"/>
-          <w:sz w:val="32"/>
-          <w:szCs w:val="32"/>
-        </w:rPr>
-      </w:pPr>
-      <w:r>
-        <w:rPr>
-          <w:b/>
-          <w:bCs/>
-          <w:color w:val="D86DCB" w:themeColor="accent5" w:themeTint="99"/>
-          <w:sz w:val="32"/>
-          <w:szCs w:val="32"/>
-        </w:rPr>
-        <w:t xml:space="preserve">                "--flavor",</w:t>
-      </w:r>
-    </w:p>
-    <w:p>
-      <w:pPr>
-        <w:jc w:val="both"/>
-        <w:rPr>
-          <w:b/>
-          <w:bCs/>
-          <w:color w:val="D86DCB" w:themeColor="accent5" w:themeTint="99"/>
-          <w:sz w:val="32"/>
-          <w:szCs w:val="32"/>
-        </w:rPr>
-      </w:pPr>
-      <w:r>
-        <w:rPr>
-          <w:b/>
-          <w:bCs/>
-          <w:color w:val="D86DCB" w:themeColor="accent5" w:themeTint="99"/>
-          <w:sz w:val="32"/>
-          <w:szCs w:val="32"/>
-        </w:rPr>
-        <w:t xml:space="preserve">                "staging",</w:t>
-      </w:r>
-    </w:p>
-    <w:p>
-      <w:pPr>
-        <w:jc w:val="both"/>
-        <w:rPr>
-          <w:b/>
-          <w:bCs/>
-          <w:color w:val="D86DCB" w:themeColor="accent5" w:themeTint="99"/>
-          <w:sz w:val="32"/>
-          <w:szCs w:val="32"/>
-        </w:rPr>
-      </w:pPr>
-      <w:r>
-        <w:rPr>
-          <w:b/>
-          <w:bCs/>
-          <w:color w:val="D86DCB" w:themeColor="accent5" w:themeTint="99"/>
-          <w:sz w:val="32"/>
-          <w:szCs w:val="32"/>
-        </w:rPr>
-        <w:t xml:space="preserve">                "--dart-define=API_URL=https://staging-api.example.com"</w:t>
-      </w:r>
-    </w:p>
-    <w:p>
-      <w:pPr>
-        <w:jc w:val="both"/>
-        <w:rPr>
-          <w:b/>
-          <w:bCs/>
-          <w:color w:val="D86DCB" w:themeColor="accent5" w:themeTint="99"/>
-          <w:sz w:val="32"/>
-          <w:szCs w:val="32"/>
-        </w:rPr>
-      </w:pPr>
-      <w:r>
-        <w:rPr>
-          <w:b/>
-          <w:bCs/>
-          <w:color w:val="D86DCB" w:themeColor="accent5" w:themeTint="99"/>
-          <w:sz w:val="32"/>
-          <w:szCs w:val="32"/>
-        </w:rPr>
-        <w:t xml:space="preserve">            ]</w:t>
-      </w:r>
-    </w:p>
-    <w:p>
-      <w:pPr>
-        <w:jc w:val="both"/>
-        <w:rPr>
-          <w:b/>
-          <w:bCs/>
-          <w:color w:val="D86DCB" w:themeColor="accent5" w:themeTint="99"/>
-          <w:sz w:val="32"/>
-          <w:szCs w:val="32"/>
-        </w:rPr>
-      </w:pPr>
-      <w:r>
-        <w:rPr>
-          <w:b/>
-          <w:bCs/>
-          <w:color w:val="D86DCB" w:themeColor="accent5" w:themeTint="99"/>
-          <w:sz w:val="32"/>
-          <w:szCs w:val="32"/>
-        </w:rPr>
-        <w:t xml:space="preserve">        }</w:t>
-      </w:r>
-    </w:p>
-    <w:p>
-      <w:pPr>
-        <w:jc w:val="both"/>
-        <w:rPr>
-          <w:b/>
-          <w:bCs/>
-          <w:color w:val="D86DCB" w:themeColor="accent5" w:themeTint="99"/>
-          <w:sz w:val="32"/>
-          <w:szCs w:val="32"/>
-        </w:rPr>
-      </w:pPr>
-      <w:r>
-        <w:rPr>
-          <w:b/>
-          <w:bCs/>
-          <w:color w:val="D86DCB" w:themeColor="accent5" w:themeTint="99"/>
-          <w:sz w:val="32"/>
-          <w:szCs w:val="32"/>
-        </w:rPr>
-        <w:t xml:space="preserve">    ]</w:t>
-      </w:r>
-    </w:p>
-    <w:p>
-      <w:pPr>
-        <w:jc w:val="both"/>
-        <w:rPr>
-          <w:b/>
-          <w:bCs/>
-          <w:color w:val="D86DCB" w:themeColor="accent5" w:themeTint="99"/>
-          <w:sz w:val="32"/>
-          <w:szCs w:val="32"/>
-        </w:rPr>
-      </w:pPr>
-      <w:r>
-        <w:rPr>
-          <w:b/>
-          <w:bCs/>
-          <w:color w:val="D86DCB" w:themeColor="accent5" w:themeTint="99"/>
-          <w:sz w:val="32"/>
-          <w:szCs w:val="32"/>
-        </w:rPr>
-        <w:t xml:space="preserve">    </w:t>
-      </w:r>
-      <w:r>
-        <w:rPr>
-          <w:b/>
-          <w:bCs/>
-          <w:color w:val="D86DCB" w:themeColor="accent5" w:themeTint="99"/>
-          <w:sz w:val="32"/>
-          <w:szCs w:val="32"/>
-        </w:rPr>
-        <w:t>…</w:t>
-      </w:r>
-    </w:p>
-    <w:p>
-      <w:pPr>
-        <w:jc w:val="both"/>
-        <w:rPr>
-          <w:b/>
-          <w:bCs/>
-          <w:color w:val="D86DCB" w:themeColor="accent5" w:themeTint="99"/>
-          <w:sz w:val="32"/>
-          <w:szCs w:val="32"/>
-        </w:rPr>
-      </w:pPr>
-      <w:r>
-        <w:rPr>
-          <w:b/>
-          <w:bCs/>
-          <w:color w:val="D86DCB" w:themeColor="accent5" w:themeTint="99"/>
-          <w:sz w:val="32"/>
-          <w:szCs w:val="32"/>
-        </w:rPr>
-        <w:t>}</w:t>
-      </w:r>
-    </w:p>
-    <w:p>
-      <w:pPr>
-        <w:jc w:val="both"/>
-        <w:rPr>
-          <w:sz w:val="32"/>
-          <w:szCs w:val="32"/>
-        </w:rPr>
-      </w:pPr>
-      <w:r>
-        <w:rPr>
-          <w:sz w:val="32"/>
-          <w:szCs w:val="32"/>
-        </w:rPr>
-        <w:t xml:space="preserve"># Then just hit Ctrl + Shift + D or look at the left side and click on the </w:t>
-      </w:r>
-      <w:r>
-        <w:rPr>
-          <w:b/>
-          <w:bCs/>
-          <w:sz w:val="32"/>
-          <w:szCs w:val="32"/>
-        </w:rPr>
-        <w:t>Run and Debug</w:t>
-      </w:r>
-      <w:r>
-        <w:rPr>
-          <w:sz w:val="32"/>
-          <w:szCs w:val="32"/>
-        </w:rPr>
-        <w:t xml:space="preserve"> panel. Then by clicking on the drop down we can select the Run Time configuration we want to run (like</w:t>
-      </w:r>
-      <w:r>
-        <w:rPr>
-          <w:sz w:val="32"/>
-          <w:szCs w:val="32"/>
-        </w:rPr>
-        <w:t xml:space="preserve"> flavors, dart-define and also</w:t>
-      </w:r>
-      <w:r>
-        <w:rPr>
-          <w:sz w:val="32"/>
-          <w:szCs w:val="32"/>
-        </w:rPr>
-        <w:t xml:space="preserve"> Profile mode, </w:t>
-      </w:r>
-      <w:r>
-        <w:rPr>
-          <w:sz w:val="32"/>
-          <w:szCs w:val="32"/>
-        </w:rPr>
-        <w:t>R</w:t>
-      </w:r>
-      <w:r>
-        <w:rPr>
-          <w:sz w:val="32"/>
-          <w:szCs w:val="32"/>
-        </w:rPr>
-        <w:t>elease</w:t>
-      </w:r>
-      <w:r>
-        <w:rPr>
-          <w:sz w:val="32"/>
-          <w:szCs w:val="32"/>
-        </w:rPr>
-        <w:t>, Debug</w:t>
-      </w:r>
-      <w:r>
-        <w:rPr>
-          <w:sz w:val="32"/>
-          <w:szCs w:val="32"/>
-        </w:rPr>
-        <w:t xml:space="preserve"> mode </w:t>
-      </w:r>
-      <w:r>
-        <w:rPr>
-          <w:sz w:val="32"/>
-          <w:szCs w:val="32"/>
-        </w:rPr>
-        <w:t xml:space="preserve">in </w:t>
-      </w:r>
-      <w:proofErr w:type="spellStart"/>
-      <w:r>
-        <w:rPr>
-          <w:b/>
-          <w:bCs/>
-          <w:sz w:val="32"/>
-          <w:szCs w:val="32"/>
-        </w:rPr>
-        <w:t>flutterMode</w:t>
-      </w:r>
-      <w:proofErr w:type="spellEnd"/>
-      <w:r>
-        <w:rPr>
-          <w:b/>
-          <w:bCs/>
-          <w:sz w:val="32"/>
-          <w:szCs w:val="32"/>
-        </w:rPr>
-        <w:t xml:space="preserve">: </w:t>
-      </w:r>
-      <w:r>
-        <w:rPr>
-          <w:sz w:val="32"/>
-          <w:szCs w:val="32"/>
-        </w:rPr>
-        <w:t>for deployment and performance testing</w:t>
-      </w:r>
-      <w:r>
-        <w:rPr>
-          <w:sz w:val="32"/>
-          <w:szCs w:val="32"/>
-        </w:rPr>
-        <w:t>)</w:t>
-      </w:r>
-    </w:p>
-    <w:p>
-      <w:pPr>
-        <w:jc w:val="both"/>
-        <w:rPr>
-          <w:sz w:val="32"/>
-          <w:szCs w:val="32"/>
-        </w:rPr>
-      </w:pPr>
-      <w:r>
-        <w:rPr>
-          <w:sz w:val="32"/>
-          <w:szCs w:val="32"/>
-        </w:rPr>
-        <w:t>#</w:t>
-      </w:r>
-      <w:r>
-        <w:rPr>
-          <w:b/>
-          <w:bCs/>
-          <w:sz w:val="32"/>
-          <w:szCs w:val="32"/>
-        </w:rPr>
-        <w:t xml:space="preserve"> Run and Debug</w:t>
-      </w:r>
-      <w:r>
-        <w:rPr>
-          <w:sz w:val="32"/>
-          <w:szCs w:val="32"/>
-        </w:rPr>
-        <w:t xml:space="preserve"> panel also shows variables (compile time injected by </w:t>
-      </w:r>
-      <w:r>
-        <w:rPr>
-          <w:b/>
-          <w:bCs/>
-          <w:sz w:val="32"/>
-          <w:szCs w:val="32"/>
-        </w:rPr>
-        <w:t>--dart-define</w:t>
-      </w:r>
-      <w:r>
-        <w:rPr>
-          <w:sz w:val="32"/>
-          <w:szCs w:val="32"/>
-        </w:rPr>
-        <w:t>) and Call stack etc.</w:t>
-      </w:r>
-    </w:p>
-    <w:p>
-      <w:pPr>
-        <w:jc w:val="both"/>
-        <w:rPr>
-          <w:b/>
-          <w:bCs/>
-          <w:color w:val="D86DCB" w:themeColor="accent5" w:themeTint="99"/>
-          <w:sz w:val="32"/>
-          <w:szCs w:val="32"/>
-        </w:rPr>
-      </w:pPr>
-      <w:r>
-        <w:rPr>
-          <w:b/>
-          <w:bCs/>
-          <w:sz w:val="32"/>
-          <w:szCs w:val="32"/>
-        </w:rPr>
-        <w:t>NOTE:</w:t>
-      </w:r>
-      <w:r>
-        <w:rPr>
-          <w:sz w:val="32"/>
-          <w:szCs w:val="32"/>
-        </w:rPr>
-        <w:t xml:space="preserve"> </w:t>
-      </w:r>
-      <w:r>
-        <w:rPr>
-          <w:sz w:val="32"/>
-          <w:szCs w:val="32"/>
-        </w:rPr>
-        <w:t xml:space="preserve">For Anti-Gravity we need to add </w:t>
-      </w:r>
-      <w:r>
-        <w:rPr>
-          <w:b/>
-          <w:bCs/>
-          <w:sz w:val="32"/>
-          <w:szCs w:val="32"/>
-        </w:rPr>
-        <w:t>"</w:t>
-      </w:r>
-      <w:proofErr w:type="spellStart"/>
-      <w:r>
-        <w:rPr>
-          <w:b/>
-          <w:bCs/>
-          <w:sz w:val="32"/>
-          <w:szCs w:val="32"/>
-        </w:rPr>
-        <w:t>cwd</w:t>
-      </w:r>
-      <w:proofErr w:type="spellEnd"/>
-      <w:r>
-        <w:rPr>
-          <w:b/>
-          <w:bCs/>
-          <w:sz w:val="32"/>
-          <w:szCs w:val="32"/>
-        </w:rPr>
-        <w:t>": "</w:t>
-      </w:r>
-      <w:proofErr w:type="spellStart"/>
-      <w:r>
-        <w:rPr>
-          <w:b/>
-          <w:bCs/>
-          <w:sz w:val="32"/>
-          <w:szCs w:val="32"/>
-        </w:rPr>
-        <w:t>project_name</w:t>
-      </w:r>
-      <w:proofErr w:type="spellEnd"/>
-      <w:r>
-        <w:rPr>
-          <w:b/>
-          <w:bCs/>
-          <w:sz w:val="32"/>
-          <w:szCs w:val="32"/>
-        </w:rPr>
-        <w:t>",</w:t>
-      </w:r>
-    </w:p>
-    <w:p>
-      <w:pPr>
-        <w:jc w:val="both"/>
-        <w:rPr>
-          <w:sz w:val="32"/>
-          <w:szCs w:val="32"/>
-        </w:rPr>
-      </w:pPr>
-      <w:r>
-        <w:rPr>
-          <w:sz w:val="32"/>
-          <w:szCs w:val="32"/>
-        </w:rPr>
-        <w:t xml:space="preserve"> This after </w:t>
-      </w:r>
-      <w:r>
-        <w:rPr>
-          <w:b/>
-          <w:bCs/>
-          <w:sz w:val="32"/>
-          <w:szCs w:val="32"/>
-        </w:rPr>
-        <w:t>"name"</w:t>
-      </w:r>
-    </w:p>
-    <w:p>
-      <w:pPr>
-        <w:jc w:val="both"/>
-        <w:rPr>
-          <w:sz w:val="32"/>
-          <w:szCs w:val="32"/>
-        </w:rPr>
-      </w:pPr>
-    </w:p>
-    <w:p>
-      <w:pPr>
-        <w:jc w:val="center"/>
-        <w:rPr>
-          <w:sz w:val="32"/>
-          <w:szCs w:val="32"/>
-        </w:rPr>
-      </w:pPr>
-      <w:r>
-        <w:rPr>
-          <w:sz w:val="32"/>
-          <w:szCs w:val="32"/>
-        </w:rPr>
-        <w:t>Break</w:t>
-      </w:r>
-    </w:p>
-    <w:p>
-      <w:pPr>
-        <w:jc w:val="both"/>
-        <w:rPr>
-          <w:sz w:val="32"/>
-          <w:szCs w:val="32"/>
-        </w:rPr>
-      </w:pPr>
-    </w:p>
-    <w:p>
-      <w:pPr>
-        <w:jc w:val="both"/>
-        <w:rPr>
-          <w:b/>
-          <w:bCs/>
-          <w:sz w:val="32"/>
-          <w:szCs w:val="32"/>
-        </w:rPr>
-      </w:pPr>
-      <w:r>
-        <w:rPr>
+          <w:rFonts w:ascii="Carlito" w:hAnsi="Carlito" w:cs="Carlito"/>
+          <w:sz w:val="32"/>
+          <w:szCs w:val="32"/>
+        </w:rPr>
+      </w:pPr>
+    </w:p>
+    <w:p>
+      <w:pPr>
+        <w:jc w:val="both"/>
+        <w:rPr>
+          <w:rFonts w:ascii="Carlito" w:hAnsi="Carlito" w:cs="Carlito"/>
+          <w:b/>
+          <w:bCs/>
+          <w:sz w:val="32"/>
+          <w:szCs w:val="32"/>
+        </w:rPr>
+      </w:pPr>
+      <w:r>
+        <w:rPr>
+          <w:rFonts w:ascii="Carlito" w:hAnsi="Carlito" w:cs="Carlito"/>
           <w:b/>
           <w:bCs/>
           <w:sz w:val="32"/>
@@ -4356,12 +4161,14 @@
       <w:pPr>
         <w:jc w:val="both"/>
         <w:rPr>
-          <w:sz w:val="32"/>
-          <w:szCs w:val="32"/>
-        </w:rPr>
-      </w:pPr>
-      <w:r>
-        <w:rPr>
+          <w:rFonts w:ascii="Carlito" w:hAnsi="Carlito" w:cs="Carlito"/>
+          <w:sz w:val="32"/>
+          <w:szCs w:val="32"/>
+        </w:rPr>
+      </w:pPr>
+      <w:r>
+        <w:rPr>
+          <w:rFonts w:ascii="Carlito" w:hAnsi="Carlito" w:cs="Carlito"/>
           <w:sz w:val="32"/>
           <w:szCs w:val="32"/>
         </w:rPr>
@@ -4370,6 +4177,7 @@
       </w:r>
       <w:r>
         <w:rPr>
+          <w:rFonts w:ascii="Carlito" w:hAnsi="Carlito" w:cs="Carlito"/>
           <w:sz w:val="32"/>
           <w:szCs w:val="32"/>
         </w:rPr>
@@ -4377,6 +4185,7 @@
       </w:r>
       <w:r>
         <w:rPr>
+          <w:rFonts w:ascii="Carlito" w:hAnsi="Carlito" w:cs="Carlito"/>
           <w:sz w:val="32"/>
           <w:szCs w:val="32"/>
         </w:rPr>
@@ -4384,6 +4193,7 @@
       </w:r>
       <w:r>
         <w:rPr>
+          <w:rFonts w:ascii="Carlito" w:hAnsi="Carlito" w:cs="Carlito"/>
           <w:sz w:val="32"/>
           <w:szCs w:val="32"/>
         </w:rPr>
@@ -4391,14 +4201,15 @@
       </w:r>
       <w:r>
         <w:rPr>
+          <w:rFonts w:ascii="Carlito" w:hAnsi="Carlito" w:cs="Carlito"/>
           <w:sz w:val="32"/>
           <w:szCs w:val="32"/>
         </w:rPr>
         <w:t xml:space="preserve"> Select </w:t>
       </w:r>
-      <w:proofErr w:type="spellStart"/>
-      <w:r>
-        <w:rPr>
+      <w:r>
+        <w:rPr>
+          <w:rFonts w:ascii="Carlito" w:hAnsi="Carlito" w:cs="Carlito"/>
           <w:b/>
           <w:bCs/>
           <w:sz w:val="32"/>
@@ -4406,9 +4217,9 @@
         </w:rPr>
         <w:t>afterDelay</w:t>
       </w:r>
-      <w:proofErr w:type="spellEnd"/>
-      <w:r>
-        <w:rPr>
+      <w:r>
+        <w:rPr>
+          <w:rFonts w:ascii="Carlito" w:hAnsi="Carlito" w:cs="Carlito"/>
           <w:sz w:val="32"/>
           <w:szCs w:val="32"/>
         </w:rPr>
@@ -4419,12 +4230,14 @@
       <w:pPr>
         <w:jc w:val="both"/>
         <w:rPr>
-          <w:sz w:val="32"/>
-          <w:szCs w:val="32"/>
-        </w:rPr>
-      </w:pPr>
-      <w:r>
-        <w:rPr>
+          <w:rFonts w:ascii="Carlito" w:hAnsi="Carlito" w:cs="Carlito"/>
+          <w:sz w:val="32"/>
+          <w:szCs w:val="32"/>
+        </w:rPr>
+      </w:pPr>
+      <w:r>
+        <w:rPr>
+          <w:rFonts w:ascii="Carlito" w:hAnsi="Carlito" w:cs="Carlito"/>
           <w:sz w:val="32"/>
           <w:szCs w:val="32"/>
         </w:rPr>
@@ -4432,46 +4245,17 @@
       </w:r>
       <w:r>
         <w:rPr>
-          <w:b/>
-          <w:bCs/>
-          <w:sz w:val="32"/>
-          <w:szCs w:val="32"/>
-        </w:rPr>
-        <w:t>.</w:t>
-      </w:r>
-      <w:proofErr w:type="spellStart"/>
-      <w:r>
-        <w:rPr>
-          <w:b/>
-          <w:bCs/>
-          <w:sz w:val="32"/>
-          <w:szCs w:val="32"/>
-        </w:rPr>
-        <w:t>vscode</w:t>
-      </w:r>
-      <w:proofErr w:type="spellEnd"/>
-      <w:r>
-        <w:rPr>
-          <w:b/>
-          <w:bCs/>
-          <w:sz w:val="32"/>
-          <w:szCs w:val="32"/>
-        </w:rPr>
-        <w:t>/</w:t>
-      </w:r>
-      <w:proofErr w:type="spellStart"/>
-      <w:r>
-        <w:rPr>
-          <w:b/>
-          <w:bCs/>
-          <w:sz w:val="32"/>
-          <w:szCs w:val="32"/>
-        </w:rPr>
-        <w:t>settings.json</w:t>
-      </w:r>
-      <w:proofErr w:type="spellEnd"/>
-      <w:r>
-        <w:rPr>
+          <w:rFonts w:ascii="Carlito" w:hAnsi="Carlito" w:cs="Carlito"/>
+          <w:b/>
+          <w:bCs/>
+          <w:sz w:val="32"/>
+          <w:szCs w:val="32"/>
+        </w:rPr>
+        <w:t>.vscode/settings.json</w:t>
+      </w:r>
+      <w:r>
+        <w:rPr>
+          <w:rFonts w:ascii="Carlito" w:hAnsi="Carlito" w:cs="Carlito"/>
           <w:sz w:val="32"/>
           <w:szCs w:val="32"/>
         </w:rPr>
@@ -4482,6 +4266,7 @@
       <w:pPr>
         <w:jc w:val="both"/>
         <w:rPr>
+          <w:rFonts w:ascii="Carlito" w:hAnsi="Carlito" w:cs="Carlito"/>
           <w:b/>
           <w:bCs/>
           <w:color w:val="D86DCB" w:themeColor="accent5" w:themeTint="99"/>
@@ -4491,6 +4276,7 @@
       </w:pPr>
       <w:r>
         <w:rPr>
+          <w:rFonts w:ascii="Carlito" w:hAnsi="Carlito" w:cs="Carlito"/>
           <w:b/>
           <w:bCs/>
           <w:color w:val="D86DCB" w:themeColor="accent5" w:themeTint="99"/>
@@ -4504,6 +4290,7 @@
       <w:pPr>
         <w:jc w:val="both"/>
         <w:rPr>
+          <w:rFonts w:ascii="Carlito" w:hAnsi="Carlito" w:cs="Carlito"/>
           <w:b/>
           <w:bCs/>
           <w:color w:val="D86DCB" w:themeColor="accent5" w:themeTint="99"/>
@@ -4513,126 +4300,61 @@
       </w:pPr>
       <w:r>
         <w:rPr>
+          <w:rFonts w:ascii="Carlito" w:hAnsi="Carlito" w:cs="Carlito"/>
           <w:b/>
           <w:bCs/>
           <w:color w:val="D86DCB" w:themeColor="accent5" w:themeTint="99"/>
           <w:sz w:val="32"/>
           <w:szCs w:val="32"/>
         </w:rPr>
-        <w:t xml:space="preserve">    "</w:t>
-      </w:r>
-      <w:proofErr w:type="spellStart"/>
-      <w:proofErr w:type="gramStart"/>
-      <w:r>
-        <w:rPr>
+        <w:t xml:space="preserve">    "files.autoSave": "afterDelay",</w:t>
+      </w:r>
+    </w:p>
+    <w:p>
+      <w:pPr>
+        <w:jc w:val="both"/>
+        <w:rPr>
+          <w:rFonts w:ascii="Carlito" w:hAnsi="Carlito" w:cs="Carlito"/>
           <w:b/>
           <w:bCs/>
           <w:color w:val="D86DCB" w:themeColor="accent5" w:themeTint="99"/>
           <w:sz w:val="32"/>
           <w:szCs w:val="32"/>
         </w:rPr>
-        <w:t>files.autoSave</w:t>
-      </w:r>
-      <w:proofErr w:type="spellEnd"/>
-      <w:proofErr w:type="gramEnd"/>
-      <w:r>
-        <w:rPr>
+      </w:pPr>
+      <w:r>
+        <w:rPr>
+          <w:rFonts w:ascii="Carlito" w:hAnsi="Carlito" w:cs="Carlito"/>
           <w:b/>
           <w:bCs/>
           <w:color w:val="D86DCB" w:themeColor="accent5" w:themeTint="99"/>
           <w:sz w:val="32"/>
           <w:szCs w:val="32"/>
         </w:rPr>
-        <w:t>": "</w:t>
-      </w:r>
-      <w:proofErr w:type="spellStart"/>
-      <w:r>
-        <w:rPr>
+        <w:t xml:space="preserve">    "files.autoSaveDelay": 1000</w:t>
+      </w:r>
+    </w:p>
+    <w:p>
+      <w:pPr>
+        <w:jc w:val="both"/>
+        <w:rPr>
+          <w:rFonts w:ascii="Carlito" w:hAnsi="Carlito" w:cs="Carlito"/>
           <w:b/>
           <w:bCs/>
           <w:color w:val="D86DCB" w:themeColor="accent5" w:themeTint="99"/>
           <w:sz w:val="32"/>
           <w:szCs w:val="32"/>
         </w:rPr>
-        <w:t>afterDelay</w:t>
-      </w:r>
-      <w:proofErr w:type="spellEnd"/>
-      <w:r>
-        <w:rPr>
+      </w:pPr>
+      <w:r>
+        <w:rPr>
+          <w:rFonts w:ascii="Carlito" w:hAnsi="Carlito" w:cs="Carlito"/>
           <w:b/>
           <w:bCs/>
           <w:color w:val="D86DCB" w:themeColor="accent5" w:themeTint="99"/>
           <w:sz w:val="32"/>
           <w:szCs w:val="32"/>
         </w:rPr>
-        <w:t>",</w:t>
-      </w:r>
-    </w:p>
-    <w:p>
-      <w:pPr>
-        <w:jc w:val="both"/>
-        <w:rPr>
-          <w:b/>
-          <w:bCs/>
-          <w:color w:val="D86DCB" w:themeColor="accent5" w:themeTint="99"/>
-          <w:sz w:val="32"/>
-          <w:szCs w:val="32"/>
-        </w:rPr>
-      </w:pPr>
-      <w:r>
-        <w:rPr>
-          <w:b/>
-          <w:bCs/>
-          <w:color w:val="D86DCB" w:themeColor="accent5" w:themeTint="99"/>
-          <w:sz w:val="32"/>
-          <w:szCs w:val="32"/>
-        </w:rPr>
-        <w:t xml:space="preserve">    "</w:t>
-      </w:r>
-      <w:proofErr w:type="spellStart"/>
-      <w:proofErr w:type="gramStart"/>
-      <w:r>
-        <w:rPr>
-          <w:b/>
-          <w:bCs/>
-          <w:color w:val="D86DCB" w:themeColor="accent5" w:themeTint="99"/>
-          <w:sz w:val="32"/>
-          <w:szCs w:val="32"/>
-        </w:rPr>
-        <w:t>files.autoSaveDelay</w:t>
-      </w:r>
-      <w:proofErr w:type="spellEnd"/>
-      <w:proofErr w:type="gramEnd"/>
-      <w:r>
-        <w:rPr>
-          <w:b/>
-          <w:bCs/>
-          <w:color w:val="D86DCB" w:themeColor="accent5" w:themeTint="99"/>
-          <w:sz w:val="32"/>
-          <w:szCs w:val="32"/>
-        </w:rPr>
-        <w:t>": 1000</w:t>
-      </w:r>
-    </w:p>
-    <w:p>
-      <w:pPr>
-        <w:jc w:val="both"/>
-        <w:rPr>
-          <w:b/>
-          <w:bCs/>
-          <w:color w:val="D86DCB" w:themeColor="accent5" w:themeTint="99"/>
-          <w:sz w:val="32"/>
-          <w:szCs w:val="32"/>
-        </w:rPr>
-      </w:pPr>
-      <w:r>
-        <w:rPr>
-          <w:b/>
-          <w:bCs/>
-          <w:color w:val="D86DCB" w:themeColor="accent5" w:themeTint="99"/>
-          <w:sz w:val="32"/>
-          <w:szCs w:val="32"/>
-        </w:rPr>
         <w:t>}</w:t>
       </w:r>
     </w:p>
@@ -4640,12 +4362,14 @@
       <w:pPr>
         <w:jc w:val="both"/>
         <w:rPr>
-          <w:sz w:val="32"/>
-          <w:szCs w:val="32"/>
-        </w:rPr>
-      </w:pPr>
-      <w:r>
-        <w:rPr>
+          <w:rFonts w:ascii="Carlito" w:hAnsi="Carlito" w:cs="Carlito"/>
+          <w:sz w:val="32"/>
+          <w:szCs w:val="32"/>
+        </w:rPr>
+      </w:pPr>
+      <w:r>
+        <w:rPr>
+          <w:rFonts w:ascii="Carlito" w:hAnsi="Carlito" w:cs="Carlito"/>
           <w:sz w:val="32"/>
           <w:szCs w:val="32"/>
         </w:rPr>
@@ -4653,6 +4377,7 @@
       </w:r>
       <w:r>
         <w:rPr>
+          <w:rFonts w:ascii="Carlito" w:hAnsi="Carlito" w:cs="Carlito"/>
           <w:sz w:val="32"/>
           <w:szCs w:val="32"/>
         </w:rPr>
@@ -4660,6 +4385,7 @@
       </w:r>
       <w:r>
         <w:rPr>
+          <w:rFonts w:ascii="Carlito" w:hAnsi="Carlito" w:cs="Carlito"/>
           <w:sz w:val="32"/>
           <w:szCs w:val="32"/>
         </w:rPr>
@@ -4670,6 +4396,7 @@
       <w:pPr>
         <w:jc w:val="both"/>
         <w:rPr>
+          <w:rFonts w:ascii="Carlito" w:hAnsi="Carlito" w:cs="Carlito"/>
           <w:sz w:val="32"/>
           <w:szCs w:val="32"/>
         </w:rPr>
@@ -4679,12 +4406,14 @@
       <w:pPr>
         <w:jc w:val="center"/>
         <w:rPr>
-          <w:sz w:val="32"/>
-          <w:szCs w:val="32"/>
-        </w:rPr>
-      </w:pPr>
-      <w:r>
-        <w:rPr>
+          <w:rFonts w:ascii="Carlito" w:hAnsi="Carlito" w:cs="Carlito"/>
+          <w:sz w:val="32"/>
+          <w:szCs w:val="32"/>
+        </w:rPr>
+      </w:pPr>
+      <w:r>
+        <w:rPr>
+          <w:rFonts w:ascii="Carlito" w:hAnsi="Carlito" w:cs="Carlito"/>
           <w:sz w:val="32"/>
           <w:szCs w:val="32"/>
         </w:rPr>
@@ -4695,23 +4424,26 @@
       <w:pPr>
         <w:jc w:val="both"/>
         <w:rPr>
-          <w:sz w:val="32"/>
-          <w:szCs w:val="32"/>
-        </w:rPr>
-      </w:pPr>
-    </w:p>
-    <w:p>
-      <w:pPr>
-        <w:jc w:val="both"/>
-        <w:rPr>
-          <w:b/>
-          <w:bCs/>
-          <w:sz w:val="32"/>
-          <w:szCs w:val="32"/>
-        </w:rPr>
-      </w:pPr>
-      <w:r>
-        <w:rPr>
+          <w:rFonts w:ascii="Carlito" w:hAnsi="Carlito" w:cs="Carlito"/>
+          <w:sz w:val="32"/>
+          <w:szCs w:val="32"/>
+        </w:rPr>
+      </w:pPr>
+    </w:p>
+    <w:p>
+      <w:pPr>
+        <w:jc w:val="both"/>
+        <w:rPr>
+          <w:rFonts w:ascii="Carlito" w:hAnsi="Carlito" w:cs="Carlito"/>
+          <w:b/>
+          <w:bCs/>
+          <w:sz w:val="32"/>
+          <w:szCs w:val="32"/>
+        </w:rPr>
+      </w:pPr>
+      <w:r>
+        <w:rPr>
+          <w:rFonts w:ascii="Carlito" w:hAnsi="Carlito" w:cs="Carlito"/>
           <w:b/>
           <w:bCs/>
           <w:sz w:val="32"/>
@@ -4724,12 +4456,14 @@
       <w:pPr>
         <w:jc w:val="both"/>
         <w:rPr>
-          <w:sz w:val="32"/>
-          <w:szCs w:val="32"/>
-        </w:rPr>
-      </w:pPr>
-      <w:r>
-        <w:rPr>
+          <w:rFonts w:ascii="Carlito" w:hAnsi="Carlito" w:cs="Carlito"/>
+          <w:sz w:val="32"/>
+          <w:szCs w:val="32"/>
+        </w:rPr>
+      </w:pPr>
+      <w:r>
+        <w:rPr>
+          <w:rFonts w:ascii="Carlito" w:hAnsi="Carlito" w:cs="Carlito"/>
           <w:sz w:val="32"/>
           <w:szCs w:val="32"/>
         </w:rPr>
@@ -4737,6 +4471,7 @@
       </w:r>
       <w:r>
         <w:rPr>
+          <w:rFonts w:ascii="Carlito" w:hAnsi="Carlito" w:cs="Carlito"/>
           <w:sz w:val="32"/>
           <w:szCs w:val="32"/>
         </w:rPr>
@@ -4747,20 +4482,22 @@
       <w:pPr>
         <w:jc w:val="both"/>
         <w:rPr>
-          <w:sz w:val="32"/>
-          <w:szCs w:val="32"/>
-        </w:rPr>
-      </w:pPr>
-      <w:r>
-        <w:rPr>
+          <w:rFonts w:ascii="Carlito" w:hAnsi="Carlito" w:cs="Carlito"/>
+          <w:sz w:val="32"/>
+          <w:szCs w:val="32"/>
+        </w:rPr>
+      </w:pPr>
+      <w:r>
+        <w:rPr>
+          <w:rFonts w:ascii="Carlito" w:hAnsi="Carlito" w:cs="Carlito"/>
           <w:sz w:val="32"/>
           <w:szCs w:val="32"/>
         </w:rPr>
         <w:t xml:space="preserve"># Use </w:t>
       </w:r>
-      <w:proofErr w:type="spellStart"/>
-      <w:r>
-        <w:rPr>
+      <w:r>
+        <w:rPr>
+          <w:rFonts w:ascii="Carlito" w:hAnsi="Carlito" w:cs="Carlito"/>
           <w:b/>
           <w:bCs/>
           <w:sz w:val="32"/>
@@ -4768,77 +4505,41 @@
         </w:rPr>
         <w:t>scrcpy</w:t>
       </w:r>
-      <w:proofErr w:type="spellEnd"/>
-      <w:r>
-        <w:rPr>
-          <w:sz w:val="32"/>
-          <w:szCs w:val="32"/>
-        </w:rPr>
-        <w:t xml:space="preserve"> (Screen Copy) CLI application for this. </w:t>
-      </w:r>
-      <w:r>
-        <w:rPr>
-          <w:sz w:val="32"/>
-          <w:szCs w:val="32"/>
-        </w:rPr>
-        <w:t>It does not require root access or</w:t>
-      </w:r>
-      <w:r>
-        <w:rPr>
-          <w:sz w:val="32"/>
-          <w:szCs w:val="32"/>
-        </w:rPr>
-        <w:t xml:space="preserve"> installing</w:t>
-      </w:r>
-      <w:r>
-        <w:rPr>
-          <w:sz w:val="32"/>
-          <w:szCs w:val="32"/>
-        </w:rPr>
-        <w:t xml:space="preserve"> an app.</w:t>
-      </w:r>
-      <w:r>
+      <w:r>
+        <w:rPr>
+          <w:rFonts w:ascii="Carlito" w:hAnsi="Carlito" w:cs="Carlito"/>
+          <w:sz w:val="32"/>
+          <w:szCs w:val="32"/>
+        </w:rPr>
+        <w:t xml:space="preserve"> (Screen Copy) CLI application for this. It does not require root access or installing an app.</w:t>
+      </w:r>
+      <w:r>
+        <w:rPr>
+          <w:rFonts w:ascii="Carlito" w:hAnsi="Carlito" w:cs="Carlito"/>
+        </w:rPr>
         <w:t xml:space="preserve"> </w:t>
       </w:r>
       <w:r>
         <w:rPr>
-          <w:sz w:val="32"/>
-          <w:szCs w:val="32"/>
-        </w:rPr>
-        <w:t>But m</w:t>
-      </w:r>
-      <w:r>
-        <w:rPr>
-          <w:sz w:val="32"/>
-          <w:szCs w:val="32"/>
-        </w:rPr>
-        <w:t>ake sure</w:t>
-      </w:r>
-      <w:r>
-        <w:rPr>
-          <w:sz w:val="32"/>
-          <w:szCs w:val="32"/>
-        </w:rPr>
-        <w:t xml:space="preserve"> USB debugging is</w:t>
-      </w:r>
-      <w:r>
-        <w:rPr>
-          <w:sz w:val="32"/>
-          <w:szCs w:val="32"/>
-        </w:rPr>
-        <w:t xml:space="preserve"> enabled</w:t>
-      </w:r>
-    </w:p>
-    <w:p>
-      <w:pPr>
-        <w:jc w:val="both"/>
-        <w:rPr>
-          <w:sz w:val="32"/>
-          <w:szCs w:val="32"/>
-        </w:rPr>
-      </w:pPr>
-      <w:r>
-        <w:rPr>
+          <w:rFonts w:ascii="Carlito" w:hAnsi="Carlito" w:cs="Carlito"/>
+          <w:sz w:val="32"/>
+          <w:szCs w:val="32"/>
+        </w:rPr>
+        <w:t>But make sure USB debugging is enabled</w:t>
+      </w:r>
+    </w:p>
+    <w:p>
+      <w:pPr>
+        <w:jc w:val="both"/>
+        <w:rPr>
+          <w:rFonts w:ascii="Carlito" w:hAnsi="Carlito" w:cs="Carlito"/>
+          <w:sz w:val="32"/>
+          <w:szCs w:val="32"/>
+        </w:rPr>
+      </w:pPr>
+      <w:r>
+        <w:rPr>
+          <w:rFonts w:ascii="Carlito" w:hAnsi="Carlito" w:cs="Carlito"/>
           <w:sz w:val="32"/>
           <w:szCs w:val="32"/>
         </w:rPr>
@@ -4849,6 +4550,7 @@
       <w:pPr>
         <w:jc w:val="both"/>
         <w:rPr>
+          <w:rFonts w:ascii="Carlito" w:hAnsi="Carlito" w:cs="Carlito"/>
           <w:b/>
           <w:bCs/>
           <w:color w:val="60CAF3" w:themeColor="accent4" w:themeTint="99"/>
@@ -4856,61 +4558,83 @@
           <w:szCs w:val="32"/>
         </w:rPr>
       </w:pPr>
-      <w:proofErr w:type="spellStart"/>
-      <w:r>
-        <w:rPr>
+      <w:r>
+        <w:rPr>
+          <w:rFonts w:ascii="Carlito" w:hAnsi="Carlito" w:cs="Carlito"/>
           <w:b/>
           <w:bCs/>
           <w:color w:val="60CAF3" w:themeColor="accent4" w:themeTint="99"/>
           <w:sz w:val="32"/>
           <w:szCs w:val="32"/>
         </w:rPr>
-        <w:t>winget</w:t>
-      </w:r>
-      <w:proofErr w:type="spellEnd"/>
-      <w:r>
-        <w:rPr>
+        <w:t>winget install --exact Genymobile.scrcpy</w:t>
+      </w:r>
+    </w:p>
+    <w:p>
+      <w:pPr>
+        <w:jc w:val="both"/>
+        <w:rPr>
+          <w:rFonts w:ascii="Carlito" w:hAnsi="Carlito" w:cs="Carlito"/>
+          <w:sz w:val="32"/>
+          <w:szCs w:val="32"/>
+        </w:rPr>
+      </w:pPr>
+      <w:r>
+        <w:rPr>
+          <w:rFonts w:ascii="Carlito" w:hAnsi="Carlito" w:cs="Carlito"/>
+          <w:sz w:val="32"/>
+          <w:szCs w:val="32"/>
+        </w:rPr>
+        <w:t># Then simply run this command in the PowerShell:</w:t>
+      </w:r>
+    </w:p>
+    <w:p>
+      <w:pPr>
+        <w:jc w:val="both"/>
+        <w:rPr>
+          <w:rFonts w:ascii="Carlito" w:hAnsi="Carlito" w:cs="Carlito"/>
           <w:b/>
           <w:bCs/>
           <w:color w:val="60CAF3" w:themeColor="accent4" w:themeTint="99"/>
           <w:sz w:val="32"/>
           <w:szCs w:val="32"/>
         </w:rPr>
-        <w:t xml:space="preserve"> install --exact </w:t>
-      </w:r>
-      <w:proofErr w:type="spellStart"/>
-      <w:r>
-        <w:rPr>
+      </w:pPr>
+      <w:r>
+        <w:rPr>
+          <w:rFonts w:ascii="Carlito" w:hAnsi="Carlito" w:cs="Carlito"/>
           <w:b/>
           <w:bCs/>
           <w:color w:val="60CAF3" w:themeColor="accent4" w:themeTint="99"/>
           <w:sz w:val="32"/>
           <w:szCs w:val="32"/>
         </w:rPr>
-        <w:t>Genymobile.scrcpy</w:t>
-      </w:r>
-      <w:proofErr w:type="spellEnd"/>
-    </w:p>
-    <w:p>
-      <w:pPr>
-        <w:jc w:val="both"/>
-        <w:rPr>
-          <w:sz w:val="32"/>
-          <w:szCs w:val="32"/>
-        </w:rPr>
-      </w:pPr>
-      <w:r>
-        <w:rPr>
-          <w:sz w:val="32"/>
-          <w:szCs w:val="32"/>
-        </w:rPr>
-        <w:t># Then simply run this command in the PowerShell:</w:t>
-      </w:r>
-    </w:p>
-    <w:p>
-      <w:pPr>
-        <w:jc w:val="both"/>
-        <w:rPr>
+        <w:t>scrcpy</w:t>
+      </w:r>
+    </w:p>
+    <w:p>
+      <w:pPr>
+        <w:jc w:val="both"/>
+        <w:rPr>
+          <w:rFonts w:ascii="Carlito" w:hAnsi="Carlito" w:cs="Carlito"/>
+          <w:sz w:val="32"/>
+          <w:szCs w:val="32"/>
+        </w:rPr>
+      </w:pPr>
+      <w:r>
+        <w:rPr>
+          <w:rFonts w:ascii="Carlito" w:hAnsi="Carlito" w:cs="Carlito"/>
+          <w:sz w:val="32"/>
+          <w:szCs w:val="32"/>
+        </w:rPr>
+        <w:t># If we want to keep the screen awake then:</w:t>
+      </w:r>
+    </w:p>
+    <w:p>
+      <w:pPr>
+        <w:jc w:val="both"/>
+        <w:rPr>
+          <w:rFonts w:ascii="Carlito" w:hAnsi="Carlito" w:cs="Carlito"/>
           <w:b/>
           <w:bCs/>
           <w:color w:val="60CAF3" w:themeColor="accent4" w:themeTint="99"/>
@@ -4918,40 +4642,322 @@
           <w:szCs w:val="32"/>
         </w:rPr>
       </w:pPr>
-      <w:proofErr w:type="spellStart"/>
-      <w:r>
-        <w:rPr>
+      <w:r>
+        <w:rPr>
+          <w:rFonts w:ascii="Carlito" w:hAnsi="Carlito" w:cs="Carlito"/>
           <w:b/>
           <w:bCs/>
           <w:color w:val="60CAF3" w:themeColor="accent4" w:themeTint="99"/>
           <w:sz w:val="32"/>
           <w:szCs w:val="32"/>
         </w:rPr>
-        <w:t>scrcpy</w:t>
-      </w:r>
-      <w:proofErr w:type="spellEnd"/>
-    </w:p>
-    <w:p>
-      <w:pPr>
-        <w:jc w:val="both"/>
-        <w:rPr>
-          <w:sz w:val="32"/>
-          <w:szCs w:val="32"/>
-        </w:rPr>
-      </w:pPr>
-      <w:r>
-        <w:rPr>
-          <w:sz w:val="32"/>
-          <w:szCs w:val="32"/>
-        </w:rPr>
         <w:lastRenderedPageBreak/>
-        <w:t># If we want to keep the screen awake then:</w:t>
-      </w:r>
-    </w:p>
-    <w:p>
-      <w:pPr>
-        <w:jc w:val="both"/>
-        <w:rPr>
+        <w:t>scrcpy --stay-awake</w:t>
+      </w:r>
+    </w:p>
+    <w:p>
+      <w:pPr>
+        <w:jc w:val="both"/>
+        <w:rPr>
+          <w:rFonts w:ascii="Carlito" w:hAnsi="Carlito" w:cs="Carlito"/>
+          <w:sz w:val="32"/>
+          <w:szCs w:val="32"/>
+        </w:rPr>
+      </w:pPr>
+    </w:p>
+    <w:p>
+      <w:pPr>
+        <w:jc w:val="both"/>
+        <w:rPr>
+          <w:rFonts w:ascii="Carlito" w:hAnsi="Carlito" w:cs="Carlito"/>
+          <w:sz w:val="32"/>
+          <w:szCs w:val="32"/>
+        </w:rPr>
+      </w:pPr>
+      <w:r>
+        <w:rPr>
+          <w:rFonts w:ascii="Carlito" w:hAnsi="Carlito" w:cs="Carlito"/>
+          <w:sz w:val="32"/>
+          <w:szCs w:val="32"/>
+        </w:rPr>
+        <w:t>VS Code Extension:</w:t>
+      </w:r>
+    </w:p>
+    <w:p>
+      <w:pPr>
+        <w:jc w:val="both"/>
+        <w:rPr>
+          <w:rFonts w:ascii="Carlito" w:hAnsi="Carlito" w:cs="Carlito"/>
+          <w:sz w:val="32"/>
+          <w:szCs w:val="32"/>
+        </w:rPr>
+      </w:pPr>
+      <w:r>
+        <w:rPr>
+          <w:rFonts w:ascii="Carlito" w:hAnsi="Carlito" w:cs="Carlito"/>
+          <w:sz w:val="32"/>
+          <w:szCs w:val="32"/>
+        </w:rPr>
+        <w:t>#</w:t>
+      </w:r>
+      <w:r>
+        <w:rPr>
+          <w:rFonts w:ascii="Carlito" w:hAnsi="Carlito" w:cs="Carlito"/>
+          <w:sz w:val="32"/>
+          <w:szCs w:val="32"/>
+        </w:rPr>
+        <w:t xml:space="preserve"> (Must install the CLI first)</w:t>
+      </w:r>
+      <w:r>
+        <w:rPr>
+          <w:rFonts w:ascii="Carlito" w:hAnsi="Carlito" w:cs="Carlito"/>
+          <w:sz w:val="32"/>
+          <w:szCs w:val="32"/>
+        </w:rPr>
+        <w:t xml:space="preserve"> Or go to the extension section of VS code and install the </w:t>
+      </w:r>
+      <w:r>
+        <w:rPr>
+          <w:rFonts w:ascii="Carlito" w:hAnsi="Carlito" w:cs="Carlito"/>
+          <w:b/>
+          <w:bCs/>
+          <w:sz w:val="32"/>
+          <w:szCs w:val="32"/>
+        </w:rPr>
+        <w:t xml:space="preserve">scrcpy </w:t>
+      </w:r>
+      <w:r>
+        <w:rPr>
+          <w:rFonts w:ascii="Carlito" w:hAnsi="Carlito" w:cs="Carlito"/>
+          <w:sz w:val="32"/>
+          <w:szCs w:val="32"/>
+        </w:rPr>
+        <w:t xml:space="preserve">extension then go to on the top left corner </w:t>
+      </w:r>
+      <w:r>
+        <w:rPr>
+          <w:rFonts w:ascii="Carlito" w:hAnsi="Carlito" w:cs="Carlito"/>
+          <w:b/>
+          <w:bCs/>
+          <w:sz w:val="32"/>
+          <w:szCs w:val="32"/>
+        </w:rPr>
+        <w:t>View</w:t>
+      </w:r>
+      <w:r>
+        <w:rPr>
+          <w:rFonts w:ascii="Carlito" w:hAnsi="Carlito" w:cs="Carlito"/>
+          <w:sz w:val="32"/>
+          <w:szCs w:val="32"/>
+        </w:rPr>
+        <w:t xml:space="preserve"> </w:t>
+      </w:r>
+      <w:r>
+        <w:rPr>
+          <w:rFonts w:ascii="Carlito" w:hAnsi="Carlito" w:cs="Carlito"/>
+          <w:sz w:val="32"/>
+          <w:szCs w:val="32"/>
+        </w:rPr>
+        <w:sym w:font="Wingdings" w:char="F0E0"/>
+      </w:r>
+      <w:r>
+        <w:rPr>
+          <w:rFonts w:ascii="Carlito" w:hAnsi="Carlito" w:cs="Carlito"/>
+          <w:sz w:val="32"/>
+          <w:szCs w:val="32"/>
+        </w:rPr>
+        <w:t xml:space="preserve"> </w:t>
+      </w:r>
+      <w:r>
+        <w:rPr>
+          <w:rFonts w:ascii="Carlito" w:hAnsi="Carlito" w:cs="Carlito"/>
+          <w:b/>
+          <w:bCs/>
+          <w:sz w:val="32"/>
+          <w:szCs w:val="32"/>
+        </w:rPr>
+        <w:t>Command Pallet</w:t>
+      </w:r>
+      <w:r>
+        <w:rPr>
+          <w:rFonts w:ascii="Carlito" w:hAnsi="Carlito" w:cs="Carlito"/>
+          <w:sz w:val="32"/>
+          <w:szCs w:val="32"/>
+        </w:rPr>
+        <w:t xml:space="preserve"> and search for</w:t>
+      </w:r>
+      <w:r>
+        <w:rPr>
+          <w:rFonts w:ascii="Carlito" w:hAnsi="Carlito" w:cs="Carlito"/>
+          <w:b/>
+          <w:bCs/>
+          <w:sz w:val="32"/>
+          <w:szCs w:val="32"/>
+        </w:rPr>
+        <w:t xml:space="preserve"> &gt;scrcpy:</w:t>
+      </w:r>
+      <w:r>
+        <w:rPr>
+          <w:rFonts w:ascii="Carlito" w:hAnsi="Carlito" w:cs="Carlito"/>
+          <w:sz w:val="32"/>
+          <w:szCs w:val="32"/>
+        </w:rPr>
+        <w:t xml:space="preserve"> and run it</w:t>
+      </w:r>
+    </w:p>
+    <w:p>
+      <w:pPr>
+        <w:jc w:val="both"/>
+        <w:rPr>
+          <w:rFonts w:ascii="Carlito" w:hAnsi="Carlito" w:cs="Carlito"/>
+          <w:sz w:val="32"/>
+          <w:szCs w:val="32"/>
+        </w:rPr>
+      </w:pPr>
+      <w:r>
+        <w:rPr>
+          <w:rFonts w:ascii="Carlito" w:hAnsi="Carlito" w:cs="Carlito"/>
+          <w:sz w:val="32"/>
+          <w:szCs w:val="32"/>
+        </w:rPr>
+        <w:t># It will mirror our physical device without needing to open a external terminal (it saves up ram, tiny bit)</w:t>
+      </w:r>
+    </w:p>
+    <w:p>
+      <w:pPr>
+        <w:jc w:val="both"/>
+        <w:rPr>
+          <w:rFonts w:ascii="Carlito" w:hAnsi="Carlito" w:cs="Carlito"/>
+          <w:sz w:val="32"/>
+          <w:szCs w:val="32"/>
+        </w:rPr>
+      </w:pPr>
+    </w:p>
+    <w:p>
+      <w:pPr>
+        <w:jc w:val="center"/>
+        <w:rPr>
+          <w:rFonts w:ascii="Carlito" w:hAnsi="Carlito" w:cs="Carlito"/>
+          <w:sz w:val="32"/>
+          <w:szCs w:val="32"/>
+        </w:rPr>
+      </w:pPr>
+      <w:r>
+        <w:rPr>
+          <w:rFonts w:ascii="Carlito" w:hAnsi="Carlito" w:cs="Carlito"/>
+          <w:sz w:val="32"/>
+          <w:szCs w:val="32"/>
+        </w:rPr>
+        <w:t>Break</w:t>
+      </w:r>
+    </w:p>
+    <w:p>
+      <w:pPr>
+        <w:jc w:val="both"/>
+        <w:rPr>
+          <w:rFonts w:ascii="Carlito" w:hAnsi="Carlito" w:cs="Carlito"/>
+          <w:sz w:val="32"/>
+          <w:szCs w:val="32"/>
+        </w:rPr>
+      </w:pPr>
+    </w:p>
+    <w:p>
+      <w:pPr>
+        <w:jc w:val="both"/>
+        <w:rPr>
+          <w:rFonts w:ascii="Carlito" w:hAnsi="Carlito" w:cs="Carlito"/>
+          <w:b/>
+          <w:bCs/>
+          <w:sz w:val="32"/>
+          <w:szCs w:val="32"/>
+        </w:rPr>
+      </w:pPr>
+      <w:r>
+        <w:rPr>
+          <w:rFonts w:ascii="Carlito" w:hAnsi="Carlito" w:cs="Carlito"/>
+          <w:b/>
+          <w:bCs/>
+          <w:sz w:val="32"/>
+          <w:szCs w:val="32"/>
+        </w:rPr>
+        <w:t>Manage Android Emulators by Android CLI:</w:t>
+      </w:r>
+    </w:p>
+    <w:p>
+      <w:pPr>
+        <w:jc w:val="both"/>
+        <w:rPr>
+          <w:rFonts w:ascii="Carlito" w:hAnsi="Carlito" w:cs="Carlito"/>
+          <w:sz w:val="32"/>
+          <w:szCs w:val="32"/>
+        </w:rPr>
+      </w:pPr>
+      <w:r>
+        <w:rPr>
+          <w:rFonts w:ascii="Carlito" w:hAnsi="Carlito" w:cs="Carlito"/>
+          <w:sz w:val="32"/>
+          <w:szCs w:val="32"/>
+        </w:rPr>
+        <w:t>#</w:t>
+      </w:r>
+      <w:r>
+        <w:rPr>
+          <w:rFonts w:ascii="Carlito" w:hAnsi="Carlito" w:cs="Carlito"/>
+          <w:sz w:val="32"/>
+          <w:szCs w:val="32"/>
+        </w:rPr>
+        <w:t xml:space="preserve"> Create any device profile (Pixel 8, Nexus, custom screen dimensions) directly from our terminal using the standalone Android Command Line Tools (</w:t>
+      </w:r>
+      <w:r>
+        <w:rPr>
+          <w:rFonts w:ascii="Carlito" w:hAnsi="Carlito" w:cs="Carlito"/>
+          <w:b/>
+          <w:bCs/>
+          <w:sz w:val="32"/>
+          <w:szCs w:val="32"/>
+        </w:rPr>
+        <w:t>avdmanager</w:t>
+      </w:r>
+      <w:r>
+        <w:rPr>
+          <w:rFonts w:ascii="Carlito" w:hAnsi="Carlito" w:cs="Carlito"/>
+          <w:sz w:val="32"/>
+          <w:szCs w:val="32"/>
+        </w:rPr>
+        <w:t>)</w:t>
+      </w:r>
+    </w:p>
+    <w:p>
+      <w:pPr>
+        <w:jc w:val="both"/>
+        <w:rPr>
+          <w:rFonts w:ascii="Carlito" w:hAnsi="Carlito" w:cs="Carlito"/>
+          <w:sz w:val="32"/>
+          <w:szCs w:val="32"/>
+        </w:rPr>
+      </w:pPr>
+      <w:r>
+        <w:rPr>
+          <w:rFonts w:ascii="Carlito" w:hAnsi="Carlito" w:cs="Carlito"/>
+          <w:sz w:val="32"/>
+          <w:szCs w:val="32"/>
+        </w:rPr>
+        <w:t xml:space="preserve"># Install SDK Tools &amp; Images by opening our terminal and list/install our target system image. Here, downloading </w:t>
+      </w:r>
+      <w:r>
+        <w:rPr>
+          <w:rFonts w:ascii="Carlito" w:hAnsi="Carlito" w:cs="Carlito"/>
+          <w:sz w:val="32"/>
+          <w:szCs w:val="32"/>
+        </w:rPr>
+        <w:t>system image Android 14/API 34</w:t>
+      </w:r>
+    </w:p>
+    <w:p>
+      <w:pPr>
+        <w:jc w:val="both"/>
+        <w:rPr>
+          <w:rFonts w:ascii="Carlito" w:hAnsi="Carlito" w:cs="Carlito"/>
           <w:b/>
           <w:bCs/>
           <w:color w:val="60CAF3" w:themeColor="accent4" w:themeTint="99"/>
@@ -4959,446 +4965,162 @@
           <w:szCs w:val="32"/>
         </w:rPr>
       </w:pPr>
-      <w:proofErr w:type="spellStart"/>
-      <w:r>
-        <w:rPr>
+      <w:r>
+        <w:rPr>
+          <w:rFonts w:ascii="Carlito" w:hAnsi="Carlito" w:cs="Carlito"/>
           <w:b/>
           <w:bCs/>
           <w:color w:val="60CAF3" w:themeColor="accent4" w:themeTint="99"/>
           <w:sz w:val="32"/>
           <w:szCs w:val="32"/>
         </w:rPr>
-        <w:t>scrcpy</w:t>
-      </w:r>
-      <w:proofErr w:type="spellEnd"/>
-      <w:r>
-        <w:rPr>
+        <w:t>sdkmanager \</w:t>
+      </w:r>
+    </w:p>
+    <w:p>
+      <w:pPr>
+        <w:jc w:val="both"/>
+        <w:rPr>
+          <w:rFonts w:ascii="Carlito" w:hAnsi="Carlito" w:cs="Carlito"/>
           <w:b/>
           <w:bCs/>
           <w:color w:val="60CAF3" w:themeColor="accent4" w:themeTint="99"/>
           <w:sz w:val="32"/>
           <w:szCs w:val="32"/>
         </w:rPr>
-        <w:t xml:space="preserve"> --stay-awake</w:t>
-      </w:r>
-    </w:p>
-    <w:p>
-      <w:pPr>
-        <w:jc w:val="both"/>
-        <w:rPr>
-          <w:sz w:val="32"/>
-          <w:szCs w:val="32"/>
-        </w:rPr>
-      </w:pPr>
-    </w:p>
-    <w:p>
-      <w:pPr>
-        <w:jc w:val="both"/>
-        <w:rPr>
-          <w:sz w:val="32"/>
-          <w:szCs w:val="32"/>
-        </w:rPr>
-      </w:pPr>
-      <w:r>
-        <w:rPr>
-          <w:sz w:val="32"/>
-          <w:szCs w:val="32"/>
-        </w:rPr>
-        <w:t>VS Code Extension:</w:t>
-      </w:r>
-    </w:p>
-    <w:p>
-      <w:pPr>
-        <w:jc w:val="both"/>
-        <w:rPr>
-          <w:sz w:val="32"/>
-          <w:szCs w:val="32"/>
-        </w:rPr>
-      </w:pPr>
-      <w:r>
-        <w:rPr>
-          <w:sz w:val="32"/>
-          <w:szCs w:val="32"/>
-        </w:rPr>
-        <w:t>#</w:t>
-      </w:r>
-      <w:r>
-        <w:rPr>
-          <w:sz w:val="32"/>
-          <w:szCs w:val="32"/>
-        </w:rPr>
-        <w:t xml:space="preserve"> (Must install the CLI first)</w:t>
-      </w:r>
-      <w:r>
-        <w:rPr>
-          <w:sz w:val="32"/>
-          <w:szCs w:val="32"/>
-        </w:rPr>
-        <w:t xml:space="preserve"> Or go to the extension section of VS code and install the </w:t>
-      </w:r>
-      <w:proofErr w:type="spellStart"/>
-      <w:r>
-        <w:rPr>
-          <w:b/>
-          <w:bCs/>
-          <w:sz w:val="32"/>
-          <w:szCs w:val="32"/>
-        </w:rPr>
-        <w:t>scrcpy</w:t>
-      </w:r>
-      <w:proofErr w:type="spellEnd"/>
-      <w:r>
-        <w:rPr>
-          <w:b/>
-          <w:bCs/>
-          <w:sz w:val="32"/>
-          <w:szCs w:val="32"/>
-        </w:rPr>
-        <w:t xml:space="preserve"> </w:t>
-      </w:r>
-      <w:r>
-        <w:rPr>
-          <w:sz w:val="32"/>
-          <w:szCs w:val="32"/>
-        </w:rPr>
-        <w:t xml:space="preserve">extension then go to on the top left corner </w:t>
-      </w:r>
-      <w:r>
-        <w:rPr>
-          <w:b/>
-          <w:bCs/>
-          <w:sz w:val="32"/>
-          <w:szCs w:val="32"/>
-        </w:rPr>
-        <w:t>View</w:t>
-      </w:r>
-      <w:r>
-        <w:rPr>
-          <w:sz w:val="32"/>
-          <w:szCs w:val="32"/>
-        </w:rPr>
-        <w:t xml:space="preserve"> </w:t>
-      </w:r>
-      <w:r>
-        <w:rPr>
-          <w:sz w:val="32"/>
-          <w:szCs w:val="32"/>
-        </w:rPr>
-        <w:sym w:font="Wingdings" w:char="F0E0"/>
-      </w:r>
-      <w:r>
-        <w:rPr>
-          <w:sz w:val="32"/>
-          <w:szCs w:val="32"/>
-        </w:rPr>
-        <w:t xml:space="preserve"> </w:t>
-      </w:r>
-      <w:r>
-        <w:rPr>
-          <w:b/>
-          <w:bCs/>
-          <w:sz w:val="32"/>
-          <w:szCs w:val="32"/>
-        </w:rPr>
-        <w:t>Command Pallet</w:t>
-      </w:r>
-      <w:r>
-        <w:rPr>
-          <w:sz w:val="32"/>
-          <w:szCs w:val="32"/>
-        </w:rPr>
-        <w:t xml:space="preserve"> and search fo</w:t>
-      </w:r>
-      <w:r>
-        <w:rPr>
-          <w:sz w:val="32"/>
-          <w:szCs w:val="32"/>
-        </w:rPr>
-        <w:t>r</w:t>
-      </w:r>
-      <w:r>
-        <w:rPr>
-          <w:b/>
-          <w:bCs/>
-          <w:sz w:val="32"/>
-          <w:szCs w:val="32"/>
-        </w:rPr>
-        <w:t xml:space="preserve"> &gt;</w:t>
-      </w:r>
-      <w:proofErr w:type="spellStart"/>
-      <w:r>
-        <w:rPr>
-          <w:b/>
-          <w:bCs/>
-          <w:sz w:val="32"/>
-          <w:szCs w:val="32"/>
-        </w:rPr>
-        <w:t>scrcpy</w:t>
-      </w:r>
-      <w:proofErr w:type="spellEnd"/>
-      <w:r>
-        <w:rPr>
-          <w:b/>
-          <w:bCs/>
-          <w:sz w:val="32"/>
-          <w:szCs w:val="32"/>
-        </w:rPr>
-        <w:t>:</w:t>
-      </w:r>
-      <w:r>
-        <w:rPr>
-          <w:sz w:val="32"/>
-          <w:szCs w:val="32"/>
-        </w:rPr>
-        <w:t xml:space="preserve"> and run it</w:t>
-      </w:r>
-    </w:p>
-    <w:p>
-      <w:pPr>
-        <w:jc w:val="both"/>
-        <w:rPr>
-          <w:sz w:val="32"/>
-          <w:szCs w:val="32"/>
-        </w:rPr>
-      </w:pPr>
-      <w:r>
-        <w:rPr>
-          <w:sz w:val="32"/>
-          <w:szCs w:val="32"/>
-        </w:rPr>
-        <w:t xml:space="preserve"># It will mirror our physical device without needing to open </w:t>
-      </w:r>
-      <w:proofErr w:type="spellStart"/>
-      <w:proofErr w:type="gramStart"/>
-      <w:r>
-        <w:rPr>
-          <w:sz w:val="32"/>
-          <w:szCs w:val="32"/>
-        </w:rPr>
-        <w:t>a</w:t>
-      </w:r>
-      <w:proofErr w:type="spellEnd"/>
-      <w:proofErr w:type="gramEnd"/>
-      <w:r>
-        <w:rPr>
-          <w:sz w:val="32"/>
-          <w:szCs w:val="32"/>
-        </w:rPr>
-        <w:t xml:space="preserve"> external terminal (it saves up ram, tiny bit)</w:t>
-      </w:r>
-    </w:p>
-    <w:p>
-      <w:pPr>
-        <w:jc w:val="both"/>
-        <w:rPr>
-          <w:sz w:val="32"/>
-          <w:szCs w:val="32"/>
-        </w:rPr>
-      </w:pPr>
-    </w:p>
-    <w:p>
-      <w:pPr>
-        <w:jc w:val="center"/>
-        <w:rPr>
-          <w:sz w:val="32"/>
-          <w:szCs w:val="32"/>
-        </w:rPr>
-      </w:pPr>
-      <w:r>
-        <w:rPr>
-          <w:sz w:val="32"/>
-          <w:szCs w:val="32"/>
-        </w:rPr>
-        <w:t>Break</w:t>
-      </w:r>
-    </w:p>
-    <w:p>
-      <w:pPr>
-        <w:jc w:val="both"/>
-        <w:rPr>
-          <w:sz w:val="32"/>
-          <w:szCs w:val="32"/>
-        </w:rPr>
-      </w:pPr>
-    </w:p>
-    <w:p>
-      <w:pPr>
-        <w:jc w:val="both"/>
-        <w:rPr>
-          <w:b/>
-          <w:bCs/>
-          <w:sz w:val="32"/>
-          <w:szCs w:val="32"/>
-        </w:rPr>
-      </w:pPr>
-      <w:r>
-        <w:rPr>
-          <w:b/>
-          <w:bCs/>
-          <w:sz w:val="32"/>
-          <w:szCs w:val="32"/>
-        </w:rPr>
-        <w:t>Manage Android Emulators by Android CLI:</w:t>
-      </w:r>
-    </w:p>
-    <w:p>
-      <w:pPr>
-        <w:jc w:val="both"/>
-        <w:rPr>
-          <w:sz w:val="32"/>
-          <w:szCs w:val="32"/>
-        </w:rPr>
-      </w:pPr>
-      <w:r>
-        <w:rPr>
-          <w:sz w:val="32"/>
-          <w:szCs w:val="32"/>
-        </w:rPr>
-        <w:t>#</w:t>
-      </w:r>
-      <w:r>
-        <w:rPr>
-          <w:sz w:val="32"/>
-          <w:szCs w:val="32"/>
-        </w:rPr>
-        <w:t xml:space="preserve"> C</w:t>
-      </w:r>
-      <w:r>
-        <w:rPr>
-          <w:sz w:val="32"/>
-          <w:szCs w:val="32"/>
-        </w:rPr>
-        <w:t>reate any device profile (Pixel 8, Nexus, custom screen dimensions) directly from our terminal using the standalone Android Command Line Tools</w:t>
-      </w:r>
-      <w:r>
-        <w:rPr>
-          <w:sz w:val="32"/>
-          <w:szCs w:val="32"/>
-        </w:rPr>
-        <w:t xml:space="preserve"> (</w:t>
-      </w:r>
-      <w:proofErr w:type="spellStart"/>
-      <w:r>
-        <w:rPr>
-          <w:b/>
-          <w:bCs/>
-          <w:sz w:val="32"/>
-          <w:szCs w:val="32"/>
-        </w:rPr>
-        <w:t>avdmanager</w:t>
-      </w:r>
-      <w:proofErr w:type="spellEnd"/>
-      <w:r>
-        <w:rPr>
-          <w:sz w:val="32"/>
-          <w:szCs w:val="32"/>
-        </w:rPr>
-        <w:t>)</w:t>
-      </w:r>
-    </w:p>
-    <w:p>
-      <w:pPr>
-        <w:jc w:val="both"/>
-        <w:rPr>
-          <w:sz w:val="32"/>
-          <w:szCs w:val="32"/>
-        </w:rPr>
-      </w:pPr>
-      <w:r>
-        <w:rPr>
-          <w:sz w:val="32"/>
-          <w:szCs w:val="32"/>
-        </w:rPr>
-        <w:t xml:space="preserve"># </w:t>
-      </w:r>
-      <w:r>
-        <w:rPr>
-          <w:sz w:val="32"/>
-          <w:szCs w:val="32"/>
-        </w:rPr>
-        <w:t>Install SDK Tools &amp; Images</w:t>
-      </w:r>
-      <w:r>
-        <w:rPr>
-          <w:sz w:val="32"/>
-          <w:szCs w:val="32"/>
-        </w:rPr>
-        <w:t xml:space="preserve"> by o</w:t>
-      </w:r>
-      <w:r>
-        <w:rPr>
-          <w:sz w:val="32"/>
-          <w:szCs w:val="32"/>
-        </w:rPr>
-        <w:t>pen</w:t>
-      </w:r>
-      <w:r>
-        <w:rPr>
-          <w:sz w:val="32"/>
-          <w:szCs w:val="32"/>
-        </w:rPr>
-        <w:t>ing</w:t>
-      </w:r>
-      <w:r>
-        <w:rPr>
-          <w:sz w:val="32"/>
-          <w:szCs w:val="32"/>
-        </w:rPr>
-        <w:t xml:space="preserve"> our terminal and list/install our target system image</w:t>
-      </w:r>
-      <w:r>
-        <w:rPr>
-          <w:sz w:val="32"/>
-          <w:szCs w:val="32"/>
-        </w:rPr>
-        <w:t xml:space="preserve">. Here, downloading </w:t>
-      </w:r>
-      <w:r>
-        <w:rPr>
-          <w:sz w:val="32"/>
-          <w:szCs w:val="32"/>
-        </w:rPr>
-        <w:t>system image Android 14/API 34</w:t>
-      </w:r>
-    </w:p>
-    <w:p>
-      <w:pPr>
-        <w:jc w:val="both"/>
-        <w:rPr>
+      </w:pPr>
+      <w:r>
+        <w:rPr>
+          <w:rFonts w:ascii="Carlito" w:hAnsi="Carlito" w:cs="Carlito"/>
           <w:b/>
           <w:bCs/>
           <w:color w:val="60CAF3" w:themeColor="accent4" w:themeTint="99"/>
           <w:sz w:val="32"/>
           <w:szCs w:val="32"/>
         </w:rPr>
-      </w:pPr>
-      <w:proofErr w:type="spellStart"/>
-      <w:r>
-        <w:rPr>
+        <w:t>"system-images;android-34;google_apis_playstore;x86_64" "platforms;android-34" "emulator"</w:t>
+      </w:r>
+    </w:p>
+    <w:p>
+      <w:pPr>
+        <w:jc w:val="both"/>
+        <w:rPr>
+          <w:rFonts w:ascii="Carlito" w:hAnsi="Carlito" w:cs="Carlito"/>
+          <w:sz w:val="32"/>
+          <w:szCs w:val="32"/>
+        </w:rPr>
+      </w:pPr>
+      <w:r>
+        <w:rPr>
+          <w:rFonts w:ascii="Carlito" w:hAnsi="Carlito" w:cs="Carlito"/>
+          <w:sz w:val="32"/>
+          <w:szCs w:val="32"/>
+        </w:rPr>
+        <w:t xml:space="preserve"># Create the Device. Use </w:t>
+      </w:r>
+      <w:r>
+        <w:rPr>
+          <w:rFonts w:ascii="Carlito" w:hAnsi="Carlito" w:cs="Carlito"/>
+          <w:b/>
+          <w:bCs/>
+          <w:sz w:val="32"/>
+          <w:szCs w:val="32"/>
+        </w:rPr>
+        <w:t>advmanager</w:t>
+      </w:r>
+      <w:r>
+        <w:rPr>
+          <w:rFonts w:ascii="Carlito" w:hAnsi="Carlito" w:cs="Carlito"/>
+          <w:sz w:val="32"/>
+          <w:szCs w:val="32"/>
+        </w:rPr>
+        <w:t xml:space="preserve"> to instantiate a named virtual device:</w:t>
+      </w:r>
+    </w:p>
+    <w:p>
+      <w:pPr>
+        <w:jc w:val="both"/>
+        <w:rPr>
+          <w:rFonts w:ascii="Carlito" w:hAnsi="Carlito" w:cs="Carlito"/>
           <w:b/>
           <w:bCs/>
           <w:color w:val="60CAF3" w:themeColor="accent4" w:themeTint="99"/>
           <w:sz w:val="32"/>
           <w:szCs w:val="32"/>
         </w:rPr>
-        <w:t>sdkmanager</w:t>
-      </w:r>
-      <w:proofErr w:type="spellEnd"/>
-      <w:r>
-        <w:rPr>
+      </w:pPr>
+      <w:r>
+        <w:rPr>
+          <w:rFonts w:ascii="Carlito" w:hAnsi="Carlito" w:cs="Carlito"/>
           <w:b/>
           <w:bCs/>
           <w:color w:val="60CAF3" w:themeColor="accent4" w:themeTint="99"/>
           <w:sz w:val="32"/>
           <w:szCs w:val="32"/>
         </w:rPr>
-        <w:t xml:space="preserve"> \</w:t>
-      </w:r>
-    </w:p>
-    <w:p>
-      <w:pPr>
-        <w:jc w:val="both"/>
-        <w:rPr>
+        <w:t>avdmanager create avd --name "Pixel_7_Pro" --package "system-images;android-34;google_apis_playstore;x86_64" --device "pixel_7_pro"</w:t>
+      </w:r>
+    </w:p>
+    <w:p>
+      <w:pPr>
+        <w:jc w:val="both"/>
+        <w:rPr>
+          <w:rFonts w:ascii="Carlito" w:hAnsi="Carlito" w:cs="Carlito"/>
+          <w:sz w:val="32"/>
+          <w:szCs w:val="32"/>
+        </w:rPr>
+      </w:pPr>
+      <w:r>
+        <w:rPr>
+          <w:rFonts w:ascii="Carlito" w:hAnsi="Carlito" w:cs="Carlito"/>
+          <w:sz w:val="32"/>
+          <w:szCs w:val="32"/>
+        </w:rPr>
+        <w:lastRenderedPageBreak/>
+        <w:t># Launch the device. Once launched</w:t>
+      </w:r>
+      <w:r>
+        <w:rPr>
+          <w:rFonts w:ascii="Carlito" w:hAnsi="Carlito" w:cs="Carlito"/>
+          <w:b/>
+          <w:bCs/>
+          <w:sz w:val="32"/>
+          <w:szCs w:val="32"/>
+        </w:rPr>
+        <w:t xml:space="preserve"> Flutter</w:t>
+      </w:r>
+      <w:r>
+        <w:rPr>
+          <w:rFonts w:ascii="Carlito" w:hAnsi="Carlito" w:cs="Carlito"/>
+          <w:sz w:val="32"/>
+          <w:szCs w:val="32"/>
+        </w:rPr>
+        <w:t xml:space="preserve"> extensions targets will automatically detect it and running </w:t>
+      </w:r>
+      <w:r>
+        <w:rPr>
+          <w:rFonts w:ascii="Carlito" w:hAnsi="Carlito" w:cs="Carlito"/>
+          <w:b/>
+          <w:bCs/>
+          <w:sz w:val="32"/>
+          <w:szCs w:val="32"/>
+        </w:rPr>
+        <w:t>flutter run</w:t>
+      </w:r>
+      <w:r>
+        <w:rPr>
+          <w:rFonts w:ascii="Carlito" w:hAnsi="Carlito" w:cs="Carlito"/>
+          <w:sz w:val="32"/>
+          <w:szCs w:val="32"/>
+        </w:rPr>
+        <w:t xml:space="preserve"> will deploy to it seamlessly</w:t>
+      </w:r>
+    </w:p>
+    <w:p>
+      <w:pPr>
+        <w:jc w:val="both"/>
+        <w:rPr>
+          <w:rFonts w:ascii="Carlito" w:hAnsi="Carlito" w:cs="Carlito"/>
           <w:b/>
           <w:bCs/>
           <w:color w:val="60CAF3" w:themeColor="accent4" w:themeTint="99"/>
@@ -5408,261 +5130,38 @@
       </w:pPr>
       <w:r>
         <w:rPr>
+          <w:rFonts w:ascii="Carlito" w:hAnsi="Carlito" w:cs="Carlito"/>
           <w:b/>
           <w:bCs/>
           <w:color w:val="60CAF3" w:themeColor="accent4" w:themeTint="99"/>
           <w:sz w:val="32"/>
           <w:szCs w:val="32"/>
         </w:rPr>
-        <w:t>"system-</w:t>
-      </w:r>
-      <w:proofErr w:type="gramStart"/>
-      <w:r>
-        <w:rPr>
-          <w:b/>
-          <w:bCs/>
-          <w:color w:val="60CAF3" w:themeColor="accent4" w:themeTint="99"/>
-          <w:sz w:val="32"/>
-          <w:szCs w:val="32"/>
-        </w:rPr>
-        <w:t>images;android</w:t>
-      </w:r>
-      <w:proofErr w:type="gramEnd"/>
-      <w:r>
-        <w:rPr>
-          <w:b/>
-          <w:bCs/>
-          <w:color w:val="60CAF3" w:themeColor="accent4" w:themeTint="99"/>
-          <w:sz w:val="32"/>
-          <w:szCs w:val="32"/>
-        </w:rPr>
-        <w:t>-34;google_apis_playstore;x86_64" "platforms;android-34" "emulator"</w:t>
-      </w:r>
-    </w:p>
-    <w:p>
-      <w:pPr>
-        <w:jc w:val="both"/>
-        <w:rPr>
-          <w:sz w:val="32"/>
-          <w:szCs w:val="32"/>
-        </w:rPr>
-      </w:pPr>
-      <w:r>
-        <w:rPr>
-          <w:sz w:val="32"/>
-          <w:szCs w:val="32"/>
-        </w:rPr>
-        <w:t xml:space="preserve"># Create the Device. Use </w:t>
-      </w:r>
-      <w:proofErr w:type="spellStart"/>
-      <w:r>
-        <w:rPr>
-          <w:b/>
-          <w:bCs/>
-          <w:sz w:val="32"/>
-          <w:szCs w:val="32"/>
-        </w:rPr>
-        <w:t>advmanager</w:t>
-      </w:r>
-      <w:proofErr w:type="spellEnd"/>
-      <w:r>
-        <w:rPr>
-          <w:sz w:val="32"/>
-          <w:szCs w:val="32"/>
-        </w:rPr>
-        <w:t xml:space="preserve"> to instantiate a named virtual device:</w:t>
-      </w:r>
-    </w:p>
-    <w:p>
-      <w:pPr>
-        <w:jc w:val="both"/>
-        <w:rPr>
-          <w:b/>
-          <w:bCs/>
-          <w:color w:val="60CAF3" w:themeColor="accent4" w:themeTint="99"/>
-          <w:sz w:val="32"/>
-          <w:szCs w:val="32"/>
-        </w:rPr>
-      </w:pPr>
-      <w:proofErr w:type="spellStart"/>
-      <w:r>
-        <w:rPr>
-          <w:b/>
-          <w:bCs/>
-          <w:color w:val="60CAF3" w:themeColor="accent4" w:themeTint="99"/>
-          <w:sz w:val="32"/>
-          <w:szCs w:val="32"/>
-        </w:rPr>
-        <w:lastRenderedPageBreak/>
-        <w:t>avdmanager</w:t>
-      </w:r>
-      <w:proofErr w:type="spellEnd"/>
-      <w:r>
-        <w:rPr>
-          <w:b/>
-          <w:bCs/>
-          <w:color w:val="60CAF3" w:themeColor="accent4" w:themeTint="99"/>
-          <w:sz w:val="32"/>
-          <w:szCs w:val="32"/>
-        </w:rPr>
-        <w:t xml:space="preserve"> create </w:t>
-      </w:r>
-      <w:proofErr w:type="spellStart"/>
-      <w:r>
-        <w:rPr>
-          <w:b/>
-          <w:bCs/>
-          <w:color w:val="60CAF3" w:themeColor="accent4" w:themeTint="99"/>
-          <w:sz w:val="32"/>
-          <w:szCs w:val="32"/>
-        </w:rPr>
-        <w:t>avd</w:t>
-      </w:r>
-      <w:proofErr w:type="spellEnd"/>
-      <w:r>
-        <w:rPr>
-          <w:b/>
-          <w:bCs/>
-          <w:color w:val="60CAF3" w:themeColor="accent4" w:themeTint="99"/>
-          <w:sz w:val="32"/>
-          <w:szCs w:val="32"/>
-        </w:rPr>
-        <w:t xml:space="preserve"> --name "Pixel_7_Pro" --package "system-</w:t>
-      </w:r>
-      <w:proofErr w:type="gramStart"/>
-      <w:r>
-        <w:rPr>
-          <w:b/>
-          <w:bCs/>
-          <w:color w:val="60CAF3" w:themeColor="accent4" w:themeTint="99"/>
-          <w:sz w:val="32"/>
-          <w:szCs w:val="32"/>
-        </w:rPr>
-        <w:t>images;android</w:t>
-      </w:r>
-      <w:proofErr w:type="gramEnd"/>
-      <w:r>
-        <w:rPr>
-          <w:b/>
-          <w:bCs/>
-          <w:color w:val="60CAF3" w:themeColor="accent4" w:themeTint="99"/>
-          <w:sz w:val="32"/>
-          <w:szCs w:val="32"/>
-        </w:rPr>
-        <w:t>-34;google_apis_playstore;x86_64" --device "pixel_7_pro"</w:t>
-      </w:r>
-    </w:p>
-    <w:p>
-      <w:pPr>
-        <w:jc w:val="both"/>
-        <w:rPr>
-          <w:sz w:val="32"/>
-          <w:szCs w:val="32"/>
-        </w:rPr>
-      </w:pPr>
-      <w:r>
-        <w:rPr>
-          <w:sz w:val="32"/>
-          <w:szCs w:val="32"/>
-        </w:rPr>
-        <w:t># Launch the device. Once launched</w:t>
-      </w:r>
-      <w:r>
-        <w:rPr>
-          <w:b/>
-          <w:bCs/>
-          <w:sz w:val="32"/>
-          <w:szCs w:val="32"/>
-        </w:rPr>
-        <w:t xml:space="preserve"> Flutter</w:t>
-      </w:r>
-      <w:r>
-        <w:rPr>
-          <w:sz w:val="32"/>
-          <w:szCs w:val="32"/>
-        </w:rPr>
-        <w:t xml:space="preserve"> extensions targets will automatically detect it and running </w:t>
-      </w:r>
-      <w:r>
-        <w:rPr>
-          <w:b/>
-          <w:bCs/>
-          <w:sz w:val="32"/>
-          <w:szCs w:val="32"/>
-        </w:rPr>
-        <w:t>flutter run</w:t>
-      </w:r>
-      <w:r>
-        <w:rPr>
-          <w:sz w:val="32"/>
-          <w:szCs w:val="32"/>
-        </w:rPr>
-        <w:t xml:space="preserve"> will deploy to it seamlessly</w:t>
-      </w:r>
-    </w:p>
-    <w:p>
-      <w:pPr>
-        <w:jc w:val="both"/>
-        <w:rPr>
-          <w:b/>
-          <w:bCs/>
-          <w:color w:val="60CAF3" w:themeColor="accent4" w:themeTint="99"/>
-          <w:sz w:val="32"/>
-          <w:szCs w:val="32"/>
-        </w:rPr>
-      </w:pPr>
-      <w:r>
-        <w:rPr>
-          <w:b/>
-          <w:bCs/>
-          <w:color w:val="60CAF3" w:themeColor="accent4" w:themeTint="99"/>
-          <w:sz w:val="32"/>
-          <w:szCs w:val="32"/>
-        </w:rPr>
-        <w:t>emulator -</w:t>
-      </w:r>
-      <w:proofErr w:type="spellStart"/>
-      <w:r>
-        <w:rPr>
-          <w:b/>
-          <w:bCs/>
-          <w:color w:val="60CAF3" w:themeColor="accent4" w:themeTint="99"/>
-          <w:sz w:val="32"/>
-          <w:szCs w:val="32"/>
-        </w:rPr>
-        <w:t>avd</w:t>
-      </w:r>
-      <w:proofErr w:type="spellEnd"/>
-      <w:r>
-        <w:rPr>
-          <w:b/>
-          <w:bCs/>
-          <w:color w:val="60CAF3" w:themeColor="accent4" w:themeTint="99"/>
-          <w:sz w:val="32"/>
-          <w:szCs w:val="32"/>
-        </w:rPr>
-        <w:t xml:space="preserve"> Pixel_7_Pro</w:t>
-      </w:r>
-    </w:p>
-    <w:p>
-      <w:pPr>
-        <w:jc w:val="both"/>
-        <w:rPr>
-          <w:sz w:val="32"/>
-          <w:szCs w:val="32"/>
-        </w:rPr>
-      </w:pPr>
-    </w:p>
-    <w:p>
-      <w:pPr>
-        <w:jc w:val="both"/>
-        <w:rPr>
-          <w:sz w:val="32"/>
-          <w:szCs w:val="32"/>
-        </w:rPr>
-      </w:pPr>
-      <w:r>
-        <w:rPr>
+        <w:t>emulator -avd Pixel_7_Pro</w:t>
+      </w:r>
+    </w:p>
+    <w:p>
+      <w:pPr>
+        <w:jc w:val="both"/>
+        <w:rPr>
+          <w:rFonts w:ascii="Carlito" w:hAnsi="Carlito" w:cs="Carlito"/>
+          <w:sz w:val="32"/>
+          <w:szCs w:val="32"/>
+        </w:rPr>
+      </w:pPr>
+    </w:p>
+    <w:p>
+      <w:pPr>
+        <w:jc w:val="both"/>
+        <w:rPr>
+          <w:rFonts w:ascii="Carlito" w:hAnsi="Carlito" w:cs="Carlito"/>
+          <w:sz w:val="32"/>
+          <w:szCs w:val="32"/>
+        </w:rPr>
+      </w:pPr>
+      <w:r>
+        <w:rPr>
+          <w:rFonts w:ascii="Carlito" w:hAnsi="Carlito" w:cs="Carlito"/>
           <w:sz w:val="32"/>
           <w:szCs w:val="32"/>
         </w:rPr>
@@ -5673,89 +5172,55 @@
       <w:pPr>
         <w:jc w:val="both"/>
         <w:rPr>
-          <w:sz w:val="32"/>
-          <w:szCs w:val="32"/>
-        </w:rPr>
-      </w:pPr>
-      <w:r>
-        <w:rPr>
-          <w:sz w:val="32"/>
-          <w:szCs w:val="32"/>
-        </w:rPr>
-        <w:t xml:space="preserve"># </w:t>
-      </w:r>
-      <w:r>
-        <w:rPr>
-          <w:sz w:val="32"/>
-          <w:szCs w:val="32"/>
-        </w:rPr>
-        <w:t>List our current emulators to get the exact device name</w:t>
-      </w:r>
-      <w:r>
-        <w:rPr>
-          <w:sz w:val="32"/>
-          <w:szCs w:val="32"/>
-        </w:rPr>
-        <w:t xml:space="preserve"> using flutter emulators or:</w:t>
-      </w:r>
-    </w:p>
-    <w:p>
-      <w:pPr>
-        <w:jc w:val="both"/>
-        <w:rPr>
-          <w:rFonts w:ascii="Times New Roman" w:eastAsia="Times New Roman" w:hAnsi="Times New Roman" w:cs="Times New Roman"/>
+          <w:rFonts w:ascii="Carlito" w:hAnsi="Carlito" w:cs="Carlito"/>
+          <w:sz w:val="32"/>
+          <w:szCs w:val="32"/>
+        </w:rPr>
+      </w:pPr>
+      <w:r>
+        <w:rPr>
+          <w:rFonts w:ascii="Carlito" w:hAnsi="Carlito" w:cs="Carlito"/>
+          <w:sz w:val="32"/>
+          <w:szCs w:val="32"/>
+        </w:rPr>
+        <w:t># List our current emulators to get the exact device name using flutter emulators or:</w:t>
+      </w:r>
+    </w:p>
+    <w:p>
+      <w:pPr>
+        <w:jc w:val="both"/>
+        <w:rPr>
+          <w:rFonts w:ascii="Carlito" w:eastAsia="Times New Roman" w:hAnsi="Carlito" w:cs="Carlito"/>
           <w:b/>
           <w:bCs/>
           <w:kern w:val="0"/>
           <w14:ligatures w14:val="none"/>
         </w:rPr>
       </w:pPr>
-      <w:proofErr w:type="spellStart"/>
-      <w:r>
-        <w:rPr>
+      <w:r>
+        <w:rPr>
+          <w:rFonts w:ascii="Carlito" w:hAnsi="Carlito" w:cs="Carlito"/>
           <w:b/>
           <w:bCs/>
           <w:color w:val="60CAF3" w:themeColor="accent4" w:themeTint="99"/>
           <w:sz w:val="32"/>
           <w:szCs w:val="32"/>
         </w:rPr>
-        <w:t>avdmanager</w:t>
-      </w:r>
-      <w:proofErr w:type="spellEnd"/>
-      <w:r>
-        <w:rPr>
-          <w:b/>
-          <w:bCs/>
-          <w:color w:val="60CAF3" w:themeColor="accent4" w:themeTint="99"/>
-          <w:sz w:val="32"/>
-          <w:szCs w:val="32"/>
-        </w:rPr>
-        <w:t xml:space="preserve"> list </w:t>
-      </w:r>
-      <w:proofErr w:type="spellStart"/>
-      <w:r>
-        <w:rPr>
-          <w:b/>
-          <w:bCs/>
-          <w:color w:val="60CAF3" w:themeColor="accent4" w:themeTint="99"/>
-          <w:sz w:val="32"/>
-          <w:szCs w:val="32"/>
-        </w:rPr>
-        <w:t>avd</w:t>
-      </w:r>
-      <w:proofErr w:type="spellEnd"/>
-    </w:p>
-    <w:p>
-      <w:pPr>
-        <w:jc w:val="both"/>
-        <w:rPr>
-          <w:sz w:val="32"/>
-          <w:szCs w:val="32"/>
-        </w:rPr>
-      </w:pPr>
-      <w:r>
-        <w:rPr>
-          <w:rFonts w:ascii="Times New Roman" w:eastAsia="Times New Roman" w:hAnsi="Times New Roman" w:cs="Times New Roman"/>
+        <w:t>avdmanager list avd</w:t>
+      </w:r>
+    </w:p>
+    <w:p>
+      <w:pPr>
+        <w:jc w:val="both"/>
+        <w:rPr>
+          <w:rFonts w:ascii="Carlito" w:hAnsi="Carlito" w:cs="Carlito"/>
+          <w:sz w:val="32"/>
+          <w:szCs w:val="32"/>
+        </w:rPr>
+      </w:pPr>
+      <w:r>
+        <w:rPr>
+          <w:rFonts w:ascii="Carlito" w:eastAsia="Times New Roman" w:hAnsi="Carlito" w:cs="Carlito"/>
           <w:kern w:val="0"/>
           <w14:ligatures w14:val="none"/>
         </w:rPr>
@@ -5763,50 +5228,36 @@
       </w:r>
       <w:r>
         <w:rPr>
+          <w:rFonts w:ascii="Carlito" w:hAnsi="Carlito" w:cs="Carlito"/>
           <w:sz w:val="32"/>
           <w:szCs w:val="32"/>
         </w:rPr>
         <w:t xml:space="preserve">Delete the device using </w:t>
       </w:r>
-      <w:proofErr w:type="spellStart"/>
-      <w:r>
-        <w:rPr>
-          <w:b/>
-          <w:bCs/>
-          <w:sz w:val="32"/>
-          <w:szCs w:val="32"/>
-        </w:rPr>
-        <w:t>avdmanager</w:t>
-      </w:r>
-      <w:proofErr w:type="spellEnd"/>
-      <w:r>
-        <w:rPr>
-          <w:b/>
-          <w:bCs/>
-          <w:sz w:val="32"/>
-          <w:szCs w:val="32"/>
-        </w:rPr>
-        <w:t xml:space="preserve"> </w:t>
-      </w:r>
-      <w:r>
-        <w:rPr>
-          <w:sz w:val="32"/>
-          <w:szCs w:val="32"/>
-        </w:rPr>
-        <w:t>(replace Pixel_8_Api34 with emulator’s exact name)</w:t>
-      </w:r>
-      <w:r>
-        <w:rPr>
-          <w:sz w:val="32"/>
-          <w:szCs w:val="32"/>
-        </w:rPr>
-        <w:t>:</w:t>
-      </w:r>
-    </w:p>
-    <w:p>
-      <w:pPr>
-        <w:jc w:val="both"/>
-        <w:rPr>
+      <w:r>
+        <w:rPr>
+          <w:rFonts w:ascii="Carlito" w:hAnsi="Carlito" w:cs="Carlito"/>
+          <w:b/>
+          <w:bCs/>
+          <w:sz w:val="32"/>
+          <w:szCs w:val="32"/>
+        </w:rPr>
+        <w:t xml:space="preserve">avdmanager </w:t>
+      </w:r>
+      <w:r>
+        <w:rPr>
+          <w:rFonts w:ascii="Carlito" w:hAnsi="Carlito" w:cs="Carlito"/>
+          <w:sz w:val="32"/>
+          <w:szCs w:val="32"/>
+        </w:rPr>
+        <w:t>(replace Pixel_8_Api34 with emulator’s exact name):</w:t>
+      </w:r>
+    </w:p>
+    <w:p>
+      <w:pPr>
+        <w:jc w:val="both"/>
+        <w:rPr>
+          <w:rFonts w:ascii="Carlito" w:hAnsi="Carlito" w:cs="Carlito"/>
           <w:b/>
           <w:bCs/>
           <w:color w:val="60CAF3" w:themeColor="accent4" w:themeTint="99"/>
@@ -5814,213 +5265,132 @@
           <w:szCs w:val="32"/>
         </w:rPr>
       </w:pPr>
-      <w:proofErr w:type="spellStart"/>
-      <w:r>
-        <w:rPr>
+      <w:r>
+        <w:rPr>
+          <w:rFonts w:ascii="Carlito" w:hAnsi="Carlito" w:cs="Carlito"/>
           <w:b/>
           <w:bCs/>
           <w:color w:val="60CAF3" w:themeColor="accent4" w:themeTint="99"/>
           <w:sz w:val="32"/>
           <w:szCs w:val="32"/>
         </w:rPr>
-        <w:t>avdmanager</w:t>
-      </w:r>
-      <w:proofErr w:type="spellEnd"/>
-      <w:r>
-        <w:rPr>
+        <w:t>avdmanager delete avd -n Pixel_8_Api34</w:t>
+      </w:r>
+    </w:p>
+    <w:p>
+      <w:pPr>
+        <w:jc w:val="both"/>
+        <w:rPr>
+          <w:rFonts w:ascii="Carlito" w:hAnsi="Carlito" w:cs="Carlito"/>
+          <w:sz w:val="32"/>
+          <w:szCs w:val="32"/>
+        </w:rPr>
+      </w:pPr>
+      <w:r>
+        <w:rPr>
+          <w:rFonts w:ascii="Carlito" w:hAnsi="Carlito" w:cs="Carlito"/>
+          <w:sz w:val="32"/>
+          <w:szCs w:val="32"/>
+        </w:rPr>
+        <w:t># Delete System Image, list all installed SDK packages to find the exact image string:</w:t>
+      </w:r>
+    </w:p>
+    <w:p>
+      <w:pPr>
+        <w:jc w:val="both"/>
+        <w:rPr>
+          <w:rFonts w:ascii="Carlito" w:hAnsi="Carlito" w:cs="Carlito"/>
           <w:b/>
           <w:bCs/>
           <w:color w:val="60CAF3" w:themeColor="accent4" w:themeTint="99"/>
           <w:sz w:val="32"/>
           <w:szCs w:val="32"/>
         </w:rPr>
-        <w:t xml:space="preserve"> delete </w:t>
-      </w:r>
-      <w:proofErr w:type="spellStart"/>
-      <w:r>
-        <w:rPr>
+      </w:pPr>
+      <w:r>
+        <w:rPr>
+          <w:rFonts w:ascii="Carlito" w:hAnsi="Carlito" w:cs="Carlito"/>
           <w:b/>
           <w:bCs/>
           <w:color w:val="60CAF3" w:themeColor="accent4" w:themeTint="99"/>
           <w:sz w:val="32"/>
           <w:szCs w:val="32"/>
         </w:rPr>
-        <w:t>avd</w:t>
-      </w:r>
-      <w:proofErr w:type="spellEnd"/>
-      <w:r>
-        <w:rPr>
+        <w:t>sdkmanager --list</w:t>
+      </w:r>
+    </w:p>
+    <w:p>
+      <w:pPr>
+        <w:jc w:val="both"/>
+        <w:rPr>
+          <w:rFonts w:ascii="Carlito" w:hAnsi="Carlito" w:cs="Carlito"/>
+          <w:sz w:val="32"/>
+          <w:szCs w:val="32"/>
+        </w:rPr>
+      </w:pPr>
+      <w:r>
+        <w:rPr>
+          <w:rFonts w:ascii="Carlito" w:hAnsi="Carlito" w:cs="Carlito"/>
+          <w:sz w:val="32"/>
+          <w:szCs w:val="32"/>
+        </w:rPr>
+        <w:t># Uninstall the system image using the</w:t>
+      </w:r>
+      <w:r>
+        <w:rPr>
+          <w:rFonts w:ascii="Carlito" w:hAnsi="Carlito" w:cs="Carlito"/>
+          <w:b/>
+          <w:bCs/>
+          <w:sz w:val="32"/>
+          <w:szCs w:val="32"/>
+        </w:rPr>
+        <w:t xml:space="preserve"> --uninstall</w:t>
+      </w:r>
+      <w:r>
+        <w:rPr>
+          <w:rFonts w:ascii="Carlito" w:hAnsi="Carlito" w:cs="Carlito"/>
+          <w:sz w:val="32"/>
+          <w:szCs w:val="32"/>
+        </w:rPr>
+        <w:t xml:space="preserve"> flag:</w:t>
+      </w:r>
+    </w:p>
+    <w:p>
+      <w:pPr>
+        <w:jc w:val="both"/>
+        <w:rPr>
+          <w:rFonts w:ascii="Carlito" w:hAnsi="Carlito" w:cs="Carlito"/>
           <w:b/>
           <w:bCs/>
           <w:color w:val="60CAF3" w:themeColor="accent4" w:themeTint="99"/>
           <w:sz w:val="32"/>
           <w:szCs w:val="32"/>
         </w:rPr>
-        <w:t xml:space="preserve"> -n Pixel_8_Api34</w:t>
-      </w:r>
-    </w:p>
-    <w:p>
-      <w:pPr>
-        <w:jc w:val="both"/>
-        <w:rPr>
-          <w:sz w:val="32"/>
-          <w:szCs w:val="32"/>
-        </w:rPr>
-      </w:pPr>
-      <w:r>
-        <w:rPr>
-          <w:sz w:val="32"/>
-          <w:szCs w:val="32"/>
-        </w:rPr>
-        <w:t xml:space="preserve"># Delete System Image, list </w:t>
-      </w:r>
-      <w:r>
-        <w:rPr>
-          <w:sz w:val="32"/>
-          <w:szCs w:val="32"/>
-        </w:rPr>
-        <w:t>all installed SDK packages to find the exact image string:</w:t>
-      </w:r>
-    </w:p>
-    <w:p>
-      <w:pPr>
-        <w:jc w:val="both"/>
-        <w:rPr>
+      </w:pPr>
+      <w:r>
+        <w:rPr>
+          <w:rFonts w:ascii="Carlito" w:hAnsi="Carlito" w:cs="Carlito"/>
           <w:b/>
           <w:bCs/>
           <w:color w:val="60CAF3" w:themeColor="accent4" w:themeTint="99"/>
           <w:sz w:val="32"/>
           <w:szCs w:val="32"/>
         </w:rPr>
-      </w:pPr>
-      <w:proofErr w:type="spellStart"/>
-      <w:r>
-        <w:rPr>
-          <w:b/>
-          <w:bCs/>
-          <w:color w:val="60CAF3" w:themeColor="accent4" w:themeTint="99"/>
-          <w:sz w:val="32"/>
-          <w:szCs w:val="32"/>
-        </w:rPr>
-        <w:t>sdkmanager</w:t>
-      </w:r>
-      <w:proofErr w:type="spellEnd"/>
-      <w:r>
-        <w:rPr>
-          <w:b/>
-          <w:bCs/>
-          <w:color w:val="60CAF3" w:themeColor="accent4" w:themeTint="99"/>
-          <w:sz w:val="32"/>
-          <w:szCs w:val="32"/>
-        </w:rPr>
-        <w:t xml:space="preserve"> --list</w:t>
-      </w:r>
-    </w:p>
-    <w:p>
-      <w:pPr>
-        <w:jc w:val="both"/>
-        <w:rPr>
-          <w:sz w:val="32"/>
-          <w:szCs w:val="32"/>
-        </w:rPr>
-      </w:pPr>
-      <w:r>
-        <w:rPr>
-          <w:sz w:val="32"/>
-          <w:szCs w:val="32"/>
-        </w:rPr>
-        <w:t xml:space="preserve"># </w:t>
-      </w:r>
-      <w:r>
-        <w:rPr>
-          <w:sz w:val="32"/>
-          <w:szCs w:val="32"/>
-        </w:rPr>
-        <w:t>Uninstall the system image using the</w:t>
-      </w:r>
-      <w:r>
-        <w:rPr>
-          <w:b/>
-          <w:bCs/>
-          <w:sz w:val="32"/>
-          <w:szCs w:val="32"/>
-        </w:rPr>
-        <w:t xml:space="preserve"> --uninstall</w:t>
-      </w:r>
-      <w:r>
-        <w:rPr>
-          <w:sz w:val="32"/>
-          <w:szCs w:val="32"/>
-        </w:rPr>
-        <w:t xml:space="preserve"> flag:</w:t>
-      </w:r>
-    </w:p>
-    <w:p>
-      <w:pPr>
-        <w:jc w:val="both"/>
-        <w:rPr>
-          <w:b/>
-          <w:bCs/>
-          <w:color w:val="60CAF3" w:themeColor="accent4" w:themeTint="99"/>
-          <w:sz w:val="32"/>
-          <w:szCs w:val="32"/>
-        </w:rPr>
-      </w:pPr>
-      <w:proofErr w:type="spellStart"/>
-      <w:r>
-        <w:rPr>
-          <w:b/>
-          <w:bCs/>
-          <w:color w:val="60CAF3" w:themeColor="accent4" w:themeTint="99"/>
-          <w:sz w:val="32"/>
-          <w:szCs w:val="32"/>
-        </w:rPr>
-        <w:t>sdkmanager</w:t>
-      </w:r>
-      <w:proofErr w:type="spellEnd"/>
-      <w:r>
-        <w:rPr>
-          <w:b/>
-          <w:bCs/>
-          <w:color w:val="60CAF3" w:themeColor="accent4" w:themeTint="99"/>
-          <w:sz w:val="32"/>
-          <w:szCs w:val="32"/>
-        </w:rPr>
-        <w:t xml:space="preserve"> --uninstall "system-</w:t>
-      </w:r>
-      <w:proofErr w:type="gramStart"/>
-      <w:r>
-        <w:rPr>
-          <w:b/>
-          <w:bCs/>
-          <w:color w:val="60CAF3" w:themeColor="accent4" w:themeTint="99"/>
-          <w:sz w:val="32"/>
-          <w:szCs w:val="32"/>
-        </w:rPr>
-        <w:t>images;android</w:t>
-      </w:r>
-      <w:proofErr w:type="gramEnd"/>
-      <w:r>
-        <w:rPr>
-          <w:b/>
-          <w:bCs/>
-          <w:color w:val="60CAF3" w:themeColor="accent4" w:themeTint="99"/>
-          <w:sz w:val="32"/>
-          <w:szCs w:val="32"/>
-        </w:rPr>
-        <w:t>-34;google_apis;x86_64"</w:t>
-      </w:r>
-    </w:p>
-    <w:p>
-      <w:pPr>
-        <w:jc w:val="both"/>
-        <w:rPr>
-          <w:sz w:val="32"/>
-          <w:szCs w:val="32"/>
-        </w:rPr>
-      </w:pPr>
-      <w:r>
-        <w:rPr>
+        <w:t>sdkmanager --uninstall "system-images;android-34;google_apis;x86_64"</w:t>
+      </w:r>
+    </w:p>
+    <w:p>
+      <w:pPr>
+        <w:jc w:val="both"/>
+        <w:rPr>
+          <w:rFonts w:ascii="Carlito" w:hAnsi="Carlito" w:cs="Carlito"/>
+          <w:sz w:val="32"/>
+          <w:szCs w:val="32"/>
+        </w:rPr>
+      </w:pPr>
+      <w:r>
+        <w:rPr>
+          <w:rFonts w:ascii="Carlito" w:hAnsi="Carlito" w:cs="Carlito"/>
           <w:b/>
           <w:bCs/>
           <w:sz w:val="32"/>
@@ -6030,6 +5400,7 @@
       </w:r>
       <w:r>
         <w:rPr>
+          <w:rFonts w:ascii="Carlito" w:hAnsi="Carlito" w:cs="Carlito"/>
           <w:sz w:val="32"/>
           <w:szCs w:val="32"/>
         </w:rPr>
@@ -6040,6 +5411,7 @@
       <w:pPr>
         <w:jc w:val="both"/>
         <w:rPr>
+          <w:rFonts w:ascii="Carlito" w:hAnsi="Carlito" w:cs="Carlito"/>
           <w:sz w:val="32"/>
           <w:szCs w:val="32"/>
         </w:rPr>
@@ -6049,12 +5421,14 @@
       <w:pPr>
         <w:jc w:val="center"/>
         <w:rPr>
-          <w:sz w:val="32"/>
-          <w:szCs w:val="32"/>
-        </w:rPr>
-      </w:pPr>
-      <w:r>
-        <w:rPr>
+          <w:rFonts w:ascii="Carlito" w:hAnsi="Carlito" w:cs="Carlito"/>
+          <w:sz w:val="32"/>
+          <w:szCs w:val="32"/>
+        </w:rPr>
+      </w:pPr>
+      <w:r>
+        <w:rPr>
+          <w:rFonts w:ascii="Carlito" w:hAnsi="Carlito" w:cs="Carlito"/>
           <w:sz w:val="32"/>
           <w:szCs w:val="32"/>
         </w:rPr>
@@ -6065,79 +5439,65 @@
       <w:pPr>
         <w:jc w:val="both"/>
         <w:rPr>
-          <w:sz w:val="32"/>
-          <w:szCs w:val="32"/>
-        </w:rPr>
-      </w:pPr>
-    </w:p>
-    <w:p>
-      <w:pPr>
-        <w:jc w:val="both"/>
-        <w:rPr>
-          <w:b/>
-          <w:bCs/>
-          <w:sz w:val="32"/>
-          <w:szCs w:val="32"/>
-        </w:rPr>
-      </w:pPr>
-      <w:r>
-        <w:rPr>
-          <w:b/>
-          <w:bCs/>
+          <w:rFonts w:ascii="Carlito" w:hAnsi="Carlito" w:cs="Carlito"/>
+          <w:sz w:val="32"/>
+          <w:szCs w:val="32"/>
+        </w:rPr>
+      </w:pPr>
+    </w:p>
+    <w:p>
+      <w:pPr>
+        <w:jc w:val="both"/>
+        <w:rPr>
+          <w:rFonts w:ascii="Carlito" w:hAnsi="Carlito" w:cs="Carlito"/>
+          <w:b/>
+          <w:bCs/>
+          <w:sz w:val="32"/>
+          <w:szCs w:val="32"/>
+        </w:rPr>
+      </w:pPr>
+      <w:r>
+        <w:rPr>
+          <w:rFonts w:ascii="Carlito" w:hAnsi="Carlito" w:cs="Carlito"/>
+          <w:b/>
+          <w:bCs/>
+          <w:sz w:val="32"/>
+          <w:szCs w:val="32"/>
+        </w:rPr>
+        <w:t>Antigravity Extension Market Fix:</w:t>
+      </w:r>
+    </w:p>
+    <w:p>
+      <w:pPr>
+        <w:jc w:val="both"/>
+        <w:rPr>
+          <w:rFonts w:ascii="Carlito" w:hAnsi="Carlito" w:cs="Carlito"/>
+          <w:sz w:val="32"/>
+          <w:szCs w:val="32"/>
+        </w:rPr>
+      </w:pPr>
+      <w:r>
+        <w:rPr>
+          <w:rFonts w:ascii="Carlito" w:hAnsi="Carlito" w:cs="Carlito"/>
           <w:sz w:val="32"/>
           <w:szCs w:val="32"/>
         </w:rPr>
         <w:lastRenderedPageBreak/>
-        <w:t>Antigravity Extension Market Fix:</w:t>
-      </w:r>
-    </w:p>
-    <w:p>
-      <w:pPr>
-        <w:jc w:val="both"/>
-        <w:rPr>
-          <w:sz w:val="32"/>
-          <w:szCs w:val="32"/>
-        </w:rPr>
-      </w:pPr>
-      <w:r>
-        <w:rPr>
-          <w:sz w:val="32"/>
-          <w:szCs w:val="32"/>
-        </w:rPr>
-        <w:t>#</w:t>
-      </w:r>
-      <w:r>
-        <w:rPr>
-          <w:sz w:val="32"/>
-          <w:szCs w:val="32"/>
-        </w:rPr>
-        <w:t xml:space="preserve"> Since Antigravity is built on the VS Code open-source core, </w:t>
-      </w:r>
-      <w:r>
-        <w:rPr>
-          <w:sz w:val="32"/>
-          <w:szCs w:val="32"/>
-        </w:rPr>
-        <w:t>we</w:t>
-      </w:r>
-      <w:r>
-        <w:rPr>
-          <w:sz w:val="32"/>
-          <w:szCs w:val="32"/>
-        </w:rPr>
-        <w:t xml:space="preserve"> can point its marketplace URLs directly to Microsoft's servers.</w:t>
-      </w:r>
-    </w:p>
-    <w:p>
-      <w:pPr>
-        <w:jc w:val="both"/>
-        <w:rPr>
-          <w:sz w:val="32"/>
-          <w:szCs w:val="32"/>
-        </w:rPr>
-      </w:pPr>
-      <w:r>
-        <w:rPr>
+        <w:t># Since Antigravity is built on the VS Code open-source core, we can point its marketplace URLs directly to Microsoft's servers.</w:t>
+      </w:r>
+    </w:p>
+    <w:p>
+      <w:pPr>
+        <w:jc w:val="both"/>
+        <w:rPr>
+          <w:rFonts w:ascii="Carlito" w:hAnsi="Carlito" w:cs="Carlito"/>
+          <w:sz w:val="32"/>
+          <w:szCs w:val="32"/>
+        </w:rPr>
+      </w:pPr>
+      <w:r>
+        <w:rPr>
+          <w:rFonts w:ascii="Carlito" w:hAnsi="Carlito" w:cs="Carlito"/>
           <w:sz w:val="32"/>
           <w:szCs w:val="32"/>
         </w:rPr>
@@ -6153,14 +5513,16 @@
         </w:numPr>
         <w:jc w:val="both"/>
         <w:rPr>
-          <w:b/>
-          <w:bCs/>
-          <w:sz w:val="32"/>
-          <w:szCs w:val="32"/>
-        </w:rPr>
-      </w:pPr>
-      <w:r>
-        <w:rPr>
+          <w:rFonts w:ascii="Carlito" w:hAnsi="Carlito" w:cs="Carlito"/>
+          <w:b/>
+          <w:bCs/>
+          <w:sz w:val="32"/>
+          <w:szCs w:val="32"/>
+        </w:rPr>
+      </w:pPr>
+      <w:r>
+        <w:rPr>
+          <w:rFonts w:ascii="Carlito" w:hAnsi="Carlito" w:cs="Carlito"/>
           <w:b/>
           <w:bCs/>
           <w:sz w:val="32"/>
@@ -6178,12 +5540,14 @@
         </w:numPr>
         <w:jc w:val="both"/>
         <w:rPr>
-          <w:sz w:val="32"/>
-          <w:szCs w:val="32"/>
-        </w:rPr>
-      </w:pPr>
-      <w:r>
-        <w:rPr>
+          <w:rFonts w:ascii="Carlito" w:hAnsi="Carlito" w:cs="Carlito"/>
+          <w:sz w:val="32"/>
+          <w:szCs w:val="32"/>
+        </w:rPr>
+      </w:pPr>
+      <w:r>
+        <w:rPr>
+          <w:rFonts w:ascii="Carlito" w:hAnsi="Carlito" w:cs="Carlito"/>
           <w:sz w:val="32"/>
           <w:szCs w:val="32"/>
         </w:rPr>
@@ -6191,28 +5555,17 @@
       </w:r>
       <w:r>
         <w:rPr>
-          <w:b/>
-          <w:bCs/>
-          <w:sz w:val="32"/>
-          <w:szCs w:val="32"/>
-        </w:rPr>
-        <w:t xml:space="preserve"> </w:t>
-      </w:r>
-      <w:proofErr w:type="spellStart"/>
-      <w:proofErr w:type="gramStart"/>
-      <w:r>
-        <w:rPr>
-          <w:b/>
-          <w:bCs/>
-          <w:sz w:val="32"/>
-          <w:szCs w:val="32"/>
-        </w:rPr>
-        <w:t>product.json</w:t>
-      </w:r>
-      <w:proofErr w:type="spellEnd"/>
-      <w:proofErr w:type="gramEnd"/>
-      <w:r>
-        <w:rPr>
+          <w:rFonts w:ascii="Carlito" w:hAnsi="Carlito" w:cs="Carlito"/>
+          <w:b/>
+          <w:bCs/>
+          <w:sz w:val="32"/>
+          <w:szCs w:val="32"/>
+        </w:rPr>
+        <w:t xml:space="preserve"> product.json</w:t>
+      </w:r>
+      <w:r>
+        <w:rPr>
+          <w:rFonts w:ascii="Carlito" w:hAnsi="Carlito" w:cs="Carlito"/>
           <w:sz w:val="32"/>
           <w:szCs w:val="32"/>
         </w:rPr>
@@ -6228,20 +5581,22 @@
         </w:numPr>
         <w:jc w:val="both"/>
         <w:rPr>
-          <w:sz w:val="32"/>
-          <w:szCs w:val="32"/>
-        </w:rPr>
-      </w:pPr>
-      <w:r>
-        <w:rPr>
+          <w:rFonts w:ascii="Carlito" w:hAnsi="Carlito" w:cs="Carlito"/>
+          <w:sz w:val="32"/>
+          <w:szCs w:val="32"/>
+        </w:rPr>
+      </w:pPr>
+      <w:r>
+        <w:rPr>
+          <w:rFonts w:ascii="Carlito" w:hAnsi="Carlito" w:cs="Carlito"/>
           <w:sz w:val="32"/>
           <w:szCs w:val="32"/>
         </w:rPr>
         <w:t xml:space="preserve">Search for </w:t>
       </w:r>
-      <w:proofErr w:type="spellStart"/>
-      <w:r>
-        <w:rPr>
+      <w:r>
+        <w:rPr>
+          <w:rFonts w:ascii="Carlito" w:hAnsi="Carlito" w:cs="Carlito"/>
           <w:b/>
           <w:bCs/>
           <w:sz w:val="32"/>
@@ -6249,9 +5604,9 @@
         </w:rPr>
         <w:t>extensionsGallery</w:t>
       </w:r>
-      <w:proofErr w:type="spellEnd"/>
-      <w:r>
-        <w:rPr>
+      <w:r>
+        <w:rPr>
+          <w:rFonts w:ascii="Carlito" w:hAnsi="Carlito" w:cs="Carlito"/>
           <w:sz w:val="32"/>
           <w:szCs w:val="32"/>
         </w:rPr>
@@ -6262,6 +5617,7 @@
       <w:pPr>
         <w:jc w:val="both"/>
         <w:rPr>
+          <w:rFonts w:ascii="Carlito" w:hAnsi="Carlito" w:cs="Carlito"/>
           <w:b/>
           <w:bCs/>
           <w:color w:val="D86DCB" w:themeColor="accent5" w:themeTint="99"/>
@@ -6271,41 +5627,45 @@
       </w:pPr>
       <w:r>
         <w:rPr>
+          <w:rFonts w:ascii="Carlito" w:hAnsi="Carlito" w:cs="Carlito"/>
           <w:b/>
           <w:bCs/>
           <w:color w:val="D86DCB" w:themeColor="accent5" w:themeTint="99"/>
           <w:sz w:val="32"/>
           <w:szCs w:val="32"/>
         </w:rPr>
-        <w:t>"</w:t>
-      </w:r>
-      <w:proofErr w:type="spellStart"/>
-      <w:r>
-        <w:rPr>
+        <w:t>"extensionsGallery": {</w:t>
+      </w:r>
+    </w:p>
+    <w:p>
+      <w:pPr>
+        <w:jc w:val="both"/>
+        <w:rPr>
+          <w:rFonts w:ascii="Carlito" w:hAnsi="Carlito" w:cs="Carlito"/>
           <w:b/>
           <w:bCs/>
           <w:color w:val="D86DCB" w:themeColor="accent5" w:themeTint="99"/>
           <w:sz w:val="32"/>
           <w:szCs w:val="32"/>
         </w:rPr>
-        <w:t>extensionsGallery</w:t>
-      </w:r>
-      <w:proofErr w:type="spellEnd"/>
-      <w:r>
-        <w:rPr>
+      </w:pPr>
+      <w:r>
+        <w:rPr>
+          <w:rFonts w:ascii="Carlito" w:hAnsi="Carlito" w:cs="Carlito"/>
           <w:b/>
           <w:bCs/>
           <w:color w:val="D86DCB" w:themeColor="accent5" w:themeTint="99"/>
           <w:sz w:val="32"/>
           <w:szCs w:val="32"/>
         </w:rPr>
-        <w:t>": {</w:t>
-      </w:r>
-    </w:p>
-    <w:p>
-      <w:pPr>
-        <w:jc w:val="both"/>
-        <w:rPr>
+        <w:t xml:space="preserve">  "serviceUrl": "https://marketplace.visualstudio.com/_apis/public/gallery",</w:t>
+      </w:r>
+    </w:p>
+    <w:p>
+      <w:pPr>
+        <w:jc w:val="both"/>
+        <w:rPr>
+          <w:rFonts w:ascii="Carlito" w:hAnsi="Carlito" w:cs="Carlito"/>
           <w:b/>
           <w:bCs/>
           <w:color w:val="D86DCB" w:themeColor="accent5" w:themeTint="99"/>
@@ -6315,122 +5675,37 @@
       </w:pPr>
       <w:r>
         <w:rPr>
+          <w:rFonts w:ascii="Carlito" w:hAnsi="Carlito" w:cs="Carlito"/>
           <w:b/>
           <w:bCs/>
           <w:color w:val="D86DCB" w:themeColor="accent5" w:themeTint="99"/>
           <w:sz w:val="32"/>
           <w:szCs w:val="32"/>
         </w:rPr>
-        <w:t xml:space="preserve">  "</w:t>
-      </w:r>
-      <w:proofErr w:type="spellStart"/>
-      <w:r>
-        <w:rPr>
+        <w:t xml:space="preserve">  "itemUrl": "https://marketplace.visualstudio.com/items"</w:t>
+      </w:r>
+    </w:p>
+    <w:p>
+      <w:pPr>
+        <w:jc w:val="both"/>
+        <w:rPr>
+          <w:rFonts w:ascii="Carlito" w:hAnsi="Carlito" w:cs="Carlito"/>
           <w:b/>
           <w:bCs/>
           <w:color w:val="D86DCB" w:themeColor="accent5" w:themeTint="99"/>
           <w:sz w:val="32"/>
           <w:szCs w:val="32"/>
         </w:rPr>
-        <w:t>serviceUrl</w:t>
-      </w:r>
-      <w:proofErr w:type="spellEnd"/>
-      <w:r>
-        <w:rPr>
+      </w:pPr>
+      <w:r>
+        <w:rPr>
+          <w:rFonts w:ascii="Carlito" w:hAnsi="Carlito" w:cs="Carlito"/>
           <w:b/>
           <w:bCs/>
           <w:color w:val="D86DCB" w:themeColor="accent5" w:themeTint="99"/>
           <w:sz w:val="32"/>
           <w:szCs w:val="32"/>
         </w:rPr>
-        <w:t>": "https://marketplace.visualstudio.com/_</w:t>
-      </w:r>
-      <w:proofErr w:type="spellStart"/>
-      <w:r>
-        <w:rPr>
-          <w:b/>
-          <w:bCs/>
-          <w:color w:val="D86DCB" w:themeColor="accent5" w:themeTint="99"/>
-          <w:sz w:val="32"/>
-          <w:szCs w:val="32"/>
-        </w:rPr>
-        <w:t>apis</w:t>
-      </w:r>
-      <w:proofErr w:type="spellEnd"/>
-      <w:r>
-        <w:rPr>
-          <w:b/>
-          <w:bCs/>
-          <w:color w:val="D86DCB" w:themeColor="accent5" w:themeTint="99"/>
-          <w:sz w:val="32"/>
-          <w:szCs w:val="32"/>
-        </w:rPr>
-        <w:t>/public/gallery",</w:t>
-      </w:r>
-    </w:p>
-    <w:p>
-      <w:pPr>
-        <w:jc w:val="both"/>
-        <w:rPr>
-          <w:b/>
-          <w:bCs/>
-          <w:color w:val="D86DCB" w:themeColor="accent5" w:themeTint="99"/>
-          <w:sz w:val="32"/>
-          <w:szCs w:val="32"/>
-        </w:rPr>
-      </w:pPr>
-      <w:r>
-        <w:rPr>
-          <w:b/>
-          <w:bCs/>
-          <w:color w:val="D86DCB" w:themeColor="accent5" w:themeTint="99"/>
-          <w:sz w:val="32"/>
-          <w:szCs w:val="32"/>
-        </w:rPr>
-        <w:t xml:space="preserve">  "</w:t>
-      </w:r>
-      <w:proofErr w:type="spellStart"/>
-      <w:r>
-        <w:rPr>
-          <w:b/>
-          <w:bCs/>
-          <w:color w:val="D86DCB" w:themeColor="accent5" w:themeTint="99"/>
-          <w:sz w:val="32"/>
-          <w:szCs w:val="32"/>
-        </w:rPr>
-        <w:t>itemUrl</w:t>
-      </w:r>
-      <w:proofErr w:type="spellEnd"/>
-      <w:r>
-        <w:rPr>
-          <w:b/>
-          <w:bCs/>
-          <w:color w:val="D86DCB" w:themeColor="accent5" w:themeTint="99"/>
-          <w:sz w:val="32"/>
-          <w:szCs w:val="32"/>
-        </w:rPr>
-        <w:t>": "https://marketplace.visualstudio.com/items"</w:t>
-      </w:r>
-    </w:p>
-    <w:p>
-      <w:pPr>
-        <w:jc w:val="both"/>
-        <w:rPr>
-          <w:b/>
-          <w:bCs/>
-          <w:color w:val="D86DCB" w:themeColor="accent5" w:themeTint="99"/>
-          <w:sz w:val="32"/>
-          <w:szCs w:val="32"/>
-        </w:rPr>
-      </w:pPr>
-      <w:r>
-        <w:rPr>
-          <w:b/>
-          <w:bCs/>
-          <w:color w:val="D86DCB" w:themeColor="accent5" w:themeTint="99"/>
-          <w:sz w:val="32"/>
-          <w:szCs w:val="32"/>
-        </w:rPr>
         <w:t>}</w:t>
       </w:r>
     </w:p>
@@ -6438,12 +5713,14 @@
       <w:pPr>
         <w:jc w:val="both"/>
         <w:rPr>
-          <w:sz w:val="32"/>
-          <w:szCs w:val="32"/>
-        </w:rPr>
-      </w:pPr>
-      <w:r>
-        <w:rPr>
+          <w:rFonts w:ascii="Carlito" w:hAnsi="Carlito" w:cs="Carlito"/>
+          <w:sz w:val="32"/>
+          <w:szCs w:val="32"/>
+        </w:rPr>
+      </w:pPr>
+      <w:r>
+        <w:rPr>
+          <w:rFonts w:ascii="Carlito" w:hAnsi="Carlito" w:cs="Carlito"/>
           <w:sz w:val="32"/>
           <w:szCs w:val="32"/>
         </w:rPr>
@@ -6454,51 +5731,57 @@
       <w:pPr>
         <w:jc w:val="both"/>
         <w:rPr>
-          <w:sz w:val="32"/>
-          <w:szCs w:val="32"/>
-        </w:rPr>
-      </w:pPr>
-    </w:p>
-    <w:p>
-      <w:pPr>
-        <w:jc w:val="both"/>
-        <w:rPr>
-          <w:sz w:val="32"/>
-          <w:szCs w:val="32"/>
-        </w:rPr>
-      </w:pPr>
-    </w:p>
-    <w:p>
-      <w:pPr>
-        <w:jc w:val="both"/>
-        <w:rPr>
-          <w:sz w:val="32"/>
-          <w:szCs w:val="32"/>
-        </w:rPr>
-      </w:pPr>
-    </w:p>
-    <w:p>
-      <w:pPr>
-        <w:jc w:val="both"/>
-        <w:rPr>
-          <w:sz w:val="32"/>
-          <w:szCs w:val="32"/>
-        </w:rPr>
-      </w:pPr>
-    </w:p>
-    <w:p>
-      <w:pPr>
-        <w:jc w:val="both"/>
-        <w:rPr>
-          <w:sz w:val="32"/>
-          <w:szCs w:val="32"/>
-        </w:rPr>
-      </w:pPr>
-    </w:p>
-    <w:p>
-      <w:pPr>
-        <w:jc w:val="both"/>
-        <w:rPr>
+          <w:rFonts w:ascii="Carlito" w:hAnsi="Carlito" w:cs="Carlito"/>
+          <w:sz w:val="32"/>
+          <w:szCs w:val="32"/>
+        </w:rPr>
+      </w:pPr>
+    </w:p>
+    <w:p>
+      <w:pPr>
+        <w:jc w:val="both"/>
+        <w:rPr>
+          <w:rFonts w:ascii="Carlito" w:hAnsi="Carlito" w:cs="Carlito"/>
+          <w:sz w:val="32"/>
+          <w:szCs w:val="32"/>
+        </w:rPr>
+      </w:pPr>
+    </w:p>
+    <w:p>
+      <w:pPr>
+        <w:jc w:val="both"/>
+        <w:rPr>
+          <w:rFonts w:ascii="Carlito" w:hAnsi="Carlito" w:cs="Carlito"/>
+          <w:sz w:val="32"/>
+          <w:szCs w:val="32"/>
+        </w:rPr>
+      </w:pPr>
+    </w:p>
+    <w:p>
+      <w:pPr>
+        <w:jc w:val="both"/>
+        <w:rPr>
+          <w:rFonts w:ascii="Carlito" w:hAnsi="Carlito" w:cs="Carlito"/>
+          <w:sz w:val="32"/>
+          <w:szCs w:val="32"/>
+        </w:rPr>
+      </w:pPr>
+    </w:p>
+    <w:p>
+      <w:pPr>
+        <w:jc w:val="both"/>
+        <w:rPr>
+          <w:rFonts w:ascii="Carlito" w:hAnsi="Carlito" w:cs="Carlito"/>
+          <w:sz w:val="32"/>
+          <w:szCs w:val="32"/>
+        </w:rPr>
+      </w:pPr>
+    </w:p>
+    <w:p>
+      <w:pPr>
+        <w:jc w:val="both"/>
+        <w:rPr>
+          <w:rFonts w:ascii="Carlito" w:hAnsi="Carlito" w:cs="Carlito"/>
           <w:sz w:val="32"/>
           <w:szCs w:val="32"/>
         </w:rPr>

--- a/flutter_documents/f8_packages_tools_and_CLI/f60_vscode_for_flutter.docx
+++ b/flutter_documents/f8_packages_tools_and_CLI/f60_vscode_for_flutter.docx
@@ -68,8 +68,18 @@
           <w:sz w:val="32"/>
           <w:szCs w:val="32"/>
         </w:rPr>
-        <w:t>………..</w:t>
-      </w:r>
+        <w:t>……</w:t>
+      </w:r>
+      <w:proofErr w:type="gramStart"/>
+      <w:r>
+        <w:rPr>
+          <w:rFonts w:ascii="Carlito" w:hAnsi="Carlito" w:cs="Carlito"/>
+          <w:sz w:val="32"/>
+          <w:szCs w:val="32"/>
+        </w:rPr>
+        <w:t>…..</w:t>
+      </w:r>
+      <w:proofErr w:type="gramEnd"/>
       <w:r>
         <w:rPr>
           <w:rFonts w:ascii="Carlito" w:hAnsi="Carlito" w:cs="Carlito"/>
@@ -109,7 +119,25 @@
           <w:sz w:val="32"/>
           <w:szCs w:val="32"/>
         </w:rPr>
-        <w:t xml:space="preserve"> CLI in VS code………………………………..…………</w:t>
+        <w:t xml:space="preserve"> CLI in VS code……………………………</w:t>
+      </w:r>
+      <w:proofErr w:type="gramStart"/>
+      <w:r>
+        <w:rPr>
+          <w:rFonts w:ascii="Carlito" w:hAnsi="Carlito" w:cs="Carlito"/>
+          <w:sz w:val="32"/>
+          <w:szCs w:val="32"/>
+        </w:rPr>
+        <w:t>…..</w:t>
+      </w:r>
+      <w:proofErr w:type="gramEnd"/>
+      <w:r>
+        <w:rPr>
+          <w:rFonts w:ascii="Carlito" w:hAnsi="Carlito" w:cs="Carlito"/>
+          <w:sz w:val="32"/>
+          <w:szCs w:val="32"/>
+        </w:rPr>
+        <w:t>…………</w:t>
       </w:r>
       <w:r>
         <w:rPr>
@@ -187,7 +215,25 @@
           <w:sz w:val="32"/>
           <w:szCs w:val="32"/>
         </w:rPr>
-        <w:t>Run Time Configurations in VS Code (flavors &amp; dart define)….…6</w:t>
+        <w:t xml:space="preserve">Run Time Configurations in VS Code (flavors &amp; dart </w:t>
+      </w:r>
+      <w:proofErr w:type="gramStart"/>
+      <w:r>
+        <w:rPr>
+          <w:rFonts w:ascii="Carlito" w:hAnsi="Carlito" w:cs="Carlito"/>
+          <w:sz w:val="32"/>
+          <w:szCs w:val="32"/>
+        </w:rPr>
+        <w:t>define)…</w:t>
+      </w:r>
+      <w:proofErr w:type="gramEnd"/>
+      <w:r>
+        <w:rPr>
+          <w:rFonts w:ascii="Carlito" w:hAnsi="Carlito" w:cs="Carlito"/>
+          <w:sz w:val="32"/>
+          <w:szCs w:val="32"/>
+        </w:rPr>
+        <w:t>.…6</w:t>
       </w:r>
     </w:p>
     <w:p>
@@ -622,6 +668,7 @@
           <w:szCs w:val="32"/>
         </w:rPr>
       </w:pPr>
+      <w:proofErr w:type="spellStart"/>
       <w:r>
         <w:rPr>
           <w:rFonts w:ascii="Carlito" w:hAnsi="Carlito" w:cs="Carlito"/>
@@ -632,6 +679,7 @@
         </w:rPr>
         <w:t>GitLens</w:t>
       </w:r>
+      <w:proofErr w:type="spellEnd"/>
       <w:r>
         <w:rPr>
           <w:rFonts w:ascii="Carlito" w:hAnsi="Carlito" w:cs="Carlito"/>
@@ -727,15 +775,17 @@
           <w:sz w:val="32"/>
           <w:szCs w:val="32"/>
         </w:rPr>
-        <w:t xml:space="preserve"> IntelliJ IDEA Class Dark</w:t>
-      </w:r>
-      <w:r>
-        <w:rPr>
-          <w:rFonts w:ascii="Carlito" w:hAnsi="Carlito" w:cs="Carlito"/>
-          <w:sz w:val="32"/>
-          <w:szCs w:val="32"/>
-        </w:rPr>
-        <w:t xml:space="preserve"> or install IntelliJ IDEA New UI extension and select dark mode (RECOMMENDED)</w:t>
+        <w:t xml:space="preserve"> </w:t>
+      </w:r>
+      <w:r>
+        <w:rPr>
+          <w:rFonts w:ascii="Carlito" w:hAnsi="Carlito" w:cs="Carlito"/>
+          <w:b/>
+          <w:bCs/>
+          <w:sz w:val="32"/>
+          <w:szCs w:val="32"/>
+        </w:rPr>
+        <w:t>Dark+</w:t>
       </w:r>
     </w:p>
     <w:p>
@@ -761,6 +811,14 @@
           <w:sz w:val="32"/>
           <w:szCs w:val="32"/>
         </w:rPr>
+        <w:t xml:space="preserve">(IMPORTANT) </w:t>
+      </w:r>
+      <w:r>
+        <w:rPr>
+          <w:rFonts w:ascii="Carlito" w:hAnsi="Carlito" w:cs="Carlito"/>
+          <w:sz w:val="32"/>
+          <w:szCs w:val="32"/>
+        </w:rPr>
         <w:t xml:space="preserve">Then prese </w:t>
       </w:r>
       <w:r>
@@ -903,31 +961,83 @@
           <w:sz w:val="32"/>
           <w:szCs w:val="32"/>
         </w:rPr>
-        <w:t xml:space="preserve">    "workbench.colorCustomizations": {</w:t>
-      </w:r>
-    </w:p>
-    <w:p>
-      <w:pPr>
-        <w:jc w:val="both"/>
-        <w:rPr>
-          <w:rFonts w:ascii="Carlito" w:hAnsi="Carlito" w:cs="Carlito"/>
-          <w:b/>
-          <w:bCs/>
-          <w:color w:val="D86DCB" w:themeColor="accent5" w:themeTint="99"/>
-          <w:sz w:val="32"/>
-          <w:szCs w:val="32"/>
-        </w:rPr>
-      </w:pPr>
-      <w:r>
-        <w:rPr>
-          <w:rFonts w:ascii="Carlito" w:hAnsi="Carlito" w:cs="Carlito"/>
-          <w:b/>
-          <w:bCs/>
-          <w:color w:val="D86DCB" w:themeColor="accent5" w:themeTint="99"/>
-          <w:sz w:val="32"/>
-          <w:szCs w:val="32"/>
-        </w:rPr>
-        <w:t xml:space="preserve">        "editor.background": "#1</w:t>
+        <w:t xml:space="preserve">    "</w:t>
+      </w:r>
+      <w:proofErr w:type="spellStart"/>
+      <w:proofErr w:type="gramStart"/>
+      <w:r>
+        <w:rPr>
+          <w:rFonts w:ascii="Carlito" w:hAnsi="Carlito" w:cs="Carlito"/>
+          <w:b/>
+          <w:bCs/>
+          <w:color w:val="D86DCB" w:themeColor="accent5" w:themeTint="99"/>
+          <w:sz w:val="32"/>
+          <w:szCs w:val="32"/>
+        </w:rPr>
+        <w:t>workbench.colorCustomizations</w:t>
+      </w:r>
+      <w:proofErr w:type="spellEnd"/>
+      <w:proofErr w:type="gramEnd"/>
+      <w:r>
+        <w:rPr>
+          <w:rFonts w:ascii="Carlito" w:hAnsi="Carlito" w:cs="Carlito"/>
+          <w:b/>
+          <w:bCs/>
+          <w:color w:val="D86DCB" w:themeColor="accent5" w:themeTint="99"/>
+          <w:sz w:val="32"/>
+          <w:szCs w:val="32"/>
+        </w:rPr>
+        <w:t>": {</w:t>
+      </w:r>
+    </w:p>
+    <w:p>
+      <w:pPr>
+        <w:jc w:val="both"/>
+        <w:rPr>
+          <w:rFonts w:ascii="Carlito" w:hAnsi="Carlito" w:cs="Carlito"/>
+          <w:b/>
+          <w:bCs/>
+          <w:color w:val="D86DCB" w:themeColor="accent5" w:themeTint="99"/>
+          <w:sz w:val="32"/>
+          <w:szCs w:val="32"/>
+        </w:rPr>
+      </w:pPr>
+      <w:r>
+        <w:rPr>
+          <w:rFonts w:ascii="Carlito" w:hAnsi="Carlito" w:cs="Carlito"/>
+          <w:b/>
+          <w:bCs/>
+          <w:color w:val="D86DCB" w:themeColor="accent5" w:themeTint="99"/>
+          <w:sz w:val="32"/>
+          <w:szCs w:val="32"/>
+        </w:rPr>
+        <w:t xml:space="preserve">        "</w:t>
+      </w:r>
+      <w:proofErr w:type="spellStart"/>
+      <w:proofErr w:type="gramStart"/>
+      <w:r>
+        <w:rPr>
+          <w:rFonts w:ascii="Carlito" w:hAnsi="Carlito" w:cs="Carlito"/>
+          <w:b/>
+          <w:bCs/>
+          <w:color w:val="D86DCB" w:themeColor="accent5" w:themeTint="99"/>
+          <w:sz w:val="32"/>
+          <w:szCs w:val="32"/>
+        </w:rPr>
+        <w:t>editor.background</w:t>
+      </w:r>
+      <w:proofErr w:type="spellEnd"/>
+      <w:proofErr w:type="gramEnd"/>
+      <w:r>
+        <w:rPr>
+          <w:rFonts w:ascii="Carlito" w:hAnsi="Carlito" w:cs="Carlito"/>
+          <w:b/>
+          <w:bCs/>
+          <w:color w:val="D86DCB" w:themeColor="accent5" w:themeTint="99"/>
+          <w:sz w:val="32"/>
+          <w:szCs w:val="32"/>
+        </w:rPr>
+        <w:t>": "#1</w:t>
       </w:r>
       <w:r>
         <w:rPr>
@@ -1067,7 +1177,6 @@
           <w:sz w:val="32"/>
           <w:szCs w:val="32"/>
         </w:rPr>
-        <w:lastRenderedPageBreak/>
         <w:t># S</w:t>
       </w:r>
       <w:r>
@@ -1145,6 +1254,7 @@
           <w:sz w:val="32"/>
           <w:szCs w:val="32"/>
         </w:rPr>
+        <w:lastRenderedPageBreak/>
         <w:t>View</w:t>
       </w:r>
       <w:r>
@@ -1374,15 +1484,29 @@
         </w:rPr>
         <w:t xml:space="preserve"> project which will be our app name (like </w:t>
       </w:r>
-      <w:r>
-        <w:rPr>
-          <w:rFonts w:ascii="Carlito" w:hAnsi="Carlito" w:cs="Carlito"/>
-          <w:b/>
-          <w:bCs/>
-          <w:sz w:val="32"/>
-          <w:szCs w:val="32"/>
-        </w:rPr>
-        <w:t>android:label=</w:t>
+      <w:proofErr w:type="spellStart"/>
+      <w:proofErr w:type="gramStart"/>
+      <w:r>
+        <w:rPr>
+          <w:rFonts w:ascii="Carlito" w:hAnsi="Carlito" w:cs="Carlito"/>
+          <w:b/>
+          <w:bCs/>
+          <w:sz w:val="32"/>
+          <w:szCs w:val="32"/>
+        </w:rPr>
+        <w:t>android:label</w:t>
+      </w:r>
+      <w:proofErr w:type="spellEnd"/>
+      <w:proofErr w:type="gramEnd"/>
+      <w:r>
+        <w:rPr>
+          <w:rFonts w:ascii="Carlito" w:hAnsi="Carlito" w:cs="Carlito"/>
+          <w:b/>
+          <w:bCs/>
+          <w:sz w:val="32"/>
+          <w:szCs w:val="32"/>
+        </w:rPr>
+        <w:t>=</w:t>
       </w:r>
       <w:r>
         <w:rPr>
@@ -1410,6 +1534,7 @@
         </w:rPr>
         <w:t xml:space="preserve"> and </w:t>
       </w:r>
+      <w:proofErr w:type="spellStart"/>
       <w:r>
         <w:rPr>
           <w:rFonts w:ascii="Carlito" w:hAnsi="Carlito" w:cs="Carlito"/>
@@ -1420,6 +1545,7 @@
         </w:rPr>
         <w:t>pubsec.yaml</w:t>
       </w:r>
+      <w:proofErr w:type="spellEnd"/>
       <w:r>
         <w:rPr>
           <w:rFonts w:ascii="Carlito" w:hAnsi="Carlito" w:cs="Carlito"/>
@@ -1460,6 +1586,7 @@
         </w:rPr>
         <w:t xml:space="preserve"> </w:t>
       </w:r>
+      <w:proofErr w:type="spellStart"/>
       <w:r>
         <w:rPr>
           <w:rFonts w:ascii="Carlito" w:hAnsi="Carlito" w:cs="Carlito"/>
@@ -1470,6 +1597,7 @@
         </w:rPr>
         <w:t>com.example.testing_flutter</w:t>
       </w:r>
+      <w:proofErr w:type="spellEnd"/>
       <w:r>
         <w:rPr>
           <w:rFonts w:ascii="Carlito" w:hAnsi="Carlito" w:cs="Carlito"/>
@@ -1810,39 +1938,39 @@
           <w:sz w:val="32"/>
           <w:szCs w:val="32"/>
         </w:rPr>
+        <w:t>Break</w:t>
+      </w:r>
+    </w:p>
+    <w:p>
+      <w:pPr>
+        <w:jc w:val="both"/>
+        <w:rPr>
+          <w:rFonts w:ascii="Carlito" w:hAnsi="Carlito" w:cs="Carlito"/>
+          <w:sz w:val="32"/>
+          <w:szCs w:val="32"/>
+        </w:rPr>
+      </w:pPr>
+    </w:p>
+    <w:p>
+      <w:pPr>
+        <w:jc w:val="both"/>
+        <w:rPr>
+          <w:rFonts w:ascii="Carlito" w:hAnsi="Carlito" w:cs="Carlito"/>
+          <w:b/>
+          <w:bCs/>
+          <w:sz w:val="32"/>
+          <w:szCs w:val="32"/>
+        </w:rPr>
+      </w:pPr>
+      <w:r>
+        <w:rPr>
+          <w:rFonts w:ascii="Carlito" w:hAnsi="Carlito" w:cs="Carlito"/>
+          <w:b/>
+          <w:bCs/>
+          <w:sz w:val="32"/>
+          <w:szCs w:val="32"/>
+        </w:rPr>
         <w:lastRenderedPageBreak/>
-        <w:t>Break</w:t>
-      </w:r>
-    </w:p>
-    <w:p>
-      <w:pPr>
-        <w:jc w:val="both"/>
-        <w:rPr>
-          <w:rFonts w:ascii="Carlito" w:hAnsi="Carlito" w:cs="Carlito"/>
-          <w:sz w:val="32"/>
-          <w:szCs w:val="32"/>
-        </w:rPr>
-      </w:pPr>
-    </w:p>
-    <w:p>
-      <w:pPr>
-        <w:jc w:val="both"/>
-        <w:rPr>
-          <w:rFonts w:ascii="Carlito" w:hAnsi="Carlito" w:cs="Carlito"/>
-          <w:b/>
-          <w:bCs/>
-          <w:sz w:val="32"/>
-          <w:szCs w:val="32"/>
-        </w:rPr>
-      </w:pPr>
-      <w:r>
-        <w:rPr>
-          <w:rFonts w:ascii="Carlito" w:hAnsi="Carlito" w:cs="Carlito"/>
-          <w:b/>
-          <w:bCs/>
-          <w:sz w:val="32"/>
-          <w:szCs w:val="32"/>
-        </w:rPr>
         <w:t>Project Level Settings in VS Code:</w:t>
       </w:r>
     </w:p>
@@ -1861,18 +1989,40 @@
           <w:sz w:val="32"/>
           <w:szCs w:val="32"/>
         </w:rPr>
-        <w:t xml:space="preserve"># If we add a </w:t>
-      </w:r>
-      <w:r>
-        <w:rPr>
-          <w:rFonts w:ascii="Carlito" w:hAnsi="Carlito" w:cs="Carlito"/>
-          <w:b/>
-          <w:bCs/>
-          <w:sz w:val="32"/>
-          <w:szCs w:val="32"/>
-        </w:rPr>
-        <w:t>.vscode</w:t>
-      </w:r>
+        <w:t xml:space="preserve"># If we add </w:t>
+      </w:r>
+      <w:proofErr w:type="gramStart"/>
+      <w:r>
+        <w:rPr>
+          <w:rFonts w:ascii="Carlito" w:hAnsi="Carlito" w:cs="Carlito"/>
+          <w:sz w:val="32"/>
+          <w:szCs w:val="32"/>
+        </w:rPr>
+        <w:t xml:space="preserve">a </w:t>
+      </w:r>
+      <w:r>
+        <w:rPr>
+          <w:rFonts w:ascii="Carlito" w:hAnsi="Carlito" w:cs="Carlito"/>
+          <w:b/>
+          <w:bCs/>
+          <w:sz w:val="32"/>
+          <w:szCs w:val="32"/>
+        </w:rPr>
+        <w:t>.</w:t>
+      </w:r>
+      <w:proofErr w:type="spellStart"/>
+      <w:r>
+        <w:rPr>
+          <w:rFonts w:ascii="Carlito" w:hAnsi="Carlito" w:cs="Carlito"/>
+          <w:b/>
+          <w:bCs/>
+          <w:sz w:val="32"/>
+          <w:szCs w:val="32"/>
+        </w:rPr>
+        <w:t>vscode</w:t>
+      </w:r>
+      <w:proofErr w:type="spellEnd"/>
+      <w:proofErr w:type="gramEnd"/>
       <w:r>
         <w:rPr>
           <w:rFonts w:ascii="Carlito" w:hAnsi="Carlito" w:cs="Carlito"/>
@@ -1881,16 +2031,62 @@
         </w:rPr>
         <w:t xml:space="preserve"> directory inside our (like </w:t>
       </w:r>
-      <w:r>
-        <w:rPr>
-          <w:rFonts w:ascii="Carlito" w:hAnsi="Carlito" w:cs="Carlito"/>
-          <w:b/>
-          <w:bCs/>
-          <w:sz w:val="32"/>
-          <w:szCs w:val="32"/>
-        </w:rPr>
-        <w:t>project_root/.vscode/settings.json</w:t>
-      </w:r>
+      <w:proofErr w:type="spellStart"/>
+      <w:r>
+        <w:rPr>
+          <w:rFonts w:ascii="Carlito" w:hAnsi="Carlito" w:cs="Carlito"/>
+          <w:b/>
+          <w:bCs/>
+          <w:sz w:val="32"/>
+          <w:szCs w:val="32"/>
+        </w:rPr>
+        <w:t>project_root</w:t>
+      </w:r>
+      <w:proofErr w:type="spellEnd"/>
+      <w:r>
+        <w:rPr>
+          <w:rFonts w:ascii="Carlito" w:hAnsi="Carlito" w:cs="Carlito"/>
+          <w:b/>
+          <w:bCs/>
+          <w:sz w:val="32"/>
+          <w:szCs w:val="32"/>
+        </w:rPr>
+        <w:t>/.</w:t>
+      </w:r>
+      <w:proofErr w:type="spellStart"/>
+      <w:r>
+        <w:rPr>
+          <w:rFonts w:ascii="Carlito" w:hAnsi="Carlito" w:cs="Carlito"/>
+          <w:b/>
+          <w:bCs/>
+          <w:sz w:val="32"/>
+          <w:szCs w:val="32"/>
+        </w:rPr>
+        <w:t>vscode</w:t>
+      </w:r>
+      <w:proofErr w:type="spellEnd"/>
+      <w:r>
+        <w:rPr>
+          <w:rFonts w:ascii="Carlito" w:hAnsi="Carlito" w:cs="Carlito"/>
+          <w:b/>
+          <w:bCs/>
+          <w:sz w:val="32"/>
+          <w:szCs w:val="32"/>
+        </w:rPr>
+        <w:t>/</w:t>
+      </w:r>
+      <w:proofErr w:type="spellStart"/>
+      <w:r>
+        <w:rPr>
+          <w:rFonts w:ascii="Carlito" w:hAnsi="Carlito" w:cs="Carlito"/>
+          <w:b/>
+          <w:bCs/>
+          <w:sz w:val="32"/>
+          <w:szCs w:val="32"/>
+        </w:rPr>
+        <w:t>settings.json</w:t>
+      </w:r>
+      <w:proofErr w:type="spellEnd"/>
       <w:r>
         <w:rPr>
           <w:rFonts w:ascii="Carlito" w:hAnsi="Carlito" w:cs="Carlito"/>
@@ -1899,6 +2095,7 @@
         </w:rPr>
         <w:t xml:space="preserve">) and it has </w:t>
       </w:r>
+      <w:proofErr w:type="spellStart"/>
       <w:r>
         <w:rPr>
           <w:rFonts w:ascii="Carlito" w:hAnsi="Carlito" w:cs="Carlito"/>
@@ -1909,6 +2106,7 @@
         </w:rPr>
         <w:t>settings.json</w:t>
       </w:r>
+      <w:proofErr w:type="spellEnd"/>
       <w:r>
         <w:rPr>
           <w:rFonts w:ascii="Carlito" w:hAnsi="Carlito" w:cs="Carlito"/>
@@ -1929,6 +2127,7 @@
           <w:szCs w:val="28"/>
         </w:rPr>
       </w:pPr>
+      <w:proofErr w:type="spellStart"/>
       <w:r>
         <w:rPr>
           <w:rFonts w:ascii="Carlito" w:hAnsi="Carlito" w:cs="Carlito"/>
@@ -1937,12 +2136,10 @@
           <w:sz w:val="28"/>
           <w:szCs w:val="28"/>
         </w:rPr>
-        <w:t>my_flutter_app/</w:t>
-      </w:r>
-    </w:p>
-    <w:p>
-      <w:pPr>
-        <w:jc w:val="both"/>
+        <w:t>my_flutter_app</w:t>
+      </w:r>
+      <w:proofErr w:type="spellEnd"/>
+      <w:r>
         <w:rPr>
           <w:rFonts w:ascii="Carlito" w:hAnsi="Carlito" w:cs="Carlito"/>
           <w:b/>
@@ -1950,31 +2147,31 @@
           <w:sz w:val="28"/>
           <w:szCs w:val="28"/>
         </w:rPr>
-      </w:pPr>
-      <w:r>
-        <w:rPr>
-          <w:rFonts w:ascii="Arial" w:hAnsi="Arial" w:cs="Arial"/>
+        <w:t>/</w:t>
+      </w:r>
+    </w:p>
+    <w:p>
+      <w:pPr>
+        <w:jc w:val="both"/>
+        <w:rPr>
+          <w:rFonts w:ascii="Carlito" w:hAnsi="Carlito" w:cs="Carlito"/>
           <w:b/>
           <w:bCs/>
           <w:sz w:val="28"/>
           <w:szCs w:val="28"/>
         </w:rPr>
-        <w:t>├</w:t>
-      </w:r>
-      <w:r>
-        <w:rPr>
-          <w:rFonts w:ascii="Carlito" w:hAnsi="Carlito" w:cs="Carlito"/>
+      </w:pPr>
+      <w:r>
+        <w:rPr>
+          <w:rFonts w:ascii="Arial" w:hAnsi="Arial" w:cs="Arial"/>
           <w:b/>
           <w:bCs/>
           <w:sz w:val="28"/>
           <w:szCs w:val="28"/>
         </w:rPr>
-        <w:t>── lib/</w:t>
-      </w:r>
-    </w:p>
-    <w:p>
-      <w:pPr>
-        <w:jc w:val="both"/>
+        <w:t>├</w:t>
+      </w:r>
+      <w:r>
         <w:rPr>
           <w:rFonts w:ascii="Carlito" w:hAnsi="Carlito" w:cs="Carlito"/>
           <w:b/>
@@ -1982,31 +2179,31 @@
           <w:sz w:val="28"/>
           <w:szCs w:val="28"/>
         </w:rPr>
-      </w:pPr>
-      <w:r>
-        <w:rPr>
-          <w:rFonts w:ascii="Arial" w:hAnsi="Arial" w:cs="Arial"/>
+        <w:t>── lib/</w:t>
+      </w:r>
+    </w:p>
+    <w:p>
+      <w:pPr>
+        <w:jc w:val="both"/>
+        <w:rPr>
+          <w:rFonts w:ascii="Carlito" w:hAnsi="Carlito" w:cs="Carlito"/>
           <w:b/>
           <w:bCs/>
           <w:sz w:val="28"/>
           <w:szCs w:val="28"/>
         </w:rPr>
-        <w:t>├</w:t>
-      </w:r>
-      <w:r>
-        <w:rPr>
-          <w:rFonts w:ascii="Carlito" w:hAnsi="Carlito" w:cs="Carlito"/>
+      </w:pPr>
+      <w:r>
+        <w:rPr>
+          <w:rFonts w:ascii="Arial" w:hAnsi="Arial" w:cs="Arial"/>
           <w:b/>
           <w:bCs/>
           <w:sz w:val="28"/>
           <w:szCs w:val="28"/>
         </w:rPr>
-        <w:t>── android/</w:t>
-      </w:r>
-    </w:p>
-    <w:p>
-      <w:pPr>
-        <w:jc w:val="both"/>
+        <w:t>├</w:t>
+      </w:r>
+      <w:r>
         <w:rPr>
           <w:rFonts w:ascii="Carlito" w:hAnsi="Carlito" w:cs="Carlito"/>
           <w:b/>
@@ -2014,31 +2211,31 @@
           <w:sz w:val="28"/>
           <w:szCs w:val="28"/>
         </w:rPr>
-      </w:pPr>
-      <w:r>
-        <w:rPr>
-          <w:rFonts w:ascii="Arial" w:hAnsi="Arial" w:cs="Arial"/>
+        <w:t>── android/</w:t>
+      </w:r>
+    </w:p>
+    <w:p>
+      <w:pPr>
+        <w:jc w:val="both"/>
+        <w:rPr>
+          <w:rFonts w:ascii="Carlito" w:hAnsi="Carlito" w:cs="Carlito"/>
           <w:b/>
           <w:bCs/>
           <w:sz w:val="28"/>
           <w:szCs w:val="28"/>
         </w:rPr>
-        <w:t>├</w:t>
-      </w:r>
-      <w:r>
-        <w:rPr>
-          <w:rFonts w:ascii="Carlito" w:hAnsi="Carlito" w:cs="Carlito"/>
+      </w:pPr>
+      <w:r>
+        <w:rPr>
+          <w:rFonts w:ascii="Arial" w:hAnsi="Arial" w:cs="Arial"/>
           <w:b/>
           <w:bCs/>
           <w:sz w:val="28"/>
           <w:szCs w:val="28"/>
         </w:rPr>
-        <w:t>── pubspec.yaml</w:t>
-      </w:r>
-    </w:p>
-    <w:p>
-      <w:pPr>
-        <w:jc w:val="both"/>
+        <w:t>├</w:t>
+      </w:r>
+      <w:r>
         <w:rPr>
           <w:rFonts w:ascii="Carlito" w:hAnsi="Carlito" w:cs="Carlito"/>
           <w:b/>
@@ -2046,7 +2243,10 @@
           <w:sz w:val="28"/>
           <w:szCs w:val="28"/>
         </w:rPr>
-      </w:pPr>
+        <w:t xml:space="preserve">── </w:t>
+      </w:r>
+      <w:proofErr w:type="spellStart"/>
+      <w:proofErr w:type="gramStart"/>
       <w:r>
         <w:rPr>
           <w:rFonts w:ascii="Carlito" w:hAnsi="Carlito" w:cs="Carlito"/>
@@ -2055,8 +2255,10 @@
           <w:sz w:val="28"/>
           <w:szCs w:val="28"/>
         </w:rPr>
-        <w:t>└── .vscode/</w:t>
-      </w:r>
+        <w:t>pubspec.yaml</w:t>
+      </w:r>
+      <w:proofErr w:type="spellEnd"/>
+      <w:proofErr w:type="gramEnd"/>
     </w:p>
     <w:p>
       <w:pPr>
@@ -2077,30 +2279,10 @@
           <w:sz w:val="28"/>
           <w:szCs w:val="28"/>
         </w:rPr>
-        <w:t xml:space="preserve">    └── settings.json</w:t>
-      </w:r>
-    </w:p>
-    <w:p>
-      <w:pPr>
-        <w:jc w:val="both"/>
-        <w:rPr>
-          <w:rFonts w:ascii="Carlito" w:hAnsi="Carlito" w:cs="Carlito"/>
-          <w:sz w:val="32"/>
-          <w:szCs w:val="32"/>
-        </w:rPr>
-      </w:pPr>
-      <w:r>
-        <w:rPr>
-          <w:rFonts w:ascii="Carlito" w:hAnsi="Carlito" w:cs="Carlito"/>
-          <w:sz w:val="32"/>
-          <w:szCs w:val="32"/>
-        </w:rPr>
-        <w:t># Like:</w:t>
-      </w:r>
-    </w:p>
-    <w:p>
-      <w:pPr>
-        <w:jc w:val="both"/>
+        <w:t>└─</w:t>
+      </w:r>
+      <w:proofErr w:type="gramStart"/>
+      <w:r>
         <w:rPr>
           <w:rFonts w:ascii="Carlito" w:hAnsi="Carlito" w:cs="Carlito"/>
           <w:b/>
@@ -2108,7 +2290,9 @@
           <w:sz w:val="28"/>
           <w:szCs w:val="28"/>
         </w:rPr>
-      </w:pPr>
+        <w:t>─ .</w:t>
+      </w:r>
+      <w:proofErr w:type="spellStart"/>
       <w:r>
         <w:rPr>
           <w:rFonts w:ascii="Carlito" w:hAnsi="Carlito" w:cs="Carlito"/>
@@ -2117,12 +2301,11 @@
           <w:sz w:val="28"/>
           <w:szCs w:val="28"/>
         </w:rPr>
-        <w:t>{</w:t>
-      </w:r>
-    </w:p>
-    <w:p>
-      <w:pPr>
-        <w:jc w:val="both"/>
+        <w:t>vscode</w:t>
+      </w:r>
+      <w:proofErr w:type="spellEnd"/>
+      <w:proofErr w:type="gramEnd"/>
+      <w:r>
         <w:rPr>
           <w:rFonts w:ascii="Carlito" w:hAnsi="Carlito" w:cs="Carlito"/>
           <w:b/>
@@ -2130,8 +2313,12 @@
           <w:sz w:val="28"/>
           <w:szCs w:val="28"/>
         </w:rPr>
-      </w:pPr>
-      <w:r>
+        <w:t>/</w:t>
+      </w:r>
+    </w:p>
+    <w:p>
+      <w:pPr>
+        <w:jc w:val="both"/>
         <w:rPr>
           <w:rFonts w:ascii="Carlito" w:hAnsi="Carlito" w:cs="Carlito"/>
           <w:b/>
@@ -2139,12 +2326,8 @@
           <w:sz w:val="28"/>
           <w:szCs w:val="28"/>
         </w:rPr>
-        <w:t xml:space="preserve">  "editor.fontSize": 16,</w:t>
-      </w:r>
-    </w:p>
-    <w:p>
-      <w:pPr>
-        <w:jc w:val="both"/>
+      </w:pPr>
+      <w:r>
         <w:rPr>
           <w:rFonts w:ascii="Carlito" w:hAnsi="Carlito" w:cs="Carlito"/>
           <w:b/>
@@ -2152,7 +2335,10 @@
           <w:sz w:val="28"/>
           <w:szCs w:val="28"/>
         </w:rPr>
-      </w:pPr>
+        <w:t xml:space="preserve">    └── </w:t>
+      </w:r>
+      <w:proofErr w:type="spellStart"/>
+      <w:proofErr w:type="gramStart"/>
       <w:r>
         <w:rPr>
           <w:rFonts w:ascii="Carlito" w:hAnsi="Carlito" w:cs="Carlito"/>
@@ -2161,7 +2347,27 @@
           <w:sz w:val="28"/>
           <w:szCs w:val="28"/>
         </w:rPr>
-        <w:t xml:space="preserve">  "cSpell.words": [</w:t>
+        <w:t>settings.json</w:t>
+      </w:r>
+      <w:proofErr w:type="spellEnd"/>
+      <w:proofErr w:type="gramEnd"/>
+    </w:p>
+    <w:p>
+      <w:pPr>
+        <w:jc w:val="both"/>
+        <w:rPr>
+          <w:rFonts w:ascii="Carlito" w:hAnsi="Carlito" w:cs="Carlito"/>
+          <w:sz w:val="32"/>
+          <w:szCs w:val="32"/>
+        </w:rPr>
+      </w:pPr>
+      <w:r>
+        <w:rPr>
+          <w:rFonts w:ascii="Carlito" w:hAnsi="Carlito" w:cs="Carlito"/>
+          <w:sz w:val="32"/>
+          <w:szCs w:val="32"/>
+        </w:rPr>
+        <w:t># Like:</w:t>
       </w:r>
     </w:p>
     <w:p>
@@ -2183,7 +2389,7 @@
           <w:sz w:val="28"/>
           <w:szCs w:val="28"/>
         </w:rPr>
-        <w:t xml:space="preserve">        "playfair"</w:t>
+        <w:t>{</w:t>
       </w:r>
     </w:p>
     <w:p>
@@ -2205,12 +2411,11 @@
           <w:sz w:val="28"/>
           <w:szCs w:val="28"/>
         </w:rPr>
-        <w:t xml:space="preserve">  ],</w:t>
-      </w:r>
-    </w:p>
-    <w:p>
-      <w:pPr>
-        <w:jc w:val="both"/>
+        <w:t xml:space="preserve">  "</w:t>
+      </w:r>
+      <w:proofErr w:type="spellStart"/>
+      <w:proofErr w:type="gramStart"/>
+      <w:r>
         <w:rPr>
           <w:rFonts w:ascii="Carlito" w:hAnsi="Carlito" w:cs="Carlito"/>
           <w:b/>
@@ -2218,7 +2423,10 @@
           <w:sz w:val="28"/>
           <w:szCs w:val="28"/>
         </w:rPr>
-      </w:pPr>
+        <w:t>editor.fontSize</w:t>
+      </w:r>
+      <w:proofErr w:type="spellEnd"/>
+      <w:proofErr w:type="gramEnd"/>
       <w:r>
         <w:rPr>
           <w:rFonts w:ascii="Carlito" w:hAnsi="Carlito" w:cs="Carlito"/>
@@ -2227,7 +2435,7 @@
           <w:sz w:val="28"/>
           <w:szCs w:val="28"/>
         </w:rPr>
-        <w:t xml:space="preserve">  "java.configuration.updateBuildConfiguration": "interactive",</w:t>
+        <w:t>": 16,</w:t>
       </w:r>
     </w:p>
     <w:p>
@@ -2249,12 +2457,10 @@
           <w:sz w:val="28"/>
           <w:szCs w:val="28"/>
         </w:rPr>
-        <w:t xml:space="preserve">  "dart.previewFlutterUiGuides": true,</w:t>
-      </w:r>
-    </w:p>
-    <w:p>
-      <w:pPr>
-        <w:jc w:val="both"/>
+        <w:t xml:space="preserve">  "</w:t>
+      </w:r>
+      <w:proofErr w:type="spellStart"/>
+      <w:r>
         <w:rPr>
           <w:rFonts w:ascii="Carlito" w:hAnsi="Carlito" w:cs="Carlito"/>
           <w:b/>
@@ -2262,7 +2468,9 @@
           <w:sz w:val="28"/>
           <w:szCs w:val="28"/>
         </w:rPr>
-      </w:pPr>
+        <w:t>cSpell.words</w:t>
+      </w:r>
+      <w:proofErr w:type="spellEnd"/>
       <w:r>
         <w:rPr>
           <w:rFonts w:ascii="Carlito" w:hAnsi="Carlito" w:cs="Carlito"/>
@@ -2271,174 +2479,7 @@
           <w:sz w:val="28"/>
           <w:szCs w:val="28"/>
         </w:rPr>
-        <w:t>}</w:t>
-      </w:r>
-    </w:p>
-    <w:p>
-      <w:pPr>
-        <w:jc w:val="both"/>
-        <w:rPr>
-          <w:rFonts w:ascii="Carlito" w:hAnsi="Carlito" w:cs="Carlito"/>
-          <w:sz w:val="32"/>
-          <w:szCs w:val="32"/>
-        </w:rPr>
-      </w:pPr>
-      <w:r>
-        <w:rPr>
-          <w:rFonts w:ascii="Carlito" w:hAnsi="Carlito" w:cs="Carlito"/>
-          <w:sz w:val="32"/>
-          <w:szCs w:val="32"/>
-        </w:rPr>
-        <w:t xml:space="preserve"># </w:t>
-      </w:r>
-      <w:r>
-        <w:rPr>
-          <w:rFonts w:ascii="Carlito" w:hAnsi="Carlito" w:cs="Carlito"/>
-          <w:b/>
-          <w:bCs/>
-          <w:sz w:val="32"/>
-          <w:szCs w:val="32"/>
-        </w:rPr>
-        <w:t>editor.fontSize</w:t>
-      </w:r>
-      <w:r>
-        <w:rPr>
-          <w:rFonts w:ascii="Carlito" w:hAnsi="Carlito" w:cs="Carlito"/>
-          <w:sz w:val="32"/>
-          <w:szCs w:val="32"/>
-        </w:rPr>
-        <w:t xml:space="preserve"> tells use font size 16 for this project</w:t>
-      </w:r>
-    </w:p>
-    <w:p>
-      <w:pPr>
-        <w:jc w:val="both"/>
-        <w:rPr>
-          <w:rFonts w:ascii="Carlito" w:hAnsi="Carlito" w:cs="Carlito"/>
-          <w:sz w:val="32"/>
-          <w:szCs w:val="32"/>
-        </w:rPr>
-      </w:pPr>
-      <w:r>
-        <w:rPr>
-          <w:rFonts w:ascii="Carlito" w:hAnsi="Carlito" w:cs="Carlito"/>
-          <w:sz w:val="32"/>
-          <w:szCs w:val="32"/>
-        </w:rPr>
-        <w:t xml:space="preserve"># </w:t>
-      </w:r>
-      <w:r>
-        <w:rPr>
-          <w:rFonts w:ascii="Carlito" w:hAnsi="Carlito" w:cs="Carlito"/>
-          <w:b/>
-          <w:bCs/>
-          <w:sz w:val="32"/>
-          <w:szCs w:val="32"/>
-        </w:rPr>
-        <w:t>cSpell.words</w:t>
-      </w:r>
-      <w:r>
-        <w:rPr>
-          <w:rFonts w:ascii="Carlito" w:hAnsi="Carlito" w:cs="Carlito"/>
-          <w:sz w:val="32"/>
-          <w:szCs w:val="32"/>
-        </w:rPr>
-        <w:t xml:space="preserve"> tells the spell checker not to flag like we know this word. Don’t complain about it (Project level dictionary)</w:t>
-      </w:r>
-    </w:p>
-    <w:p>
-      <w:pPr>
-        <w:jc w:val="both"/>
-        <w:rPr>
-          <w:rFonts w:ascii="Carlito" w:hAnsi="Carlito" w:cs="Carlito"/>
-          <w:sz w:val="32"/>
-          <w:szCs w:val="32"/>
-        </w:rPr>
-      </w:pPr>
-      <w:r>
-        <w:rPr>
-          <w:rFonts w:ascii="Carlito" w:hAnsi="Carlito" w:cs="Carlito"/>
-          <w:sz w:val="32"/>
-          <w:szCs w:val="32"/>
-        </w:rPr>
-        <w:lastRenderedPageBreak/>
-        <w:t xml:space="preserve"># </w:t>
-      </w:r>
-      <w:r>
-        <w:rPr>
-          <w:rFonts w:ascii="Carlito" w:hAnsi="Carlito" w:cs="Carlito"/>
-          <w:b/>
-          <w:bCs/>
-          <w:sz w:val="32"/>
-          <w:szCs w:val="32"/>
-        </w:rPr>
-        <w:t>java.configuration.updateBuildConfiguration</w:t>
-      </w:r>
-      <w:r>
-        <w:rPr>
-          <w:rFonts w:ascii="Carlito" w:hAnsi="Carlito" w:cs="Carlito"/>
-          <w:sz w:val="32"/>
-          <w:szCs w:val="32"/>
-        </w:rPr>
-        <w:t xml:space="preserve"> </w:t>
-      </w:r>
-      <w:r>
-        <w:rPr>
-          <w:rFonts w:ascii="Carlito" w:hAnsi="Carlito" w:cs="Carlito"/>
-          <w:sz w:val="32"/>
-          <w:szCs w:val="32"/>
-        </w:rPr>
-        <w:t>controls what VS Code does when it detects that our Gradle configuration has changed.</w:t>
-      </w:r>
-      <w:r>
-        <w:rPr>
-          <w:rFonts w:ascii="Carlito" w:hAnsi="Carlito" w:cs="Carlito"/>
-          <w:sz w:val="32"/>
-          <w:szCs w:val="32"/>
-        </w:rPr>
-        <w:t xml:space="preserve"> </w:t>
-      </w:r>
-      <w:r>
-        <w:rPr>
-          <w:rFonts w:ascii="Carlito" w:hAnsi="Carlito" w:cs="Carlito"/>
-          <w:sz w:val="32"/>
-          <w:szCs w:val="32"/>
-        </w:rPr>
-        <w:t>For example,</w:t>
-      </w:r>
-      <w:r>
-        <w:rPr>
-          <w:rFonts w:ascii="Carlito" w:hAnsi="Carlito" w:cs="Carlito"/>
-          <w:sz w:val="32"/>
-          <w:szCs w:val="32"/>
-        </w:rPr>
-        <w:t xml:space="preserve"> </w:t>
-      </w:r>
-      <w:r>
-        <w:rPr>
-          <w:rFonts w:ascii="Carlito" w:hAnsi="Carlito" w:cs="Carlito"/>
-          <w:sz w:val="32"/>
-          <w:szCs w:val="32"/>
-        </w:rPr>
-        <w:t xml:space="preserve">our </w:t>
-      </w:r>
-      <w:r>
-        <w:rPr>
-          <w:rFonts w:ascii="Carlito" w:hAnsi="Carlito" w:cs="Carlito"/>
-          <w:b/>
-          <w:bCs/>
-          <w:sz w:val="32"/>
-          <w:szCs w:val="32"/>
-        </w:rPr>
-        <w:t>Flutter</w:t>
-      </w:r>
-      <w:r>
-        <w:rPr>
-          <w:rFonts w:ascii="Carlito" w:hAnsi="Carlito" w:cs="Carlito"/>
-          <w:sz w:val="32"/>
-          <w:szCs w:val="32"/>
-        </w:rPr>
-        <w:t xml:space="preserve"> project has:</w:t>
+        <w:t>": [</w:t>
       </w:r>
     </w:p>
     <w:p>
@@ -2460,12 +2501,10 @@
           <w:sz w:val="28"/>
           <w:szCs w:val="28"/>
         </w:rPr>
-        <w:t>android/</w:t>
-      </w:r>
-    </w:p>
-    <w:p>
-      <w:pPr>
-        <w:jc w:val="both"/>
+        <w:t xml:space="preserve">        "</w:t>
+      </w:r>
+      <w:proofErr w:type="spellStart"/>
+      <w:r>
         <w:rPr>
           <w:rFonts w:ascii="Carlito" w:hAnsi="Carlito" w:cs="Carlito"/>
           <w:b/>
@@ -2473,18 +2512,23 @@
           <w:sz w:val="28"/>
           <w:szCs w:val="28"/>
         </w:rPr>
-      </w:pPr>
-      <w:r>
-        <w:rPr>
-          <w:rFonts w:ascii="Arial" w:hAnsi="Arial" w:cs="Arial"/>
+        <w:t>playfair</w:t>
+      </w:r>
+      <w:proofErr w:type="spellEnd"/>
+      <w:r>
+        <w:rPr>
+          <w:rFonts w:ascii="Carlito" w:hAnsi="Carlito" w:cs="Carlito"/>
           <w:b/>
           <w:bCs/>
           <w:sz w:val="28"/>
           <w:szCs w:val="28"/>
         </w:rPr>
-        <w:t>├</w:t>
-      </w:r>
-      <w:r>
+        <w:t>"</w:t>
+      </w:r>
+    </w:p>
+    <w:p>
+      <w:pPr>
+        <w:jc w:val="both"/>
         <w:rPr>
           <w:rFonts w:ascii="Carlito" w:hAnsi="Carlito" w:cs="Carlito"/>
           <w:b/>
@@ -2492,12 +2536,8 @@
           <w:sz w:val="28"/>
           <w:szCs w:val="28"/>
         </w:rPr>
-        <w:t>── build.gradle.kts</w:t>
-      </w:r>
-    </w:p>
-    <w:p>
-      <w:pPr>
-        <w:jc w:val="both"/>
+      </w:pPr>
+      <w:r>
         <w:rPr>
           <w:rFonts w:ascii="Carlito" w:hAnsi="Carlito" w:cs="Carlito"/>
           <w:b/>
@@ -2505,17 +2545,20 @@
           <w:sz w:val="28"/>
           <w:szCs w:val="28"/>
         </w:rPr>
-      </w:pPr>
-      <w:r>
-        <w:rPr>
-          <w:rFonts w:ascii="Arial" w:hAnsi="Arial" w:cs="Arial"/>
+        <w:t xml:space="preserve">  ],</w:t>
+      </w:r>
+    </w:p>
+    <w:p>
+      <w:pPr>
+        <w:jc w:val="both"/>
+        <w:rPr>
+          <w:rFonts w:ascii="Carlito" w:hAnsi="Carlito" w:cs="Carlito"/>
           <w:b/>
           <w:bCs/>
           <w:sz w:val="28"/>
           <w:szCs w:val="28"/>
         </w:rPr>
-        <w:t>├</w:t>
-      </w:r>
+      </w:pPr>
       <w:r>
         <w:rPr>
           <w:rFonts w:ascii="Carlito" w:hAnsi="Carlito" w:cs="Carlito"/>
@@ -2524,12 +2567,11 @@
           <w:sz w:val="28"/>
           <w:szCs w:val="28"/>
         </w:rPr>
-        <w:t>── settings.gradle.kts</w:t>
-      </w:r>
-    </w:p>
-    <w:p>
-      <w:pPr>
-        <w:jc w:val="both"/>
+        <w:t xml:space="preserve">  "</w:t>
+      </w:r>
+      <w:proofErr w:type="spellStart"/>
+      <w:proofErr w:type="gramStart"/>
+      <w:r>
         <w:rPr>
           <w:rFonts w:ascii="Carlito" w:hAnsi="Carlito" w:cs="Carlito"/>
           <w:b/>
@@ -2537,7 +2579,9 @@
           <w:sz w:val="28"/>
           <w:szCs w:val="28"/>
         </w:rPr>
-      </w:pPr>
+        <w:t>java.configuration</w:t>
+      </w:r>
+      <w:proofErr w:type="gramEnd"/>
       <w:r>
         <w:rPr>
           <w:rFonts w:ascii="Carlito" w:hAnsi="Carlito" w:cs="Carlito"/>
@@ -2546,12 +2590,10 @@
           <w:sz w:val="28"/>
           <w:szCs w:val="28"/>
         </w:rPr>
-        <w:t>└── app/</w:t>
-      </w:r>
-    </w:p>
-    <w:p>
-      <w:pPr>
-        <w:jc w:val="both"/>
+        <w:t>.updateBuildConfiguration</w:t>
+      </w:r>
+      <w:proofErr w:type="spellEnd"/>
+      <w:r>
         <w:rPr>
           <w:rFonts w:ascii="Carlito" w:hAnsi="Carlito" w:cs="Carlito"/>
           <w:b/>
@@ -2559,8 +2601,12 @@
           <w:sz w:val="28"/>
           <w:szCs w:val="28"/>
         </w:rPr>
-      </w:pPr>
-      <w:r>
+        <w:t>": "interactive",</w:t>
+      </w:r>
+    </w:p>
+    <w:p>
+      <w:pPr>
+        <w:jc w:val="both"/>
         <w:rPr>
           <w:rFonts w:ascii="Carlito" w:hAnsi="Carlito" w:cs="Carlito"/>
           <w:b/>
@@ -2568,8 +2614,416 @@
           <w:sz w:val="28"/>
           <w:szCs w:val="28"/>
         </w:rPr>
-        <w:t xml:space="preserve">    └── build.gradle.kts</w:t>
-      </w:r>
+      </w:pPr>
+      <w:r>
+        <w:rPr>
+          <w:rFonts w:ascii="Carlito" w:hAnsi="Carlito" w:cs="Carlito"/>
+          <w:b/>
+          <w:bCs/>
+          <w:sz w:val="28"/>
+          <w:szCs w:val="28"/>
+        </w:rPr>
+        <w:t xml:space="preserve">  "</w:t>
+      </w:r>
+      <w:proofErr w:type="spellStart"/>
+      <w:proofErr w:type="gramStart"/>
+      <w:r>
+        <w:rPr>
+          <w:rFonts w:ascii="Carlito" w:hAnsi="Carlito" w:cs="Carlito"/>
+          <w:b/>
+          <w:bCs/>
+          <w:sz w:val="28"/>
+          <w:szCs w:val="28"/>
+        </w:rPr>
+        <w:t>dart.previewFlutterUiGuides</w:t>
+      </w:r>
+      <w:proofErr w:type="spellEnd"/>
+      <w:proofErr w:type="gramEnd"/>
+      <w:r>
+        <w:rPr>
+          <w:rFonts w:ascii="Carlito" w:hAnsi="Carlito" w:cs="Carlito"/>
+          <w:b/>
+          <w:bCs/>
+          <w:sz w:val="28"/>
+          <w:szCs w:val="28"/>
+        </w:rPr>
+        <w:t>": true,</w:t>
+      </w:r>
+    </w:p>
+    <w:p>
+      <w:pPr>
+        <w:jc w:val="both"/>
+        <w:rPr>
+          <w:rFonts w:ascii="Carlito" w:hAnsi="Carlito" w:cs="Carlito"/>
+          <w:b/>
+          <w:bCs/>
+          <w:sz w:val="28"/>
+          <w:szCs w:val="28"/>
+        </w:rPr>
+      </w:pPr>
+      <w:r>
+        <w:rPr>
+          <w:rFonts w:ascii="Carlito" w:hAnsi="Carlito" w:cs="Carlito"/>
+          <w:b/>
+          <w:bCs/>
+          <w:sz w:val="28"/>
+          <w:szCs w:val="28"/>
+        </w:rPr>
+        <w:t>}</w:t>
+      </w:r>
+    </w:p>
+    <w:p>
+      <w:pPr>
+        <w:jc w:val="both"/>
+        <w:rPr>
+          <w:rFonts w:ascii="Carlito" w:hAnsi="Carlito" w:cs="Carlito"/>
+          <w:sz w:val="32"/>
+          <w:szCs w:val="32"/>
+        </w:rPr>
+      </w:pPr>
+      <w:r>
+        <w:rPr>
+          <w:rFonts w:ascii="Carlito" w:hAnsi="Carlito" w:cs="Carlito"/>
+          <w:sz w:val="32"/>
+          <w:szCs w:val="32"/>
+        </w:rPr>
+        <w:t xml:space="preserve"># </w:t>
+      </w:r>
+      <w:proofErr w:type="spellStart"/>
+      <w:proofErr w:type="gramStart"/>
+      <w:r>
+        <w:rPr>
+          <w:rFonts w:ascii="Carlito" w:hAnsi="Carlito" w:cs="Carlito"/>
+          <w:b/>
+          <w:bCs/>
+          <w:sz w:val="32"/>
+          <w:szCs w:val="32"/>
+        </w:rPr>
+        <w:t>editor.fontSize</w:t>
+      </w:r>
+      <w:proofErr w:type="spellEnd"/>
+      <w:proofErr w:type="gramEnd"/>
+      <w:r>
+        <w:rPr>
+          <w:rFonts w:ascii="Carlito" w:hAnsi="Carlito" w:cs="Carlito"/>
+          <w:sz w:val="32"/>
+          <w:szCs w:val="32"/>
+        </w:rPr>
+        <w:t xml:space="preserve"> tells use font size 16 for this project</w:t>
+      </w:r>
+    </w:p>
+    <w:p>
+      <w:pPr>
+        <w:jc w:val="both"/>
+        <w:rPr>
+          <w:rFonts w:ascii="Carlito" w:hAnsi="Carlito" w:cs="Carlito"/>
+          <w:sz w:val="32"/>
+          <w:szCs w:val="32"/>
+        </w:rPr>
+      </w:pPr>
+      <w:r>
+        <w:rPr>
+          <w:rFonts w:ascii="Carlito" w:hAnsi="Carlito" w:cs="Carlito"/>
+          <w:sz w:val="32"/>
+          <w:szCs w:val="32"/>
+        </w:rPr>
+        <w:t xml:space="preserve"># </w:t>
+      </w:r>
+      <w:proofErr w:type="spellStart"/>
+      <w:r>
+        <w:rPr>
+          <w:rFonts w:ascii="Carlito" w:hAnsi="Carlito" w:cs="Carlito"/>
+          <w:b/>
+          <w:bCs/>
+          <w:sz w:val="32"/>
+          <w:szCs w:val="32"/>
+        </w:rPr>
+        <w:t>cSpell.words</w:t>
+      </w:r>
+      <w:proofErr w:type="spellEnd"/>
+      <w:r>
+        <w:rPr>
+          <w:rFonts w:ascii="Carlito" w:hAnsi="Carlito" w:cs="Carlito"/>
+          <w:sz w:val="32"/>
+          <w:szCs w:val="32"/>
+        </w:rPr>
+        <w:t xml:space="preserve"> tells the spell checker not to flag like we know this word. Don’t complain about it (Project level dictionary)</w:t>
+      </w:r>
+    </w:p>
+    <w:p>
+      <w:pPr>
+        <w:jc w:val="both"/>
+        <w:rPr>
+          <w:rFonts w:ascii="Carlito" w:hAnsi="Carlito" w:cs="Carlito"/>
+          <w:sz w:val="32"/>
+          <w:szCs w:val="32"/>
+        </w:rPr>
+      </w:pPr>
+      <w:r>
+        <w:rPr>
+          <w:rFonts w:ascii="Carlito" w:hAnsi="Carlito" w:cs="Carlito"/>
+          <w:sz w:val="32"/>
+          <w:szCs w:val="32"/>
+        </w:rPr>
+        <w:t xml:space="preserve"># </w:t>
+      </w:r>
+      <w:proofErr w:type="spellStart"/>
+      <w:proofErr w:type="gramStart"/>
+      <w:r>
+        <w:rPr>
+          <w:rFonts w:ascii="Carlito" w:hAnsi="Carlito" w:cs="Carlito"/>
+          <w:b/>
+          <w:bCs/>
+          <w:sz w:val="32"/>
+          <w:szCs w:val="32"/>
+        </w:rPr>
+        <w:t>java.configuration</w:t>
+      </w:r>
+      <w:proofErr w:type="gramEnd"/>
+      <w:r>
+        <w:rPr>
+          <w:rFonts w:ascii="Carlito" w:hAnsi="Carlito" w:cs="Carlito"/>
+          <w:b/>
+          <w:bCs/>
+          <w:sz w:val="32"/>
+          <w:szCs w:val="32"/>
+        </w:rPr>
+        <w:t>.updateBuildConfiguration</w:t>
+      </w:r>
+      <w:proofErr w:type="spellEnd"/>
+      <w:r>
+        <w:rPr>
+          <w:rFonts w:ascii="Carlito" w:hAnsi="Carlito" w:cs="Carlito"/>
+          <w:sz w:val="32"/>
+          <w:szCs w:val="32"/>
+        </w:rPr>
+        <w:t xml:space="preserve"> </w:t>
+      </w:r>
+      <w:r>
+        <w:rPr>
+          <w:rFonts w:ascii="Carlito" w:hAnsi="Carlito" w:cs="Carlito"/>
+          <w:sz w:val="32"/>
+          <w:szCs w:val="32"/>
+        </w:rPr>
+        <w:t>controls what VS Code does when it detects that our Gradle configuration has changed.</w:t>
+      </w:r>
+      <w:r>
+        <w:rPr>
+          <w:rFonts w:ascii="Carlito" w:hAnsi="Carlito" w:cs="Carlito"/>
+          <w:sz w:val="32"/>
+          <w:szCs w:val="32"/>
+        </w:rPr>
+        <w:t xml:space="preserve"> </w:t>
+      </w:r>
+      <w:r>
+        <w:rPr>
+          <w:rFonts w:ascii="Carlito" w:hAnsi="Carlito" w:cs="Carlito"/>
+          <w:sz w:val="32"/>
+          <w:szCs w:val="32"/>
+        </w:rPr>
+        <w:t>For example,</w:t>
+      </w:r>
+      <w:r>
+        <w:rPr>
+          <w:rFonts w:ascii="Carlito" w:hAnsi="Carlito" w:cs="Carlito"/>
+          <w:sz w:val="32"/>
+          <w:szCs w:val="32"/>
+        </w:rPr>
+        <w:t xml:space="preserve"> </w:t>
+      </w:r>
+      <w:r>
+        <w:rPr>
+          <w:rFonts w:ascii="Carlito" w:hAnsi="Carlito" w:cs="Carlito"/>
+          <w:sz w:val="32"/>
+          <w:szCs w:val="32"/>
+        </w:rPr>
+        <w:t xml:space="preserve">our </w:t>
+      </w:r>
+      <w:r>
+        <w:rPr>
+          <w:rFonts w:ascii="Carlito" w:hAnsi="Carlito" w:cs="Carlito"/>
+          <w:b/>
+          <w:bCs/>
+          <w:sz w:val="32"/>
+          <w:szCs w:val="32"/>
+        </w:rPr>
+        <w:t>Flutter</w:t>
+      </w:r>
+      <w:r>
+        <w:rPr>
+          <w:rFonts w:ascii="Carlito" w:hAnsi="Carlito" w:cs="Carlito"/>
+          <w:sz w:val="32"/>
+          <w:szCs w:val="32"/>
+        </w:rPr>
+        <w:t xml:space="preserve"> project has:</w:t>
+      </w:r>
+    </w:p>
+    <w:p>
+      <w:pPr>
+        <w:jc w:val="both"/>
+        <w:rPr>
+          <w:rFonts w:ascii="Carlito" w:hAnsi="Carlito" w:cs="Carlito"/>
+          <w:b/>
+          <w:bCs/>
+          <w:sz w:val="28"/>
+          <w:szCs w:val="28"/>
+        </w:rPr>
+      </w:pPr>
+      <w:r>
+        <w:rPr>
+          <w:rFonts w:ascii="Carlito" w:hAnsi="Carlito" w:cs="Carlito"/>
+          <w:b/>
+          <w:bCs/>
+          <w:sz w:val="28"/>
+          <w:szCs w:val="28"/>
+        </w:rPr>
+        <w:lastRenderedPageBreak/>
+        <w:t>android/</w:t>
+      </w:r>
+    </w:p>
+    <w:p>
+      <w:pPr>
+        <w:jc w:val="both"/>
+        <w:rPr>
+          <w:rFonts w:ascii="Carlito" w:hAnsi="Carlito" w:cs="Carlito"/>
+          <w:b/>
+          <w:bCs/>
+          <w:sz w:val="28"/>
+          <w:szCs w:val="28"/>
+        </w:rPr>
+      </w:pPr>
+      <w:r>
+        <w:rPr>
+          <w:rFonts w:ascii="Arial" w:hAnsi="Arial" w:cs="Arial"/>
+          <w:b/>
+          <w:bCs/>
+          <w:sz w:val="28"/>
+          <w:szCs w:val="28"/>
+        </w:rPr>
+        <w:t>├</w:t>
+      </w:r>
+      <w:r>
+        <w:rPr>
+          <w:rFonts w:ascii="Carlito" w:hAnsi="Carlito" w:cs="Carlito"/>
+          <w:b/>
+          <w:bCs/>
+          <w:sz w:val="28"/>
+          <w:szCs w:val="28"/>
+        </w:rPr>
+        <w:t xml:space="preserve">── </w:t>
+      </w:r>
+      <w:proofErr w:type="spellStart"/>
+      <w:r>
+        <w:rPr>
+          <w:rFonts w:ascii="Carlito" w:hAnsi="Carlito" w:cs="Carlito"/>
+          <w:b/>
+          <w:bCs/>
+          <w:sz w:val="28"/>
+          <w:szCs w:val="28"/>
+        </w:rPr>
+        <w:t>build.gradle.kts</w:t>
+      </w:r>
+      <w:proofErr w:type="spellEnd"/>
+    </w:p>
+    <w:p>
+      <w:pPr>
+        <w:jc w:val="both"/>
+        <w:rPr>
+          <w:rFonts w:ascii="Carlito" w:hAnsi="Carlito" w:cs="Carlito"/>
+          <w:b/>
+          <w:bCs/>
+          <w:sz w:val="28"/>
+          <w:szCs w:val="28"/>
+        </w:rPr>
+      </w:pPr>
+      <w:r>
+        <w:rPr>
+          <w:rFonts w:ascii="Arial" w:hAnsi="Arial" w:cs="Arial"/>
+          <w:b/>
+          <w:bCs/>
+          <w:sz w:val="28"/>
+          <w:szCs w:val="28"/>
+        </w:rPr>
+        <w:t>├</w:t>
+      </w:r>
+      <w:r>
+        <w:rPr>
+          <w:rFonts w:ascii="Carlito" w:hAnsi="Carlito" w:cs="Carlito"/>
+          <w:b/>
+          <w:bCs/>
+          <w:sz w:val="28"/>
+          <w:szCs w:val="28"/>
+        </w:rPr>
+        <w:t xml:space="preserve">── </w:t>
+      </w:r>
+      <w:proofErr w:type="spellStart"/>
+      <w:r>
+        <w:rPr>
+          <w:rFonts w:ascii="Carlito" w:hAnsi="Carlito" w:cs="Carlito"/>
+          <w:b/>
+          <w:bCs/>
+          <w:sz w:val="28"/>
+          <w:szCs w:val="28"/>
+        </w:rPr>
+        <w:t>settings.gradle.kts</w:t>
+      </w:r>
+      <w:proofErr w:type="spellEnd"/>
+    </w:p>
+    <w:p>
+      <w:pPr>
+        <w:jc w:val="both"/>
+        <w:rPr>
+          <w:rFonts w:ascii="Carlito" w:hAnsi="Carlito" w:cs="Carlito"/>
+          <w:b/>
+          <w:bCs/>
+          <w:sz w:val="28"/>
+          <w:szCs w:val="28"/>
+        </w:rPr>
+      </w:pPr>
+      <w:r>
+        <w:rPr>
+          <w:rFonts w:ascii="Carlito" w:hAnsi="Carlito" w:cs="Carlito"/>
+          <w:b/>
+          <w:bCs/>
+          <w:sz w:val="28"/>
+          <w:szCs w:val="28"/>
+        </w:rPr>
+        <w:t>└── app/</w:t>
+      </w:r>
+    </w:p>
+    <w:p>
+      <w:pPr>
+        <w:jc w:val="both"/>
+        <w:rPr>
+          <w:rFonts w:ascii="Carlito" w:hAnsi="Carlito" w:cs="Carlito"/>
+          <w:b/>
+          <w:bCs/>
+          <w:sz w:val="28"/>
+          <w:szCs w:val="28"/>
+        </w:rPr>
+      </w:pPr>
+      <w:r>
+        <w:rPr>
+          <w:rFonts w:ascii="Carlito" w:hAnsi="Carlito" w:cs="Carlito"/>
+          <w:b/>
+          <w:bCs/>
+          <w:sz w:val="28"/>
+          <w:szCs w:val="28"/>
+        </w:rPr>
+        <w:t xml:space="preserve">    └── </w:t>
+      </w:r>
+      <w:proofErr w:type="spellStart"/>
+      <w:r>
+        <w:rPr>
+          <w:rFonts w:ascii="Carlito" w:hAnsi="Carlito" w:cs="Carlito"/>
+          <w:b/>
+          <w:bCs/>
+          <w:sz w:val="28"/>
+          <w:szCs w:val="28"/>
+        </w:rPr>
+        <w:t>build.gradle.kts</w:t>
+      </w:r>
+      <w:proofErr w:type="spellEnd"/>
     </w:p>
     <w:p>
       <w:pPr>
@@ -2875,6 +3329,8 @@
         </w:rPr>
         <w:t xml:space="preserve"># It shows custom lines for better clarity of the Widget tree in Flutter. To enable this in project level just add it in </w:t>
       </w:r>
+      <w:proofErr w:type="spellStart"/>
+      <w:proofErr w:type="gramStart"/>
       <w:r>
         <w:rPr>
           <w:rFonts w:ascii="Carlito" w:hAnsi="Carlito" w:cs="Carlito"/>
@@ -2885,6 +3341,8 @@
         </w:rPr>
         <w:t>settings.json</w:t>
       </w:r>
+      <w:proofErr w:type="spellEnd"/>
+      <w:proofErr w:type="gramEnd"/>
     </w:p>
     <w:p>
       <w:pPr>
@@ -3021,7 +3479,33 @@
           <w:sz w:val="32"/>
           <w:szCs w:val="32"/>
         </w:rPr>
-        <w:t xml:space="preserve"> "dart.previewFlutterUiGuides": true,</w:t>
+        <w:t xml:space="preserve"> "</w:t>
+      </w:r>
+      <w:proofErr w:type="spellStart"/>
+      <w:proofErr w:type="gramStart"/>
+      <w:r>
+        <w:rPr>
+          <w:rFonts w:ascii="Carlito" w:hAnsi="Carlito" w:cs="Carlito"/>
+          <w:b/>
+          <w:bCs/>
+          <w:color w:val="D86DCB" w:themeColor="accent5" w:themeTint="99"/>
+          <w:sz w:val="32"/>
+          <w:szCs w:val="32"/>
+        </w:rPr>
+        <w:t>dart.previewFlutterUiGuides</w:t>
+      </w:r>
+      <w:proofErr w:type="spellEnd"/>
+      <w:proofErr w:type="gramEnd"/>
+      <w:r>
+        <w:rPr>
+          <w:rFonts w:ascii="Carlito" w:hAnsi="Carlito" w:cs="Carlito"/>
+          <w:b/>
+          <w:bCs/>
+          <w:color w:val="D86DCB" w:themeColor="accent5" w:themeTint="99"/>
+          <w:sz w:val="32"/>
+          <w:szCs w:val="32"/>
+        </w:rPr>
+        <w:t>": true,</w:t>
       </w:r>
     </w:p>
     <w:p>
@@ -3123,27 +3607,28 @@
           <w:sz w:val="32"/>
           <w:szCs w:val="32"/>
         </w:rPr>
+        <w:t xml:space="preserve">User vs Workspace Settings: </w:t>
+      </w:r>
+    </w:p>
+    <w:p>
+      <w:pPr>
+        <w:jc w:val="both"/>
+        <w:rPr>
+          <w:rFonts w:ascii="Carlito" w:hAnsi="Carlito" w:cs="Carlito"/>
+          <w:sz w:val="32"/>
+          <w:szCs w:val="32"/>
+        </w:rPr>
+      </w:pPr>
+      <w:r>
+        <w:rPr>
+          <w:rFonts w:ascii="Carlito" w:hAnsi="Carlito" w:cs="Carlito"/>
+          <w:sz w:val="32"/>
+          <w:szCs w:val="32"/>
+        </w:rPr>
         <w:lastRenderedPageBreak/>
-        <w:t xml:space="preserve">User vs Workspace Settings: </w:t>
-      </w:r>
-    </w:p>
-    <w:p>
-      <w:pPr>
-        <w:jc w:val="both"/>
-        <w:rPr>
-          <w:rFonts w:ascii="Carlito" w:hAnsi="Carlito" w:cs="Carlito"/>
-          <w:sz w:val="32"/>
-          <w:szCs w:val="32"/>
-        </w:rPr>
-      </w:pPr>
-      <w:r>
-        <w:rPr>
-          <w:rFonts w:ascii="Carlito" w:hAnsi="Carlito" w:cs="Carlito"/>
-          <w:sz w:val="32"/>
-          <w:szCs w:val="32"/>
-        </w:rPr>
         <w:t># Global User Settings or workspace (applicable to all projects) and User settings (applicable for only that user). And project level settings (</w:t>
       </w:r>
+      <w:proofErr w:type="spellStart"/>
       <w:r>
         <w:rPr>
           <w:rFonts w:ascii="Carlito" w:hAnsi="Carlito" w:cs="Carlito"/>
@@ -3154,24 +3639,47 @@
         </w:rPr>
         <w:t>settings.json</w:t>
       </w:r>
-      <w:r>
-        <w:rPr>
-          <w:rFonts w:ascii="Carlito" w:hAnsi="Carlito" w:cs="Carlito"/>
-          <w:sz w:val="32"/>
-          <w:szCs w:val="32"/>
-        </w:rPr>
-        <w:t xml:space="preserve"> file in </w:t>
-      </w:r>
-      <w:r>
-        <w:rPr>
-          <w:rFonts w:ascii="Carlito" w:hAnsi="Carlito" w:cs="Carlito"/>
-          <w:b/>
-          <w:bCs/>
-          <w:sz w:val="32"/>
-          <w:szCs w:val="32"/>
-        </w:rPr>
-        <w:t>.vscode</w:t>
-      </w:r>
+      <w:proofErr w:type="spellEnd"/>
+      <w:r>
+        <w:rPr>
+          <w:rFonts w:ascii="Carlito" w:hAnsi="Carlito" w:cs="Carlito"/>
+          <w:sz w:val="32"/>
+          <w:szCs w:val="32"/>
+        </w:rPr>
+        <w:t xml:space="preserve"> file </w:t>
+      </w:r>
+      <w:proofErr w:type="gramStart"/>
+      <w:r>
+        <w:rPr>
+          <w:rFonts w:ascii="Carlito" w:hAnsi="Carlito" w:cs="Carlito"/>
+          <w:sz w:val="32"/>
+          <w:szCs w:val="32"/>
+        </w:rPr>
+        <w:t xml:space="preserve">in </w:t>
+      </w:r>
+      <w:r>
+        <w:rPr>
+          <w:rFonts w:ascii="Carlito" w:hAnsi="Carlito" w:cs="Carlito"/>
+          <w:b/>
+          <w:bCs/>
+          <w:sz w:val="32"/>
+          <w:szCs w:val="32"/>
+        </w:rPr>
+        <w:t>.</w:t>
+      </w:r>
+      <w:proofErr w:type="spellStart"/>
+      <w:r>
+        <w:rPr>
+          <w:rFonts w:ascii="Carlito" w:hAnsi="Carlito" w:cs="Carlito"/>
+          <w:b/>
+          <w:bCs/>
+          <w:sz w:val="32"/>
+          <w:szCs w:val="32"/>
+        </w:rPr>
+        <w:t>vscode</w:t>
+      </w:r>
+      <w:proofErr w:type="spellEnd"/>
+      <w:proofErr w:type="gramEnd"/>
       <w:r>
         <w:rPr>
           <w:rFonts w:ascii="Carlito" w:hAnsi="Carlito" w:cs="Carlito"/>
@@ -3292,25 +3800,69 @@
           <w:sz w:val="32"/>
           <w:szCs w:val="32"/>
         </w:rPr>
-        <w:t xml:space="preserve"> launch.json</w:t>
-      </w:r>
-      <w:r>
-        <w:rPr>
-          <w:rFonts w:ascii="Carlito" w:hAnsi="Carlito" w:cs="Carlito"/>
-          <w:sz w:val="32"/>
-          <w:szCs w:val="32"/>
-        </w:rPr>
-        <w:t xml:space="preserve"> file will be added in the </w:t>
-      </w:r>
-      <w:r>
-        <w:rPr>
-          <w:rFonts w:ascii="Carlito" w:hAnsi="Carlito" w:cs="Carlito"/>
-          <w:b/>
-          <w:bCs/>
-          <w:sz w:val="32"/>
-          <w:szCs w:val="32"/>
-        </w:rPr>
-        <w:t>.vscode/</w:t>
+        <w:t xml:space="preserve"> </w:t>
+      </w:r>
+      <w:proofErr w:type="spellStart"/>
+      <w:r>
+        <w:rPr>
+          <w:rFonts w:ascii="Carlito" w:hAnsi="Carlito" w:cs="Carlito"/>
+          <w:b/>
+          <w:bCs/>
+          <w:sz w:val="32"/>
+          <w:szCs w:val="32"/>
+        </w:rPr>
+        <w:t>launch.json</w:t>
+      </w:r>
+      <w:proofErr w:type="spellEnd"/>
+      <w:r>
+        <w:rPr>
+          <w:rFonts w:ascii="Carlito" w:hAnsi="Carlito" w:cs="Carlito"/>
+          <w:sz w:val="32"/>
+          <w:szCs w:val="32"/>
+        </w:rPr>
+        <w:t xml:space="preserve"> file will be added in </w:t>
+      </w:r>
+      <w:proofErr w:type="gramStart"/>
+      <w:r>
+        <w:rPr>
+          <w:rFonts w:ascii="Carlito" w:hAnsi="Carlito" w:cs="Carlito"/>
+          <w:sz w:val="32"/>
+          <w:szCs w:val="32"/>
+        </w:rPr>
+        <w:t xml:space="preserve">the </w:t>
+      </w:r>
+      <w:r>
+        <w:rPr>
+          <w:rFonts w:ascii="Carlito" w:hAnsi="Carlito" w:cs="Carlito"/>
+          <w:b/>
+          <w:bCs/>
+          <w:sz w:val="32"/>
+          <w:szCs w:val="32"/>
+        </w:rPr>
+        <w:t>.</w:t>
+      </w:r>
+      <w:proofErr w:type="spellStart"/>
+      <w:r>
+        <w:rPr>
+          <w:rFonts w:ascii="Carlito" w:hAnsi="Carlito" w:cs="Carlito"/>
+          <w:b/>
+          <w:bCs/>
+          <w:sz w:val="32"/>
+          <w:szCs w:val="32"/>
+        </w:rPr>
+        <w:t>vscode</w:t>
+      </w:r>
+      <w:proofErr w:type="spellEnd"/>
+      <w:proofErr w:type="gramEnd"/>
+      <w:r>
+        <w:rPr>
+          <w:rFonts w:ascii="Carlito" w:hAnsi="Carlito" w:cs="Carlito"/>
+          <w:b/>
+          <w:bCs/>
+          <w:sz w:val="32"/>
+          <w:szCs w:val="32"/>
+        </w:rPr>
+        <w:t>/</w:t>
       </w:r>
       <w:r>
         <w:rPr>
@@ -3418,8 +3970,20 @@
           <w:sz w:val="32"/>
           <w:szCs w:val="32"/>
         </w:rPr>
-        <w:t xml:space="preserve"> launch.json</w:t>
-      </w:r>
+        <w:t xml:space="preserve"> </w:t>
+      </w:r>
+      <w:proofErr w:type="spellStart"/>
+      <w:r>
+        <w:rPr>
+          <w:rFonts w:ascii="Carlito" w:hAnsi="Carlito" w:cs="Carlito"/>
+          <w:b/>
+          <w:bCs/>
+          <w:sz w:val="32"/>
+          <w:szCs w:val="32"/>
+        </w:rPr>
+        <w:t>launch.json</w:t>
+      </w:r>
+      <w:proofErr w:type="spellEnd"/>
       <w:r>
         <w:rPr>
           <w:rFonts w:ascii="Carlito" w:hAnsi="Carlito" w:cs="Carlito"/>
@@ -3436,7 +4000,29 @@
           <w:sz w:val="32"/>
           <w:szCs w:val="32"/>
         </w:rPr>
-        <w:t xml:space="preserve"> flutter run --flavor staging --dart-define=API_URL=htt… </w:t>
+        <w:t xml:space="preserve"> flutter run --flavor staging --dart-define=API_URL=</w:t>
+      </w:r>
+      <w:proofErr w:type="spellStart"/>
+      <w:r>
+        <w:rPr>
+          <w:rFonts w:ascii="Carlito" w:hAnsi="Carlito" w:cs="Carlito"/>
+          <w:b/>
+          <w:bCs/>
+          <w:sz w:val="32"/>
+          <w:szCs w:val="32"/>
+        </w:rPr>
+        <w:t>htt</w:t>
+      </w:r>
+      <w:proofErr w:type="spellEnd"/>
+      <w:r>
+        <w:rPr>
+          <w:rFonts w:ascii="Carlito" w:hAnsi="Carlito" w:cs="Carlito"/>
+          <w:b/>
+          <w:bCs/>
+          <w:sz w:val="32"/>
+          <w:szCs w:val="32"/>
+        </w:rPr>
+        <w:t xml:space="preserve">… </w:t>
       </w:r>
       <w:r>
         <w:rPr>
@@ -3636,32 +4222,80 @@
           <w:sz w:val="32"/>
           <w:szCs w:val="32"/>
         </w:rPr>
+        <w:t xml:space="preserve">            "</w:t>
+      </w:r>
+      <w:proofErr w:type="spellStart"/>
+      <w:r>
+        <w:rPr>
+          <w:rFonts w:ascii="Carlito" w:hAnsi="Carlito" w:cs="Carlito"/>
+          <w:b/>
+          <w:bCs/>
+          <w:color w:val="D86DCB" w:themeColor="accent5" w:themeTint="99"/>
+          <w:sz w:val="32"/>
+          <w:szCs w:val="32"/>
+        </w:rPr>
+        <w:t>flutterMode</w:t>
+      </w:r>
+      <w:proofErr w:type="spellEnd"/>
+      <w:r>
+        <w:rPr>
+          <w:rFonts w:ascii="Carlito" w:hAnsi="Carlito" w:cs="Carlito"/>
+          <w:b/>
+          <w:bCs/>
+          <w:color w:val="D86DCB" w:themeColor="accent5" w:themeTint="99"/>
+          <w:sz w:val="32"/>
+          <w:szCs w:val="32"/>
+        </w:rPr>
+        <w:t>": "debug",</w:t>
+      </w:r>
+    </w:p>
+    <w:p>
+      <w:pPr>
+        <w:jc w:val="both"/>
+        <w:rPr>
+          <w:rFonts w:ascii="Carlito" w:hAnsi="Carlito" w:cs="Carlito"/>
+          <w:b/>
+          <w:bCs/>
+          <w:color w:val="D86DCB" w:themeColor="accent5" w:themeTint="99"/>
+          <w:sz w:val="32"/>
+          <w:szCs w:val="32"/>
+        </w:rPr>
+      </w:pPr>
+      <w:r>
+        <w:rPr>
+          <w:rFonts w:ascii="Carlito" w:hAnsi="Carlito" w:cs="Carlito"/>
+          <w:b/>
+          <w:bCs/>
+          <w:color w:val="D86DCB" w:themeColor="accent5" w:themeTint="99"/>
+          <w:sz w:val="32"/>
+          <w:szCs w:val="32"/>
+        </w:rPr>
         <w:lastRenderedPageBreak/>
-        <w:t xml:space="preserve">            "flutterMode": "debug",</w:t>
-      </w:r>
-    </w:p>
-    <w:p>
-      <w:pPr>
-        <w:jc w:val="both"/>
-        <w:rPr>
-          <w:rFonts w:ascii="Carlito" w:hAnsi="Carlito" w:cs="Carlito"/>
-          <w:b/>
-          <w:bCs/>
-          <w:color w:val="D86DCB" w:themeColor="accent5" w:themeTint="99"/>
-          <w:sz w:val="32"/>
-          <w:szCs w:val="32"/>
-        </w:rPr>
-      </w:pPr>
-      <w:r>
-        <w:rPr>
-          <w:rFonts w:ascii="Carlito" w:hAnsi="Carlito" w:cs="Carlito"/>
-          <w:b/>
-          <w:bCs/>
-          <w:color w:val="D86DCB" w:themeColor="accent5" w:themeTint="99"/>
-          <w:sz w:val="32"/>
-          <w:szCs w:val="32"/>
-        </w:rPr>
-        <w:t xml:space="preserve">            "args": [</w:t>
+        <w:t xml:space="preserve">            "</w:t>
+      </w:r>
+      <w:proofErr w:type="spellStart"/>
+      <w:r>
+        <w:rPr>
+          <w:rFonts w:ascii="Carlito" w:hAnsi="Carlito" w:cs="Carlito"/>
+          <w:b/>
+          <w:bCs/>
+          <w:color w:val="D86DCB" w:themeColor="accent5" w:themeTint="99"/>
+          <w:sz w:val="32"/>
+          <w:szCs w:val="32"/>
+        </w:rPr>
+        <w:t>args</w:t>
+      </w:r>
+      <w:proofErr w:type="spellEnd"/>
+      <w:r>
+        <w:rPr>
+          <w:rFonts w:ascii="Carlito" w:hAnsi="Carlito" w:cs="Carlito"/>
+          <w:b/>
+          <w:bCs/>
+          <w:color w:val="D86DCB" w:themeColor="accent5" w:themeTint="99"/>
+          <w:sz w:val="32"/>
+          <w:szCs w:val="32"/>
+        </w:rPr>
+        <w:t>": [</w:t>
       </w:r>
     </w:p>
     <w:p>
@@ -3947,15 +4581,27 @@
         </w:rPr>
         <w:t xml:space="preserve">in </w:t>
       </w:r>
-      <w:r>
-        <w:rPr>
-          <w:rFonts w:ascii="Carlito" w:hAnsi="Carlito" w:cs="Carlito"/>
-          <w:b/>
-          <w:bCs/>
-          <w:sz w:val="32"/>
-          <w:szCs w:val="32"/>
-        </w:rPr>
-        <w:t xml:space="preserve">flutterMode: </w:t>
+      <w:proofErr w:type="spellStart"/>
+      <w:r>
+        <w:rPr>
+          <w:rFonts w:ascii="Carlito" w:hAnsi="Carlito" w:cs="Carlito"/>
+          <w:b/>
+          <w:bCs/>
+          <w:sz w:val="32"/>
+          <w:szCs w:val="32"/>
+        </w:rPr>
+        <w:t>flutterMode</w:t>
+      </w:r>
+      <w:proofErr w:type="spellEnd"/>
+      <w:r>
+        <w:rPr>
+          <w:rFonts w:ascii="Carlito" w:hAnsi="Carlito" w:cs="Carlito"/>
+          <w:b/>
+          <w:bCs/>
+          <w:sz w:val="32"/>
+          <w:szCs w:val="32"/>
+        </w:rPr>
+        <w:t xml:space="preserve">: </w:t>
       </w:r>
       <w:r>
         <w:rPr>
@@ -4066,7 +4712,51 @@
           <w:sz w:val="32"/>
           <w:szCs w:val="32"/>
         </w:rPr>
-        <w:t>"cwd": "project_name",</w:t>
+        <w:t>"</w:t>
+      </w:r>
+      <w:proofErr w:type="spellStart"/>
+      <w:r>
+        <w:rPr>
+          <w:rFonts w:ascii="Carlito" w:hAnsi="Carlito" w:cs="Carlito"/>
+          <w:b/>
+          <w:bCs/>
+          <w:sz w:val="32"/>
+          <w:szCs w:val="32"/>
+        </w:rPr>
+        <w:t>cwd</w:t>
+      </w:r>
+      <w:proofErr w:type="spellEnd"/>
+      <w:r>
+        <w:rPr>
+          <w:rFonts w:ascii="Carlito" w:hAnsi="Carlito" w:cs="Carlito"/>
+          <w:b/>
+          <w:bCs/>
+          <w:sz w:val="32"/>
+          <w:szCs w:val="32"/>
+        </w:rPr>
+        <w:t>": "</w:t>
+      </w:r>
+      <w:proofErr w:type="spellStart"/>
+      <w:r>
+        <w:rPr>
+          <w:rFonts w:ascii="Carlito" w:hAnsi="Carlito" w:cs="Carlito"/>
+          <w:b/>
+          <w:bCs/>
+          <w:sz w:val="32"/>
+          <w:szCs w:val="32"/>
+        </w:rPr>
+        <w:t>project_name</w:t>
+      </w:r>
+      <w:proofErr w:type="spellEnd"/>
+      <w:r>
+        <w:rPr>
+          <w:rFonts w:ascii="Carlito" w:hAnsi="Carlito" w:cs="Carlito"/>
+          <w:b/>
+          <w:bCs/>
+          <w:sz w:val="32"/>
+          <w:szCs w:val="32"/>
+        </w:rPr>
+        <w:t>",</w:t>
       </w:r>
     </w:p>
     <w:p>
@@ -4207,6 +4897,7 @@
         </w:rPr>
         <w:t xml:space="preserve"> Select </w:t>
       </w:r>
+      <w:proofErr w:type="spellStart"/>
       <w:r>
         <w:rPr>
           <w:rFonts w:ascii="Carlito" w:hAnsi="Carlito" w:cs="Carlito"/>
@@ -4217,6 +4908,7 @@
         </w:rPr>
         <w:t>afterDelay</w:t>
       </w:r>
+      <w:proofErr w:type="spellEnd"/>
       <w:r>
         <w:rPr>
           <w:rFonts w:ascii="Carlito" w:hAnsi="Carlito" w:cs="Carlito"/>
@@ -4251,8 +4943,42 @@
           <w:sz w:val="32"/>
           <w:szCs w:val="32"/>
         </w:rPr>
-        <w:t>.vscode/settings.json</w:t>
-      </w:r>
+        <w:t>.</w:t>
+      </w:r>
+      <w:proofErr w:type="spellStart"/>
+      <w:r>
+        <w:rPr>
+          <w:rFonts w:ascii="Carlito" w:hAnsi="Carlito" w:cs="Carlito"/>
+          <w:b/>
+          <w:bCs/>
+          <w:sz w:val="32"/>
+          <w:szCs w:val="32"/>
+        </w:rPr>
+        <w:t>vscode</w:t>
+      </w:r>
+      <w:proofErr w:type="spellEnd"/>
+      <w:r>
+        <w:rPr>
+          <w:rFonts w:ascii="Carlito" w:hAnsi="Carlito" w:cs="Carlito"/>
+          <w:b/>
+          <w:bCs/>
+          <w:sz w:val="32"/>
+          <w:szCs w:val="32"/>
+        </w:rPr>
+        <w:t>/</w:t>
+      </w:r>
+      <w:proofErr w:type="spellStart"/>
+      <w:r>
+        <w:rPr>
+          <w:rFonts w:ascii="Carlito" w:hAnsi="Carlito" w:cs="Carlito"/>
+          <w:b/>
+          <w:bCs/>
+          <w:sz w:val="32"/>
+          <w:szCs w:val="32"/>
+        </w:rPr>
+        <w:t>settings.json</w:t>
+      </w:r>
+      <w:proofErr w:type="spellEnd"/>
       <w:r>
         <w:rPr>
           <w:rFonts w:ascii="Carlito" w:hAnsi="Carlito" w:cs="Carlito"/>
@@ -4307,31 +5033,107 @@
           <w:sz w:val="32"/>
           <w:szCs w:val="32"/>
         </w:rPr>
-        <w:t xml:space="preserve">    "files.autoSave": "afterDelay",</w:t>
-      </w:r>
-    </w:p>
-    <w:p>
-      <w:pPr>
-        <w:jc w:val="both"/>
-        <w:rPr>
-          <w:rFonts w:ascii="Carlito" w:hAnsi="Carlito" w:cs="Carlito"/>
-          <w:b/>
-          <w:bCs/>
-          <w:color w:val="D86DCB" w:themeColor="accent5" w:themeTint="99"/>
-          <w:sz w:val="32"/>
-          <w:szCs w:val="32"/>
-        </w:rPr>
-      </w:pPr>
-      <w:r>
-        <w:rPr>
-          <w:rFonts w:ascii="Carlito" w:hAnsi="Carlito" w:cs="Carlito"/>
-          <w:b/>
-          <w:bCs/>
-          <w:color w:val="D86DCB" w:themeColor="accent5" w:themeTint="99"/>
-          <w:sz w:val="32"/>
-          <w:szCs w:val="32"/>
-        </w:rPr>
-        <w:t xml:space="preserve">    "files.autoSaveDelay": 1000</w:t>
+        <w:t xml:space="preserve">    "</w:t>
+      </w:r>
+      <w:proofErr w:type="spellStart"/>
+      <w:proofErr w:type="gramStart"/>
+      <w:r>
+        <w:rPr>
+          <w:rFonts w:ascii="Carlito" w:hAnsi="Carlito" w:cs="Carlito"/>
+          <w:b/>
+          <w:bCs/>
+          <w:color w:val="D86DCB" w:themeColor="accent5" w:themeTint="99"/>
+          <w:sz w:val="32"/>
+          <w:szCs w:val="32"/>
+        </w:rPr>
+        <w:t>files.autoSave</w:t>
+      </w:r>
+      <w:proofErr w:type="spellEnd"/>
+      <w:proofErr w:type="gramEnd"/>
+      <w:r>
+        <w:rPr>
+          <w:rFonts w:ascii="Carlito" w:hAnsi="Carlito" w:cs="Carlito"/>
+          <w:b/>
+          <w:bCs/>
+          <w:color w:val="D86DCB" w:themeColor="accent5" w:themeTint="99"/>
+          <w:sz w:val="32"/>
+          <w:szCs w:val="32"/>
+        </w:rPr>
+        <w:t>": "</w:t>
+      </w:r>
+      <w:proofErr w:type="spellStart"/>
+      <w:r>
+        <w:rPr>
+          <w:rFonts w:ascii="Carlito" w:hAnsi="Carlito" w:cs="Carlito"/>
+          <w:b/>
+          <w:bCs/>
+          <w:color w:val="D86DCB" w:themeColor="accent5" w:themeTint="99"/>
+          <w:sz w:val="32"/>
+          <w:szCs w:val="32"/>
+        </w:rPr>
+        <w:t>afterDelay</w:t>
+      </w:r>
+      <w:proofErr w:type="spellEnd"/>
+      <w:r>
+        <w:rPr>
+          <w:rFonts w:ascii="Carlito" w:hAnsi="Carlito" w:cs="Carlito"/>
+          <w:b/>
+          <w:bCs/>
+          <w:color w:val="D86DCB" w:themeColor="accent5" w:themeTint="99"/>
+          <w:sz w:val="32"/>
+          <w:szCs w:val="32"/>
+        </w:rPr>
+        <w:t>",</w:t>
+      </w:r>
+    </w:p>
+    <w:p>
+      <w:pPr>
+        <w:jc w:val="both"/>
+        <w:rPr>
+          <w:rFonts w:ascii="Carlito" w:hAnsi="Carlito" w:cs="Carlito"/>
+          <w:b/>
+          <w:bCs/>
+          <w:color w:val="D86DCB" w:themeColor="accent5" w:themeTint="99"/>
+          <w:sz w:val="32"/>
+          <w:szCs w:val="32"/>
+        </w:rPr>
+      </w:pPr>
+      <w:r>
+        <w:rPr>
+          <w:rFonts w:ascii="Carlito" w:hAnsi="Carlito" w:cs="Carlito"/>
+          <w:b/>
+          <w:bCs/>
+          <w:color w:val="D86DCB" w:themeColor="accent5" w:themeTint="99"/>
+          <w:sz w:val="32"/>
+          <w:szCs w:val="32"/>
+        </w:rPr>
+        <w:t xml:space="preserve">    "</w:t>
+      </w:r>
+      <w:proofErr w:type="spellStart"/>
+      <w:proofErr w:type="gramStart"/>
+      <w:r>
+        <w:rPr>
+          <w:rFonts w:ascii="Carlito" w:hAnsi="Carlito" w:cs="Carlito"/>
+          <w:b/>
+          <w:bCs/>
+          <w:color w:val="D86DCB" w:themeColor="accent5" w:themeTint="99"/>
+          <w:sz w:val="32"/>
+          <w:szCs w:val="32"/>
+        </w:rPr>
+        <w:t>files.autoSaveDelay</w:t>
+      </w:r>
+      <w:proofErr w:type="spellEnd"/>
+      <w:proofErr w:type="gramEnd"/>
+      <w:r>
+        <w:rPr>
+          <w:rFonts w:ascii="Carlito" w:hAnsi="Carlito" w:cs="Carlito"/>
+          <w:b/>
+          <w:bCs/>
+          <w:color w:val="D86DCB" w:themeColor="accent5" w:themeTint="99"/>
+          <w:sz w:val="32"/>
+          <w:szCs w:val="32"/>
+        </w:rPr>
+        <w:t>": 1000</w:t>
       </w:r>
     </w:p>
     <w:p>
@@ -4495,6 +5297,7 @@
         </w:rPr>
         <w:t xml:space="preserve"># Use </w:t>
       </w:r>
+      <w:proofErr w:type="spellStart"/>
       <w:r>
         <w:rPr>
           <w:rFonts w:ascii="Carlito" w:hAnsi="Carlito" w:cs="Carlito"/>
@@ -4505,6 +5308,7 @@
         </w:rPr>
         <w:t>scrcpy</w:t>
       </w:r>
+      <w:proofErr w:type="spellEnd"/>
       <w:r>
         <w:rPr>
           <w:rFonts w:ascii="Carlito" w:hAnsi="Carlito" w:cs="Carlito"/>
@@ -4558,6 +5362,7 @@
           <w:szCs w:val="32"/>
         </w:rPr>
       </w:pPr>
+      <w:proofErr w:type="spellStart"/>
       <w:r>
         <w:rPr>
           <w:rFonts w:ascii="Carlito" w:hAnsi="Carlito" w:cs="Carlito"/>
@@ -4567,8 +5372,33 @@
           <w:sz w:val="32"/>
           <w:szCs w:val="32"/>
         </w:rPr>
-        <w:t>winget install --exact Genymobile.scrcpy</w:t>
-      </w:r>
+        <w:t>winget</w:t>
+      </w:r>
+      <w:proofErr w:type="spellEnd"/>
+      <w:r>
+        <w:rPr>
+          <w:rFonts w:ascii="Carlito" w:hAnsi="Carlito" w:cs="Carlito"/>
+          <w:b/>
+          <w:bCs/>
+          <w:color w:val="60CAF3" w:themeColor="accent4" w:themeTint="99"/>
+          <w:sz w:val="32"/>
+          <w:szCs w:val="32"/>
+        </w:rPr>
+        <w:t xml:space="preserve"> install --exact </w:t>
+      </w:r>
+      <w:proofErr w:type="spellStart"/>
+      <w:r>
+        <w:rPr>
+          <w:rFonts w:ascii="Carlito" w:hAnsi="Carlito" w:cs="Carlito"/>
+          <w:b/>
+          <w:bCs/>
+          <w:color w:val="60CAF3" w:themeColor="accent4" w:themeTint="99"/>
+          <w:sz w:val="32"/>
+          <w:szCs w:val="32"/>
+        </w:rPr>
+        <w:t>Genymobile.scrcpy</w:t>
+      </w:r>
+      <w:proofErr w:type="spellEnd"/>
     </w:p>
     <w:p>
       <w:pPr>
@@ -4600,6 +5430,7 @@
           <w:szCs w:val="32"/>
         </w:rPr>
       </w:pPr>
+      <w:proofErr w:type="spellStart"/>
       <w:r>
         <w:rPr>
           <w:rFonts w:ascii="Carlito" w:hAnsi="Carlito" w:cs="Carlito"/>
@@ -4611,6 +5442,7 @@
         </w:rPr>
         <w:t>scrcpy</w:t>
       </w:r>
+      <w:proofErr w:type="spellEnd"/>
     </w:p>
     <w:p>
       <w:pPr>
@@ -4642,6 +5474,7 @@
           <w:szCs w:val="32"/>
         </w:rPr>
       </w:pPr>
+      <w:proofErr w:type="spellStart"/>
       <w:r>
         <w:rPr>
           <w:rFonts w:ascii="Carlito" w:hAnsi="Carlito" w:cs="Carlito"/>
@@ -4652,7 +5485,19 @@
           <w:szCs w:val="32"/>
         </w:rPr>
         <w:lastRenderedPageBreak/>
-        <w:t>scrcpy --stay-awake</w:t>
+        <w:t>scrcpy</w:t>
+      </w:r>
+      <w:proofErr w:type="spellEnd"/>
+      <w:r>
+        <w:rPr>
+          <w:rFonts w:ascii="Carlito" w:hAnsi="Carlito" w:cs="Carlito"/>
+          <w:b/>
+          <w:bCs/>
+          <w:color w:val="60CAF3" w:themeColor="accent4" w:themeTint="99"/>
+          <w:sz w:val="32"/>
+          <w:szCs w:val="32"/>
+        </w:rPr>
+        <w:t xml:space="preserve"> --stay-awake</w:t>
       </w:r>
     </w:p>
     <w:p>
@@ -4716,15 +5561,27 @@
         </w:rPr>
         <w:t xml:space="preserve"> Or go to the extension section of VS code and install the </w:t>
       </w:r>
-      <w:r>
-        <w:rPr>
-          <w:rFonts w:ascii="Carlito" w:hAnsi="Carlito" w:cs="Carlito"/>
-          <w:b/>
-          <w:bCs/>
-          <w:sz w:val="32"/>
-          <w:szCs w:val="32"/>
-        </w:rPr>
-        <w:t xml:space="preserve">scrcpy </w:t>
+      <w:proofErr w:type="spellStart"/>
+      <w:r>
+        <w:rPr>
+          <w:rFonts w:ascii="Carlito" w:hAnsi="Carlito" w:cs="Carlito"/>
+          <w:b/>
+          <w:bCs/>
+          <w:sz w:val="32"/>
+          <w:szCs w:val="32"/>
+        </w:rPr>
+        <w:t>scrcpy</w:t>
+      </w:r>
+      <w:proofErr w:type="spellEnd"/>
+      <w:r>
+        <w:rPr>
+          <w:rFonts w:ascii="Carlito" w:hAnsi="Carlito" w:cs="Carlito"/>
+          <w:b/>
+          <w:bCs/>
+          <w:sz w:val="32"/>
+          <w:szCs w:val="32"/>
+        </w:rPr>
+        <w:t xml:space="preserve"> </w:t>
       </w:r>
       <w:r>
         <w:rPr>
@@ -4794,7 +5651,29 @@
           <w:sz w:val="32"/>
           <w:szCs w:val="32"/>
         </w:rPr>
-        <w:t xml:space="preserve"> &gt;scrcpy:</w:t>
+        <w:t xml:space="preserve"> &gt;</w:t>
+      </w:r>
+      <w:proofErr w:type="spellStart"/>
+      <w:r>
+        <w:rPr>
+          <w:rFonts w:ascii="Carlito" w:hAnsi="Carlito" w:cs="Carlito"/>
+          <w:b/>
+          <w:bCs/>
+          <w:sz w:val="32"/>
+          <w:szCs w:val="32"/>
+        </w:rPr>
+        <w:t>scrcpy</w:t>
+      </w:r>
+      <w:proofErr w:type="spellEnd"/>
+      <w:r>
+        <w:rPr>
+          <w:rFonts w:ascii="Carlito" w:hAnsi="Carlito" w:cs="Carlito"/>
+          <w:b/>
+          <w:bCs/>
+          <w:sz w:val="32"/>
+          <w:szCs w:val="32"/>
+        </w:rPr>
+        <w:t>:</w:t>
       </w:r>
       <w:r>
         <w:rPr>
@@ -4820,7 +5699,27 @@
           <w:sz w:val="32"/>
           <w:szCs w:val="32"/>
         </w:rPr>
-        <w:t># It will mirror our physical device without needing to open a external terminal (it saves up ram, tiny bit)</w:t>
+        <w:t xml:space="preserve"># It will mirror our physical device without needing to open </w:t>
+      </w:r>
+      <w:proofErr w:type="spellStart"/>
+      <w:proofErr w:type="gramStart"/>
+      <w:r>
+        <w:rPr>
+          <w:rFonts w:ascii="Carlito" w:hAnsi="Carlito" w:cs="Carlito"/>
+          <w:sz w:val="32"/>
+          <w:szCs w:val="32"/>
+        </w:rPr>
+        <w:t>a</w:t>
+      </w:r>
+      <w:proofErr w:type="spellEnd"/>
+      <w:proofErr w:type="gramEnd"/>
+      <w:r>
+        <w:rPr>
+          <w:rFonts w:ascii="Carlito" w:hAnsi="Carlito" w:cs="Carlito"/>
+          <w:sz w:val="32"/>
+          <w:szCs w:val="32"/>
+        </w:rPr>
+        <w:t xml:space="preserve"> external terminal (it saves up ram, tiny bit)</w:t>
       </w:r>
     </w:p>
     <w:p>
@@ -4908,6 +5807,7 @@
         </w:rPr>
         <w:t xml:space="preserve"> Create any device profile (Pixel 8, Nexus, custom screen dimensions) directly from our terminal using the standalone Android Command Line Tools (</w:t>
       </w:r>
+      <w:proofErr w:type="spellStart"/>
       <w:r>
         <w:rPr>
           <w:rFonts w:ascii="Carlito" w:hAnsi="Carlito" w:cs="Carlito"/>
@@ -4918,6 +5818,7 @@
         </w:rPr>
         <w:t>avdmanager</w:t>
       </w:r>
+      <w:proofErr w:type="spellEnd"/>
       <w:r>
         <w:rPr>
           <w:rFonts w:ascii="Carlito" w:hAnsi="Carlito" w:cs="Carlito"/>
@@ -4965,6 +5866,7 @@
           <w:szCs w:val="32"/>
         </w:rPr>
       </w:pPr>
+      <w:proofErr w:type="spellStart"/>
       <w:r>
         <w:rPr>
           <w:rFonts w:ascii="Carlito" w:hAnsi="Carlito" w:cs="Carlito"/>
@@ -4974,12 +5876,10 @@
           <w:sz w:val="32"/>
           <w:szCs w:val="32"/>
         </w:rPr>
-        <w:t>sdkmanager \</w:t>
-      </w:r>
-    </w:p>
-    <w:p>
-      <w:pPr>
-        <w:jc w:val="both"/>
+        <w:t>sdkmanager</w:t>
+      </w:r>
+      <w:proofErr w:type="spellEnd"/>
+      <w:r>
         <w:rPr>
           <w:rFonts w:ascii="Carlito" w:hAnsi="Carlito" w:cs="Carlito"/>
           <w:b/>
@@ -4988,8 +5888,12 @@
           <w:sz w:val="32"/>
           <w:szCs w:val="32"/>
         </w:rPr>
-      </w:pPr>
-      <w:r>
+        <w:t xml:space="preserve"> \</w:t>
+      </w:r>
+    </w:p>
+    <w:p>
+      <w:pPr>
+        <w:jc w:val="both"/>
         <w:rPr>
           <w:rFonts w:ascii="Carlito" w:hAnsi="Carlito" w:cs="Carlito"/>
           <w:b/>
@@ -4998,7 +5902,41 @@
           <w:sz w:val="32"/>
           <w:szCs w:val="32"/>
         </w:rPr>
-        <w:t>"system-images;android-34;google_apis_playstore;x86_64" "platforms;android-34" "emulator"</w:t>
+      </w:pPr>
+      <w:r>
+        <w:rPr>
+          <w:rFonts w:ascii="Carlito" w:hAnsi="Carlito" w:cs="Carlito"/>
+          <w:b/>
+          <w:bCs/>
+          <w:color w:val="60CAF3" w:themeColor="accent4" w:themeTint="99"/>
+          <w:sz w:val="32"/>
+          <w:szCs w:val="32"/>
+        </w:rPr>
+        <w:t>"system-</w:t>
+      </w:r>
+      <w:proofErr w:type="gramStart"/>
+      <w:r>
+        <w:rPr>
+          <w:rFonts w:ascii="Carlito" w:hAnsi="Carlito" w:cs="Carlito"/>
+          <w:b/>
+          <w:bCs/>
+          <w:color w:val="60CAF3" w:themeColor="accent4" w:themeTint="99"/>
+          <w:sz w:val="32"/>
+          <w:szCs w:val="32"/>
+        </w:rPr>
+        <w:t>images;android</w:t>
+      </w:r>
+      <w:proofErr w:type="gramEnd"/>
+      <w:r>
+        <w:rPr>
+          <w:rFonts w:ascii="Carlito" w:hAnsi="Carlito" w:cs="Carlito"/>
+          <w:b/>
+          <w:bCs/>
+          <w:color w:val="60CAF3" w:themeColor="accent4" w:themeTint="99"/>
+          <w:sz w:val="32"/>
+          <w:szCs w:val="32"/>
+        </w:rPr>
+        <w:t>-34;google_apis_playstore;x86_64" "platforms;android-34" "emulator"</w:t>
       </w:r>
     </w:p>
     <w:p>
@@ -5018,6 +5956,7 @@
         </w:rPr>
         <w:t xml:space="preserve"># Create the Device. Use </w:t>
       </w:r>
+      <w:proofErr w:type="spellStart"/>
       <w:r>
         <w:rPr>
           <w:rFonts w:ascii="Carlito" w:hAnsi="Carlito" w:cs="Carlito"/>
@@ -5028,6 +5967,7 @@
         </w:rPr>
         <w:t>advmanager</w:t>
       </w:r>
+      <w:proofErr w:type="spellEnd"/>
       <w:r>
         <w:rPr>
           <w:rFonts w:ascii="Carlito" w:hAnsi="Carlito" w:cs="Carlito"/>
@@ -5049,6 +5989,7 @@
           <w:szCs w:val="32"/>
         </w:rPr>
       </w:pPr>
+      <w:proofErr w:type="spellStart"/>
       <w:r>
         <w:rPr>
           <w:rFonts w:ascii="Carlito" w:hAnsi="Carlito" w:cs="Carlito"/>
@@ -5058,7 +5999,67 @@
           <w:sz w:val="32"/>
           <w:szCs w:val="32"/>
         </w:rPr>
-        <w:t>avdmanager create avd --name "Pixel_7_Pro" --package "system-images;android-34;google_apis_playstore;x86_64" --device "pixel_7_pro"</w:t>
+        <w:t>avdmanager</w:t>
+      </w:r>
+      <w:proofErr w:type="spellEnd"/>
+      <w:r>
+        <w:rPr>
+          <w:rFonts w:ascii="Carlito" w:hAnsi="Carlito" w:cs="Carlito"/>
+          <w:b/>
+          <w:bCs/>
+          <w:color w:val="60CAF3" w:themeColor="accent4" w:themeTint="99"/>
+          <w:sz w:val="32"/>
+          <w:szCs w:val="32"/>
+        </w:rPr>
+        <w:t xml:space="preserve"> create </w:t>
+      </w:r>
+      <w:proofErr w:type="spellStart"/>
+      <w:r>
+        <w:rPr>
+          <w:rFonts w:ascii="Carlito" w:hAnsi="Carlito" w:cs="Carlito"/>
+          <w:b/>
+          <w:bCs/>
+          <w:color w:val="60CAF3" w:themeColor="accent4" w:themeTint="99"/>
+          <w:sz w:val="32"/>
+          <w:szCs w:val="32"/>
+        </w:rPr>
+        <w:t>avd</w:t>
+      </w:r>
+      <w:proofErr w:type="spellEnd"/>
+      <w:r>
+        <w:rPr>
+          <w:rFonts w:ascii="Carlito" w:hAnsi="Carlito" w:cs="Carlito"/>
+          <w:b/>
+          <w:bCs/>
+          <w:color w:val="60CAF3" w:themeColor="accent4" w:themeTint="99"/>
+          <w:sz w:val="32"/>
+          <w:szCs w:val="32"/>
+        </w:rPr>
+        <w:t xml:space="preserve"> --name "Pixel_7_Pro" --package "system-</w:t>
+      </w:r>
+      <w:proofErr w:type="gramStart"/>
+      <w:r>
+        <w:rPr>
+          <w:rFonts w:ascii="Carlito" w:hAnsi="Carlito" w:cs="Carlito"/>
+          <w:b/>
+          <w:bCs/>
+          <w:color w:val="60CAF3" w:themeColor="accent4" w:themeTint="99"/>
+          <w:sz w:val="32"/>
+          <w:szCs w:val="32"/>
+        </w:rPr>
+        <w:t>images;android</w:t>
+      </w:r>
+      <w:proofErr w:type="gramEnd"/>
+      <w:r>
+        <w:rPr>
+          <w:rFonts w:ascii="Carlito" w:hAnsi="Carlito" w:cs="Carlito"/>
+          <w:b/>
+          <w:bCs/>
+          <w:color w:val="60CAF3" w:themeColor="accent4" w:themeTint="99"/>
+          <w:sz w:val="32"/>
+          <w:szCs w:val="32"/>
+        </w:rPr>
+        <w:t>-34;google_apis_playstore;x86_64" --device "pixel_7_pro"</w:t>
       </w:r>
     </w:p>
     <w:p>
@@ -5137,7 +6138,31 @@
           <w:sz w:val="32"/>
           <w:szCs w:val="32"/>
         </w:rPr>
-        <w:t>emulator -avd Pixel_7_Pro</w:t>
+        <w:t>emulator -</w:t>
+      </w:r>
+      <w:proofErr w:type="spellStart"/>
+      <w:r>
+        <w:rPr>
+          <w:rFonts w:ascii="Carlito" w:hAnsi="Carlito" w:cs="Carlito"/>
+          <w:b/>
+          <w:bCs/>
+          <w:color w:val="60CAF3" w:themeColor="accent4" w:themeTint="99"/>
+          <w:sz w:val="32"/>
+          <w:szCs w:val="32"/>
+        </w:rPr>
+        <w:t>avd</w:t>
+      </w:r>
+      <w:proofErr w:type="spellEnd"/>
+      <w:r>
+        <w:rPr>
+          <w:rFonts w:ascii="Carlito" w:hAnsi="Carlito" w:cs="Carlito"/>
+          <w:b/>
+          <w:bCs/>
+          <w:color w:val="60CAF3" w:themeColor="accent4" w:themeTint="99"/>
+          <w:sz w:val="32"/>
+          <w:szCs w:val="32"/>
+        </w:rPr>
+        <w:t xml:space="preserve"> Pixel_7_Pro</w:t>
       </w:r>
     </w:p>
     <w:p>
@@ -5197,6 +6222,7 @@
           <w14:ligatures w14:val="none"/>
         </w:rPr>
       </w:pPr>
+      <w:proofErr w:type="spellStart"/>
       <w:r>
         <w:rPr>
           <w:rFonts w:ascii="Carlito" w:hAnsi="Carlito" w:cs="Carlito"/>
@@ -5206,8 +6232,33 @@
           <w:sz w:val="32"/>
           <w:szCs w:val="32"/>
         </w:rPr>
-        <w:t>avdmanager list avd</w:t>
-      </w:r>
+        <w:t>avdmanager</w:t>
+      </w:r>
+      <w:proofErr w:type="spellEnd"/>
+      <w:r>
+        <w:rPr>
+          <w:rFonts w:ascii="Carlito" w:hAnsi="Carlito" w:cs="Carlito"/>
+          <w:b/>
+          <w:bCs/>
+          <w:color w:val="60CAF3" w:themeColor="accent4" w:themeTint="99"/>
+          <w:sz w:val="32"/>
+          <w:szCs w:val="32"/>
+        </w:rPr>
+        <w:t xml:space="preserve"> list </w:t>
+      </w:r>
+      <w:proofErr w:type="spellStart"/>
+      <w:r>
+        <w:rPr>
+          <w:rFonts w:ascii="Carlito" w:hAnsi="Carlito" w:cs="Carlito"/>
+          <w:b/>
+          <w:bCs/>
+          <w:color w:val="60CAF3" w:themeColor="accent4" w:themeTint="99"/>
+          <w:sz w:val="32"/>
+          <w:szCs w:val="32"/>
+        </w:rPr>
+        <w:t>avd</w:t>
+      </w:r>
+      <w:proofErr w:type="spellEnd"/>
     </w:p>
     <w:p>
       <w:pPr>
@@ -5234,15 +6285,27 @@
         </w:rPr>
         <w:t xml:space="preserve">Delete the device using </w:t>
       </w:r>
-      <w:r>
-        <w:rPr>
-          <w:rFonts w:ascii="Carlito" w:hAnsi="Carlito" w:cs="Carlito"/>
-          <w:b/>
-          <w:bCs/>
-          <w:sz w:val="32"/>
-          <w:szCs w:val="32"/>
-        </w:rPr>
-        <w:t xml:space="preserve">avdmanager </w:t>
+      <w:proofErr w:type="spellStart"/>
+      <w:r>
+        <w:rPr>
+          <w:rFonts w:ascii="Carlito" w:hAnsi="Carlito" w:cs="Carlito"/>
+          <w:b/>
+          <w:bCs/>
+          <w:sz w:val="32"/>
+          <w:szCs w:val="32"/>
+        </w:rPr>
+        <w:t>avdmanager</w:t>
+      </w:r>
+      <w:proofErr w:type="spellEnd"/>
+      <w:r>
+        <w:rPr>
+          <w:rFonts w:ascii="Carlito" w:hAnsi="Carlito" w:cs="Carlito"/>
+          <w:b/>
+          <w:bCs/>
+          <w:sz w:val="32"/>
+          <w:szCs w:val="32"/>
+        </w:rPr>
+        <w:t xml:space="preserve"> </w:t>
       </w:r>
       <w:r>
         <w:rPr>
@@ -5265,6 +6328,7 @@
           <w:szCs w:val="32"/>
         </w:rPr>
       </w:pPr>
+      <w:proofErr w:type="spellStart"/>
       <w:r>
         <w:rPr>
           <w:rFonts w:ascii="Carlito" w:hAnsi="Carlito" w:cs="Carlito"/>
@@ -5274,7 +6338,43 @@
           <w:sz w:val="32"/>
           <w:szCs w:val="32"/>
         </w:rPr>
-        <w:t>avdmanager delete avd -n Pixel_8_Api34</w:t>
+        <w:t>avdmanager</w:t>
+      </w:r>
+      <w:proofErr w:type="spellEnd"/>
+      <w:r>
+        <w:rPr>
+          <w:rFonts w:ascii="Carlito" w:hAnsi="Carlito" w:cs="Carlito"/>
+          <w:b/>
+          <w:bCs/>
+          <w:color w:val="60CAF3" w:themeColor="accent4" w:themeTint="99"/>
+          <w:sz w:val="32"/>
+          <w:szCs w:val="32"/>
+        </w:rPr>
+        <w:t xml:space="preserve"> delete </w:t>
+      </w:r>
+      <w:proofErr w:type="spellStart"/>
+      <w:r>
+        <w:rPr>
+          <w:rFonts w:ascii="Carlito" w:hAnsi="Carlito" w:cs="Carlito"/>
+          <w:b/>
+          <w:bCs/>
+          <w:color w:val="60CAF3" w:themeColor="accent4" w:themeTint="99"/>
+          <w:sz w:val="32"/>
+          <w:szCs w:val="32"/>
+        </w:rPr>
+        <w:t>avd</w:t>
+      </w:r>
+      <w:proofErr w:type="spellEnd"/>
+      <w:r>
+        <w:rPr>
+          <w:rFonts w:ascii="Carlito" w:hAnsi="Carlito" w:cs="Carlito"/>
+          <w:b/>
+          <w:bCs/>
+          <w:color w:val="60CAF3" w:themeColor="accent4" w:themeTint="99"/>
+          <w:sz w:val="32"/>
+          <w:szCs w:val="32"/>
+        </w:rPr>
+        <w:t xml:space="preserve"> -n Pixel_8_Api34</w:t>
       </w:r>
     </w:p>
     <w:p>
@@ -5307,6 +6407,7 @@
           <w:szCs w:val="32"/>
         </w:rPr>
       </w:pPr>
+      <w:proofErr w:type="spellStart"/>
       <w:r>
         <w:rPr>
           <w:rFonts w:ascii="Carlito" w:hAnsi="Carlito" w:cs="Carlito"/>
@@ -5316,7 +6417,19 @@
           <w:sz w:val="32"/>
           <w:szCs w:val="32"/>
         </w:rPr>
-        <w:t>sdkmanager --list</w:t>
+        <w:t>sdkmanager</w:t>
+      </w:r>
+      <w:proofErr w:type="spellEnd"/>
+      <w:r>
+        <w:rPr>
+          <w:rFonts w:ascii="Carlito" w:hAnsi="Carlito" w:cs="Carlito"/>
+          <w:b/>
+          <w:bCs/>
+          <w:color w:val="60CAF3" w:themeColor="accent4" w:themeTint="99"/>
+          <w:sz w:val="32"/>
+          <w:szCs w:val="32"/>
+        </w:rPr>
+        <w:t xml:space="preserve"> --list</w:t>
       </w:r>
     </w:p>
     <w:p>
@@ -5367,6 +6480,7 @@
           <w:szCs w:val="32"/>
         </w:rPr>
       </w:pPr>
+      <w:proofErr w:type="spellStart"/>
       <w:r>
         <w:rPr>
           <w:rFonts w:ascii="Carlito" w:hAnsi="Carlito" w:cs="Carlito"/>
@@ -5376,7 +6490,43 @@
           <w:sz w:val="32"/>
           <w:szCs w:val="32"/>
         </w:rPr>
-        <w:t>sdkmanager --uninstall "system-images;android-34;google_apis;x86_64"</w:t>
+        <w:t>sdkmanager</w:t>
+      </w:r>
+      <w:proofErr w:type="spellEnd"/>
+      <w:r>
+        <w:rPr>
+          <w:rFonts w:ascii="Carlito" w:hAnsi="Carlito" w:cs="Carlito"/>
+          <w:b/>
+          <w:bCs/>
+          <w:color w:val="60CAF3" w:themeColor="accent4" w:themeTint="99"/>
+          <w:sz w:val="32"/>
+          <w:szCs w:val="32"/>
+        </w:rPr>
+        <w:t xml:space="preserve"> --uninstall "system-</w:t>
+      </w:r>
+      <w:proofErr w:type="gramStart"/>
+      <w:r>
+        <w:rPr>
+          <w:rFonts w:ascii="Carlito" w:hAnsi="Carlito" w:cs="Carlito"/>
+          <w:b/>
+          <w:bCs/>
+          <w:color w:val="60CAF3" w:themeColor="accent4" w:themeTint="99"/>
+          <w:sz w:val="32"/>
+          <w:szCs w:val="32"/>
+        </w:rPr>
+        <w:t>images;android</w:t>
+      </w:r>
+      <w:proofErr w:type="gramEnd"/>
+      <w:r>
+        <w:rPr>
+          <w:rFonts w:ascii="Carlito" w:hAnsi="Carlito" w:cs="Carlito"/>
+          <w:b/>
+          <w:bCs/>
+          <w:color w:val="60CAF3" w:themeColor="accent4" w:themeTint="99"/>
+          <w:sz w:val="32"/>
+          <w:szCs w:val="32"/>
+        </w:rPr>
+        <w:t>-34;google_apis;x86_64"</w:t>
       </w:r>
     </w:p>
     <w:p>
@@ -5561,8 +6711,22 @@
           <w:sz w:val="32"/>
           <w:szCs w:val="32"/>
         </w:rPr>
-        <w:t xml:space="preserve"> product.json</w:t>
-      </w:r>
+        <w:t xml:space="preserve"> </w:t>
+      </w:r>
+      <w:proofErr w:type="spellStart"/>
+      <w:proofErr w:type="gramStart"/>
+      <w:r>
+        <w:rPr>
+          <w:rFonts w:ascii="Carlito" w:hAnsi="Carlito" w:cs="Carlito"/>
+          <w:b/>
+          <w:bCs/>
+          <w:sz w:val="32"/>
+          <w:szCs w:val="32"/>
+        </w:rPr>
+        <w:t>product.json</w:t>
+      </w:r>
+      <w:proofErr w:type="spellEnd"/>
+      <w:proofErr w:type="gramEnd"/>
       <w:r>
         <w:rPr>
           <w:rFonts w:ascii="Carlito" w:hAnsi="Carlito" w:cs="Carlito"/>
@@ -5594,6 +6758,7 @@
         </w:rPr>
         <w:t xml:space="preserve">Search for </w:t>
       </w:r>
+      <w:proofErr w:type="spellStart"/>
       <w:r>
         <w:rPr>
           <w:rFonts w:ascii="Carlito" w:hAnsi="Carlito" w:cs="Carlito"/>
@@ -5604,6 +6769,7 @@
         </w:rPr>
         <w:t>extensionsGallery</w:t>
       </w:r>
+      <w:proofErr w:type="spellEnd"/>
       <w:r>
         <w:rPr>
           <w:rFonts w:ascii="Carlito" w:hAnsi="Carlito" w:cs="Carlito"/>
@@ -5634,55 +6800,151 @@
           <w:sz w:val="32"/>
           <w:szCs w:val="32"/>
         </w:rPr>
-        <w:t>"extensionsGallery": {</w:t>
-      </w:r>
-    </w:p>
-    <w:p>
-      <w:pPr>
-        <w:jc w:val="both"/>
-        <w:rPr>
-          <w:rFonts w:ascii="Carlito" w:hAnsi="Carlito" w:cs="Carlito"/>
-          <w:b/>
-          <w:bCs/>
-          <w:color w:val="D86DCB" w:themeColor="accent5" w:themeTint="99"/>
-          <w:sz w:val="32"/>
-          <w:szCs w:val="32"/>
-        </w:rPr>
-      </w:pPr>
-      <w:r>
-        <w:rPr>
-          <w:rFonts w:ascii="Carlito" w:hAnsi="Carlito" w:cs="Carlito"/>
-          <w:b/>
-          <w:bCs/>
-          <w:color w:val="D86DCB" w:themeColor="accent5" w:themeTint="99"/>
-          <w:sz w:val="32"/>
-          <w:szCs w:val="32"/>
-        </w:rPr>
-        <w:t xml:space="preserve">  "serviceUrl": "https://marketplace.visualstudio.com/_apis/public/gallery",</w:t>
-      </w:r>
-    </w:p>
-    <w:p>
-      <w:pPr>
-        <w:jc w:val="both"/>
-        <w:rPr>
-          <w:rFonts w:ascii="Carlito" w:hAnsi="Carlito" w:cs="Carlito"/>
-          <w:b/>
-          <w:bCs/>
-          <w:color w:val="D86DCB" w:themeColor="accent5" w:themeTint="99"/>
-          <w:sz w:val="32"/>
-          <w:szCs w:val="32"/>
-        </w:rPr>
-      </w:pPr>
-      <w:r>
-        <w:rPr>
-          <w:rFonts w:ascii="Carlito" w:hAnsi="Carlito" w:cs="Carlito"/>
-          <w:b/>
-          <w:bCs/>
-          <w:color w:val="D86DCB" w:themeColor="accent5" w:themeTint="99"/>
-          <w:sz w:val="32"/>
-          <w:szCs w:val="32"/>
-        </w:rPr>
-        <w:t xml:space="preserve">  "itemUrl": "https://marketplace.visualstudio.com/items"</w:t>
+        <w:t>"</w:t>
+      </w:r>
+      <w:proofErr w:type="spellStart"/>
+      <w:r>
+        <w:rPr>
+          <w:rFonts w:ascii="Carlito" w:hAnsi="Carlito" w:cs="Carlito"/>
+          <w:b/>
+          <w:bCs/>
+          <w:color w:val="D86DCB" w:themeColor="accent5" w:themeTint="99"/>
+          <w:sz w:val="32"/>
+          <w:szCs w:val="32"/>
+        </w:rPr>
+        <w:t>extensionsGallery</w:t>
+      </w:r>
+      <w:proofErr w:type="spellEnd"/>
+      <w:r>
+        <w:rPr>
+          <w:rFonts w:ascii="Carlito" w:hAnsi="Carlito" w:cs="Carlito"/>
+          <w:b/>
+          <w:bCs/>
+          <w:color w:val="D86DCB" w:themeColor="accent5" w:themeTint="99"/>
+          <w:sz w:val="32"/>
+          <w:szCs w:val="32"/>
+        </w:rPr>
+        <w:t>": {</w:t>
+      </w:r>
+    </w:p>
+    <w:p>
+      <w:pPr>
+        <w:jc w:val="both"/>
+        <w:rPr>
+          <w:rFonts w:ascii="Carlito" w:hAnsi="Carlito" w:cs="Carlito"/>
+          <w:b/>
+          <w:bCs/>
+          <w:color w:val="D86DCB" w:themeColor="accent5" w:themeTint="99"/>
+          <w:sz w:val="32"/>
+          <w:szCs w:val="32"/>
+        </w:rPr>
+      </w:pPr>
+      <w:r>
+        <w:rPr>
+          <w:rFonts w:ascii="Carlito" w:hAnsi="Carlito" w:cs="Carlito"/>
+          <w:b/>
+          <w:bCs/>
+          <w:color w:val="D86DCB" w:themeColor="accent5" w:themeTint="99"/>
+          <w:sz w:val="32"/>
+          <w:szCs w:val="32"/>
+        </w:rPr>
+        <w:t xml:space="preserve">  "</w:t>
+      </w:r>
+      <w:proofErr w:type="spellStart"/>
+      <w:r>
+        <w:rPr>
+          <w:rFonts w:ascii="Carlito" w:hAnsi="Carlito" w:cs="Carlito"/>
+          <w:b/>
+          <w:bCs/>
+          <w:color w:val="D86DCB" w:themeColor="accent5" w:themeTint="99"/>
+          <w:sz w:val="32"/>
+          <w:szCs w:val="32"/>
+        </w:rPr>
+        <w:t>serviceUrl</w:t>
+      </w:r>
+      <w:proofErr w:type="spellEnd"/>
+      <w:r>
+        <w:rPr>
+          <w:rFonts w:ascii="Carlito" w:hAnsi="Carlito" w:cs="Carlito"/>
+          <w:b/>
+          <w:bCs/>
+          <w:color w:val="D86DCB" w:themeColor="accent5" w:themeTint="99"/>
+          <w:sz w:val="32"/>
+          <w:szCs w:val="32"/>
+        </w:rPr>
+        <w:t>": "https://marketplace.visualstudio.com/_</w:t>
+      </w:r>
+      <w:proofErr w:type="spellStart"/>
+      <w:r>
+        <w:rPr>
+          <w:rFonts w:ascii="Carlito" w:hAnsi="Carlito" w:cs="Carlito"/>
+          <w:b/>
+          <w:bCs/>
+          <w:color w:val="D86DCB" w:themeColor="accent5" w:themeTint="99"/>
+          <w:sz w:val="32"/>
+          <w:szCs w:val="32"/>
+        </w:rPr>
+        <w:t>apis</w:t>
+      </w:r>
+      <w:proofErr w:type="spellEnd"/>
+      <w:r>
+        <w:rPr>
+          <w:rFonts w:ascii="Carlito" w:hAnsi="Carlito" w:cs="Carlito"/>
+          <w:b/>
+          <w:bCs/>
+          <w:color w:val="D86DCB" w:themeColor="accent5" w:themeTint="99"/>
+          <w:sz w:val="32"/>
+          <w:szCs w:val="32"/>
+        </w:rPr>
+        <w:t>/public/gallery",</w:t>
+      </w:r>
+    </w:p>
+    <w:p>
+      <w:pPr>
+        <w:jc w:val="both"/>
+        <w:rPr>
+          <w:rFonts w:ascii="Carlito" w:hAnsi="Carlito" w:cs="Carlito"/>
+          <w:b/>
+          <w:bCs/>
+          <w:color w:val="D86DCB" w:themeColor="accent5" w:themeTint="99"/>
+          <w:sz w:val="32"/>
+          <w:szCs w:val="32"/>
+        </w:rPr>
+      </w:pPr>
+      <w:r>
+        <w:rPr>
+          <w:rFonts w:ascii="Carlito" w:hAnsi="Carlito" w:cs="Carlito"/>
+          <w:b/>
+          <w:bCs/>
+          <w:color w:val="D86DCB" w:themeColor="accent5" w:themeTint="99"/>
+          <w:sz w:val="32"/>
+          <w:szCs w:val="32"/>
+        </w:rPr>
+        <w:t xml:space="preserve">  "</w:t>
+      </w:r>
+      <w:proofErr w:type="spellStart"/>
+      <w:r>
+        <w:rPr>
+          <w:rFonts w:ascii="Carlito" w:hAnsi="Carlito" w:cs="Carlito"/>
+          <w:b/>
+          <w:bCs/>
+          <w:color w:val="D86DCB" w:themeColor="accent5" w:themeTint="99"/>
+          <w:sz w:val="32"/>
+          <w:szCs w:val="32"/>
+        </w:rPr>
+        <w:t>itemUrl</w:t>
+      </w:r>
+      <w:proofErr w:type="spellEnd"/>
+      <w:r>
+        <w:rPr>
+          <w:rFonts w:ascii="Carlito" w:hAnsi="Carlito" w:cs="Carlito"/>
+          <w:b/>
+          <w:bCs/>
+          <w:color w:val="D86DCB" w:themeColor="accent5" w:themeTint="99"/>
+          <w:sz w:val="32"/>
+          <w:szCs w:val="32"/>
+        </w:rPr>
+        <w:t>": "https://marketplace.visualstudio.com/items"</w:t>
       </w:r>
     </w:p>
     <w:p>
